--- a/CoDADE_RickUpdate_06-09-25.docx
+++ b/CoDADE_RickUpdate_06-09-25.docx
@@ -2007,9 +2007,16 @@
         </w:rPr>
       </w:pPr>
       <w:ins w:id="9" w:author="Arthur, Richard B (GE Aerospace, US)" w:date="2025-06-06T11:14:00Z">
-        <w:r>
-          <w:lastRenderedPageBreak/>
-          <w:t>Scoping Outside of AI</w:t>
+        <w:del w:id="10" w:author="Ram, Abhishek" w:date="2025-08-01T11:48:00Z" w16du:dateUtc="2025-08-01T15:48:00Z">
+          <w:r>
+            <w:lastRenderedPageBreak/>
+            <w:delText>Scoping Outside of AI</w:delText>
+          </w:r>
+        </w:del>
+      </w:ins>
+      <w:ins w:id="11" w:author="Ram, Abhishek" w:date="2025-08-01T11:48:00Z" w16du:dateUtc="2025-08-01T15:48:00Z">
+        <w:r>
+          <w:t>When to Use the Term “AI” and When Not to</w:t>
         </w:r>
       </w:ins>
     </w:p>
@@ -2021,10 +2028,10 @@
           <w:numId w:val="21"/>
         </w:numPr>
         <w:rPr>
-          <w:ins w:id="10" w:author="Arthur, Richard B (GE Aerospace, US)" w:date="2025-06-06T11:14:00Z"/>
-        </w:rPr>
-      </w:pPr>
-      <w:ins w:id="11" w:author="Arthur, Richard B (GE Aerospace, US)" w:date="2025-06-06T11:14:00Z">
+          <w:ins w:id="12" w:author="Arthur, Richard B (GE Aerospace, US)" w:date="2025-06-06T11:14:00Z"/>
+        </w:rPr>
+      </w:pPr>
+      <w:ins w:id="13" w:author="Arthur, Richard B (GE Aerospace, US)" w:date="2025-06-06T11:14:00Z">
         <w:r>
           <w:t xml:space="preserve">Perhaps a sort of ordering of “in-your-face” AI across a spectrum to “under-the-covers” AI </w:t>
         </w:r>
@@ -2038,15 +2045,15 @@
           <w:numId w:val="21"/>
         </w:numPr>
         <w:rPr>
-          <w:ins w:id="12" w:author="Arthur, Richard B (GE Aerospace, US)" w:date="2025-06-06T11:21:00Z"/>
-        </w:rPr>
-      </w:pPr>
-      <w:ins w:id="13" w:author="Arthur, Richard B (GE Aerospace, US)" w:date="2025-06-06T11:14:00Z">
+          <w:ins w:id="14" w:author="Arthur, Richard B (GE Aerospace, US)" w:date="2025-06-06T11:21:00Z"/>
+        </w:rPr>
+      </w:pPr>
+      <w:ins w:id="15" w:author="Arthur, Richard B (GE Aerospace, US)" w:date="2025-06-06T11:14:00Z">
         <w:r>
           <w:t>Address long-established methods that are sometimes mistakenly bundled with AI</w:t>
         </w:r>
       </w:ins>
-      <w:ins w:id="14" w:author="Arthur, Richard B (GE Aerospace, US)" w:date="2025-06-06T11:32:00Z">
+      <w:ins w:id="16" w:author="Arthur, Richard B (GE Aerospace, US)" w:date="2025-06-06T11:32:00Z">
         <w:r>
           <w:t>, but are long-applied methods for clever adaptation and data-derived inference.</w:t>
         </w:r>
@@ -2060,10 +2067,10 @@
           <w:numId w:val="21"/>
         </w:numPr>
         <w:rPr>
-          <w:ins w:id="15" w:author="Arthur, Richard B (GE Aerospace, US)" w:date="2025-06-06T11:38:00Z"/>
-        </w:rPr>
-      </w:pPr>
-      <w:ins w:id="16" w:author="Arthur, Richard B (GE Aerospace, US)" w:date="2025-06-06T11:33:00Z">
+          <w:ins w:id="17" w:author="Ram, Abhishek" w:date="2025-08-01T11:48:00Z" w16du:dateUtc="2025-08-01T15:48:00Z"/>
+        </w:rPr>
+      </w:pPr>
+      <w:ins w:id="18" w:author="Arthur, Richard B (GE Aerospace, US)" w:date="2025-06-06T11:33:00Z">
         <w:r>
           <w:t>Regression, rules engines, …</w:t>
         </w:r>
@@ -2077,28 +2084,59 @@
           <w:numId w:val="21"/>
         </w:numPr>
         <w:rPr>
-          <w:ins w:id="17" w:author="Arthur, Richard B (GE Aerospace, US)" w:date="2025-06-06T11:14:00Z"/>
-        </w:rPr>
-      </w:pPr>
-      <w:ins w:id="18" w:author="Arthur, Richard B (GE Aerospace, US)" w:date="2025-06-06T11:38:00Z">
-        <w:r>
-          <w:t xml:space="preserve">(Discussion </w:t>
-        </w:r>
-      </w:ins>
-      <w:ins w:id="19" w:author="Arthur, Richard B (GE Aerospace, US)" w:date="2025-06-06T11:39:00Z">
-        <w:r>
-          <w:t xml:space="preserve">in 6/6/25 call </w:t>
-        </w:r>
-      </w:ins>
-      <w:ins w:id="20" w:author="Arthur, Richard B (GE Aerospace, US)" w:date="2025-06-06T11:38:00Z">
-        <w:r>
-          <w:t>of setting up panel to debate w</w:t>
-        </w:r>
-      </w:ins>
-      <w:ins w:id="21" w:author="Arthur, Richard B (GE Aerospace, US)" w:date="2025-06-06T11:39:00Z">
-        <w:r>
-          <w:t>hat is / is not AI)</w:t>
-        </w:r>
+          <w:ins w:id="19" w:author="Arthur, Richard B (GE Aerospace, US)" w:date="2025-06-06T11:38:00Z"/>
+        </w:rPr>
+      </w:pPr>
+      <w:ins w:id="20" w:author="Ram, Abhishek" w:date="2025-08-01T11:48:00Z" w16du:dateUtc="2025-08-01T15:48:00Z">
+        <w:r>
+          <w:t xml:space="preserve">Levels of </w:t>
+        </w:r>
+      </w:ins>
+      <w:ins w:id="21" w:author="Ram, Abhishek" w:date="2025-08-01T11:49:00Z" w16du:dateUtc="2025-08-01T15:49:00Z">
+        <w:r>
+          <w:t>decision-making (strategic vs. operational vs. exploratory)</w:t>
+        </w:r>
+      </w:ins>
+    </w:p>
+    <w:p>
+      <w:pPr>
+        <w:pStyle w:val="ListParagraph"/>
+        <w:numPr>
+          <w:ilvl w:val="0"/>
+          <w:numId w:val="21"/>
+        </w:numPr>
+        <w:rPr>
+          <w:ins w:id="22" w:author="Arthur, Richard B (GE Aerospace, US)" w:date="2025-06-06T11:14:00Z"/>
+          <w:del w:id="23" w:author="Ram, Abhishek" w:date="2025-08-01T11:38:00Z" w16du:dateUtc="2025-08-01T15:38:00Z"/>
+        </w:rPr>
+      </w:pPr>
+      <w:ins w:id="24" w:author="Arthur, Richard B (GE Aerospace, US)" w:date="2025-06-06T11:38:00Z">
+        <w:del w:id="25" w:author="Ram, Abhishek" w:date="2025-08-01T11:38:00Z" w16du:dateUtc="2025-08-01T15:38:00Z">
+          <w:r>
+            <w:delText xml:space="preserve">(Discussion </w:delText>
+          </w:r>
+        </w:del>
+      </w:ins>
+      <w:ins w:id="26" w:author="Arthur, Richard B (GE Aerospace, US)" w:date="2025-06-06T11:39:00Z">
+        <w:del w:id="27" w:author="Ram, Abhishek" w:date="2025-08-01T11:38:00Z" w16du:dateUtc="2025-08-01T15:38:00Z">
+          <w:r>
+            <w:delText xml:space="preserve">in 6/6/25 call </w:delText>
+          </w:r>
+        </w:del>
+      </w:ins>
+      <w:ins w:id="28" w:author="Arthur, Richard B (GE Aerospace, US)" w:date="2025-06-06T11:38:00Z">
+        <w:del w:id="29" w:author="Ram, Abhishek" w:date="2025-08-01T11:38:00Z" w16du:dateUtc="2025-08-01T15:38:00Z">
+          <w:r>
+            <w:delText>of setting up panel to debate w</w:delText>
+          </w:r>
+        </w:del>
+      </w:ins>
+      <w:ins w:id="30" w:author="Arthur, Richard B (GE Aerospace, US)" w:date="2025-06-06T11:39:00Z">
+        <w:del w:id="31" w:author="Ram, Abhishek" w:date="2025-08-01T11:38:00Z" w16du:dateUtc="2025-08-01T15:38:00Z">
+          <w:r>
+            <w:delText>hat is / is not AI)</w:delText>
+          </w:r>
+        </w:del>
       </w:ins>
     </w:p>
     <w:p>
@@ -2110,16 +2148,16 @@
       <w:pPr>
         <w:pStyle w:val="Heading2"/>
       </w:pPr>
-      <w:bookmarkStart w:id="22" w:name="_Ref187282184"/>
+      <w:bookmarkStart w:id="32" w:name="_Ref187282184"/>
       <w:r>
         <w:t>High-Level Questions to Address Using Digital Engineering</w:t>
       </w:r>
-      <w:bookmarkEnd w:id="22"/>
-    </w:p>
-    <w:p>
-      <w:pPr>
-        <w:rPr>
-          <w:ins w:id="23" w:author="Ram, Abhishek" w:date="2025-06-24T11:38:00Z" w16du:dateUtc="2025-06-24T15:38:00Z"/>
+      <w:bookmarkEnd w:id="32"/>
+    </w:p>
+    <w:p>
+      <w:pPr>
+        <w:rPr>
+          <w:ins w:id="33" w:author="Ram, Abhishek" w:date="2025-06-24T11:38:00Z" w16du:dateUtc="2025-06-24T15:38:00Z"/>
         </w:rPr>
       </w:pPr>
       <w:r>
@@ -2134,9 +2172,9 @@
           <w:numId w:val="2"/>
         </w:numPr>
         <w:rPr>
-          <w:del w:id="24" w:author="Ram, Abhishek" w:date="2025-06-24T11:50:00Z" w16du:dateUtc="2025-06-24T15:50:00Z"/>
-        </w:rPr>
-        <w:pPrChange w:id="25" w:author="Ram, Abhishek" w:date="2025-06-24T11:38:00Z" w16du:dateUtc="2025-06-24T15:38:00Z">
+          <w:del w:id="34" w:author="Ram, Abhishek" w:date="2025-06-24T11:50:00Z" w16du:dateUtc="2025-06-24T15:50:00Z"/>
+        </w:rPr>
+        <w:pPrChange w:id="35" w:author="Ram, Abhishek" w:date="2025-06-24T11:38:00Z" w16du:dateUtc="2025-06-24T15:38:00Z">
           <w:pPr/>
         </w:pPrChange>
       </w:pPr>
@@ -2152,7 +2190,7 @@
       <w:r>
         <w:t>Machine Learning, Decision Making, and Trust</w:t>
       </w:r>
-      <w:ins w:id="26" w:author="Ram, Abhishek" w:date="2025-06-24T11:36:00Z" w16du:dateUtc="2025-06-24T15:36:00Z">
+      <w:ins w:id="36" w:author="Ram, Abhishek" w:date="2025-06-24T11:36:00Z" w16du:dateUtc="2025-06-24T15:36:00Z">
         <w:r>
           <w:t xml:space="preserve"> (Method Independent)</w:t>
         </w:r>
@@ -2165,44 +2203,87 @@
           <w:ilvl w:val="1"/>
           <w:numId w:val="2"/>
         </w:numPr>
-      </w:pPr>
-      <w:r>
+        <w:rPr>
+          <w:strike/>
+          <w:rPrChange w:id="37" w:author="Ram, Abhishek" w:date="2025-09-08T11:22:00Z" w16du:dateUtc="2025-09-08T15:22:00Z">
+            <w:rPr/>
+          </w:rPrChange>
+        </w:rPr>
+      </w:pPr>
+      <w:r>
+        <w:rPr>
+          <w:strike/>
+          <w:rPrChange w:id="38" w:author="Ram, Abhishek" w:date="2025-09-08T11:22:00Z" w16du:dateUtc="2025-09-08T15:22:00Z">
+            <w:rPr/>
+          </w:rPrChange>
+        </w:rPr>
         <w:t xml:space="preserve">Role of </w:t>
       </w:r>
-      <w:del w:id="27" w:author="Ram, Abhishek" w:date="2025-06-24T11:35:00Z" w16du:dateUtc="2025-06-24T15:35:00Z">
-        <w:r>
+      <w:del w:id="39" w:author="Ram, Abhishek" w:date="2025-06-24T11:35:00Z" w16du:dateUtc="2025-06-24T15:35:00Z">
+        <w:r>
+          <w:rPr>
+            <w:strike/>
+            <w:rPrChange w:id="40" w:author="Ram, Abhishek" w:date="2025-09-08T11:22:00Z" w16du:dateUtc="2025-09-08T15:22:00Z">
+              <w:rPr/>
+            </w:rPrChange>
+          </w:rPr>
           <w:delText xml:space="preserve">AI </w:delText>
         </w:r>
       </w:del>
-      <w:ins w:id="28" w:author="Ram, Abhishek" w:date="2025-06-24T11:35:00Z" w16du:dateUtc="2025-06-24T15:35:00Z">
-        <w:r>
+      <w:ins w:id="41" w:author="Ram, Abhishek" w:date="2025-06-24T11:35:00Z" w16du:dateUtc="2025-06-24T15:35:00Z">
+        <w:r>
+          <w:rPr>
+            <w:strike/>
+            <w:rPrChange w:id="42" w:author="Ram, Abhishek" w:date="2025-09-08T11:22:00Z" w16du:dateUtc="2025-09-08T15:22:00Z">
+              <w:rPr/>
+            </w:rPrChange>
+          </w:rPr>
           <w:t xml:space="preserve">Digital Engineering </w:t>
         </w:r>
       </w:ins>
       <w:r>
-        <w:t xml:space="preserve">in Decision Making (e.g., </w:t>
-      </w:r>
-      <w:r>
-        <w:t>AI-derived decisions vs. human expectations</w:t>
-      </w:r>
-      <w:r>
-        <w:t>)</w:t>
-      </w:r>
-      <w:ins w:id="29" w:author="Ram, Abhishek" w:date="2025-07-14T11:31:00Z" w16du:dateUtc="2025-07-14T15:31:00Z">
-        <w:r>
+        <w:rPr>
+          <w:strike/>
+          <w:rPrChange w:id="43" w:author="Ram, Abhishek" w:date="2025-09-08T11:22:00Z" w16du:dateUtc="2025-09-08T15:22:00Z">
+            <w:rPr/>
+          </w:rPrChange>
+        </w:rPr>
+        <w:t>in Decision Making (e.g., AI-derived decisions vs. human expectations)</w:t>
+      </w:r>
+      <w:ins w:id="44" w:author="Ram, Abhishek" w:date="2025-07-14T11:31:00Z" w16du:dateUtc="2025-07-14T15:31:00Z">
+        <w:r>
+          <w:rPr>
+            <w:strike/>
+            <w:rPrChange w:id="45" w:author="Ram, Abhishek" w:date="2025-09-08T11:22:00Z" w16du:dateUtc="2025-09-08T15:22:00Z">
+              <w:rPr/>
+            </w:rPrChange>
+          </w:rPr>
           <w:t xml:space="preserve"> </w:t>
         </w:r>
         <w:r>
+          <w:rPr>
+            <w:strike/>
+            <w:rPrChange w:id="46" w:author="Ram, Abhishek" w:date="2025-09-08T11:22:00Z" w16du:dateUtc="2025-09-08T15:22:00Z">
+              <w:rPr/>
+            </w:rPrChange>
+          </w:rPr>
           <w:sym w:font="Wingdings" w:char="F0E0"/>
         </w:r>
         <w:r>
+          <w:rPr>
+            <w:strike/>
+            <w:rPrChange w:id="47" w:author="Ram, Abhishek" w:date="2025-09-08T11:22:00Z" w16du:dateUtc="2025-09-08T15:22:00Z">
+              <w:rPr/>
+            </w:rPrChange>
+          </w:rPr>
           <w:t xml:space="preserve"> </w:t>
         </w:r>
         <w:r>
           <w:rPr>
             <w:b/>
             <w:bCs/>
-            <w:rPrChange w:id="30" w:author="Ram, Abhishek" w:date="2025-07-14T11:31:00Z" w16du:dateUtc="2025-07-14T15:31:00Z">
+            <w:strike/>
+            <w:rPrChange w:id="48" w:author="Ram, Abhishek" w:date="2025-09-08T11:22:00Z" w16du:dateUtc="2025-09-08T15:22:00Z">
               <w:rPr/>
             </w:rPrChange>
           </w:rPr>
@@ -2221,7 +2302,7 @@
       <w:r>
         <w:t>Debate on Model Correctness (George Box vs. “All models are correct” vs. “All models are incomplete”)</w:t>
       </w:r>
-      <w:ins w:id="31" w:author="Ram, Abhishek" w:date="2025-06-24T11:42:00Z" w16du:dateUtc="2025-06-24T15:42:00Z">
+      <w:ins w:id="49" w:author="Ram, Abhishek" w:date="2025-06-24T11:42:00Z" w16du:dateUtc="2025-06-24T15:42:00Z">
         <w:r>
           <w:t xml:space="preserve"> </w:t>
         </w:r>
@@ -2235,13 +2316,22 @@
           <w:rPr>
             <w:b/>
             <w:bCs/>
-            <w:rPrChange w:id="32" w:author="Ram, Abhishek" w:date="2025-06-24T11:42:00Z" w16du:dateUtc="2025-06-24T15:42:00Z">
+            <w:rPrChange w:id="50" w:author="Ram, Abhishek" w:date="2025-06-24T11:42:00Z" w16du:dateUtc="2025-06-24T15:42:00Z">
               <w:rPr/>
             </w:rPrChange>
           </w:rPr>
           <w:t>Rick, Steve</w:t>
         </w:r>
       </w:ins>
+      <w:ins w:id="51" w:author="Ram, Abhishek" w:date="2025-09-08T11:31:00Z" w16du:dateUtc="2025-09-08T15:31:00Z">
+        <w:r>
+          <w:rPr>
+            <w:b/>
+            <w:bCs/>
+          </w:rPr>
+          <w:t>, Alicia</w:t>
+        </w:r>
+      </w:ins>
     </w:p>
     <w:p>
       <w:pPr>
@@ -2251,10 +2341,10 @@
           <w:numId w:val="2"/>
         </w:numPr>
         <w:rPr>
-          <w:del w:id="33" w:author="Arthur, Richard B (GE Aerospace, US)" w:date="2025-06-06T11:39:00Z"/>
-        </w:rPr>
-      </w:pPr>
-      <w:del w:id="34" w:author="Arthur, Richard B (GE Aerospace, US)" w:date="2025-06-06T11:39:00Z">
+          <w:del w:id="52" w:author="Arthur, Richard B (GE Aerospace, US)" w:date="2025-06-06T11:39:00Z"/>
+        </w:rPr>
+      </w:pPr>
+      <w:del w:id="53" w:author="Arthur, Richard B (GE Aerospace, US)" w:date="2025-06-06T11:39:00Z">
         <w:r>
           <w:delText>Rick has a fair amount of content based off the George Box quote</w:delText>
         </w:r>
@@ -2268,25 +2358,25 @@
           <w:numId w:val="2"/>
         </w:numPr>
         <w:rPr>
-          <w:ins w:id="35" w:author="Arthur, Richard B (GE Aerospace, US)" w:date="2025-06-06T11:42:00Z"/>
-        </w:rPr>
-      </w:pPr>
-      <w:ins w:id="36" w:author="Arthur, Richard B (GE Aerospace, US)" w:date="2025-06-06T11:40:00Z">
+          <w:ins w:id="54" w:author="Arthur, Richard B (GE Aerospace, US)" w:date="2025-06-06T11:42:00Z"/>
+        </w:rPr>
+      </w:pPr>
+      <w:ins w:id="55" w:author="Arthur, Richard B (GE Aerospace, US)" w:date="2025-06-06T11:40:00Z">
         <w:r>
           <w:t>New twist</w:t>
         </w:r>
       </w:ins>
-      <w:ins w:id="37" w:author="Arthur, Richard B (GE Aerospace, US)" w:date="2025-06-06T11:42:00Z">
+      <w:ins w:id="56" w:author="Arthur, Richard B (GE Aerospace, US)" w:date="2025-06-06T11:42:00Z">
         <w:r>
           <w:t xml:space="preserve"> on Box quote</w:t>
         </w:r>
       </w:ins>
-      <w:ins w:id="38" w:author="Arthur, Richard B (GE Aerospace, US)" w:date="2025-06-06T11:40:00Z">
+      <w:ins w:id="57" w:author="Arthur, Richard B (GE Aerospace, US)" w:date="2025-06-06T11:40:00Z">
         <w:r>
           <w:t xml:space="preserve">: </w:t>
         </w:r>
       </w:ins>
-      <w:ins w:id="39" w:author="Arthur, Richard B (GE Aerospace, US)" w:date="2025-06-06T11:42:00Z">
+      <w:ins w:id="58" w:author="Arthur, Richard B (GE Aerospace, US)" w:date="2025-06-06T11:42:00Z">
         <w:r>
           <w:t xml:space="preserve">models </w:t>
         </w:r>
@@ -2310,10 +2400,10 @@
           <w:numId w:val="2"/>
         </w:numPr>
         <w:rPr>
-          <w:ins w:id="40" w:author="Arthur, Richard B (GE Aerospace, US)" w:date="2025-06-06T11:41:00Z"/>
-        </w:rPr>
-      </w:pPr>
-      <w:ins w:id="41" w:author="Arthur, Richard B (GE Aerospace, US)" w:date="2025-06-06T11:41:00Z">
+          <w:ins w:id="59" w:author="Arthur, Richard B (GE Aerospace, US)" w:date="2025-06-06T11:41:00Z"/>
+        </w:rPr>
+      </w:pPr>
+      <w:ins w:id="60" w:author="Arthur, Richard B (GE Aerospace, US)" w:date="2025-06-06T11:41:00Z">
         <w:r>
           <w:t>All LLMs to date only know aleatoric uncertainties (statistical randomness) - not epistemic (lack of knowledge)</w:t>
         </w:r>
@@ -2327,10 +2417,10 @@
           <w:numId w:val="2"/>
         </w:numPr>
         <w:rPr>
-          <w:ins w:id="42" w:author="Arthur, Richard B (GE Aerospace, US)" w:date="2025-06-06T11:41:00Z"/>
-        </w:rPr>
-      </w:pPr>
-      <w:ins w:id="43" w:author="Arthur, Richard B (GE Aerospace, US)" w:date="2025-06-06T11:41:00Z">
+          <w:ins w:id="61" w:author="Arthur, Richard B (GE Aerospace, US)" w:date="2025-06-06T11:41:00Z"/>
+        </w:rPr>
+      </w:pPr>
+      <w:ins w:id="62" w:author="Arthur, Richard B (GE Aerospace, US)" w:date="2025-06-06T11:41:00Z">
         <w:r>
           <w:t xml:space="preserve">Hallucination and "Approximate Retrieval" </w:t>
         </w:r>
@@ -2344,23 +2434,18 @@
           <w:numId w:val="2"/>
         </w:numPr>
         <w:rPr>
-          <w:ins w:id="44" w:author="Arthur, Richard B (GE Aerospace, US)" w:date="2025-06-06T11:47:00Z"/>
-          <w:rPrChange w:id="45" w:author="Arthur, Richard B (GE Aerospace, US)" w:date="2025-06-06T11:47:00Z">
-            <w:rPr>
-              <w:ins w:id="46" w:author="Arthur, Richard B (GE Aerospace, US)" w:date="2025-06-06T11:47:00Z"/>
-              <w:b/>
-              <w:bCs/>
-            </w:rPr>
-          </w:rPrChange>
+          <w:ins w:id="63" w:author="Ram, Abhishek" w:date="2025-08-01T11:25:00Z" w16du:dateUtc="2025-08-01T15:25:00Z"/>
         </w:rPr>
       </w:pPr>
       <w:r>
         <w:t>Steve has been pushing “idealization consistency”, which requires consistency for how you perform calibration and characterization of model parameters and coefficients (capturing model pedigree)</w:t>
       </w:r>
-      <w:r>
-        <w:t xml:space="preserve"> </w:t>
-      </w:r>
-      <w:del w:id="47" w:author="Arthur, Richard B (GE Aerospace, US)" w:date="2025-06-06T11:47:00Z">
+      <w:del w:id="64" w:author="Ram, Abhishek" w:date="2025-08-01T11:25:00Z" w16du:dateUtc="2025-08-01T15:25:00Z">
+        <w:r>
+          <w:delText xml:space="preserve"> </w:delText>
+        </w:r>
+      </w:del>
+      <w:del w:id="65" w:author="Arthur, Richard B (GE Aerospace, US)" w:date="2025-06-06T11:47:00Z">
         <w:r>
           <w:delText xml:space="preserve">- </w:delText>
         </w:r>
@@ -2380,8 +2465,95 @@
           <w:ilvl w:val="2"/>
           <w:numId w:val="2"/>
         </w:numPr>
-      </w:pPr>
-      <w:ins w:id="48" w:author="Arthur, Richard B (GE Aerospace, US)" w:date="2025-06-06T11:48:00Z">
+        <w:rPr>
+          <w:ins w:id="66" w:author="Ram, Abhishek" w:date="2025-08-01T11:26:00Z" w16du:dateUtc="2025-08-01T15:26:00Z"/>
+        </w:rPr>
+      </w:pPr>
+      <w:ins w:id="67" w:author="Ram, Abhishek" w:date="2025-08-01T11:25:00Z" w16du:dateUtc="2025-08-01T15:25:00Z">
+        <w:r>
+          <w:t>Agentic workflows (improving explainability of steps within hierarchy of activities to make clear what is being passed from one agent to another (each agent corresponding to a single s</w:t>
+        </w:r>
+      </w:ins>
+      <w:ins w:id="68" w:author="Ram, Abhishek" w:date="2025-08-01T11:26:00Z" w16du:dateUtc="2025-08-01T15:26:00Z">
+        <w:r>
+          <w:t>tep))</w:t>
+        </w:r>
+      </w:ins>
+    </w:p>
+    <w:p>
+      <w:pPr>
+        <w:pStyle w:val="ListParagraph"/>
+        <w:numPr>
+          <w:ilvl w:val="2"/>
+          <w:numId w:val="2"/>
+        </w:numPr>
+        <w:rPr>
+          <w:ins w:id="69" w:author="Ram, Abhishek" w:date="2025-08-01T11:29:00Z" w16du:dateUtc="2025-08-01T15:29:00Z"/>
+        </w:rPr>
+      </w:pPr>
+      <w:ins w:id="70" w:author="Ram, Abhishek" w:date="2025-08-01T11:26:00Z" w16du:dateUtc="2025-08-01T15:26:00Z">
+        <w:r>
+          <w:t>Microsoft – lists out the steps that each agent does ahead of time and provides the users the opportunity to fix the prompts</w:t>
+        </w:r>
+      </w:ins>
+    </w:p>
+    <w:p>
+      <w:pPr>
+        <w:pStyle w:val="ListParagraph"/>
+        <w:numPr>
+          <w:ilvl w:val="2"/>
+          <w:numId w:val="2"/>
+        </w:numPr>
+        <w:rPr>
+          <w:ins w:id="71" w:author="Arthur, Richard B (GE Aerospace, US)" w:date="2025-06-06T11:47:00Z"/>
+          <w:b/>
+          <w:bCs/>
+        </w:rPr>
+      </w:pPr>
+      <w:ins w:id="72" w:author="Ram, Abhishek" w:date="2025-08-01T11:29:00Z" w16du:dateUtc="2025-08-01T15:29:00Z">
+        <w:r>
+          <w:rPr>
+            <w:b/>
+            <w:bCs/>
+            <w:rPrChange w:id="73" w:author="Ram, Abhishek" w:date="2025-08-01T11:30:00Z" w16du:dateUtc="2025-08-01T15:30:00Z">
+              <w:rPr/>
+            </w:rPrChange>
+          </w:rPr>
+          <w:t>For building trust (key point independent of model correctness debate): traceability of inputs and outputs, transparency of design-making, verif</w:t>
+        </w:r>
+      </w:ins>
+      <w:ins w:id="74" w:author="Ram, Abhishek" w:date="2025-08-01T11:30:00Z" w16du:dateUtc="2025-08-01T15:30:00Z">
+        <w:r>
+          <w:rPr>
+            <w:b/>
+            <w:bCs/>
+            <w:rPrChange w:id="75" w:author="Ram, Abhishek" w:date="2025-08-01T11:30:00Z" w16du:dateUtc="2025-08-01T15:30:00Z">
+              <w:rPr/>
+            </w:rPrChange>
+          </w:rPr>
+          <w:t>ication (did we build the right model) vs. validation (did we build the model right?), consistency</w:t>
+        </w:r>
+        <w:r>
+          <w:rPr>
+            <w:b/>
+            <w:bCs/>
+          </w:rPr>
+          <w:t xml:space="preserve"> (“idealization consistency”)</w:t>
+        </w:r>
+      </w:ins>
+    </w:p>
+    <w:p>
+      <w:pPr>
+        <w:pStyle w:val="ListParagraph"/>
+        <w:numPr>
+          <w:ilvl w:val="2"/>
+          <w:numId w:val="2"/>
+        </w:numPr>
+        <w:rPr>
+          <w:ins w:id="76" w:author="Ram, Abhishek" w:date="2025-08-01T11:36:00Z" w16du:dateUtc="2025-08-01T15:36:00Z"/>
+        </w:rPr>
+      </w:pPr>
+      <w:ins w:id="77" w:author="Arthur, Richard B (GE Aerospace, US)" w:date="2025-06-06T11:48:00Z">
         <w:r>
           <w:t>Cite: NAFEMS ESMS (engineering simulation metadata specification)</w:t>
         </w:r>
@@ -2389,7 +2561,7 @@
           <w:br/>
         </w:r>
       </w:ins>
-      <w:ins w:id="49" w:author="Arthur, Richard B (GE Aerospace, US)" w:date="2025-06-06T11:49:00Z">
+      <w:ins w:id="78" w:author="Arthur, Richard B (GE Aerospace, US)" w:date="2025-06-06T11:49:00Z">
         <w:r>
           <w:t>(</w:t>
         </w:r>
@@ -2432,16 +2604,35 @@
           <w:ilvl w:val="2"/>
           <w:numId w:val="2"/>
         </w:numPr>
-        <w:rPr>
-          <w:ins w:id="50" w:author="Arthur, Richard B (GE Aerospace, US)" w:date="2025-06-06T11:50:00Z"/>
-        </w:rPr>
-      </w:pPr>
-      <w:ins w:id="51" w:author="Arthur, Richard B (GE Aerospace, US)" w:date="2025-06-06T11:50:00Z">
+      </w:pPr>
+      <w:ins w:id="79" w:author="Ram, Abhishek" w:date="2025-08-01T11:36:00Z" w16du:dateUtc="2025-08-01T15:36:00Z">
+        <w:r>
+          <w:t>Fly-by-wire standards (flight controls technical subcommittee, Chris Elliot, SAE</w:t>
+        </w:r>
+      </w:ins>
+      <w:ins w:id="80" w:author="Ram, Abhishek" w:date="2025-08-01T11:37:00Z" w16du:dateUtc="2025-08-01T15:37:00Z">
+        <w:r>
+          <w:t>)</w:t>
+        </w:r>
+      </w:ins>
+    </w:p>
+    <w:p>
+      <w:pPr>
+        <w:pStyle w:val="ListParagraph"/>
+        <w:numPr>
+          <w:ilvl w:val="2"/>
+          <w:numId w:val="2"/>
+        </w:numPr>
+        <w:rPr>
+          <w:ins w:id="81" w:author="Arthur, Richard B (GE Aerospace, US)" w:date="2025-06-06T11:50:00Z"/>
+        </w:rPr>
+      </w:pPr>
+      <w:ins w:id="82" w:author="Arthur, Richard B (GE Aerospace, US)" w:date="2025-06-06T11:50:00Z">
         <w:r>
           <w:t>Cite: model maturity: gap a</w:t>
         </w:r>
       </w:ins>
-      <w:ins w:id="52" w:author="Arthur, Richard B (GE Aerospace, US)" w:date="2025-06-06T11:51:00Z">
+      <w:ins w:id="83" w:author="Arthur, Richard B (GE Aerospace, US)" w:date="2025-06-06T11:51:00Z">
         <w:r>
           <w:t xml:space="preserve">ssessment and prioritization </w:t>
         </w:r>
@@ -2476,9 +2667,66 @@
         <w:r>
           <w:t>) and slides (</w:t>
         </w:r>
-        <w:r>
+      </w:ins>
+      <w:ins w:id="84" w:author="Ram, Abhishek" w:date="2025-08-01T11:32:00Z" w16du:dateUtc="2025-08-01T15:32:00Z">
+        <w:r>
+          <w:fldChar w:fldCharType="begin"/>
+        </w:r>
+        <w:r>
+          <w:instrText>HYPERLINK "</w:instrText>
+        </w:r>
+      </w:ins>
+      <w:ins w:id="85" w:author="Arthur, Richard B (GE Aerospace, US)" w:date="2025-06-06T11:51:00Z">
+        <w:r>
+          <w:instrText>https://drive.google.com/file/d/19URWTkIOJ01j62dqnNjIQrlQv_pnEX0J/view</w:instrText>
+        </w:r>
+      </w:ins>
+      <w:ins w:id="86" w:author="Ram, Abhishek" w:date="2025-08-01T11:32:00Z" w16du:dateUtc="2025-08-01T15:32:00Z">
+        <w:r>
+          <w:instrText>"</w:instrText>
+        </w:r>
+        <w:r>
+          <w:fldChar w:fldCharType="separate"/>
+        </w:r>
+      </w:ins>
+      <w:ins w:id="87" w:author="Arthur, Richard B (GE Aerospace, US)" w:date="2025-06-06T11:51:00Z">
+        <w:r>
+          <w:rPr>
+            <w:rStyle w:val="Hyperlink"/>
+          </w:rPr>
           <w:t>https://drive.google.com/file/d/19URWTkIOJ01j62dqnNjIQrlQv_pnEX0J/view</w:t>
         </w:r>
+      </w:ins>
+      <w:ins w:id="88" w:author="Ram, Abhishek" w:date="2025-08-01T11:32:00Z" w16du:dateUtc="2025-08-01T15:32:00Z">
+        <w:r>
+          <w:fldChar w:fldCharType="end"/>
+        </w:r>
+      </w:ins>
+      <w:ins w:id="89" w:author="Arthur, Richard B (GE Aerospace, US)" w:date="2025-06-06T11:51:00Z">
+        <w:r>
+          <w:t>)</w:t>
+        </w:r>
+      </w:ins>
+      <w:ins w:id="90" w:author="Ram, Abhishek" w:date="2025-08-01T11:32:00Z" w16du:dateUtc="2025-08-01T15:32:00Z">
+        <w:r>
+          <w:t xml:space="preserve"> – 4 pieces: validation (matching experimental), confidence (includes UQ, can bound uncertainty), realism (degree to which you are </w:t>
+        </w:r>
+        <w:r>
+          <w:lastRenderedPageBreak/>
+          <w:t>not simplifying or removing effects within the model)</w:t>
+        </w:r>
+      </w:ins>
+      <w:ins w:id="91" w:author="Ram, Abhishek" w:date="2025-08-01T11:33:00Z" w16du:dateUtc="2025-08-01T15:33:00Z">
+        <w:r>
+          <w:t>, and robustness (numerical, stability and certibility of the digital emulator, requires the ability to bound the r</w:t>
+        </w:r>
+      </w:ins>
+      <w:ins w:id="92" w:author="Ram, Abhishek" w:date="2025-08-01T11:34:00Z" w16du:dateUtc="2025-08-01T15:34:00Z">
+        <w:r>
+          <w:t>egion of competence</w:t>
+        </w:r>
+      </w:ins>
+      <w:ins w:id="93" w:author="Ram, Abhishek" w:date="2025-08-01T11:33:00Z" w16du:dateUtc="2025-08-01T15:33:00Z">
         <w:r>
           <w:t>)</w:t>
         </w:r>
@@ -2498,39 +2746,75 @@
       <w:r>
         <w:t xml:space="preserve"> - </w:t>
       </w:r>
-      <w:r>
-        <w:rPr>
-          <w:b/>
-          <w:bCs/>
-        </w:rPr>
-        <w:t>Steve</w:t>
-      </w:r>
-    </w:p>
-    <w:p>
-      <w:pPr>
-        <w:pStyle w:val="ListParagraph"/>
-        <w:numPr>
-          <w:ilvl w:val="3"/>
-          <w:numId w:val="2"/>
-        </w:numPr>
-      </w:pPr>
-      <w:r>
-        <w:t>How to describe the “region of competence”</w:t>
-      </w:r>
-      <w:ins w:id="53" w:author="Ram, Abhishek" w:date="2025-06-24T11:45:00Z" w16du:dateUtc="2025-06-24T15:45:00Z">
-        <w:r>
-          <w:t xml:space="preserve"> (where it is applicable and where it isn’t)</w:t>
-        </w:r>
-      </w:ins>
-      <w:r>
-        <w:t xml:space="preserve"> for models</w:t>
-      </w:r>
-      <w:ins w:id="54" w:author="Ram, Abhishek" w:date="2025-06-24T11:44:00Z" w16du:dateUtc="2025-06-24T15:44:00Z">
+      <w:del w:id="94" w:author="Ram, Abhishek" w:date="2025-09-08T11:30:00Z" w16du:dateUtc="2025-09-08T15:30:00Z">
         <w:r>
           <w:rPr>
             <w:b/>
             <w:bCs/>
-            <w:rPrChange w:id="55" w:author="Ram, Abhishek" w:date="2025-06-24T11:44:00Z" w16du:dateUtc="2025-06-24T15:44:00Z">
+          </w:rPr>
+          <w:delText>Steve</w:delText>
+        </w:r>
+      </w:del>
+      <w:ins w:id="95" w:author="Ram, Abhishek" w:date="2025-09-08T11:30:00Z" w16du:dateUtc="2025-09-08T15:30:00Z">
+        <w:r>
+          <w:rPr>
+            <w:b/>
+            <w:bCs/>
+          </w:rPr>
+          <w:t>Alicia</w:t>
+        </w:r>
+      </w:ins>
+    </w:p>
+    <w:p>
+      <w:pPr>
+        <w:pStyle w:val="ListParagraph"/>
+        <w:numPr>
+          <w:ilvl w:val="3"/>
+          <w:numId w:val="2"/>
+        </w:numPr>
+        <w:rPr>
+          <w:strike/>
+          <w:rPrChange w:id="96" w:author="Ram, Abhishek" w:date="2025-09-08T11:22:00Z" w16du:dateUtc="2025-09-08T15:22:00Z">
+            <w:rPr/>
+          </w:rPrChange>
+        </w:rPr>
+      </w:pPr>
+      <w:r>
+        <w:rPr>
+          <w:strike/>
+          <w:rPrChange w:id="97" w:author="Ram, Abhishek" w:date="2025-09-08T11:22:00Z" w16du:dateUtc="2025-09-08T15:22:00Z">
+            <w:rPr/>
+          </w:rPrChange>
+        </w:rPr>
+        <w:t>How to describe the “region of competence”</w:t>
+      </w:r>
+      <w:ins w:id="98" w:author="Ram, Abhishek" w:date="2025-06-24T11:45:00Z" w16du:dateUtc="2025-06-24T15:45:00Z">
+        <w:r>
+          <w:rPr>
+            <w:strike/>
+            <w:rPrChange w:id="99" w:author="Ram, Abhishek" w:date="2025-09-08T11:22:00Z" w16du:dateUtc="2025-09-08T15:22:00Z">
+              <w:rPr/>
+            </w:rPrChange>
+          </w:rPr>
+          <w:t xml:space="preserve"> (where it is applicable and where it isn’t)</w:t>
+        </w:r>
+      </w:ins>
+      <w:r>
+        <w:rPr>
+          <w:strike/>
+          <w:rPrChange w:id="100" w:author="Ram, Abhishek" w:date="2025-09-08T11:22:00Z" w16du:dateUtc="2025-09-08T15:22:00Z">
+            <w:rPr/>
+          </w:rPrChange>
+        </w:rPr>
+        <w:t xml:space="preserve"> for models</w:t>
+      </w:r>
+      <w:ins w:id="101" w:author="Ram, Abhishek" w:date="2025-06-24T11:44:00Z" w16du:dateUtc="2025-06-24T15:44:00Z">
+        <w:r>
+          <w:rPr>
+            <w:b/>
+            <w:bCs/>
+            <w:strike/>
+            <w:rPrChange w:id="102" w:author="Ram, Abhishek" w:date="2025-09-08T11:22:00Z" w16du:dateUtc="2025-09-08T15:22:00Z">
               <w:rPr/>
             </w:rPrChange>
           </w:rPr>
@@ -2540,7 +2824,8 @@
           <w:rPr>
             <w:b/>
             <w:bCs/>
-            <w:rPrChange w:id="56" w:author="Ram, Abhishek" w:date="2025-06-24T11:44:00Z" w16du:dateUtc="2025-06-24T15:44:00Z">
+            <w:strike/>
+            <w:rPrChange w:id="103" w:author="Ram, Abhishek" w:date="2025-09-08T11:22:00Z" w16du:dateUtc="2025-09-08T15:22:00Z">
               <w:rPr/>
             </w:rPrChange>
           </w:rPr>
@@ -2550,7 +2835,8 @@
           <w:rPr>
             <w:b/>
             <w:bCs/>
-            <w:rPrChange w:id="57" w:author="Ram, Abhishek" w:date="2025-06-24T11:44:00Z" w16du:dateUtc="2025-06-24T15:44:00Z">
+            <w:strike/>
+            <w:rPrChange w:id="104" w:author="Ram, Abhishek" w:date="2025-09-08T11:22:00Z" w16du:dateUtc="2025-09-08T15:22:00Z">
               <w:rPr/>
             </w:rPrChange>
           </w:rPr>
@@ -2565,15 +2851,34 @@
           <w:ilvl w:val="3"/>
           <w:numId w:val="2"/>
         </w:numPr>
-      </w:pPr>
-      <w:r>
+        <w:rPr>
+          <w:strike/>
+          <w:rPrChange w:id="105" w:author="Ram, Abhishek" w:date="2025-09-08T11:22:00Z" w16du:dateUtc="2025-09-08T15:22:00Z">
+            <w:rPr/>
+          </w:rPrChange>
+        </w:rPr>
+      </w:pPr>
+      <w:r>
+        <w:rPr>
+          <w:strike/>
+          <w:rPrChange w:id="106" w:author="Ram, Abhishek" w:date="2025-09-08T11:22:00Z" w16du:dateUtc="2025-09-08T15:22:00Z">
+            <w:rPr/>
+          </w:rPrChange>
+        </w:rPr>
         <w:t>How to identify appropriate parameters and features for training models</w:t>
       </w:r>
-      <w:ins w:id="58" w:author="Ram, Abhishek" w:date="2025-06-24T11:44:00Z">
+      <w:ins w:id="107" w:author="Ram, Abhishek" w:date="2025-06-24T11:44:00Z">
         <w:r>
           <w:rPr>
             <w:b/>
             <w:bCs/>
+            <w:strike/>
+            <w:rPrChange w:id="108" w:author="Ram, Abhishek" w:date="2025-09-08T11:22:00Z" w16du:dateUtc="2025-09-08T15:22:00Z">
+              <w:rPr>
+                <w:b/>
+                <w:bCs/>
+              </w:rPr>
+            </w:rPrChange>
           </w:rPr>
           <w:t xml:space="preserve"> </w:t>
         </w:r>
@@ -2581,6 +2886,13 @@
           <w:rPr>
             <w:b/>
             <w:bCs/>
+            <w:strike/>
+            <w:rPrChange w:id="109" w:author="Ram, Abhishek" w:date="2025-09-08T11:22:00Z" w16du:dateUtc="2025-09-08T15:22:00Z">
+              <w:rPr>
+                <w:b/>
+                <w:bCs/>
+              </w:rPr>
+            </w:rPrChange>
           </w:rPr>
           <w:sym w:font="Wingdings" w:char="F0E0"/>
         </w:r>
@@ -2588,6 +2900,13 @@
           <w:rPr>
             <w:b/>
             <w:bCs/>
+            <w:strike/>
+            <w:rPrChange w:id="110" w:author="Ram, Abhishek" w:date="2025-09-08T11:22:00Z" w16du:dateUtc="2025-09-08T15:22:00Z">
+              <w:rPr>
+                <w:b/>
+                <w:bCs/>
+              </w:rPr>
+            </w:rPrChange>
           </w:rPr>
           <w:t xml:space="preserve"> Alicia</w:t>
         </w:r>
@@ -2600,15 +2919,34 @@
           <w:ilvl w:val="3"/>
           <w:numId w:val="2"/>
         </w:numPr>
-      </w:pPr>
-      <w:r>
+        <w:rPr>
+          <w:strike/>
+          <w:rPrChange w:id="111" w:author="Ram, Abhishek" w:date="2025-09-08T11:22:00Z" w16du:dateUtc="2025-09-08T15:22:00Z">
+            <w:rPr/>
+          </w:rPrChange>
+        </w:rPr>
+      </w:pPr>
+      <w:r>
+        <w:rPr>
+          <w:strike/>
+          <w:rPrChange w:id="112" w:author="Ram, Abhishek" w:date="2025-09-08T11:22:00Z" w16du:dateUtc="2025-09-08T15:22:00Z">
+            <w:rPr/>
+          </w:rPrChange>
+        </w:rPr>
         <w:t>How to navigate intellectual debt (“unexplainability”) of data and models</w:t>
       </w:r>
-      <w:ins w:id="59" w:author="Ram, Abhishek" w:date="2025-06-24T11:44:00Z">
+      <w:ins w:id="113" w:author="Ram, Abhishek" w:date="2025-06-24T11:44:00Z">
         <w:r>
           <w:rPr>
             <w:b/>
             <w:bCs/>
+            <w:strike/>
+            <w:rPrChange w:id="114" w:author="Ram, Abhishek" w:date="2025-09-08T11:22:00Z" w16du:dateUtc="2025-09-08T15:22:00Z">
+              <w:rPr>
+                <w:b/>
+                <w:bCs/>
+              </w:rPr>
+            </w:rPrChange>
           </w:rPr>
           <w:t xml:space="preserve"> </w:t>
         </w:r>
@@ -2616,6 +2954,13 @@
           <w:rPr>
             <w:b/>
             <w:bCs/>
+            <w:strike/>
+            <w:rPrChange w:id="115" w:author="Ram, Abhishek" w:date="2025-09-08T11:22:00Z" w16du:dateUtc="2025-09-08T15:22:00Z">
+              <w:rPr>
+                <w:b/>
+                <w:bCs/>
+              </w:rPr>
+            </w:rPrChange>
           </w:rPr>
           <w:sym w:font="Wingdings" w:char="F0E0"/>
         </w:r>
@@ -2623,6 +2968,13 @@
           <w:rPr>
             <w:b/>
             <w:bCs/>
+            <w:strike/>
+            <w:rPrChange w:id="116" w:author="Ram, Abhishek" w:date="2025-09-08T11:22:00Z" w16du:dateUtc="2025-09-08T15:22:00Z">
+              <w:rPr>
+                <w:b/>
+                <w:bCs/>
+              </w:rPr>
+            </w:rPrChange>
           </w:rPr>
           <w:t xml:space="preserve"> Alicia</w:t>
         </w:r>
@@ -2635,16 +2987,34 @@
           <w:ilvl w:val="3"/>
           <w:numId w:val="2"/>
         </w:numPr>
-      </w:pPr>
-      <w:r>
-        <w:lastRenderedPageBreak/>
+        <w:rPr>
+          <w:strike/>
+          <w:rPrChange w:id="117" w:author="Ram, Abhishek" w:date="2025-09-08T11:22:00Z" w16du:dateUtc="2025-09-08T15:22:00Z">
+            <w:rPr/>
+          </w:rPrChange>
+        </w:rPr>
+      </w:pPr>
+      <w:r>
+        <w:rPr>
+          <w:strike/>
+          <w:rPrChange w:id="118" w:author="Ram, Abhishek" w:date="2025-09-08T11:22:00Z" w16du:dateUtc="2025-09-08T15:22:00Z">
+            <w:rPr/>
+          </w:rPrChange>
+        </w:rPr>
         <w:t>How to conduct model validation using uncertainty quantification (including distinction between epistemic and aleatoric uncertainties)</w:t>
       </w:r>
-      <w:ins w:id="60" w:author="Ram, Abhishek" w:date="2025-06-24T11:44:00Z">
+      <w:ins w:id="119" w:author="Ram, Abhishek" w:date="2025-06-24T11:44:00Z">
         <w:r>
           <w:rPr>
             <w:b/>
             <w:bCs/>
+            <w:strike/>
+            <w:rPrChange w:id="120" w:author="Ram, Abhishek" w:date="2025-09-08T11:22:00Z" w16du:dateUtc="2025-09-08T15:22:00Z">
+              <w:rPr>
+                <w:b/>
+                <w:bCs/>
+              </w:rPr>
+            </w:rPrChange>
           </w:rPr>
           <w:t xml:space="preserve"> </w:t>
         </w:r>
@@ -2652,6 +3022,13 @@
           <w:rPr>
             <w:b/>
             <w:bCs/>
+            <w:strike/>
+            <w:rPrChange w:id="121" w:author="Ram, Abhishek" w:date="2025-09-08T11:22:00Z" w16du:dateUtc="2025-09-08T15:22:00Z">
+              <w:rPr>
+                <w:b/>
+                <w:bCs/>
+              </w:rPr>
+            </w:rPrChange>
           </w:rPr>
           <w:sym w:font="Wingdings" w:char="F0E0"/>
         </w:r>
@@ -2659,6 +3036,13 @@
           <w:rPr>
             <w:b/>
             <w:bCs/>
+            <w:strike/>
+            <w:rPrChange w:id="122" w:author="Ram, Abhishek" w:date="2025-09-08T11:22:00Z" w16du:dateUtc="2025-09-08T15:22:00Z">
+              <w:rPr>
+                <w:b/>
+                <w:bCs/>
+              </w:rPr>
+            </w:rPrChange>
           </w:rPr>
           <w:t xml:space="preserve"> Alicia</w:t>
         </w:r>
@@ -2672,10 +3056,11 @@
           <w:numId w:val="2"/>
         </w:numPr>
         <w:rPr>
-          <w:ins w:id="61" w:author="Ram, Abhishek" w:date="2025-07-14T11:14:00Z" w16du:dateUtc="2025-07-14T15:14:00Z"/>
-          <w:rPrChange w:id="62" w:author="Ram, Abhishek" w:date="2025-07-14T11:14:00Z" w16du:dateUtc="2025-07-14T15:14:00Z">
+          <w:ins w:id="123" w:author="Ram, Abhishek" w:date="2025-07-14T11:14:00Z" w16du:dateUtc="2025-07-14T15:14:00Z"/>
+          <w:strike/>
+          <w:rPrChange w:id="124" w:author="Ram, Abhishek" w:date="2025-09-08T11:22:00Z" w16du:dateUtc="2025-09-08T15:22:00Z">
             <w:rPr>
-              <w:ins w:id="63" w:author="Ram, Abhishek" w:date="2025-07-14T11:14:00Z" w16du:dateUtc="2025-07-14T15:14:00Z"/>
+              <w:ins w:id="125" w:author="Ram, Abhishek" w:date="2025-07-14T11:14:00Z" w16du:dateUtc="2025-07-14T15:14:00Z"/>
               <w:b/>
               <w:bCs/>
             </w:rPr>
@@ -2683,13 +3068,26 @@
         </w:rPr>
       </w:pPr>
       <w:r>
+        <w:rPr>
+          <w:strike/>
+          <w:rPrChange w:id="126" w:author="Ram, Abhishek" w:date="2025-09-08T11:22:00Z" w16du:dateUtc="2025-09-08T15:22:00Z">
+            <w:rPr/>
+          </w:rPrChange>
+        </w:rPr>
         <w:t>How to use unsupervised machine learning appropriately</w:t>
       </w:r>
-      <w:ins w:id="64" w:author="Ram, Abhishek" w:date="2025-06-24T11:44:00Z">
+      <w:ins w:id="127" w:author="Ram, Abhishek" w:date="2025-06-24T11:44:00Z">
         <w:r>
           <w:rPr>
             <w:b/>
             <w:bCs/>
+            <w:strike/>
+            <w:rPrChange w:id="128" w:author="Ram, Abhishek" w:date="2025-09-08T11:22:00Z" w16du:dateUtc="2025-09-08T15:22:00Z">
+              <w:rPr>
+                <w:b/>
+                <w:bCs/>
+              </w:rPr>
+            </w:rPrChange>
           </w:rPr>
           <w:t xml:space="preserve"> </w:t>
         </w:r>
@@ -2697,6 +3095,13 @@
           <w:rPr>
             <w:b/>
             <w:bCs/>
+            <w:strike/>
+            <w:rPrChange w:id="129" w:author="Ram, Abhishek" w:date="2025-09-08T11:22:00Z" w16du:dateUtc="2025-09-08T15:22:00Z">
+              <w:rPr>
+                <w:b/>
+                <w:bCs/>
+              </w:rPr>
+            </w:rPrChange>
           </w:rPr>
           <w:sym w:font="Wingdings" w:char="F0E0"/>
         </w:r>
@@ -2704,6 +3109,13 @@
           <w:rPr>
             <w:b/>
             <w:bCs/>
+            <w:strike/>
+            <w:rPrChange w:id="130" w:author="Ram, Abhishek" w:date="2025-09-08T11:22:00Z" w16du:dateUtc="2025-09-08T15:22:00Z">
+              <w:rPr>
+                <w:b/>
+                <w:bCs/>
+              </w:rPr>
+            </w:rPrChange>
           </w:rPr>
           <w:t xml:space="preserve"> Alicia</w:t>
         </w:r>
@@ -2717,7 +3129,7 @@
           <w:numId w:val="2"/>
         </w:numPr>
         <w:rPr>
-          <w:del w:id="65" w:author="Ram, Abhishek" w:date="2025-07-14T11:15:00Z" w16du:dateUtc="2025-07-14T15:15:00Z"/>
+          <w:del w:id="131" w:author="Ram, Abhishek" w:date="2025-07-14T11:15:00Z" w16du:dateUtc="2025-07-14T15:15:00Z"/>
         </w:rPr>
       </w:pPr>
     </w:p>
@@ -2732,7 +3144,7 @@
       <w:r>
         <w:t>Transparency and trust in AI modeling</w:t>
       </w:r>
-      <w:ins w:id="66" w:author="Ram, Abhishek" w:date="2025-06-24T11:45:00Z" w16du:dateUtc="2025-06-24T15:45:00Z">
+      <w:ins w:id="132" w:author="Ram, Abhishek" w:date="2025-06-24T11:45:00Z" w16du:dateUtc="2025-06-24T15:45:00Z">
         <w:r>
           <w:t xml:space="preserve"> </w:t>
         </w:r>
@@ -2746,7 +3158,7 @@
           <w:rPr>
             <w:b/>
             <w:bCs/>
-            <w:rPrChange w:id="67" w:author="Ram, Abhishek" w:date="2025-06-24T11:46:00Z" w16du:dateUtc="2025-06-24T15:46:00Z">
+            <w:rPrChange w:id="133" w:author="Ram, Abhishek" w:date="2025-06-24T11:46:00Z" w16du:dateUtc="2025-06-24T15:46:00Z">
               <w:rPr/>
             </w:rPrChange>
           </w:rPr>
@@ -2762,7 +3174,7 @@
           <w:numId w:val="2"/>
         </w:numPr>
         <w:rPr>
-          <w:ins w:id="68" w:author="Ram, Abhishek" w:date="2025-06-24T11:50:00Z" w16du:dateUtc="2025-06-24T15:50:00Z"/>
+          <w:ins w:id="134" w:author="Ram, Abhishek" w:date="2025-06-24T11:50:00Z" w16du:dateUtc="2025-06-24T15:50:00Z"/>
         </w:rPr>
       </w:pPr>
       <w:r>
@@ -2789,24 +3201,35 @@
           <w:numId w:val="2"/>
         </w:numPr>
         <w:rPr>
-          <w:ins w:id="69" w:author="Ram, Abhishek" w:date="2025-06-24T11:50:00Z" w16du:dateUtc="2025-06-24T15:50:00Z"/>
+          <w:ins w:id="135" w:author="Ram, Abhishek" w:date="2025-06-24T11:50:00Z" w16du:dateUtc="2025-06-24T15:50:00Z"/>
+          <w:strike/>
           <w:highlight w:val="yellow"/>
-          <w:rPrChange w:id="70" w:author="Ram, Abhishek" w:date="2025-06-24T11:50:00Z" w16du:dateUtc="2025-06-24T15:50:00Z">
+          <w:rPrChange w:id="136" w:author="Ram, Abhishek" w:date="2025-09-08T11:22:00Z" w16du:dateUtc="2025-09-08T15:22:00Z">
             <w:rPr>
-              <w:ins w:id="71" w:author="Ram, Abhishek" w:date="2025-06-24T11:50:00Z" w16du:dateUtc="2025-06-24T15:50:00Z"/>
+              <w:ins w:id="137" w:author="Ram, Abhishek" w:date="2025-06-24T11:50:00Z" w16du:dateUtc="2025-06-24T15:50:00Z"/>
             </w:rPr>
           </w:rPrChange>
         </w:rPr>
       </w:pPr>
-      <w:ins w:id="72" w:author="Ram, Abhishek" w:date="2025-06-24T11:50:00Z" w16du:dateUtc="2025-06-24T15:50:00Z">
+      <w:ins w:id="138" w:author="Ram, Abhishek" w:date="2025-06-24T11:50:00Z" w16du:dateUtc="2025-06-24T15:50:00Z">
         <w:r>
           <w:rPr>
             <w:highlight w:val="yellow"/>
-            <w:rPrChange w:id="73" w:author="Ram, Abhishek" w:date="2025-06-24T11:50:00Z" w16du:dateUtc="2025-06-24T15:50:00Z">
+            <w:rPrChange w:id="139" w:author="Ram, Abhishek" w:date="2025-06-24T11:50:00Z" w16du:dateUtc="2025-06-24T15:50:00Z">
               <w:rPr/>
             </w:rPrChange>
           </w:rPr>
-          <w:t>Contextualizing Different Computational Methods and Model Development Standardization</w:t>
+          <w:t>C</w:t>
+        </w:r>
+        <w:r>
+          <w:rPr>
+            <w:strike/>
+            <w:highlight w:val="yellow"/>
+            <w:rPrChange w:id="140" w:author="Ram, Abhishek" w:date="2025-09-08T11:22:00Z" w16du:dateUtc="2025-09-08T15:22:00Z">
+              <w:rPr/>
+            </w:rPrChange>
+          </w:rPr>
+          <w:t>ontextualizing Different Computational Methods and Model Development Standardization</w:t>
         </w:r>
       </w:ins>
     </w:p>
@@ -2818,20 +3241,22 @@
           <w:numId w:val="2"/>
         </w:numPr>
         <w:rPr>
-          <w:ins w:id="74" w:author="Ram, Abhishek" w:date="2025-06-24T11:50:00Z" w16du:dateUtc="2025-06-24T15:50:00Z"/>
+          <w:ins w:id="141" w:author="Ram, Abhishek" w:date="2025-06-24T11:50:00Z" w16du:dateUtc="2025-06-24T15:50:00Z"/>
+          <w:strike/>
           <w:highlight w:val="yellow"/>
-          <w:rPrChange w:id="75" w:author="Ram, Abhishek" w:date="2025-06-24T11:50:00Z" w16du:dateUtc="2025-06-24T15:50:00Z">
+          <w:rPrChange w:id="142" w:author="Ram, Abhishek" w:date="2025-09-08T11:22:00Z" w16du:dateUtc="2025-09-08T15:22:00Z">
             <w:rPr>
-              <w:ins w:id="76" w:author="Ram, Abhishek" w:date="2025-06-24T11:50:00Z" w16du:dateUtc="2025-06-24T15:50:00Z"/>
+              <w:ins w:id="143" w:author="Ram, Abhishek" w:date="2025-06-24T11:50:00Z" w16du:dateUtc="2025-06-24T15:50:00Z"/>
             </w:rPr>
           </w:rPrChange>
         </w:rPr>
       </w:pPr>
-      <w:ins w:id="77" w:author="Ram, Abhishek" w:date="2025-06-24T11:50:00Z" w16du:dateUtc="2025-06-24T15:50:00Z">
+      <w:ins w:id="144" w:author="Ram, Abhishek" w:date="2025-06-24T11:50:00Z" w16du:dateUtc="2025-06-24T15:50:00Z">
         <w:r>
           <w:rPr>
+            <w:strike/>
             <w:highlight w:val="yellow"/>
-            <w:rPrChange w:id="78" w:author="Ram, Abhishek" w:date="2025-06-24T11:50:00Z" w16du:dateUtc="2025-06-24T15:50:00Z">
+            <w:rPrChange w:id="145" w:author="Ram, Abhishek" w:date="2025-09-08T11:22:00Z" w16du:dateUtc="2025-09-08T15:22:00Z">
               <w:rPr/>
             </w:rPrChange>
           </w:rPr>
@@ -2847,20 +3272,22 @@
           <w:numId w:val="2"/>
         </w:numPr>
         <w:rPr>
-          <w:ins w:id="79" w:author="Ram, Abhishek" w:date="2025-06-24T11:50:00Z" w16du:dateUtc="2025-06-24T15:50:00Z"/>
+          <w:ins w:id="146" w:author="Ram, Abhishek" w:date="2025-06-24T11:50:00Z" w16du:dateUtc="2025-06-24T15:50:00Z"/>
+          <w:strike/>
           <w:highlight w:val="yellow"/>
-          <w:rPrChange w:id="80" w:author="Ram, Abhishek" w:date="2025-06-24T11:50:00Z" w16du:dateUtc="2025-06-24T15:50:00Z">
+          <w:rPrChange w:id="147" w:author="Ram, Abhishek" w:date="2025-09-08T11:22:00Z" w16du:dateUtc="2025-09-08T15:22:00Z">
             <w:rPr>
-              <w:ins w:id="81" w:author="Ram, Abhishek" w:date="2025-06-24T11:50:00Z" w16du:dateUtc="2025-06-24T15:50:00Z"/>
+              <w:ins w:id="148" w:author="Ram, Abhishek" w:date="2025-06-24T11:50:00Z" w16du:dateUtc="2025-06-24T15:50:00Z"/>
             </w:rPr>
           </w:rPrChange>
         </w:rPr>
       </w:pPr>
-      <w:ins w:id="82" w:author="Ram, Abhishek" w:date="2025-06-24T11:50:00Z" w16du:dateUtc="2025-06-24T15:50:00Z">
+      <w:ins w:id="149" w:author="Ram, Abhishek" w:date="2025-06-24T11:50:00Z" w16du:dateUtc="2025-06-24T15:50:00Z">
         <w:r>
           <w:rPr>
+            <w:strike/>
             <w:highlight w:val="yellow"/>
-            <w:rPrChange w:id="83" w:author="Ram, Abhishek" w:date="2025-06-24T11:50:00Z" w16du:dateUtc="2025-06-24T15:50:00Z">
+            <w:rPrChange w:id="150" w:author="Ram, Abhishek" w:date="2025-09-08T11:22:00Z" w16du:dateUtc="2025-09-08T15:22:00Z">
               <w:rPr/>
             </w:rPrChange>
           </w:rPr>
@@ -2876,12 +3303,13 @@
           <w:numId w:val="2"/>
         </w:numPr>
         <w:rPr>
+          <w:strike/>
           <w:highlight w:val="yellow"/>
-          <w:rPrChange w:id="84" w:author="Ram, Abhishek" w:date="2025-06-24T11:50:00Z" w16du:dateUtc="2025-06-24T15:50:00Z">
+          <w:rPrChange w:id="151" w:author="Ram, Abhishek" w:date="2025-09-08T11:22:00Z" w16du:dateUtc="2025-09-08T15:22:00Z">
             <w:rPr/>
           </w:rPrChange>
         </w:rPr>
-        <w:pPrChange w:id="85" w:author="Ram, Abhishek" w:date="2025-06-24T11:50:00Z" w16du:dateUtc="2025-06-24T15:50:00Z">
+        <w:pPrChange w:id="152" w:author="Ram, Abhishek" w:date="2025-06-24T11:50:00Z" w16du:dateUtc="2025-06-24T15:50:00Z">
           <w:pPr>
             <w:pStyle w:val="ListParagraph"/>
             <w:numPr>
@@ -2892,11 +3320,12 @@
           </w:pPr>
         </w:pPrChange>
       </w:pPr>
-      <w:ins w:id="86" w:author="Ram, Abhishek" w:date="2025-06-24T11:50:00Z" w16du:dateUtc="2025-06-24T15:50:00Z">
+      <w:ins w:id="153" w:author="Ram, Abhishek" w:date="2025-06-24T11:50:00Z" w16du:dateUtc="2025-06-24T15:50:00Z">
         <w:r>
           <w:rPr>
+            <w:strike/>
             <w:highlight w:val="yellow"/>
-            <w:rPrChange w:id="87" w:author="Ram, Abhishek" w:date="2025-06-24T11:50:00Z" w16du:dateUtc="2025-06-24T15:50:00Z">
+            <w:rPrChange w:id="154" w:author="Ram, Abhishek" w:date="2025-09-08T11:22:00Z" w16du:dateUtc="2025-09-08T15:22:00Z">
               <w:rPr/>
             </w:rPrChange>
           </w:rPr>
@@ -2912,42 +3341,57 @@
           <w:numId w:val="2"/>
         </w:numPr>
         <w:rPr>
+          <w:strike/>
           <w:highlight w:val="yellow"/>
-          <w:rPrChange w:id="88" w:author="Ram, Abhishek" w:date="2025-06-24T11:47:00Z" w16du:dateUtc="2025-06-24T15:47:00Z">
+          <w:rPrChange w:id="155" w:author="Ram, Abhishek" w:date="2025-09-08T11:22:00Z" w16du:dateUtc="2025-09-08T15:22:00Z">
             <w:rPr/>
           </w:rPrChange>
         </w:rPr>
       </w:pPr>
       <w:r>
         <w:rPr>
+          <w:strike/>
           <w:highlight w:val="yellow"/>
-          <w:rPrChange w:id="89" w:author="Ram, Abhishek" w:date="2025-06-24T11:47:00Z" w16du:dateUtc="2025-06-24T15:47:00Z">
+          <w:rPrChange w:id="156" w:author="Ram, Abhishek" w:date="2025-09-08T11:22:00Z" w16du:dateUtc="2025-09-08T15:22:00Z">
             <w:rPr/>
           </w:rPrChange>
         </w:rPr>
         <w:t>Complexity of Multi-Physics and Nonlinearity</w:t>
       </w:r>
-      <w:ins w:id="90" w:author="Ram, Abhishek" w:date="2025-06-24T11:46:00Z" w16du:dateUtc="2025-06-24T15:46:00Z">
+      <w:ins w:id="157" w:author="Ram, Abhishek" w:date="2025-06-24T11:46:00Z" w16du:dateUtc="2025-06-24T15:46:00Z">
         <w:r>
           <w:rPr>
+            <w:strike/>
             <w:highlight w:val="yellow"/>
-            <w:rPrChange w:id="91" w:author="Ram, Abhishek" w:date="2025-06-24T11:47:00Z" w16du:dateUtc="2025-06-24T15:47:00Z">
+            <w:rPrChange w:id="158" w:author="Ram, Abhishek" w:date="2025-09-08T11:22:00Z" w16du:dateUtc="2025-09-08T15:22:00Z">
               <w:rPr/>
             </w:rPrChange>
           </w:rPr>
           <w:t xml:space="preserve"> </w:t>
         </w:r>
       </w:ins>
-      <w:ins w:id="92" w:author="Ram, Abhishek" w:date="2025-06-24T11:48:00Z" w16du:dateUtc="2025-06-24T15:48:00Z">
+      <w:ins w:id="159" w:author="Ram, Abhishek" w:date="2025-06-24T11:48:00Z" w16du:dateUtc="2025-06-24T15:48:00Z">
         <w:r>
           <w:rPr>
+            <w:strike/>
             <w:highlight w:val="yellow"/>
+            <w:rPrChange w:id="160" w:author="Ram, Abhishek" w:date="2025-09-08T11:22:00Z" w16du:dateUtc="2025-09-08T15:22:00Z">
+              <w:rPr>
+                <w:highlight w:val="yellow"/>
+              </w:rPr>
+            </w:rPrChange>
           </w:rPr>
           <w:sym w:font="Wingdings" w:char="F0E0"/>
         </w:r>
         <w:r>
           <w:rPr>
+            <w:strike/>
             <w:highlight w:val="yellow"/>
+            <w:rPrChange w:id="161" w:author="Ram, Abhishek" w:date="2025-09-08T11:22:00Z" w16du:dateUtc="2025-09-08T15:22:00Z">
+              <w:rPr>
+                <w:highlight w:val="yellow"/>
+              </w:rPr>
+            </w:rPrChange>
           </w:rPr>
           <w:t xml:space="preserve"> </w:t>
         </w:r>
@@ -2955,8 +3399,9 @@
           <w:rPr>
             <w:b/>
             <w:bCs/>
+            <w:strike/>
             <w:highlight w:val="yellow"/>
-            <w:rPrChange w:id="93" w:author="Ram, Abhishek" w:date="2025-06-24T11:48:00Z" w16du:dateUtc="2025-06-24T15:48:00Z">
+            <w:rPrChange w:id="162" w:author="Ram, Abhishek" w:date="2025-09-08T11:22:00Z" w16du:dateUtc="2025-09-08T15:22:00Z">
               <w:rPr>
                 <w:highlight w:val="yellow"/>
               </w:rPr>
@@ -2965,12 +3410,20 @@
           <w:t>Abhi</w:t>
         </w:r>
       </w:ins>
-      <w:ins w:id="94" w:author="Ram, Abhishek" w:date="2025-07-22T11:52:00Z" w16du:dateUtc="2025-07-22T15:52:00Z">
+      <w:ins w:id="163" w:author="Ram, Abhishek" w:date="2025-07-22T11:52:00Z" w16du:dateUtc="2025-07-22T15:52:00Z">
         <w:r>
           <w:rPr>
             <w:b/>
             <w:bCs/>
+            <w:strike/>
             <w:highlight w:val="yellow"/>
+            <w:rPrChange w:id="164" w:author="Ram, Abhishek" w:date="2025-09-08T11:22:00Z" w16du:dateUtc="2025-09-08T15:22:00Z">
+              <w:rPr>
+                <w:b/>
+                <w:bCs/>
+                <w:highlight w:val="yellow"/>
+              </w:rPr>
+            </w:rPrChange>
           </w:rPr>
           <w:t>/Ian</w:t>
         </w:r>
@@ -2984,16 +3437,18 @@
           <w:numId w:val="2"/>
         </w:numPr>
         <w:rPr>
+          <w:strike/>
           <w:highlight w:val="yellow"/>
-          <w:rPrChange w:id="95" w:author="Ram, Abhishek" w:date="2025-06-24T11:47:00Z" w16du:dateUtc="2025-06-24T15:47:00Z">
+          <w:rPrChange w:id="165" w:author="Ram, Abhishek" w:date="2025-09-08T11:22:00Z" w16du:dateUtc="2025-09-08T15:22:00Z">
             <w:rPr/>
           </w:rPrChange>
         </w:rPr>
       </w:pPr>
       <w:r>
         <w:rPr>
+          <w:strike/>
           <w:highlight w:val="yellow"/>
-          <w:rPrChange w:id="96" w:author="Ram, Abhishek" w:date="2025-06-24T11:47:00Z" w16du:dateUtc="2025-06-24T15:47:00Z">
+          <w:rPrChange w:id="166" w:author="Ram, Abhishek" w:date="2025-09-08T11:22:00Z" w16du:dateUtc="2025-09-08T15:22:00Z">
             <w:rPr/>
           </w:rPrChange>
         </w:rPr>
@@ -3008,14 +3463,22 @@
           <w:numId w:val="2"/>
         </w:numPr>
         <w:rPr>
-          <w:ins w:id="97" w:author="Ram, Abhishek" w:date="2025-06-24T11:47:00Z" w16du:dateUtc="2025-06-24T15:47:00Z"/>
+          <w:ins w:id="167" w:author="Ram, Abhishek" w:date="2025-06-24T11:47:00Z" w16du:dateUtc="2025-06-24T15:47:00Z"/>
+          <w:strike/>
           <w:highlight w:val="yellow"/>
-        </w:rPr>
-      </w:pPr>
-      <w:r>
-        <w:rPr>
+          <w:rPrChange w:id="168" w:author="Ram, Abhishek" w:date="2025-09-08T11:22:00Z" w16du:dateUtc="2025-09-08T15:22:00Z">
+            <w:rPr>
+              <w:ins w:id="169" w:author="Ram, Abhishek" w:date="2025-06-24T11:47:00Z" w16du:dateUtc="2025-06-24T15:47:00Z"/>
+              <w:highlight w:val="yellow"/>
+            </w:rPr>
+          </w:rPrChange>
+        </w:rPr>
+      </w:pPr>
+      <w:r>
+        <w:rPr>
+          <w:strike/>
           <w:highlight w:val="yellow"/>
-          <w:rPrChange w:id="98" w:author="Ram, Abhishek" w:date="2025-06-24T11:47:00Z" w16du:dateUtc="2025-06-24T15:47:00Z">
+          <w:rPrChange w:id="170" w:author="Ram, Abhishek" w:date="2025-09-08T11:22:00Z" w16du:dateUtc="2025-09-08T15:22:00Z">
             <w:rPr/>
           </w:rPrChange>
         </w:rPr>
@@ -3023,8 +3486,9 @@
       </w:r>
       <w:r>
         <w:rPr>
+          <w:strike/>
           <w:highlight w:val="yellow"/>
-          <w:rPrChange w:id="99" w:author="Ram, Abhishek" w:date="2025-06-24T11:47:00Z" w16du:dateUtc="2025-06-24T15:47:00Z">
+          <w:rPrChange w:id="171" w:author="Ram, Abhishek" w:date="2025-09-08T11:22:00Z" w16du:dateUtc="2025-09-08T15:22:00Z">
             <w:rPr/>
           </w:rPrChange>
         </w:rPr>
@@ -3035,36 +3499,67 @@
       <w:pPr>
         <w:ind w:left="288"/>
         <w:rPr>
-          <w:ins w:id="100" w:author="Ram, Abhishek" w:date="2025-06-24T11:49:00Z" w16du:dateUtc="2025-06-24T15:49:00Z"/>
+          <w:ins w:id="172" w:author="Ram, Abhishek" w:date="2025-06-24T11:49:00Z" w16du:dateUtc="2025-06-24T15:49:00Z"/>
+          <w:strike/>
           <w:highlight w:val="yellow"/>
-        </w:rPr>
-      </w:pPr>
-      <w:ins w:id="101" w:author="Ram, Abhishek" w:date="2025-06-24T11:47:00Z" w16du:dateUtc="2025-06-24T15:47:00Z">
+          <w:rPrChange w:id="173" w:author="Ram, Abhishek" w:date="2025-09-08T11:22:00Z" w16du:dateUtc="2025-09-08T15:22:00Z">
+            <w:rPr>
+              <w:ins w:id="174" w:author="Ram, Abhishek" w:date="2025-06-24T11:49:00Z" w16du:dateUtc="2025-06-24T15:49:00Z"/>
+              <w:highlight w:val="yellow"/>
+            </w:rPr>
+          </w:rPrChange>
+        </w:rPr>
+      </w:pPr>
+      <w:ins w:id="175" w:author="Ram, Abhishek" w:date="2025-06-24T11:47:00Z" w16du:dateUtc="2025-06-24T15:47:00Z">
         <w:r>
           <w:rPr>
+            <w:strike/>
             <w:highlight w:val="yellow"/>
+            <w:rPrChange w:id="176" w:author="Ram, Abhishek" w:date="2025-09-08T11:22:00Z" w16du:dateUtc="2025-09-08T15:22:00Z">
+              <w:rPr>
+                <w:highlight w:val="yellow"/>
+              </w:rPr>
+            </w:rPrChange>
           </w:rPr>
           <w:t xml:space="preserve">Add </w:t>
         </w:r>
       </w:ins>
-      <w:ins w:id="102" w:author="Ram, Abhishek" w:date="2025-06-24T11:48:00Z" w16du:dateUtc="2025-06-24T15:48:00Z">
+      <w:ins w:id="177" w:author="Ram, Abhishek" w:date="2025-06-24T11:48:00Z" w16du:dateUtc="2025-06-24T15:48:00Z">
         <w:r>
           <w:rPr>
+            <w:strike/>
             <w:highlight w:val="yellow"/>
+            <w:rPrChange w:id="178" w:author="Ram, Abhishek" w:date="2025-09-08T11:22:00Z" w16du:dateUtc="2025-09-08T15:22:00Z">
+              <w:rPr>
+                <w:highlight w:val="yellow"/>
+              </w:rPr>
+            </w:rPrChange>
           </w:rPr>
           <w:t>the above ^ to the background and motivations section</w:t>
         </w:r>
         <w:r>
           <w:rPr>
+            <w:strike/>
             <w:highlight w:val="yellow"/>
+            <w:rPrChange w:id="179" w:author="Ram, Abhishek" w:date="2025-09-08T11:22:00Z" w16du:dateUtc="2025-09-08T15:22:00Z">
+              <w:rPr>
+                <w:highlight w:val="yellow"/>
+              </w:rPr>
+            </w:rPrChange>
           </w:rPr>
           <w:t>. The reason we are working on these methods and vision is to enable multi</w:t>
         </w:r>
       </w:ins>
-      <w:ins w:id="103" w:author="Ram, Abhishek" w:date="2025-06-24T11:49:00Z" w16du:dateUtc="2025-06-24T15:49:00Z">
+      <w:ins w:id="180" w:author="Ram, Abhishek" w:date="2025-06-24T11:49:00Z" w16du:dateUtc="2025-06-24T15:49:00Z">
         <w:r>
           <w:rPr>
+            <w:strike/>
             <w:highlight w:val="yellow"/>
+            <w:rPrChange w:id="181" w:author="Ram, Abhishek" w:date="2025-09-08T11:22:00Z" w16du:dateUtc="2025-09-08T15:22:00Z">
+              <w:rPr>
+                <w:highlight w:val="yellow"/>
+              </w:rPr>
+            </w:rPrChange>
           </w:rPr>
           <w:t>-X</w:t>
         </w:r>
@@ -3074,12 +3569,13 @@
       <w:pPr>
         <w:ind w:left="288"/>
         <w:rPr>
+          <w:strike/>
           <w:highlight w:val="yellow"/>
-          <w:rPrChange w:id="104" w:author="Ram, Abhishek" w:date="2025-06-24T11:47:00Z" w16du:dateUtc="2025-06-24T15:47:00Z">
+          <w:rPrChange w:id="182" w:author="Ram, Abhishek" w:date="2025-09-08T11:22:00Z" w16du:dateUtc="2025-09-08T15:22:00Z">
             <w:rPr/>
           </w:rPrChange>
         </w:rPr>
-        <w:pPrChange w:id="105" w:author="Ram, Abhishek" w:date="2025-06-24T11:47:00Z" w16du:dateUtc="2025-06-24T15:47:00Z">
+        <w:pPrChange w:id="183" w:author="Ram, Abhishek" w:date="2025-06-24T11:47:00Z" w16du:dateUtc="2025-06-24T15:47:00Z">
           <w:pPr>
             <w:pStyle w:val="ListParagraph"/>
             <w:numPr>
@@ -3090,30 +3586,54 @@
           </w:pPr>
         </w:pPrChange>
       </w:pPr>
-      <w:ins w:id="106" w:author="Ram, Abhishek" w:date="2025-06-24T11:49:00Z" w16du:dateUtc="2025-06-24T15:49:00Z">
+      <w:ins w:id="184" w:author="Ram, Abhishek" w:date="2025-06-24T11:49:00Z" w16du:dateUtc="2025-06-24T15:49:00Z">
         <w:r>
           <w:rPr>
+            <w:strike/>
             <w:highlight w:val="yellow"/>
+            <w:rPrChange w:id="185" w:author="Ram, Abhishek" w:date="2025-09-08T11:22:00Z" w16du:dateUtc="2025-09-08T15:22:00Z">
+              <w:rPr>
+                <w:highlight w:val="yellow"/>
+              </w:rPr>
+            </w:rPrChange>
           </w:rPr>
           <w:t>We are great at handling linear scenarios, but what about non-linear scenarios?</w:t>
         </w:r>
       </w:ins>
-      <w:ins w:id="107" w:author="Ram, Abhishek" w:date="2025-07-22T11:55:00Z" w16du:dateUtc="2025-07-22T15:55:00Z">
+      <w:ins w:id="186" w:author="Ram, Abhishek" w:date="2025-07-22T11:55:00Z" w16du:dateUtc="2025-07-22T15:55:00Z">
         <w:r>
           <w:rPr>
+            <w:strike/>
             <w:highlight w:val="yellow"/>
+            <w:rPrChange w:id="187" w:author="Ram, Abhishek" w:date="2025-09-08T11:22:00Z" w16du:dateUtc="2025-09-08T15:22:00Z">
+              <w:rPr>
+                <w:highlight w:val="yellow"/>
+              </w:rPr>
+            </w:rPrChange>
           </w:rPr>
           <w:t xml:space="preserve"> </w:t>
         </w:r>
         <w:r>
           <w:rPr>
+            <w:strike/>
             <w:highlight w:val="yellow"/>
+            <w:rPrChange w:id="188" w:author="Ram, Abhishek" w:date="2025-09-08T11:22:00Z" w16du:dateUtc="2025-09-08T15:22:00Z">
+              <w:rPr>
+                <w:highlight w:val="yellow"/>
+              </w:rPr>
+            </w:rPrChange>
           </w:rPr>
           <w:sym w:font="Wingdings" w:char="F0E0"/>
         </w:r>
         <w:r>
           <w:rPr>
+            <w:strike/>
             <w:highlight w:val="yellow"/>
+            <w:rPrChange w:id="189" w:author="Ram, Abhishek" w:date="2025-09-08T11:22:00Z" w16du:dateUtc="2025-09-08T15:22:00Z">
+              <w:rPr>
+                <w:highlight w:val="yellow"/>
+              </w:rPr>
+            </w:rPrChange>
           </w:rPr>
           <w:t xml:space="preserve"> </w:t>
         </w:r>
@@ -3121,8 +3641,9 @@
           <w:rPr>
             <w:b/>
             <w:bCs/>
+            <w:strike/>
             <w:highlight w:val="yellow"/>
-            <w:rPrChange w:id="108" w:author="Ram, Abhishek" w:date="2025-07-22T11:55:00Z" w16du:dateUtc="2025-07-22T15:55:00Z">
+            <w:rPrChange w:id="190" w:author="Ram, Abhishek" w:date="2025-09-08T11:22:00Z" w16du:dateUtc="2025-09-08T15:22:00Z">
               <w:rPr>
                 <w:highlight w:val="yellow"/>
               </w:rPr>
@@ -3140,10 +3661,10 @@
           <w:numId w:val="2"/>
         </w:numPr>
         <w:rPr>
-          <w:del w:id="109" w:author="Ram, Abhishek" w:date="2025-06-24T11:38:00Z" w16du:dateUtc="2025-06-24T15:38:00Z"/>
-        </w:rPr>
-      </w:pPr>
-      <w:del w:id="110" w:author="Ram, Abhishek" w:date="2025-06-24T11:38:00Z" w16du:dateUtc="2025-06-24T15:38:00Z">
+          <w:del w:id="191" w:author="Ram, Abhishek" w:date="2025-06-24T11:38:00Z" w16du:dateUtc="2025-06-24T15:38:00Z"/>
+        </w:rPr>
+      </w:pPr>
+      <w:del w:id="192" w:author="Ram, Abhishek" w:date="2025-06-24T11:38:00Z" w16du:dateUtc="2025-06-24T15:38:00Z">
         <w:r>
           <w:delText>Contextualizing Different Computational Methods</w:delText>
         </w:r>
@@ -3160,10 +3681,10 @@
           <w:numId w:val="2"/>
         </w:numPr>
         <w:rPr>
-          <w:del w:id="111" w:author="Ram, Abhishek" w:date="2025-06-24T11:38:00Z" w16du:dateUtc="2025-06-24T15:38:00Z"/>
-        </w:rPr>
-      </w:pPr>
-      <w:del w:id="112" w:author="Ram, Abhishek" w:date="2025-06-24T11:38:00Z" w16du:dateUtc="2025-06-24T15:38:00Z">
+          <w:del w:id="193" w:author="Ram, Abhishek" w:date="2025-06-24T11:38:00Z" w16du:dateUtc="2025-06-24T15:38:00Z"/>
+        </w:rPr>
+      </w:pPr>
+      <w:del w:id="194" w:author="Ram, Abhishek" w:date="2025-06-24T11:38:00Z" w16du:dateUtc="2025-06-24T15:38:00Z">
         <w:r>
           <w:delText>Physics-based methods</w:delText>
         </w:r>
@@ -3177,10 +3698,10 @@
           <w:numId w:val="2"/>
         </w:numPr>
         <w:rPr>
-          <w:del w:id="113" w:author="Ram, Abhishek" w:date="2025-06-24T11:38:00Z" w16du:dateUtc="2025-06-24T15:38:00Z"/>
-        </w:rPr>
-      </w:pPr>
-      <w:del w:id="114" w:author="Ram, Abhishek" w:date="2025-06-24T11:38:00Z" w16du:dateUtc="2025-06-24T15:38:00Z">
+          <w:del w:id="195" w:author="Ram, Abhishek" w:date="2025-06-24T11:38:00Z" w16du:dateUtc="2025-06-24T15:38:00Z"/>
+        </w:rPr>
+      </w:pPr>
+      <w:del w:id="196" w:author="Ram, Abhishek" w:date="2025-06-24T11:38:00Z" w16du:dateUtc="2025-06-24T15:38:00Z">
         <w:r>
           <w:delText>Human-created models</w:delText>
         </w:r>
@@ -3194,10 +3715,10 @@
           <w:numId w:val="2"/>
         </w:numPr>
         <w:rPr>
-          <w:del w:id="115" w:author="Ram, Abhishek" w:date="2025-06-24T11:38:00Z" w16du:dateUtc="2025-06-24T15:38:00Z"/>
-        </w:rPr>
-      </w:pPr>
-      <w:del w:id="116" w:author="Ram, Abhishek" w:date="2025-06-24T11:38:00Z" w16du:dateUtc="2025-06-24T15:38:00Z">
+          <w:del w:id="197" w:author="Ram, Abhishek" w:date="2025-06-24T11:38:00Z" w16du:dateUtc="2025-06-24T15:38:00Z"/>
+        </w:rPr>
+      </w:pPr>
+      <w:del w:id="198" w:author="Ram, Abhishek" w:date="2025-06-24T11:38:00Z" w16du:dateUtc="2025-06-24T15:38:00Z">
         <w:r>
           <w:delText>Data-derived models</w:delText>
         </w:r>
@@ -3258,6 +3779,7 @@
     </w:p>
     <w:p>
       <w:r>
+        <w:lastRenderedPageBreak/>
         <w:t>Hardware/Software Infrastructure Co-Design</w:t>
       </w:r>
     </w:p>
@@ -3321,7 +3843,6 @@
         </w:numPr>
       </w:pPr>
       <w:r>
-        <w:lastRenderedPageBreak/>
         <w:t>How to adopt open standards for hardware/software co-design</w:t>
       </w:r>
     </w:p>
@@ -3414,46 +3935,115 @@
           <w:ilvl w:val="1"/>
           <w:numId w:val="7"/>
         </w:numPr>
-      </w:pPr>
-      <w:r>
+        <w:rPr>
+          <w:strike/>
+          <w:rPrChange w:id="199" w:author="Ram, Abhishek" w:date="2025-09-08T11:24:00Z" w16du:dateUtc="2025-09-08T15:24:00Z">
+            <w:rPr/>
+          </w:rPrChange>
+        </w:rPr>
+      </w:pPr>
+      <w:r>
+        <w:rPr>
+          <w:strike/>
+          <w:rPrChange w:id="200" w:author="Ram, Abhishek" w:date="2025-09-08T11:24:00Z" w16du:dateUtc="2025-09-08T15:24:00Z">
+            <w:rPr/>
+          </w:rPrChange>
+        </w:rPr>
         <w:t xml:space="preserve">Defining a digital culture (difference between enterprise </w:t>
       </w:r>
       <w:r>
         <w:rPr>
           <w:b/>
           <w:bCs/>
+          <w:strike/>
+          <w:rPrChange w:id="201" w:author="Ram, Abhishek" w:date="2025-09-08T11:24:00Z" w16du:dateUtc="2025-09-08T15:24:00Z">
+            <w:rPr>
+              <w:b/>
+              <w:bCs/>
+            </w:rPr>
+          </w:rPrChange>
         </w:rPr>
         <w:t>digitization</w:t>
       </w:r>
       <w:r>
+        <w:rPr>
+          <w:strike/>
+          <w:rPrChange w:id="202" w:author="Ram, Abhishek" w:date="2025-09-08T11:24:00Z" w16du:dateUtc="2025-09-08T15:24:00Z">
+            <w:rPr/>
+          </w:rPrChange>
+        </w:rPr>
         <w:t xml:space="preserve"> and enterprise </w:t>
       </w:r>
       <w:r>
         <w:rPr>
           <w:b/>
           <w:bCs/>
+          <w:strike/>
+          <w:rPrChange w:id="203" w:author="Ram, Abhishek" w:date="2025-09-08T11:24:00Z" w16du:dateUtc="2025-09-08T15:24:00Z">
+            <w:rPr>
+              <w:b/>
+              <w:bCs/>
+            </w:rPr>
+          </w:rPrChange>
         </w:rPr>
         <w:t>digital transformation</w:t>
       </w:r>
       <w:r>
+        <w:rPr>
+          <w:strike/>
+          <w:rPrChange w:id="204" w:author="Ram, Abhishek" w:date="2025-09-08T11:24:00Z" w16du:dateUtc="2025-09-08T15:24:00Z">
+            <w:rPr/>
+          </w:rPrChange>
+        </w:rPr>
         <w:t>)</w:t>
       </w:r>
       <w:r>
+        <w:rPr>
+          <w:strike/>
+          <w:rPrChange w:id="205" w:author="Ram, Abhishek" w:date="2025-09-08T11:24:00Z" w16du:dateUtc="2025-09-08T15:24:00Z">
+            <w:rPr/>
+          </w:rPrChange>
+        </w:rPr>
         <w:t xml:space="preserve"> </w:t>
       </w:r>
       <w:r>
+        <w:rPr>
+          <w:strike/>
+          <w:rPrChange w:id="206" w:author="Ram, Abhishek" w:date="2025-09-08T11:24:00Z" w16du:dateUtc="2025-09-08T15:24:00Z">
+            <w:rPr/>
+          </w:rPrChange>
+        </w:rPr>
         <w:sym w:font="Wingdings" w:char="F0E0"/>
       </w:r>
       <w:r>
+        <w:rPr>
+          <w:strike/>
+          <w:rPrChange w:id="207" w:author="Ram, Abhishek" w:date="2025-09-08T11:24:00Z" w16du:dateUtc="2025-09-08T15:24:00Z">
+            <w:rPr/>
+          </w:rPrChange>
+        </w:rPr>
         <w:t xml:space="preserve"> start with level-setting this definition so everything else flows from this</w:t>
       </w:r>
       <w:r>
+        <w:rPr>
+          <w:strike/>
+          <w:rPrChange w:id="208" w:author="Ram, Abhishek" w:date="2025-09-08T11:24:00Z" w16du:dateUtc="2025-09-08T15:24:00Z">
+            <w:rPr/>
+          </w:rPrChange>
+        </w:rPr>
         <w:t xml:space="preserve"> </w:t>
       </w:r>
       <w:r>
         <w:rPr>
           <w:b/>
           <w:bCs/>
+          <w:strike/>
+          <w:rPrChange w:id="209" w:author="Ram, Abhishek" w:date="2025-09-08T11:24:00Z" w16du:dateUtc="2025-09-08T15:24:00Z">
+            <w:rPr>
+              <w:b/>
+              <w:bCs/>
+            </w:rPr>
+          </w:rPrChange>
         </w:rPr>
         <w:sym w:font="Wingdings" w:char="F0E0"/>
       </w:r>
@@ -3461,6 +4051,13 @@
         <w:rPr>
           <w:b/>
           <w:bCs/>
+          <w:strike/>
+          <w:rPrChange w:id="210" w:author="Ram, Abhishek" w:date="2025-09-08T11:24:00Z" w16du:dateUtc="2025-09-08T15:24:00Z">
+            <w:rPr>
+              <w:b/>
+              <w:bCs/>
+            </w:rPr>
+          </w:rPrChange>
         </w:rPr>
         <w:t xml:space="preserve"> COMPLETE</w:t>
       </w:r>
@@ -3472,8 +4069,20 @@
           <w:ilvl w:val="2"/>
           <w:numId w:val="7"/>
         </w:numPr>
-      </w:pPr>
-      <w:r>
+        <w:rPr>
+          <w:strike/>
+          <w:rPrChange w:id="211" w:author="Ram, Abhishek" w:date="2025-09-08T11:24:00Z" w16du:dateUtc="2025-09-08T15:24:00Z">
+            <w:rPr/>
+          </w:rPrChange>
+        </w:rPr>
+      </w:pPr>
+      <w:r>
+        <w:rPr>
+          <w:strike/>
+          <w:rPrChange w:id="212" w:author="Ram, Abhishek" w:date="2025-09-08T11:24:00Z" w16du:dateUtc="2025-09-08T15:24:00Z">
+            <w:rPr/>
+          </w:rPrChange>
+        </w:rPr>
         <w:t>Digital transformation involves changing how decision-making and strategy is generated</w:t>
       </w:r>
     </w:p>
@@ -3484,12 +4093,21 @@
           <w:ilvl w:val="2"/>
           <w:numId w:val="7"/>
         </w:numPr>
-      </w:pPr>
-      <w:r>
-        <w:t>C</w:t>
-      </w:r>
-      <w:r>
-        <w:t>ulture looks like innovation, collaboration and communication if want transformation</w:t>
+        <w:rPr>
+          <w:strike/>
+          <w:rPrChange w:id="213" w:author="Ram, Abhishek" w:date="2025-09-08T11:24:00Z" w16du:dateUtc="2025-09-08T15:24:00Z">
+            <w:rPr/>
+          </w:rPrChange>
+        </w:rPr>
+      </w:pPr>
+      <w:r>
+        <w:rPr>
+          <w:strike/>
+          <w:rPrChange w:id="214" w:author="Ram, Abhishek" w:date="2025-09-08T11:24:00Z" w16du:dateUtc="2025-09-08T15:24:00Z">
+            <w:rPr/>
+          </w:rPrChange>
+        </w:rPr>
+        <w:t>Culture looks like innovation, collaboration and communication if want transformation</w:t>
       </w:r>
     </w:p>
     <w:p>
@@ -3544,6 +4162,15 @@
         </w:rPr>
         <w:t>Chad</w:t>
       </w:r>
+      <w:ins w:id="215" w:author="Ram, Abhishek" w:date="2025-08-01T11:08:00Z" w16du:dateUtc="2025-08-01T15:08:00Z">
+        <w:r>
+          <w:rPr>
+            <w:b/>
+            <w:bCs/>
+          </w:rPr>
+          <w:t xml:space="preserve"> + Marlon, completed and to be merged</w:t>
+        </w:r>
+      </w:ins>
     </w:p>
     <w:p>
       <w:pPr>
@@ -3614,7 +4241,7 @@
           <w:numId w:val="7"/>
         </w:numPr>
         <w:rPr>
-          <w:ins w:id="117" w:author="Arthur, Richard B (GE Aerospace, US)" w:date="2025-06-06T11:53:00Z"/>
+          <w:ins w:id="216" w:author="Arthur, Richard B (GE Aerospace, US)" w:date="2025-06-06T11:53:00Z"/>
         </w:rPr>
       </w:pPr>
       <w:r>
@@ -3629,7 +4256,7 @@
           <w:numId w:val="7"/>
         </w:numPr>
       </w:pPr>
-      <w:ins w:id="118" w:author="Arthur, Richard B (GE Aerospace, US)" w:date="2025-06-06T11:53:00Z">
+      <w:ins w:id="217" w:author="Arthur, Richard B (GE Aerospace, US)" w:date="2025-06-06T11:53:00Z">
         <w:r>
           <w:t>Vision: Awakened Enterprise: Decision Provenance and Systemic Mindfulness</w:t>
         </w:r>
@@ -3637,20 +4264,13 @@
           <w:br/>
           <w:t>(Cite:</w:t>
         </w:r>
-      </w:ins>
-      <w:ins w:id="119" w:author="Ram, Abhishek" w:date="2025-07-14T10:49:00Z" w16du:dateUtc="2025-07-14T14:49:00Z">
-        <w:r>
-          <w:t xml:space="preserve"> </w:t>
-        </w:r>
-      </w:ins>
-      <w:ins w:id="120" w:author="Arthur, Richard B (GE Aerospace, US)" w:date="2025-06-06T11:53:00Z">
-        <w:del w:id="121" w:author="Ram, Abhishek" w:date="2025-07-14T10:49:00Z" w16du:dateUtc="2025-07-14T14:49:00Z">
+        <w:del w:id="218" w:author="Ram, Abhishek" w:date="2025-07-14T10:49:00Z" w16du:dateUtc="2025-07-14T14:49:00Z">
           <w:r>
             <w:delText xml:space="preserve"> </w:delText>
           </w:r>
         </w:del>
       </w:ins>
-      <w:ins w:id="122" w:author="Ram, Abhishek" w:date="2025-07-14T10:49:00Z" w16du:dateUtc="2025-07-14T14:49:00Z">
+      <w:ins w:id="219" w:author="Ram, Abhishek" w:date="2025-07-14T10:49:00Z" w16du:dateUtc="2025-07-14T14:49:00Z">
         <w:r>
           <w:fldChar w:fldCharType="begin"/>
         </w:r>
@@ -3658,10 +4278,10 @@
           <w:instrText>HYPERLINK "</w:instrText>
         </w:r>
       </w:ins>
-      <w:ins w:id="123" w:author="Arthur, Richard B (GE Aerospace, US)" w:date="2025-06-06T11:53:00Z">
+      <w:ins w:id="220" w:author="Arthur, Richard B (GE Aerospace, US)" w:date="2025-06-06T11:53:00Z">
         <w:r>
           <w:rPr>
-            <w:rPrChange w:id="124" w:author="Ram, Abhishek" w:date="2025-07-14T10:49:00Z" w16du:dateUtc="2025-07-14T14:49:00Z">
+            <w:rPrChange w:id="221" w:author="Ram, Abhishek" w:date="2025-07-14T10:49:00Z" w16du:dateUtc="2025-07-14T14:49:00Z">
               <w:rPr>
                 <w:rStyle w:val="Hyperlink"/>
               </w:rPr>
@@ -3670,7 +4290,7 @@
           <w:instrText>https://www.linkedin.com/pulse/awakened-enterprise-rick-arthur-kwitc/</w:instrText>
         </w:r>
       </w:ins>
-      <w:ins w:id="125" w:author="Ram, Abhishek" w:date="2025-07-14T10:49:00Z" w16du:dateUtc="2025-07-14T14:49:00Z">
+      <w:ins w:id="222" w:author="Ram, Abhishek" w:date="2025-07-14T10:49:00Z" w16du:dateUtc="2025-07-14T14:49:00Z">
         <w:r>
           <w:instrText>"</w:instrText>
         </w:r>
@@ -3678,7 +4298,7 @@
           <w:fldChar w:fldCharType="separate"/>
         </w:r>
       </w:ins>
-      <w:ins w:id="126" w:author="Arthur, Richard B (GE Aerospace, US)" w:date="2025-06-06T11:53:00Z">
+      <w:ins w:id="223" w:author="Arthur, Richard B (GE Aerospace, US)" w:date="2025-06-06T11:53:00Z">
         <w:r>
           <w:rPr>
             <w:rStyle w:val="Hyperlink"/>
@@ -3686,17 +4306,17 @@
           <w:t>https://www.linkedin.com/pulse/awakened-enterprise-rick-arthur-kwitc/</w:t>
         </w:r>
       </w:ins>
-      <w:ins w:id="127" w:author="Ram, Abhishek" w:date="2025-07-14T10:49:00Z" w16du:dateUtc="2025-07-14T14:49:00Z">
+      <w:ins w:id="224" w:author="Ram, Abhishek" w:date="2025-07-14T10:49:00Z" w16du:dateUtc="2025-07-14T14:49:00Z">
         <w:r>
           <w:fldChar w:fldCharType="end"/>
         </w:r>
       </w:ins>
-      <w:ins w:id="128" w:author="Arthur, Richard B (GE Aerospace, US)" w:date="2025-06-06T11:53:00Z">
+      <w:ins w:id="225" w:author="Arthur, Richard B (GE Aerospace, US)" w:date="2025-06-06T11:53:00Z">
         <w:r>
           <w:t xml:space="preserve"> </w:t>
         </w:r>
       </w:ins>
-      <w:ins w:id="129" w:author="Arthur, Richard B (GE Aerospace, US)" w:date="2025-06-06T11:54:00Z">
+      <w:ins w:id="226" w:author="Arthur, Richard B (GE Aerospace, US)" w:date="2025-06-06T11:54:00Z">
         <w:r>
           <w:t>and related articles)</w:t>
         </w:r>
@@ -3867,6 +4487,7 @@
         </w:numPr>
       </w:pPr>
       <w:r>
+        <w:lastRenderedPageBreak/>
         <w:t>Establish a common language or thinking for bridging these too, including but not limited to, leveraging:</w:t>
       </w:r>
     </w:p>
@@ -3877,10 +4498,15 @@
           <w:ilvl w:val="3"/>
           <w:numId w:val="7"/>
         </w:numPr>
-      </w:pPr>
-      <w:r>
-        <w:t>Digital engineering community of practice</w:t>
-      </w:r>
+        <w:rPr>
+          <w:del w:id="227" w:author="Ram, Abhishek" w:date="2025-08-01T11:14:00Z" w16du:dateUtc="2025-08-01T15:14:00Z"/>
+        </w:rPr>
+      </w:pPr>
+      <w:del w:id="228" w:author="Ram, Abhishek" w:date="2025-08-01T11:14:00Z" w16du:dateUtc="2025-08-01T15:14:00Z">
+        <w:r>
+          <w:delText>Digital engineering community of practice</w:delText>
+        </w:r>
+      </w:del>
     </w:p>
     <w:p>
       <w:pPr>
@@ -3927,7 +4553,6 @@
         </w:numPr>
       </w:pPr>
       <w:r>
-        <w:lastRenderedPageBreak/>
         <w:t>Data privacy and security requirements</w:t>
       </w:r>
     </w:p>
@@ -4031,9 +4656,9 @@
         </w:numPr>
         <w:jc w:val="left"/>
         <w:rPr>
-          <w:ins w:id="130" w:author="Arthur, Richard B (GE Aerospace, US)" w:date="2025-06-06T11:57:00Z"/>
-        </w:rPr>
-        <w:pPrChange w:id="131" w:author="Ram, Abhishek" w:date="2025-07-14T10:56:00Z" w16du:dateUtc="2025-07-14T14:56:00Z">
+          <w:ins w:id="229" w:author="Arthur, Richard B (GE Aerospace, US)" w:date="2025-06-06T11:57:00Z"/>
+        </w:rPr>
+        <w:pPrChange w:id="230" w:author="Ram, Abhishek" w:date="2025-07-14T10:56:00Z" w16du:dateUtc="2025-07-14T14:56:00Z">
           <w:pPr>
             <w:pStyle w:val="ListParagraph"/>
             <w:numPr>
@@ -4044,7 +4669,7 @@
           </w:pPr>
         </w:pPrChange>
       </w:pPr>
-      <w:ins w:id="132" w:author="Arthur, Richard B (GE Aerospace, US)" w:date="2025-06-06T11:54:00Z">
+      <w:ins w:id="231" w:author="Arthur, Richard B (GE Aerospace, US)" w:date="2025-06-06T11:54:00Z">
         <w:r>
           <w:t>(Cite AIAA DEIC Workforce Development paper):</w:t>
         </w:r>
@@ -4052,7 +4677,7 @@
           <w:br/>
         </w:r>
       </w:ins>
-      <w:ins w:id="133" w:author="Arthur, Richard B (GE Aerospace, US)" w:date="2025-06-06T11:56:00Z">
+      <w:ins w:id="232" w:author="Arthur, Richard B (GE Aerospace, US)" w:date="2025-06-06T11:56:00Z">
         <w:r>
           <w:fldChar w:fldCharType="begin"/>
         </w:r>
@@ -4060,12 +4685,12 @@
           <w:instrText>HYPERLINK "</w:instrText>
         </w:r>
       </w:ins>
-      <w:ins w:id="134" w:author="Arthur, Richard B (GE Aerospace, US)" w:date="2025-06-06T11:55:00Z">
+      <w:ins w:id="233" w:author="Arthur, Richard B (GE Aerospace, US)" w:date="2025-06-06T11:55:00Z">
         <w:r>
           <w:instrText>https://aiaa.org/resources/digital-engineering-workforce-development-white-paper</w:instrText>
         </w:r>
       </w:ins>
-      <w:ins w:id="135" w:author="Arthur, Richard B (GE Aerospace, US)" w:date="2025-06-06T11:56:00Z">
+      <w:ins w:id="234" w:author="Arthur, Richard B (GE Aerospace, US)" w:date="2025-06-06T11:56:00Z">
         <w:r>
           <w:instrText>"</w:instrText>
         </w:r>
@@ -4073,7 +4698,7 @@
           <w:fldChar w:fldCharType="separate"/>
         </w:r>
       </w:ins>
-      <w:ins w:id="136" w:author="Arthur, Richard B (GE Aerospace, US)" w:date="2025-06-06T11:55:00Z">
+      <w:ins w:id="235" w:author="Arthur, Richard B (GE Aerospace, US)" w:date="2025-06-06T11:55:00Z">
         <w:r>
           <w:rPr>
             <w:rStyle w:val="Hyperlink"/>
@@ -4081,7 +4706,7 @@
           <w:t>https://aiaa.org/resources/digital-engineering-workforce-development-white-paper</w:t>
         </w:r>
       </w:ins>
-      <w:ins w:id="137" w:author="Arthur, Richard B (GE Aerospace, US)" w:date="2025-06-06T11:56:00Z">
+      <w:ins w:id="236" w:author="Arthur, Richard B (GE Aerospace, US)" w:date="2025-06-06T11:56:00Z">
         <w:r>
           <w:fldChar w:fldCharType="end"/>
         </w:r>
@@ -4098,10 +4723,10 @@
           <w:numId w:val="7"/>
         </w:numPr>
         <w:rPr>
-          <w:ins w:id="138" w:author="Arthur, Richard B (GE Aerospace, US)" w:date="2025-06-06T11:57:00Z"/>
-        </w:rPr>
-      </w:pPr>
-      <w:ins w:id="139" w:author="Arthur, Richard B (GE Aerospace, US)" w:date="2025-06-06T11:57:00Z">
+          <w:ins w:id="237" w:author="Arthur, Richard B (GE Aerospace, US)" w:date="2025-06-06T11:57:00Z"/>
+        </w:rPr>
+      </w:pPr>
+      <w:ins w:id="238" w:author="Arthur, Richard B (GE Aerospace, US)" w:date="2025-06-06T11:57:00Z">
         <w:r>
           <w:t>Highlight its content as relevant to this topic area</w:t>
         </w:r>
@@ -4115,9 +4740,9 @@
           <w:numId w:val="7"/>
         </w:numPr>
         <w:rPr>
-          <w:ins w:id="140" w:author="Arthur, Richard B (GE Aerospace, US)" w:date="2025-06-06T11:54:00Z"/>
-        </w:rPr>
-        <w:pPrChange w:id="141" w:author="Arthur, Richard B (GE Aerospace, US)" w:date="2025-06-06T11:57:00Z">
+          <w:ins w:id="239" w:author="Arthur, Richard B (GE Aerospace, US)" w:date="2025-06-06T11:54:00Z"/>
+        </w:rPr>
+        <w:pPrChange w:id="240" w:author="Arthur, Richard B (GE Aerospace, US)" w:date="2025-06-06T11:57:00Z">
           <w:pPr>
             <w:pStyle w:val="ListParagraph"/>
             <w:numPr>
@@ -4128,7 +4753,7 @@
           </w:pPr>
         </w:pPrChange>
       </w:pPr>
-      <w:ins w:id="142" w:author="Arthur, Richard B (GE Aerospace, US)" w:date="2025-06-06T11:57:00Z">
+      <w:ins w:id="241" w:author="Arthur, Richard B (GE Aerospace, US)" w:date="2025-06-06T11:57:00Z">
         <w:r>
           <w:t>Do not summarize or replicate</w:t>
         </w:r>
@@ -4428,7 +5053,7 @@
         </w:rPr>
         <w:t>, Greg Roth, Hugh</w:t>
       </w:r>
-      <w:ins w:id="143" w:author="Ram, Abhishek" w:date="2025-07-14T11:30:00Z" w16du:dateUtc="2025-07-14T15:30:00Z">
+      <w:ins w:id="242" w:author="Ram, Abhishek" w:date="2025-07-14T11:30:00Z" w16du:dateUtc="2025-07-14T15:30:00Z">
         <w:r>
           <w:rPr>
             <w:b/>
@@ -4437,7 +5062,7 @@
           <w:t>, Rekha</w:t>
         </w:r>
       </w:ins>
-      <w:del w:id="144" w:author="Ram, Abhishek" w:date="2025-07-14T11:30:00Z" w16du:dateUtc="2025-07-14T15:30:00Z">
+      <w:del w:id="243" w:author="Ram, Abhishek" w:date="2025-07-14T11:30:00Z" w16du:dateUtc="2025-07-14T15:30:00Z">
         <w:r>
           <w:rPr>
             <w:b/>
@@ -4450,35 +5075,1721 @@
     <w:p>
       <w:pPr>
         <w:pStyle w:val="Heading1"/>
-      </w:pPr>
-      <w:bookmarkStart w:id="145" w:name="_Ref187413419"/>
-      <w:r>
-        <w:lastRenderedPageBreak/>
-        <w:t>Computational Design Analysis Framework Development</w:t>
-      </w:r>
-      <w:bookmarkEnd w:id="145"/>
-    </w:p>
-    <w:p>
-      <w:pPr>
-        <w:pStyle w:val="Heading1"/>
-      </w:pPr>
-      <w:r>
-        <w:t>Data Management</w:t>
-      </w:r>
-    </w:p>
-    <w:p>
-      <w:pPr>
-        <w:pStyle w:val="Heading1"/>
+        <w:rPr>
+          <w:ins w:id="244" w:author="Ram, Abhishek" w:date="2025-08-15T17:00:00Z" w16du:dateUtc="2025-08-15T21:00:00Z"/>
+        </w:rPr>
+        <w:pPrChange w:id="245" w:author="Ram, Abhishek" w:date="2025-08-21T19:58:00Z" w16du:dateUtc="2025-08-21T23:58:00Z">
+          <w:pPr>
+            <w:spacing w:before="0" w:after="0"/>
+            <w:ind w:firstLine="0"/>
+          </w:pPr>
+        </w:pPrChange>
+      </w:pPr>
+      <w:bookmarkStart w:id="246" w:name="_Ref187413419"/>
+      <w:r>
+        <w:t xml:space="preserve">Computational Design </w:t>
+      </w:r>
+      <w:ins w:id="247" w:author="Ram, Abhishek" w:date="2025-08-21T20:00:00Z" w16du:dateUtc="2025-08-22T00:00:00Z">
+        <w:r>
+          <w:t xml:space="preserve">and </w:t>
+        </w:r>
+      </w:ins>
+      <w:r>
+        <w:t>Analysis</w:t>
+      </w:r>
+      <w:ins w:id="248" w:author="Ram, Abhishek" w:date="2025-08-21T20:00:00Z" w16du:dateUtc="2025-08-22T00:00:00Z">
+        <w:r>
+          <w:t xml:space="preserve"> (CoDA)</w:t>
+        </w:r>
+      </w:ins>
+      <w:r>
+        <w:t xml:space="preserve"> Framework Development</w:t>
+      </w:r>
+      <w:bookmarkEnd w:id="246"/>
+      <w:ins w:id="249" w:author="Ram, Abhishek" w:date="2025-09-08T10:17:00Z" w16du:dateUtc="2025-09-08T14:17:00Z">
+        <w:r>
+          <w:t xml:space="preserve"> (Alicia and Alex)</w:t>
+        </w:r>
+      </w:ins>
+    </w:p>
+    <w:customXmlInsRangeStart w:id="250" w:author="Ram, Abhishek" w:date="2025-08-15T17:00:00Z"/>
+    <w:sdt>
+      <w:sdtPr>
+        <w:tag w:val="goog_rdk_61"/>
+        <w:id w:val="875973102"/>
+      </w:sdtPr>
+      <w:sdtContent>
+        <w:customXmlInsRangeEnd w:id="250"/>
+        <w:p>
+          <w:pPr>
+            <w:rPr>
+              <w:ins w:id="251" w:author="Ram, Abhishek" w:date="2025-08-15T17:00:00Z" w16du:dateUtc="2025-08-15T21:00:00Z"/>
+            </w:rPr>
+            <w:pPrChange w:id="252" w:author="Ram, Abhishek" w:date="2025-08-21T19:55:00Z" w16du:dateUtc="2025-08-21T23:55:00Z">
+              <w:pPr>
+                <w:spacing w:before="0" w:after="0"/>
+                <w:ind w:firstLine="0"/>
+              </w:pPr>
+            </w:pPrChange>
+          </w:pPr>
+          <w:ins w:id="253" w:author="Ram, Abhishek" w:date="2025-08-15T17:00:00Z" w16du:dateUtc="2025-08-15T21:00:00Z">
+            <w:r>
+              <w:t>Computational methods and tools have been extensively developed and utilized in aerospace engineering and across major disciplines of engineering, which has enabled the era of digital engineering.  Ever since the birth of the Turing machine, computing power has been exploited to conduct calculations more quickly and more accurately. The modern-day computing technology enabled numerical methods to solve a discretized system of previously unsolvable problems, taking advantage of (much) faster-than-human computing capabilities.</w:t>
+            </w:r>
+          </w:ins>
+          <w:customXmlInsRangeStart w:id="254" w:author="Ram, Abhishek" w:date="2025-08-15T17:00:00Z"/>
+          <w:sdt>
+            <w:sdtPr>
+              <w:tag w:val="goog_rdk_59"/>
+              <w:id w:val="151108428"/>
+            </w:sdtPr>
+            <w:sdtContent>
+              <w:customXmlInsRangeEnd w:id="254"/>
+              <w:ins w:id="255" w:author="Ram, Abhishek" w:date="2025-08-15T17:00:00Z" w16du:dateUtc="2025-08-15T21:00:00Z">
+                <w:r>
+                  <w:t xml:space="preserve"> The increase in processing </w:t>
+                </w:r>
+                <w:r>
+                  <w:lastRenderedPageBreak/>
+                  <w:t>speed, memory, and storage has paralleled a corresponding leap in the scale and fidelity of problems engineers can solve.</w:t>
+                </w:r>
+              </w:ins>
+              <w:customXmlInsRangeStart w:id="256" w:author="Ram, Abhishek" w:date="2025-08-15T17:00:00Z"/>
+            </w:sdtContent>
+          </w:sdt>
+          <w:customXmlInsRangeEnd w:id="256"/>
+          <w:ins w:id="257" w:author="Ram, Abhishek" w:date="2025-08-15T17:00:00Z" w16du:dateUtc="2025-08-15T21:00:00Z">
+            <w:r>
+              <w:t xml:space="preserve"> </w:t>
+            </w:r>
+          </w:ins>
+          <w:customXmlInsRangeStart w:id="258" w:author="Ram, Abhishek" w:date="2025-08-15T17:00:00Z"/>
+          <w:sdt>
+            <w:sdtPr>
+              <w:tag w:val="goog_rdk_60"/>
+              <w:id w:val="-1370898231"/>
+            </w:sdtPr>
+            <w:sdtContent>
+              <w:customXmlInsRangeEnd w:id="258"/>
+              <w:customXmlInsRangeStart w:id="259" w:author="Ram, Abhishek" w:date="2025-08-15T17:00:00Z"/>
+            </w:sdtContent>
+          </w:sdt>
+          <w:customXmlInsRangeEnd w:id="259"/>
+        </w:p>
+        <w:customXmlInsRangeStart w:id="260" w:author="Ram, Abhishek" w:date="2025-08-15T17:00:00Z"/>
+      </w:sdtContent>
+    </w:sdt>
+    <w:customXmlInsRangeEnd w:id="260"/>
+    <w:p>
+      <w:pPr>
+        <w:rPr>
+          <w:ins w:id="261" w:author="Ram, Abhishek" w:date="2025-08-15T17:00:00Z" w16du:dateUtc="2025-08-15T21:00:00Z"/>
+        </w:rPr>
+        <w:pPrChange w:id="262" w:author="Ram, Abhishek" w:date="2025-08-21T19:55:00Z" w16du:dateUtc="2025-08-21T23:55:00Z">
+          <w:pPr>
+            <w:spacing w:before="0" w:after="0"/>
+            <w:ind w:firstLine="0"/>
+          </w:pPr>
+        </w:pPrChange>
+      </w:pPr>
+      <w:ins w:id="263" w:author="Ram, Abhishek" w:date="2025-08-15T17:00:00Z" w16du:dateUtc="2025-08-15T21:00:00Z">
+        <w:r>
+          <w:t>These approaches are a long series of equations that would be considered too long to be solved by a human, and given the number of times these equations need to be solved, considered unsolvable. The examples include the Monte Carlo method for uncertainty quantification and the finite element method for mechanics. Computers also provided the means to store a lot of information which can then be organized and manipulated via the numerical methods. Over the several decades of computer technology development, a vast range of numerical and computational methods have emerged to assist engineering, e.g. drawing and manipulating 3D geometry, simulating the behavior of a well-defined system, a range of fidelity models and surrogate models for forward simulation, management and analysis of large amount</w:t>
+        </w:r>
+      </w:ins>
+      <w:ins w:id="264" w:author="Ram, Abhishek" w:date="2025-08-21T19:53:00Z" w16du:dateUtc="2025-08-21T23:53:00Z">
+        <w:r>
+          <w:t>s</w:t>
+        </w:r>
+      </w:ins>
+      <w:ins w:id="265" w:author="Ram, Abhishek" w:date="2025-08-15T17:00:00Z" w16du:dateUtc="2025-08-15T21:00:00Z">
+        <w:r>
+          <w:t xml:space="preserve"> of data, and inverse optimization to generate the optimum system or configurations which can be considered as an inverse problem of a simulation model. </w:t>
+        </w:r>
+      </w:ins>
+      <w:customXmlInsRangeStart w:id="266" w:author="Ram, Abhishek" w:date="2025-08-15T17:00:00Z"/>
+      <w:sdt>
+        <w:sdtPr>
+          <w:tag w:val="goog_rdk_64"/>
+          <w:id w:val="1333286455"/>
+        </w:sdtPr>
+        <w:sdtContent>
+          <w:customXmlInsRangeEnd w:id="266"/>
+          <w:ins w:id="267" w:author="Ram, Abhishek" w:date="2025-08-15T17:00:00Z" w16du:dateUtc="2025-08-15T21:00:00Z">
+            <w:r>
+              <w:t xml:space="preserve">Alongside the methods themselves, </w:t>
+            </w:r>
+          </w:ins>
+          <w:ins w:id="268" w:author="Ram, Abhishek" w:date="2025-08-21T19:53:00Z" w16du:dateUtc="2025-08-21T23:53:00Z">
+            <w:r>
+              <w:t>advances</w:t>
+            </w:r>
+          </w:ins>
+          <w:ins w:id="269" w:author="Ram, Abhishek" w:date="2025-08-21T19:54:00Z" w16du:dateUtc="2025-08-21T23:54:00Z">
+            <w:r>
+              <w:t xml:space="preserve"> in numerical and computational fluency</w:t>
+            </w:r>
+          </w:ins>
+          <w:ins w:id="270" w:author="Ram, Abhishek" w:date="2025-08-21T19:53:00Z" w16du:dateUtc="2025-08-21T23:53:00Z">
+            <w:r>
+              <w:t xml:space="preserve"> have brought</w:t>
+            </w:r>
+          </w:ins>
+          <w:ins w:id="271" w:author="Ram, Abhishek" w:date="2025-08-15T17:00:00Z" w16du:dateUtc="2025-08-15T21:00:00Z">
+            <w:r>
+              <w:t xml:space="preserve"> workflow</w:t>
+            </w:r>
+          </w:ins>
+          <w:ins w:id="272" w:author="Ram, Abhishek" w:date="2025-08-21T19:53:00Z" w16du:dateUtc="2025-08-21T23:53:00Z">
+            <w:r>
+              <w:t>s</w:t>
+            </w:r>
+          </w:ins>
+          <w:ins w:id="273" w:author="Ram, Abhishek" w:date="2025-08-15T17:00:00Z" w16du:dateUtc="2025-08-15T21:00:00Z">
+            <w:r>
+              <w:t xml:space="preserve"> and tools to track how geometry, mesh, analyses, and results flow through long-running studies using enterprise resource planning systems. Automation of these processes has dramatically shortened design cycles and enabled rapid iteration, which is critical in competitive industries such as aerospace.</w:t>
+            </w:r>
+          </w:ins>
+          <w:customXmlInsRangeStart w:id="274" w:author="Ram, Abhishek" w:date="2025-08-15T17:00:00Z"/>
+        </w:sdtContent>
+      </w:sdt>
+      <w:customXmlInsRangeEnd w:id="274"/>
+    </w:p>
+    <w:p>
+      <w:pPr>
+        <w:rPr>
+          <w:ins w:id="275" w:author="Ram, Abhishek" w:date="2025-08-15T17:00:00Z" w16du:dateUtc="2025-08-15T21:00:00Z"/>
+        </w:rPr>
+        <w:pPrChange w:id="276" w:author="Ram, Abhishek" w:date="2025-08-21T19:55:00Z" w16du:dateUtc="2025-08-21T23:55:00Z">
+          <w:pPr>
+            <w:spacing w:before="0" w:after="0"/>
+            <w:ind w:firstLine="0"/>
+          </w:pPr>
+        </w:pPrChange>
+      </w:pPr>
+      <w:ins w:id="277" w:author="Ram, Abhishek" w:date="2025-08-15T17:00:00Z" w16du:dateUtc="2025-08-15T21:00:00Z">
+        <w:r>
+          <w:t xml:space="preserve">As complexity of engineering systems increased, efforts increased in integrating these </w:t>
+        </w:r>
+      </w:ins>
+      <w:commentRangeStart w:id="278"/>
+      <w:customXmlInsRangeStart w:id="279" w:author="Ram, Abhishek" w:date="2025-08-15T17:00:00Z"/>
+      <w:sdt>
+        <w:sdtPr>
+          <w:tag w:val="goog_rdk_65"/>
+          <w:id w:val="461248228"/>
+        </w:sdtPr>
+        <w:sdtContent>
+          <w:customXmlInsRangeEnd w:id="279"/>
+          <w:customXmlInsRangeStart w:id="280" w:author="Ram, Abhishek" w:date="2025-08-15T17:00:00Z"/>
+        </w:sdtContent>
+      </w:sdt>
+      <w:customXmlInsRangeEnd w:id="280"/>
+      <w:ins w:id="281" w:author="Ram, Abhishek" w:date="2025-08-15T17:00:00Z" w16du:dateUtc="2025-08-15T21:00:00Z">
+        <w:r>
+          <w:t>numerical methods</w:t>
+        </w:r>
+        <w:commentRangeEnd w:id="278"/>
+        <w:r>
+          <w:rPr>
+            <w:rStyle w:val="CommentReference"/>
+            <w:sz w:val="24"/>
+            <w:szCs w:val="24"/>
+            <w:lang w:val="en"/>
+          </w:rPr>
+          <w:commentReference w:id="278"/>
+        </w:r>
+        <w:r>
+          <w:t xml:space="preserve"> to predict and design ever more challenging systems which can no longer be engineered by one or a few engineers, exemplified in modern aerospace structures amongst numerous examples. The primary challenge here being that the effects of changing one design feature on the entire system are not fully understood </w:t>
+        </w:r>
+        <w:r>
+          <w:rPr>
+            <w:i/>
+          </w:rPr>
+          <w:t>a priori</w:t>
+        </w:r>
+        <w:r>
+          <w:t xml:space="preserve">. Disciplines such as systems engineering and multidisciplinary design optimization have emerged to incorporate numerical and computational methods to predict the effects of a design change on the whole system and balance the conflicting criteria. While these system-level or top-down approaches have long been adopted in engineering, they were initially composed of lower fidelity models and the efforts are continuing to enable the adoption of multiple higher fidelity models earlier in the design process. There have been many case studies where the design optimization has generated novel designs that had been unknown or discovered new ways to manage the trade-offs, leading to more competitive engineering design. In recent years, </w:t>
+        </w:r>
+      </w:ins>
+      <w:commentRangeStart w:id="282"/>
+      <w:customXmlInsRangeStart w:id="283" w:author="Ram, Abhishek" w:date="2025-08-15T17:00:00Z"/>
+      <w:sdt>
+        <w:sdtPr>
+          <w:tag w:val="goog_rdk_66"/>
+          <w:id w:val="-1305520560"/>
+        </w:sdtPr>
+        <w:sdtContent>
+          <w:customXmlInsRangeEnd w:id="283"/>
+          <w:customXmlInsRangeStart w:id="284" w:author="Ram, Abhishek" w:date="2025-08-15T17:00:00Z"/>
+        </w:sdtContent>
+      </w:sdt>
+      <w:customXmlInsRangeEnd w:id="284"/>
+      <w:ins w:id="285" w:author="Ram, Abhishek" w:date="2025-08-15T17:00:00Z" w16du:dateUtc="2025-08-15T21:00:00Z">
+        <w:r>
+          <w:t>machine learning and artificial intelligence (ML/AI) have become increasingly popular in the family of computational methods.</w:t>
+        </w:r>
+        <w:commentRangeEnd w:id="282"/>
+        <w:r>
+          <w:rPr>
+            <w:rStyle w:val="CommentReference"/>
+            <w:sz w:val="24"/>
+            <w:szCs w:val="24"/>
+            <w:lang w:val="en"/>
+          </w:rPr>
+          <w:commentReference w:id="282"/>
+        </w:r>
+        <w:r>
+          <w:t xml:space="preserve"> Another parallel development is the advances in hardware design together with software development, either tailoring software to a given hardware (e.g. GPU vs. CPU parallelization) or tailoring hardware architecture optimized for a series of calculations that are needed - sometimes referred to as codesign, although the word is also commonly used for non-computational design approaches, i.e. collaborative or team approach or design which simultaneously consider multiple disciplines.</w:t>
+        </w:r>
+      </w:ins>
+    </w:p>
+    <w:p>
+      <w:pPr>
+        <w:rPr>
+          <w:ins w:id="286" w:author="Ram, Abhishek" w:date="2025-08-21T19:57:00Z" w16du:dateUtc="2025-08-21T23:57:00Z"/>
+        </w:rPr>
+      </w:pPr>
+      <w:ins w:id="287" w:author="Ram, Abhishek" w:date="2025-08-15T17:00:00Z" w16du:dateUtc="2025-08-15T21:00:00Z">
+        <w:r>
+          <w:t>The vision of digital engineering is an ultimate integration of all computational models beyond design - it spans the entire life-cycle of an asset. The initial model that behaves like a designed system is critical in enabling sensors to accurately update and predict its operational and aging behavior. Therefore, the computational methods used in the design process would form the fundamental model and data for digital engineering.</w:t>
+        </w:r>
+      </w:ins>
+      <w:customXmlInsRangeStart w:id="288" w:author="Ram, Abhishek" w:date="2025-08-15T17:00:00Z"/>
+      <w:sdt>
+        <w:sdtPr>
+          <w:tag w:val="goog_rdk_67"/>
+          <w:id w:val="-1218173238"/>
+        </w:sdtPr>
+        <w:sdtContent>
+          <w:customXmlInsRangeEnd w:id="288"/>
+          <w:ins w:id="289" w:author="Ram, Abhishek" w:date="2025-08-15T17:00:00Z" w16du:dateUtc="2025-08-15T21:00:00Z">
+            <w:r>
+              <w:t xml:space="preserve"> This integration enables the realization of true digital twins, where physical assets and their virtual counterparts co-evolve throughout the lifecycle.</w:t>
+            </w:r>
+          </w:ins>
+          <w:customXmlInsRangeStart w:id="290" w:author="Ram, Abhishek" w:date="2025-08-15T17:00:00Z"/>
+        </w:sdtContent>
+      </w:sdt>
+      <w:customXmlInsRangeEnd w:id="290"/>
+      <w:ins w:id="291" w:author="Ram, Abhishek" w:date="2025-08-15T17:00:00Z" w16du:dateUtc="2025-08-15T21:00:00Z">
+        <w:r>
+          <w:t xml:space="preserve"> This </w:t>
+        </w:r>
+      </w:ins>
+      <w:ins w:id="292" w:author="Ram, Abhishek" w:date="2025-08-21T19:56:00Z" w16du:dateUtc="2025-08-21T23:56:00Z">
+        <w:r>
+          <w:t xml:space="preserve">position </w:t>
+        </w:r>
+      </w:ins>
+      <w:ins w:id="293" w:author="Ram, Abhishek" w:date="2025-08-15T17:00:00Z" w16du:dateUtc="2025-08-15T21:00:00Z">
+        <w:r>
+          <w:t>paper aims to reflect on the computational methods that enable modeling and design, hence to provide a perspective on the state of the art computational methods in engineering, their challenges and the future.</w:t>
+        </w:r>
+      </w:ins>
+    </w:p>
+    <w:p>
+      <w:pPr>
+        <w:pStyle w:val="Heading2"/>
+        <w:rPr>
+          <w:ins w:id="294" w:author="Ram, Abhishek" w:date="2025-08-15T17:00:00Z" w16du:dateUtc="2025-08-15T21:00:00Z"/>
+        </w:rPr>
+        <w:pPrChange w:id="295" w:author="Ram, Abhishek" w:date="2025-08-21T19:57:00Z" w16du:dateUtc="2025-08-21T23:57:00Z">
+          <w:pPr>
+            <w:spacing w:before="0" w:after="0"/>
+            <w:ind w:firstLine="0"/>
+          </w:pPr>
+        </w:pPrChange>
+      </w:pPr>
+      <w:ins w:id="296" w:author="Ram, Abhishek" w:date="2025-08-21T19:58:00Z" w16du:dateUtc="2025-08-21T23:58:00Z">
+        <w:r>
+          <w:lastRenderedPageBreak/>
+          <w:t xml:space="preserve">Role of </w:t>
+        </w:r>
+      </w:ins>
+      <w:ins w:id="297" w:author="Ram, Abhishek" w:date="2025-08-21T19:59:00Z" w16du:dateUtc="2025-08-21T23:59:00Z">
+        <w:r>
+          <w:t>Co</w:t>
+        </w:r>
+      </w:ins>
+      <w:ins w:id="298" w:author="Ram, Abhishek" w:date="2025-08-21T20:00:00Z" w16du:dateUtc="2025-08-22T00:00:00Z">
+        <w:r>
+          <w:t>DA in Digital Engineering</w:t>
+        </w:r>
+      </w:ins>
+    </w:p>
+    <w:p>
+      <w:pPr>
+        <w:rPr>
+          <w:ins w:id="299" w:author="Ram, Abhishek" w:date="2025-08-15T17:00:00Z" w16du:dateUtc="2025-08-15T21:00:00Z"/>
+        </w:rPr>
+        <w:pPrChange w:id="300" w:author="Ram, Abhishek" w:date="2025-08-21T19:54:00Z" w16du:dateUtc="2025-08-21T23:54:00Z">
+          <w:pPr>
+            <w:spacing w:before="0" w:after="0"/>
+            <w:ind w:firstLine="0"/>
+          </w:pPr>
+        </w:pPrChange>
+      </w:pPr>
+      <w:ins w:id="301" w:author="Ram, Abhishek" w:date="2025-08-15T17:00:00Z" w16du:dateUtc="2025-08-15T21:00:00Z">
+        <w:r>
+          <w:t xml:space="preserve">Before reviewing the landscape of computational models for digital engineering, </w:t>
+        </w:r>
+        <w:r>
+          <w:rPr>
+            <w:i/>
+          </w:rPr>
+          <w:t>digital twin</w:t>
+        </w:r>
+        <w:r>
+          <w:t xml:space="preserve"> is being considered across all sectors, from engineering to climate to life sciences and many others. We note that many of the computational models share the same fundamentals across disciplines although we choose to focus on the methods common in engineering in this paper. For further reading on high level perspective on future direction for digital twins, the readers are referred to the National Academies consensus report on Foundational Research Gaps and Future Directions for Digital Twins (2024). When the digital twin concept is applied to materials and structural engineering, it becomes what the field of Integrated Computational Materials and Engineering (ICME) has been striving for a few decades. The NASA Vision 2040 paper on a Roadmap for Integrated Multiscale Modeling and Simulation of Materials and Systems (2024) identifies nine key enabling elements, eight of which relate also to digital engineering: modeling; optimization; uncertainty quantification and management; verification and validation; data informatics and visualization; workflows; training; and computational infrastructure. We will base our discussions on these key elements.</w:t>
+        </w:r>
+      </w:ins>
+      <w:customXmlInsRangeStart w:id="302" w:author="Ram, Abhishek" w:date="2025-08-15T17:00:00Z"/>
+      <w:sdt>
+        <w:sdtPr>
+          <w:tag w:val="goog_rdk_68"/>
+          <w:id w:val="1092001943"/>
+        </w:sdtPr>
+        <w:sdtContent>
+          <w:customXmlInsRangeEnd w:id="302"/>
+          <w:ins w:id="303" w:author="Ram, Abhishek" w:date="2025-08-15T17:00:00Z" w16du:dateUtc="2025-08-15T21:00:00Z">
+            <w:r>
+              <w:t xml:space="preserve"> By doing so, we aim to provide a structured framework for analyzing the maturity, challenges, and opportunities of computational methods in digital engineering.</w:t>
+            </w:r>
+          </w:ins>
+          <w:customXmlInsRangeStart w:id="304" w:author="Ram, Abhishek" w:date="2025-08-15T17:00:00Z"/>
+        </w:sdtContent>
+      </w:sdt>
+      <w:customXmlInsRangeEnd w:id="304"/>
+    </w:p>
+    <w:p>
+      <w:pPr>
+        <w:pStyle w:val="Heading3"/>
+        <w:rPr>
+          <w:ins w:id="305" w:author="Ram, Abhishek" w:date="2025-08-21T19:59:00Z" w16du:dateUtc="2025-08-21T23:59:00Z"/>
+        </w:rPr>
+        <w:pPrChange w:id="306" w:author="Ram, Abhishek" w:date="2025-08-21T19:59:00Z" w16du:dateUtc="2025-08-21T23:59:00Z">
+          <w:pPr/>
+        </w:pPrChange>
+      </w:pPr>
+      <w:ins w:id="307" w:author="Ram, Abhishek" w:date="2025-08-21T19:59:00Z" w16du:dateUtc="2025-08-21T23:59:00Z">
+        <w:r>
+          <w:t xml:space="preserve">Role of Modeling in CoDA </w:t>
+        </w:r>
+      </w:ins>
+      <w:ins w:id="308" w:author="Ram, Abhishek" w:date="2025-08-21T20:00:00Z" w16du:dateUtc="2025-08-22T00:00:00Z">
+        <w:r>
+          <w:t>in</w:t>
+        </w:r>
+      </w:ins>
+      <w:ins w:id="309" w:author="Ram, Abhishek" w:date="2025-08-21T19:59:00Z" w16du:dateUtc="2025-08-21T23:59:00Z">
+        <w:r>
+          <w:t xml:space="preserve"> Digital Engineering</w:t>
+        </w:r>
+      </w:ins>
+    </w:p>
+    <w:p>
+      <w:pPr>
+        <w:rPr>
+          <w:ins w:id="310" w:author="Ram, Abhishek" w:date="2025-08-15T17:00:00Z" w16du:dateUtc="2025-08-15T21:00:00Z"/>
+        </w:rPr>
+        <w:pPrChange w:id="311" w:author="Ram, Abhishek" w:date="2025-08-21T19:54:00Z" w16du:dateUtc="2025-08-21T23:54:00Z">
+          <w:pPr>
+            <w:spacing w:before="0" w:after="0"/>
+            <w:ind w:firstLine="0"/>
+          </w:pPr>
+        </w:pPrChange>
+      </w:pPr>
+      <w:ins w:id="312" w:author="Ram, Abhishek" w:date="2025-08-15T17:00:00Z" w16du:dateUtc="2025-08-15T21:00:00Z">
+        <w:r>
+          <w:t xml:space="preserve">Model here, is the computational models that form the foundation of a digital twin. One representative field of research that advances modeling is </w:t>
+        </w:r>
+        <w:r>
+          <w:rPr>
+            <w:i/>
+          </w:rPr>
+          <w:t>computational mechanics</w:t>
+        </w:r>
+        <w:r>
+          <w:t xml:space="preserve"> including </w:t>
+        </w:r>
+        <w:r>
+          <w:rPr>
+            <w:i/>
+          </w:rPr>
+          <w:t>surrogate modelin</w:t>
+        </w:r>
+        <w:r>
+          <w:t>g. They have been serving engineers to (i) to estimate a quantity of interest which can be measured experimentally but saves time and cost by simulation, (ii) enabling an engineer to investigate many what-if scenarios to inform unique insights of system behavior, or (iii) to compute a quantity which is very difficult or impossible to measure experimentally. One major goal of computational mechanics has been to develop mathematical formulations and solvers to estimate the quantities of interests more accurately, while balancing with computational resources.</w:t>
+        </w:r>
+      </w:ins>
+      <w:customXmlInsRangeStart w:id="313" w:author="Ram, Abhishek" w:date="2025-08-15T17:00:00Z"/>
+      <w:sdt>
+        <w:sdtPr>
+          <w:tag w:val="goog_rdk_69"/>
+          <w:id w:val="1377162139"/>
+        </w:sdtPr>
+        <w:sdtContent>
+          <w:customXmlInsRangeEnd w:id="313"/>
+          <w:ins w:id="314" w:author="Ram, Abhishek" w:date="2025-08-15T17:00:00Z" w16du:dateUtc="2025-08-15T21:00:00Z">
+            <w:r>
+              <w:t xml:space="preserve"> Surrogate models, in particular, have become indispensable for enabling real-time or many-query analyses, such as uncertainty quantification, optimization, and control. The increasing integration of data-driven techniques, such as neural networks, is complementing traditional physics-based modeling approaches and offering new capabilities for handling highly nonlinear and/or multiscale problems.</w:t>
+            </w:r>
+          </w:ins>
+          <w:customXmlInsRangeStart w:id="315" w:author="Ram, Abhishek" w:date="2025-08-15T17:00:00Z"/>
+        </w:sdtContent>
+      </w:sdt>
+      <w:customXmlInsRangeEnd w:id="315"/>
+      <w:ins w:id="316" w:author="Ram, Abhishek" w:date="2025-08-15T17:00:00Z" w16du:dateUtc="2025-08-15T21:00:00Z">
+        <w:r>
+          <w:t xml:space="preserve"> Reviewing NASA’s CFD Vision 2030 Roadmap (2020) offers a good insight in typical model development strategy: To enable physics-based modeling of 3D unsteady maneuvering flight and combustion by 2030. In addition to the physics-based modeling, they identify 5 key enabling domains which also require advances, (i) high performance computing (HPC); (ii) algorithms; (iii) geometry and grid generation; (iv) knowledge extraction and visualization; and (v) multidisciplinary design analysis and optimization (MDAO) with uncertainty quantification (UQ). The recent trends in computational mechanics are to exploit neural networks (NNs) and data-driven approaches to improve accuracy and/or add complexity without a substantial increase in computational resources.  The overall goal remains to model complex flow that cannot currently be analyzed. Here, the complexity arises within a single discipline, which may require limited input from one other discipline (chemistry kinetics for combustion in the case of CFD).  This means many of the numerical specifics of the computational models and algorithms are tailored to the specific quantities within a single discipline, and cannot easily be generalized. In other words, the computational models rely on a trained engineer with experience to construct and utilize for their use of the quantities (thus the accuracy need is defined by the engineer). This knowledge and insights are not easily generalized nor abstracted. Hence </w:t>
+        </w:r>
+        <w:r>
+          <w:lastRenderedPageBreak/>
+          <w:t xml:space="preserve">there are substantial challenges in constructing a single model for general purpose. (i.e. the quantity of interests are unknown </w:t>
+        </w:r>
+        <w:r>
+          <w:rPr>
+            <w:i/>
+          </w:rPr>
+          <w:t>a priori</w:t>
+        </w:r>
+        <w:r>
+          <w:t>.) Such a model in today’s technology, if possible to create, would require unreasonable computational resources (e.g. extremely fine mesh, small time-steps).  Research efforts are seen in training AI agents to perform the engineers' tasks to accelerate the design process. In parallel, researchers are developing computational methods that can communicate important information between the models such that the composition of the models can address the complexity challenges arising from multidisciplinary interactions and conflicts.</w:t>
+        </w:r>
+      </w:ins>
+    </w:p>
+    <w:p>
+      <w:pPr>
+        <w:pStyle w:val="Heading3"/>
+        <w:rPr>
+          <w:ins w:id="317" w:author="Ram, Abhishek" w:date="2025-08-21T20:02:00Z" w16du:dateUtc="2025-08-22T00:02:00Z"/>
+        </w:rPr>
+        <w:pPrChange w:id="318" w:author="Ram, Abhishek" w:date="2025-08-21T20:02:00Z" w16du:dateUtc="2025-08-22T00:02:00Z">
+          <w:pPr/>
+        </w:pPrChange>
+      </w:pPr>
+      <w:ins w:id="319" w:author="Ram, Abhishek" w:date="2025-08-21T20:02:00Z" w16du:dateUtc="2025-08-22T00:02:00Z">
+        <w:r>
+          <w:t>Role of Optimization in CoDA in Digital Engineering</w:t>
+        </w:r>
+      </w:ins>
+    </w:p>
+    <w:p>
+      <w:pPr>
+        <w:rPr>
+          <w:ins w:id="320" w:author="Ram, Abhishek" w:date="2025-08-15T17:00:00Z" w16du:dateUtc="2025-08-15T21:00:00Z"/>
+        </w:rPr>
+        <w:pPrChange w:id="321" w:author="Ram, Abhishek" w:date="2025-08-21T19:54:00Z" w16du:dateUtc="2025-08-21T23:54:00Z">
+          <w:pPr>
+            <w:spacing w:before="0" w:after="0"/>
+            <w:ind w:firstLine="0"/>
+          </w:pPr>
+        </w:pPrChange>
+      </w:pPr>
+      <w:ins w:id="322" w:author="Ram, Abhishek" w:date="2025-08-15T17:00:00Z" w16du:dateUtc="2025-08-15T21:00:00Z">
+        <w:r>
+          <w:t xml:space="preserve">Mathematical optimization has widely been in use for many complex decision makings, from preliminary aircraft design to financial investments. </w:t>
+        </w:r>
+        <w:r>
+          <w:rPr>
+            <w:i/>
+          </w:rPr>
+          <w:t>Generative AI</w:t>
+        </w:r>
+        <w:r>
+          <w:t xml:space="preserve"> also solves an optimization problem, thus considered as a subclass of optimization here. Optimization is fundamentally based on metric(s) to minimize/maximize given requirements or constraints, and outputs a set of parameters that optimally satisfy the problem statement. In the context of a complex system, it offers the quantitative tool that can evaluate the full consequences of each solution and balance conflicting criteria, which can thus guide decision-making systematically extracting important information from a digital twin.</w:t>
+        </w:r>
+      </w:ins>
+    </w:p>
+    <w:p>
+      <w:pPr>
+        <w:rPr>
+          <w:ins w:id="323" w:author="Ram, Abhishek" w:date="2025-08-21T20:02:00Z" w16du:dateUtc="2025-08-22T00:02:00Z"/>
+        </w:rPr>
+      </w:pPr>
+      <w:ins w:id="324" w:author="Ram, Abhishek" w:date="2025-08-15T17:00:00Z" w16du:dateUtc="2025-08-15T21:00:00Z">
+        <w:r>
+          <w:t xml:space="preserve">However, an important limitation here is that mathematical optimization finds an optimum solution to a given problem statement, which is usually unknown </w:t>
+        </w:r>
+        <w:r>
+          <w:rPr>
+            <w:i/>
+          </w:rPr>
+          <w:t>a priori</w:t>
+        </w:r>
+        <w:r>
+          <w:t xml:space="preserve"> as a complex system engineering problem is </w:t>
+        </w:r>
+        <w:r>
+          <w:rPr>
+            <w:i/>
+          </w:rPr>
+          <w:t>ill-defined</w:t>
+        </w:r>
+        <w:r>
+          <w:t xml:space="preserve">. In other words, the quality of an optimum solution is critically dependent on formulating a “correct” problem for which there are several barriers. One relates to the state-of-the-art models which are tailored to estimate the </w:t>
+        </w:r>
+        <w:r>
+          <w:rPr>
+            <w:i/>
+          </w:rPr>
+          <w:t xml:space="preserve">pre-defined </w:t>
+        </w:r>
+        <w:r>
+          <w:t xml:space="preserve">quantities of interest. However, which quantity(-ies) has(-ve) significant influences on decision-making and their accuracy requirements can change as the decision itself changes. Therefore, it is unknown which model should be selected for optimization, and consequently the full implications of the assumptions and approximations cannot be clearly understood. Furthermore, significant quantities themselves may change as various decisions are considered, requiring multiple integrated models to communicate, which is an outstanding challenge as discussed earlier. Given the complexity of multiple fidelity models and various assumptions, a generalized approach to model integration is likely to be far from achievable. Another challenge is that an optimization problem statement of a complex system may not have an optimum solution or may have many optima. For a complex system, this is not known </w:t>
+        </w:r>
+        <w:r>
+          <w:rPr>
+            <w:i/>
+          </w:rPr>
+          <w:t>a priori</w:t>
+        </w:r>
+        <w:r>
+          <w:t>. This means when a numerical method fails to converge to a solution, it may be that the problem statement does not have a solution.  There is little abstracted knowledge that can guide how to formulate a “correct” optimization problem, which is currently considered expert knowledge, limiting usability of a digital twin.  When an optimum solution is obtained by NN-based methods, the insights into the solution can be limited due to lack of explainability, presenting further challenges to use in decision-making. There is also the challenge of verifying and validating the solution as it is not intuitive to identify all the edge cases.</w:t>
+        </w:r>
+      </w:ins>
+    </w:p>
+    <w:p>
+      <w:pPr>
+        <w:pStyle w:val="Heading3"/>
+        <w:rPr>
+          <w:ins w:id="325" w:author="Ram, Abhishek" w:date="2025-08-15T17:00:00Z" w16du:dateUtc="2025-08-15T21:00:00Z"/>
+        </w:rPr>
+        <w:pPrChange w:id="326" w:author="Ram, Abhishek" w:date="2025-08-21T20:02:00Z" w16du:dateUtc="2025-08-22T00:02:00Z">
+          <w:pPr>
+            <w:spacing w:before="0" w:after="0"/>
+            <w:ind w:firstLine="0"/>
+          </w:pPr>
+        </w:pPrChange>
+      </w:pPr>
+      <w:ins w:id="327" w:author="Ram, Abhishek" w:date="2025-08-21T20:02:00Z">
+        <w:r>
+          <w:t>Verification, Validation, and Uncertainty Quantification</w:t>
+        </w:r>
+      </w:ins>
+      <w:ins w:id="328" w:author="Ram, Abhishek" w:date="2025-08-21T20:02:00Z" w16du:dateUtc="2025-08-22T00:02:00Z">
+        <w:r>
+          <w:t xml:space="preserve"> </w:t>
+        </w:r>
+      </w:ins>
+      <w:ins w:id="329" w:author="Ram, Abhishek" w:date="2025-08-21T20:03:00Z" w16du:dateUtc="2025-08-22T00:03:00Z">
+        <w:r>
+          <w:t>in CoDA for Digital Engineering</w:t>
+        </w:r>
+      </w:ins>
+    </w:p>
+    <w:p>
+      <w:pPr>
+        <w:rPr>
+          <w:ins w:id="330" w:author="Ram, Abhishek" w:date="2025-08-15T17:00:00Z" w16du:dateUtc="2025-08-15T21:00:00Z"/>
+        </w:rPr>
+        <w:pPrChange w:id="331" w:author="Ram, Abhishek" w:date="2025-08-21T19:54:00Z" w16du:dateUtc="2025-08-21T23:54:00Z">
+          <w:pPr>
+            <w:spacing w:before="0" w:after="0"/>
+            <w:ind w:firstLine="0"/>
+          </w:pPr>
+        </w:pPrChange>
+      </w:pPr>
+      <w:ins w:id="332" w:author="Ram, Abhishek" w:date="2025-08-15T17:00:00Z" w16du:dateUtc="2025-08-15T21:00:00Z">
+        <w:r>
+          <w:t xml:space="preserve">Verification, Validation, and Uncertainty Quantification (VVUQ) is another important class of computational methods in digital engineering. As alluded in the previous paragraph, verification and validation is critical in a complex system, which is not a straightforward task. The challenge is further exacerbated by the inherent uncertainties in a digital system. By the virtue of computational methods, they are discrete and the solution accuracy is a function of discretization, </w:t>
+        </w:r>
+        <w:r>
+          <w:lastRenderedPageBreak/>
+          <w:t xml:space="preserve">parameterization, mesh density, numerical parameters, and hyperparameters.  They are subject to precision errors, which can be difficult to minimize when a range of quantities in a system can vary many orders of magnitude. Solvers are usually iterative, hence their accuracy is defined by the solver tolerances.  When a system contains quantities across many orders of magnitude, the system matrix can be ill-conditioned leading to an inaccurate solution or divergence. Again, a generalized solver that is sufficiently fast and insensitive to these numerous factors has long been studied but not been found. In addition, for a general purpose digital twin, it is unknown </w:t>
+        </w:r>
+        <w:r>
+          <w:rPr>
+            <w:i/>
+          </w:rPr>
+          <w:t>a priori</w:t>
+        </w:r>
+        <w:r>
+          <w:t xml:space="preserve"> how a result would be interpreted. The only option therefore, is to store the highest precision possible, which can drastically increase the data storage requirements, much of which may be wasteful. </w:t>
+        </w:r>
+      </w:ins>
+    </w:p>
+    <w:p>
+      <w:pPr>
+        <w:rPr>
+          <w:ins w:id="333" w:author="Ram, Abhishek" w:date="2025-08-21T20:04:00Z" w16du:dateUtc="2025-08-22T00:04:00Z"/>
+        </w:rPr>
+      </w:pPr>
+      <w:ins w:id="334" w:author="Ram, Abhishek" w:date="2025-08-15T17:00:00Z" w16du:dateUtc="2025-08-15T21:00:00Z">
+        <w:r>
+          <w:t xml:space="preserve">There are many sources of uncertainties in practice. The operating and environment conditions are uncertain. Material properties are stochastic at their low scales and experimental validations contain unknowns throughout the scales. Processing and manufacturing introduce uncertainties. Edge cases and human interaction with a physical twin are also uncertain. With so many sources of uncertainties and their effects unexpected in a typical complex system, it is critical that these are properly propagated and managed in verification and validation, before they can be used in decision-making.  There has been a consistent and strong level of research activities over many years to address the challenge of reducing the prohibitive computational resources in computing for all possible uncertain cases by minimizing the number of samples required. The range of approaches include stochastic and probabilistic methods and surrogate modeling.  The quality of sampling and accuracy of uncertainty calculation are again determined by an engineer based on how they intend to use the results.  </w:t>
+        </w:r>
+      </w:ins>
+      <w:commentRangeStart w:id="335"/>
+      <w:customXmlInsRangeStart w:id="336" w:author="Ram, Abhishek" w:date="2025-08-15T17:00:00Z"/>
+      <w:sdt>
+        <w:sdtPr>
+          <w:tag w:val="goog_rdk_70"/>
+          <w:id w:val="-1124375861"/>
+        </w:sdtPr>
+        <w:sdtContent>
+          <w:customXmlInsRangeEnd w:id="336"/>
+          <w:customXmlInsRangeStart w:id="337" w:author="Ram, Abhishek" w:date="2025-08-15T17:00:00Z"/>
+        </w:sdtContent>
+      </w:sdt>
+      <w:customXmlInsRangeEnd w:id="337"/>
+      <w:ins w:id="338" w:author="Ram, Abhishek" w:date="2025-08-15T17:00:00Z" w16du:dateUtc="2025-08-15T21:00:00Z">
+        <w:r>
+          <w:t>Again, this presents a fundamental challenge in generalization. Many VVUQ methods are specific to the characteristics of problem classes with a view to embed in modeling and optimization.</w:t>
+        </w:r>
+        <w:commentRangeEnd w:id="335"/>
+        <w:r>
+          <w:rPr>
+            <w:rStyle w:val="CommentReference"/>
+            <w:sz w:val="24"/>
+            <w:szCs w:val="24"/>
+            <w:lang w:val="en"/>
+          </w:rPr>
+          <w:commentReference w:id="335"/>
+        </w:r>
+      </w:ins>
+    </w:p>
+    <w:p>
+      <w:pPr>
+        <w:pStyle w:val="Heading2"/>
+        <w:rPr>
+          <w:ins w:id="339" w:author="Ram, Abhishek" w:date="2025-08-21T20:04:00Z" w16du:dateUtc="2025-08-22T00:04:00Z"/>
+        </w:rPr>
+      </w:pPr>
+      <w:ins w:id="340" w:author="Ram, Abhishek" w:date="2025-08-21T20:04:00Z" w16du:dateUtc="2025-08-22T00:04:00Z">
+        <w:r>
+          <w:t>Role of ML/AI in CoDA for Digital Engineering</w:t>
+        </w:r>
+      </w:ins>
+      <w:ins w:id="341" w:author="Ram, Abhishek" w:date="2025-09-08T10:17:00Z" w16du:dateUtc="2025-09-08T14:17:00Z">
+        <w:r>
+          <w:t xml:space="preserve"> (Rekha)</w:t>
+        </w:r>
+      </w:ins>
+    </w:p>
+    <w:p>
+      <w:pPr>
+        <w:rPr>
+          <w:ins w:id="342" w:author="Ram, Abhishek" w:date="2025-08-21T20:04:00Z"/>
+        </w:rPr>
+      </w:pPr>
+      <w:ins w:id="343" w:author="Ram, Abhishek" w:date="2025-08-21T20:04:00Z">
+        <w:r>
+          <w:t>Digital engineering represents a major shift from traditional engineering</w:t>
+        </w:r>
+      </w:ins>
+      <w:ins w:id="344" w:author="Ram, Abhishek" w:date="2025-08-21T20:05:00Z" w16du:dateUtc="2025-08-22T00:05:00Z">
+        <w:r>
+          <w:t xml:space="preserve"> and computational design and analysis</w:t>
+        </w:r>
+      </w:ins>
+      <w:ins w:id="345" w:author="Ram, Abhishek" w:date="2025-08-21T20:04:00Z">
+        <w:r>
+          <w:t xml:space="preserve"> by embedding advanced digital technologies—such as AI, data analytics, simulation models, and digital twins—into every stage of the engineering process. This transformation has important implications for the relationship between AI-driven insights and human expectations in engineering projects.</w:t>
+        </w:r>
+      </w:ins>
+    </w:p>
+    <w:p>
+      <w:pPr>
+        <w:pStyle w:val="Heading3"/>
+        <w:rPr>
+          <w:ins w:id="346" w:author="Ram, Abhishek" w:date="2025-08-21T20:05:00Z" w16du:dateUtc="2025-08-22T00:05:00Z"/>
+        </w:rPr>
+      </w:pPr>
+      <w:ins w:id="347" w:author="Ram, Abhishek" w:date="2025-08-21T20:10:00Z" w16du:dateUtc="2025-08-22T00:10:00Z">
+        <w:r>
+          <w:t xml:space="preserve">Role of ML/AI in </w:t>
+        </w:r>
+      </w:ins>
+      <w:ins w:id="348" w:author="Ram, Abhishek" w:date="2025-08-21T20:04:00Z">
+        <w:r>
+          <w:t>Data-Driven Decision-Making</w:t>
+        </w:r>
+      </w:ins>
+    </w:p>
+    <w:p>
+      <w:pPr>
+        <w:rPr>
+          <w:ins w:id="349" w:author="Ram, Abhishek" w:date="2025-08-21T20:10:00Z" w16du:dateUtc="2025-08-22T00:10:00Z"/>
+        </w:rPr>
+      </w:pPr>
+      <w:ins w:id="350" w:author="Ram, Abhishek" w:date="2025-08-21T20:04:00Z">
+        <w:r>
+          <w:t>Digital engineering enables real-time analysis and simulation of designs before they are physically built. AI-powered models can rapidly process massive data sets, identify optimal solutions, and predict potential issues much earlier than traditional manual methods would allow. This leads to more informed, evidence-based decisions throughout the engineering lifecycle.</w:t>
+        </w:r>
+        <w:r>
+          <w:fldChar w:fldCharType="begin"/>
+        </w:r>
+        <w:r>
+          <w:instrText>HYPERLINK "file:///C:\\Users\\aqr1011\\Desktop\\AIAA%20DEIC%20CAE\\CoDADE%20Position%20Paper\\CoDADE_RickUpdate_06-09-25.docx" \l "fn1"</w:instrText>
+        </w:r>
+        <w:r>
+          <w:fldChar w:fldCharType="separate"/>
+        </w:r>
+        <w:r>
+          <w:rPr>
+            <w:rStyle w:val="Hyperlink"/>
+            <w:vertAlign w:val="superscript"/>
+          </w:rPr>
+          <w:t>[1]</w:t>
+        </w:r>
+      </w:ins>
+      <w:ins w:id="351" w:author="Ram, Abhishek" w:date="2025-08-21T20:04:00Z" w16du:dateUtc="2025-08-22T00:04:00Z">
+        <w:r>
+          <w:fldChar w:fldCharType="end"/>
+        </w:r>
+      </w:ins>
+      <w:ins w:id="352" w:author="Ram, Abhishek" w:date="2025-08-21T20:04:00Z">
+        <w:r>
+          <w:fldChar w:fldCharType="begin"/>
+        </w:r>
+        <w:r>
+          <w:instrText>HYPERLINK "file:///C:\\Users\\aqr1011\\Desktop\\AIAA%20DEIC%20CAE\\CoDADE%20Position%20Paper\\CoDADE_RickUpdate_06-09-25.docx" \l "fn2"</w:instrText>
+        </w:r>
+        <w:r>
+          <w:fldChar w:fldCharType="separate"/>
+        </w:r>
+        <w:r>
+          <w:rPr>
+            <w:rStyle w:val="Hyperlink"/>
+            <w:vertAlign w:val="superscript"/>
+          </w:rPr>
+          <w:t>[2]</w:t>
+        </w:r>
+      </w:ins>
+      <w:ins w:id="353" w:author="Ram, Abhishek" w:date="2025-08-21T20:04:00Z" w16du:dateUtc="2025-08-22T00:04:00Z">
+        <w:r>
+          <w:fldChar w:fldCharType="end"/>
+        </w:r>
+      </w:ins>
+      <w:ins w:id="354" w:author="Ram, Abhishek" w:date="2025-08-21T20:06:00Z" w16du:dateUtc="2025-08-22T00:06:00Z">
+        <w:r>
+          <w:t xml:space="preserve"> </w:t>
+        </w:r>
+      </w:ins>
+      <w:ins w:id="355" w:author="Ram, Abhishek" w:date="2025-08-21T20:04:00Z">
+        <w:r>
+          <w:t xml:space="preserve">By modeling entire systems virtually, teams </w:t>
+        </w:r>
+      </w:ins>
+      <w:ins w:id="356" w:author="Ram, Abhishek" w:date="2025-08-21T20:06:00Z" w16du:dateUtc="2025-08-22T00:06:00Z">
+        <w:r>
+          <w:t xml:space="preserve">also </w:t>
+        </w:r>
+      </w:ins>
+      <w:ins w:id="357" w:author="Ram, Abhishek" w:date="2025-08-21T20:04:00Z">
+        <w:r>
+          <w:t xml:space="preserve">gain insight into complex interactions. AI can </w:t>
+        </w:r>
+      </w:ins>
+      <w:ins w:id="358" w:author="Ram, Abhishek" w:date="2025-08-21T20:06:00Z" w16du:dateUtc="2025-08-22T00:06:00Z">
+        <w:r>
+          <w:t xml:space="preserve">also </w:t>
+        </w:r>
+      </w:ins>
+      <w:ins w:id="359" w:author="Ram, Abhishek" w:date="2025-08-21T20:04:00Z">
+        <w:r>
+          <w:t>uncover patterns, and outlier risks that humans might overlook, facilitating proactive mitigation and enabling faster innovation.</w:t>
+        </w:r>
+        <w:r>
+          <w:fldChar w:fldCharType="begin"/>
+        </w:r>
+        <w:r>
+          <w:instrText>HYPERLINK "file:///C:\\Users\\aqr1011\\Desktop\\AIAA%20DEIC%20CAE\\CoDADE%20Position%20Paper\\CoDADE_RickUpdate_06-09-25.docx" \l "fn2"</w:instrText>
+        </w:r>
+        <w:r>
+          <w:fldChar w:fldCharType="separate"/>
+        </w:r>
+        <w:r>
+          <w:rPr>
+            <w:rStyle w:val="Hyperlink"/>
+            <w:vertAlign w:val="superscript"/>
+          </w:rPr>
+          <w:t>[2]</w:t>
+        </w:r>
+      </w:ins>
+      <w:ins w:id="360" w:author="Ram, Abhishek" w:date="2025-08-21T20:04:00Z" w16du:dateUtc="2025-08-22T00:04:00Z">
+        <w:r>
+          <w:fldChar w:fldCharType="end"/>
+        </w:r>
+      </w:ins>
+      <w:ins w:id="361" w:author="Ram, Abhishek" w:date="2025-08-21T20:04:00Z">
+        <w:r>
+          <w:fldChar w:fldCharType="begin"/>
+        </w:r>
+        <w:r>
+          <w:instrText>HYPERLINK "file:///C:\\Users\\aqr1011\\Desktop\\AIAA%20DEIC%20CAE\\CoDADE%20Position%20Paper\\CoDADE_RickUpdate_06-09-25.docx" \l "fn3"</w:instrText>
+        </w:r>
+        <w:r>
+          <w:fldChar w:fldCharType="separate"/>
+        </w:r>
+        <w:r>
+          <w:rPr>
+            <w:rStyle w:val="Hyperlink"/>
+            <w:vertAlign w:val="superscript"/>
+          </w:rPr>
+          <w:t>[3]</w:t>
+        </w:r>
+      </w:ins>
+      <w:ins w:id="362" w:author="Ram, Abhishek" w:date="2025-08-21T20:04:00Z" w16du:dateUtc="2025-08-22T00:04:00Z">
+        <w:r>
+          <w:fldChar w:fldCharType="end"/>
+        </w:r>
+      </w:ins>
+      <w:ins w:id="363" w:author="Ram, Abhishek" w:date="2025-08-21T20:06:00Z" w16du:dateUtc="2025-08-22T00:06:00Z">
+        <w:r>
+          <w:t xml:space="preserve"> </w:t>
+        </w:r>
+      </w:ins>
+      <w:ins w:id="364" w:author="Ram, Abhishek" w:date="2025-08-21T20:07:00Z" w16du:dateUtc="2025-08-22T00:07:00Z">
+        <w:r>
+          <w:t>Additionally, a</w:t>
+        </w:r>
+      </w:ins>
+      <w:ins w:id="365" w:author="Ram, Abhishek" w:date="2025-08-21T20:04:00Z">
+        <w:r>
+          <w:t>utomated processes, AI-driven optimizations, and virtual testing reduce the need for costly physical prototypes and lengthy manual adjustments. Collaboration is enhanced because all stakeholders work with centralized, up-to-date models, streamlining workflows and minimizing rework.</w:t>
+        </w:r>
+        <w:r>
+          <w:fldChar w:fldCharType="begin"/>
+        </w:r>
+        <w:r>
+          <w:instrText>HYPERLINK "file:///C:\\Users\\aqr1011\\Desktop\\AIAA%20DEIC%20CAE\\CoDADE%20Position%20Paper\\CoDADE_RickUpdate_06-09-25.docx" \l "fn3"</w:instrText>
+        </w:r>
+        <w:r>
+          <w:fldChar w:fldCharType="separate"/>
+        </w:r>
+        <w:r>
+          <w:rPr>
+            <w:rStyle w:val="Hyperlink"/>
+            <w:vertAlign w:val="superscript"/>
+          </w:rPr>
+          <w:t>[3]</w:t>
+        </w:r>
+      </w:ins>
+      <w:ins w:id="366" w:author="Ram, Abhishek" w:date="2025-08-21T20:04:00Z" w16du:dateUtc="2025-08-22T00:04:00Z">
+        <w:r>
+          <w:fldChar w:fldCharType="end"/>
+        </w:r>
+      </w:ins>
+      <w:ins w:id="367" w:author="Ram, Abhishek" w:date="2025-08-21T20:04:00Z">
+        <w:r>
+          <w:fldChar w:fldCharType="begin"/>
+        </w:r>
+        <w:r>
+          <w:instrText>HYPERLINK "file:///C:\\Users\\aqr1011\\Desktop\\AIAA%20DEIC%20CAE\\CoDADE%20Position%20Paper\\CoDADE_RickUpdate_06-09-25.docx" \l "fn1"</w:instrText>
+        </w:r>
+        <w:r>
+          <w:fldChar w:fldCharType="separate"/>
+        </w:r>
+        <w:r>
+          <w:rPr>
+            <w:rStyle w:val="Hyperlink"/>
+            <w:vertAlign w:val="superscript"/>
+          </w:rPr>
+          <w:t>[1]</w:t>
+        </w:r>
+      </w:ins>
+      <w:ins w:id="368" w:author="Ram, Abhishek" w:date="2025-08-21T20:04:00Z" w16du:dateUtc="2025-08-22T00:04:00Z">
+        <w:r>
+          <w:fldChar w:fldCharType="end"/>
+        </w:r>
+      </w:ins>
+      <w:ins w:id="369" w:author="Ram, Abhishek" w:date="2025-08-21T20:04:00Z">
+        <w:r>
+          <w:fldChar w:fldCharType="begin"/>
+        </w:r>
+        <w:r>
+          <w:instrText>HYPERLINK "file:///C:\\Users\\aqr1011\\Desktop\\AIAA%20DEIC%20CAE\\CoDADE%20Position%20Paper\\CoDADE_RickUpdate_06-09-25.docx" \l "fn2"</w:instrText>
+        </w:r>
+        <w:r>
+          <w:fldChar w:fldCharType="separate"/>
+        </w:r>
+        <w:r>
+          <w:rPr>
+            <w:rStyle w:val="Hyperlink"/>
+            <w:vertAlign w:val="superscript"/>
+          </w:rPr>
+          <w:t>[2]</w:t>
+        </w:r>
+      </w:ins>
+      <w:ins w:id="370" w:author="Ram, Abhishek" w:date="2025-08-21T20:04:00Z" w16du:dateUtc="2025-08-22T00:04:00Z">
+        <w:r>
+          <w:fldChar w:fldCharType="end"/>
+        </w:r>
+      </w:ins>
+      <w:ins w:id="371" w:author="Ram, Abhishek" w:date="2025-08-21T20:07:00Z" w16du:dateUtc="2025-08-22T00:07:00Z">
+        <w:r>
+          <w:t xml:space="preserve"> </w:t>
+        </w:r>
+      </w:ins>
+      <w:ins w:id="372" w:author="Ram, Abhishek" w:date="2025-08-21T20:04:00Z">
+        <w:r>
+          <w:t>Digital engineering connects all phases—design, testing, manufacturing, operation—through digital “threads” that unify data, support traceability, and enable interdisciplinary teams to act on AI-generated insights in real time.</w:t>
+        </w:r>
+        <w:r>
+          <w:fldChar w:fldCharType="begin"/>
+        </w:r>
+        <w:r>
+          <w:instrText>HYPERLINK "file:///C:\\Users\\aqr1011\\Desktop\\AIAA%20DEIC%20CAE\\CoDADE%20Position%20Paper\\CoDADE_RickUpdate_06-09-25.docx" \l "fn2"</w:instrText>
+        </w:r>
+        <w:r>
+          <w:fldChar w:fldCharType="separate"/>
+        </w:r>
+        <w:r>
+          <w:rPr>
+            <w:rStyle w:val="Hyperlink"/>
+            <w:vertAlign w:val="superscript"/>
+          </w:rPr>
+          <w:t>[2]</w:t>
+        </w:r>
+      </w:ins>
+      <w:ins w:id="373" w:author="Ram, Abhishek" w:date="2025-08-21T20:04:00Z" w16du:dateUtc="2025-08-22T00:04:00Z">
+        <w:r>
+          <w:fldChar w:fldCharType="end"/>
+        </w:r>
+      </w:ins>
+    </w:p>
+    <w:p>
+      <w:pPr>
+        <w:pStyle w:val="Heading3"/>
+        <w:rPr>
+          <w:ins w:id="374" w:author="Ram, Abhishek" w:date="2025-08-21T20:04:00Z"/>
+        </w:rPr>
+        <w:pPrChange w:id="375" w:author="Ram, Abhishek" w:date="2025-08-21T20:10:00Z" w16du:dateUtc="2025-08-22T00:10:00Z">
+          <w:pPr>
+            <w:numPr>
+              <w:numId w:val="46"/>
+            </w:numPr>
+            <w:tabs>
+              <w:tab w:val="num" w:pos="900"/>
+            </w:tabs>
+            <w:ind w:left="540" w:hanging="360"/>
+          </w:pPr>
+        </w:pPrChange>
+      </w:pPr>
+      <w:ins w:id="376" w:author="Ram, Abhishek" w:date="2025-08-21T20:10:00Z" w16du:dateUtc="2025-08-22T00:10:00Z">
+        <w:r>
+          <w:lastRenderedPageBreak/>
+          <w:t>Comparing AI Insights to Human Expectations for CoDA</w:t>
+        </w:r>
+      </w:ins>
+    </w:p>
+    <w:p>
+      <w:pPr>
+        <w:rPr>
+          <w:ins w:id="377" w:author="Ram, Abhishek" w:date="2025-08-21T20:11:00Z" w16du:dateUtc="2025-08-22T00:11:00Z"/>
+        </w:rPr>
+      </w:pPr>
+      <w:ins w:id="378" w:author="Ram, Abhishek" w:date="2025-08-21T20:04:00Z">
+        <w:r>
+          <w:t>AI excels at pattern recognition, anomaly detection, rapid simulation, and optimization within vast, complex datasets. It offers predictive insights, scenario analysis, and automated design suggestions.</w:t>
+        </w:r>
+      </w:ins>
+      <w:ins w:id="379" w:author="Ram, Abhishek" w:date="2025-08-21T20:11:00Z" w16du:dateUtc="2025-08-22T00:11:00Z">
+        <w:r>
+          <w:t xml:space="preserve"> </w:t>
+        </w:r>
+      </w:ins>
+      <w:ins w:id="380" w:author="Ram, Abhishek" w:date="2025-08-21T20:04:00Z">
+        <w:r>
+          <w:t xml:space="preserve">AI can </w:t>
+        </w:r>
+      </w:ins>
+      <w:ins w:id="381" w:author="Ram, Abhishek" w:date="2025-08-21T20:11:00Z" w16du:dateUtc="2025-08-22T00:11:00Z">
+        <w:r>
+          <w:t xml:space="preserve">also </w:t>
+        </w:r>
+      </w:ins>
+      <w:ins w:id="382" w:author="Ram, Abhishek" w:date="2025-08-21T20:04:00Z">
+        <w:r>
+          <w:t>reveal unexpected vulnerabilities or optimization opportunities, supporting adaptive design and rapid iteration.</w:t>
+        </w:r>
+      </w:ins>
+      <w:ins w:id="383" w:author="Ram, Abhishek" w:date="2025-08-21T20:11:00Z" w16du:dateUtc="2025-08-22T00:11:00Z">
+        <w:r>
+          <w:t xml:space="preserve"> </w:t>
+        </w:r>
+      </w:ins>
+      <w:ins w:id="384" w:author="Ram, Abhishek" w:date="2025-08-21T20:04:00Z">
+        <w:r>
+          <w:t>ML tools automate schema matching, error detection, and even adaptive aggregation, making integration and decision-making more robust and less error prone.</w:t>
+        </w:r>
+      </w:ins>
+    </w:p>
+    <w:p>
+      <w:pPr>
+        <w:rPr>
+          <w:ins w:id="385" w:author="Ram, Abhishek" w:date="2025-08-21T20:04:00Z"/>
+        </w:rPr>
+        <w:pPrChange w:id="386" w:author="Ram, Abhishek" w:date="2025-08-21T20:11:00Z" w16du:dateUtc="2025-08-22T00:11:00Z">
+          <w:pPr>
+            <w:numPr>
+              <w:numId w:val="48"/>
+            </w:numPr>
+            <w:tabs>
+              <w:tab w:val="num" w:pos="900"/>
+            </w:tabs>
+            <w:ind w:left="540" w:hanging="360"/>
+          </w:pPr>
+        </w:pPrChange>
+      </w:pPr>
+      <w:ins w:id="387" w:author="Ram, Abhishek" w:date="2025-08-21T20:11:00Z" w16du:dateUtc="2025-08-22T00:11:00Z">
+        <w:r>
+          <w:t>In contrast, h</w:t>
+        </w:r>
+      </w:ins>
+      <w:ins w:id="388" w:author="Ram, Abhishek" w:date="2025-08-21T20:04:00Z">
+        <w:r>
+          <w:t>umans often expect engineering results to align with intuition, past experience, or incremental improvements relative to established norms.</w:t>
+        </w:r>
+      </w:ins>
+      <w:ins w:id="389" w:author="Ram, Abhishek" w:date="2025-08-21T20:11:00Z" w16du:dateUtc="2025-08-22T00:11:00Z">
+        <w:r>
+          <w:t xml:space="preserve"> </w:t>
+        </w:r>
+      </w:ins>
+      <w:ins w:id="390" w:author="Ram, Abhishek" w:date="2025-08-21T20:04:00Z">
+        <w:r>
+          <w:t>Human decision-makers can misinterpret AI-derived “unexpected” recommendations or optimizations as counterintuitive or risky, especially if transparency is lacking.</w:t>
+        </w:r>
+      </w:ins>
+      <w:ins w:id="391" w:author="Ram, Abhishek" w:date="2025-08-21T20:11:00Z" w16du:dateUtc="2025-08-22T00:11:00Z">
+        <w:r>
+          <w:t xml:space="preserve"> </w:t>
+        </w:r>
+      </w:ins>
+      <w:ins w:id="392" w:author="Ram, Abhishek" w:date="2025-08-21T20:04:00Z">
+        <w:r>
+          <w:t>Trust and understanding must be cultivated—effective collaboration relies on engineers being able to interpret, challenge, and validate AI insights with their practical knowledge and ethical judgment.</w:t>
+        </w:r>
+      </w:ins>
+    </w:p>
+    <w:p>
+      <w:pPr>
+        <w:rPr>
+          <w:ins w:id="393" w:author="Ram, Abhishek" w:date="2025-08-21T20:04:00Z"/>
+        </w:rPr>
+        <w:pPrChange w:id="394" w:author="Ram, Abhishek" w:date="2025-08-21T20:12:00Z" w16du:dateUtc="2025-08-22T00:12:00Z">
+          <w:pPr>
+            <w:numPr>
+              <w:numId w:val="49"/>
+            </w:numPr>
+            <w:tabs>
+              <w:tab w:val="num" w:pos="900"/>
+            </w:tabs>
+            <w:ind w:left="540" w:hanging="360"/>
+          </w:pPr>
+        </w:pPrChange>
+      </w:pPr>
+      <w:ins w:id="395" w:author="Ram, Abhishek" w:date="2025-08-21T20:04:00Z">
+        <w:r>
+          <w:t>The visual, model-based nature of digital engineering improves clarity and fosters consensus, helping teams align on AI-enabled design choices and outcomes. Ensuring AI insights are interpretable and explainable to human stakeholders is crucial for adoption, confidence, and accountability. Digital engineering succeeds when AI augments (not replaces) human expertise—managing computational speed and holistic system views, while humans set objectives, constraints, and exercise critical oversight.</w:t>
+        </w:r>
+      </w:ins>
+    </w:p>
+    <w:p>
+      <w:pPr>
+        <w:rPr>
+          <w:ins w:id="396" w:author="Ram, Abhishek" w:date="2025-08-21T20:04:00Z"/>
+        </w:rPr>
+      </w:pPr>
+      <w:ins w:id="397" w:author="Ram, Abhishek" w:date="2025-08-21T20:04:00Z">
+        <w:r>
+          <w:t>In summary, digital engineering empowers organizations to merge the speed, depth, and adaptability of AI-powered analysis with the creativity, context, and judgment of human engineers. Achieving synergy between AI insights and human expectations is pivotal for unlocking the full potential of digital transformation in engineering.</w:t>
+        </w:r>
+        <w:r>
+          <w:fldChar w:fldCharType="begin"/>
+        </w:r>
+        <w:r>
+          <w:instrText>HYPERLINK "file:///C:\\Users\\aqr1011\\Desktop\\AIAA%20DEIC%20CAE\\CoDADE%20Position%20Paper\\CoDADE_RickUpdate_06-09-25.docx" \l "fn1"</w:instrText>
+        </w:r>
+        <w:r>
+          <w:fldChar w:fldCharType="separate"/>
+        </w:r>
+        <w:r>
+          <w:rPr>
+            <w:rStyle w:val="Hyperlink"/>
+            <w:vertAlign w:val="superscript"/>
+          </w:rPr>
+          <w:t>[1]</w:t>
+        </w:r>
+      </w:ins>
+      <w:ins w:id="398" w:author="Ram, Abhishek" w:date="2025-08-21T20:04:00Z" w16du:dateUtc="2025-08-22T00:04:00Z">
+        <w:r>
+          <w:fldChar w:fldCharType="end"/>
+        </w:r>
+      </w:ins>
+      <w:ins w:id="399" w:author="Ram, Abhishek" w:date="2025-08-21T20:04:00Z">
+        <w:r>
+          <w:fldChar w:fldCharType="begin"/>
+        </w:r>
+        <w:r>
+          <w:instrText>HYPERLINK "file:///C:\\Users\\aqr1011\\Desktop\\AIAA%20DEIC%20CAE\\CoDADE%20Position%20Paper\\CoDADE_RickUpdate_06-09-25.docx" \l "fn3"</w:instrText>
+        </w:r>
+        <w:r>
+          <w:fldChar w:fldCharType="separate"/>
+        </w:r>
+        <w:r>
+          <w:rPr>
+            <w:rStyle w:val="Hyperlink"/>
+            <w:vertAlign w:val="superscript"/>
+          </w:rPr>
+          <w:t>[3]</w:t>
+        </w:r>
+      </w:ins>
+      <w:ins w:id="400" w:author="Ram, Abhishek" w:date="2025-08-21T20:04:00Z" w16du:dateUtc="2025-08-22T00:04:00Z">
+        <w:r>
+          <w:fldChar w:fldCharType="end"/>
+        </w:r>
+      </w:ins>
+      <w:ins w:id="401" w:author="Ram, Abhishek" w:date="2025-08-21T20:04:00Z">
+        <w:r>
+          <w:fldChar w:fldCharType="begin"/>
+        </w:r>
+        <w:r>
+          <w:instrText>HYPERLINK "file:///C:\\Users\\aqr1011\\Desktop\\AIAA%20DEIC%20CAE\\CoDADE%20Position%20Paper\\CoDADE_RickUpdate_06-09-25.docx" \l "fn2"</w:instrText>
+        </w:r>
+        <w:r>
+          <w:fldChar w:fldCharType="separate"/>
+        </w:r>
+        <w:r>
+          <w:rPr>
+            <w:rStyle w:val="Hyperlink"/>
+            <w:vertAlign w:val="superscript"/>
+          </w:rPr>
+          <w:t>[2]</w:t>
+        </w:r>
+      </w:ins>
+      <w:ins w:id="402" w:author="Ram, Abhishek" w:date="2025-08-21T20:04:00Z" w16du:dateUtc="2025-08-22T00:04:00Z">
+        <w:r>
+          <w:fldChar w:fldCharType="end"/>
+        </w:r>
+      </w:ins>
+    </w:p>
+    <w:p>
+      <w:pPr>
+        <w:rPr>
+          <w:ins w:id="403" w:author="Ram, Abhishek" w:date="2025-08-21T20:04:00Z"/>
+        </w:rPr>
+      </w:pPr>
+      <w:ins w:id="404" w:author="Ram, Abhishek" w:date="2025-08-21T20:04:00Z">
+        <w:r>
+          <mc:AlternateContent>
+            <mc:Choice Requires="wps">
+              <w:drawing>
+                <wp:inline distT="0" distB="0" distL="0" distR="0" wp14:anchorId="23BFC2A8" wp14:editId="2402C2A9">
+                  <wp:extent cx="6038850" cy="635"/>
+                  <wp:effectExtent l="9525" t="9525" r="9525" b="8890"/>
+                  <wp:docPr id="467743714" name="Rectangle 2"/>
+                  <wp:cNvGraphicFramePr>
+                    <a:graphicFrameLocks xmlns:a="http://schemas.openxmlformats.org/drawingml/2006/main"/>
+                  </wp:cNvGraphicFramePr>
+                  <a:graphic xmlns:a="http://schemas.openxmlformats.org/drawingml/2006/main">
+                    <a:graphicData uri="http://schemas.microsoft.com/office/word/2010/wordprocessingShape">
+                      <wps:wsp>
+                        <wps:cNvSpPr>
+                          <a:spLocks noChangeArrowheads="1"/>
+                        </wps:cNvSpPr>
+                        <wps:spPr bwMode="auto">
+                          <a:xfrm>
+                            <a:off x="0" y="0"/>
+                            <a:ext cx="6038850" cy="635"/>
+                          </a:xfrm>
+                          <a:prstGeom prst="rect">
+                            <a:avLst/>
+                          </a:prstGeom>
+                          <a:solidFill>
+                            <a:srgbClr val="FFFFFF"/>
+                          </a:solidFill>
+                          <a:ln w="12700">
+                            <a:solidFill>
+                              <a:srgbClr val="000000">
+                                <a:alpha val="0"/>
+                              </a:srgbClr>
+                            </a:solidFill>
+                            <a:miter lim="800000"/>
+                            <a:headEnd/>
+                            <a:tailEnd/>
+                          </a:ln>
+                        </wps:spPr>
+                        <wps:bodyPr rot="0" vert="horz" wrap="square" lIns="91440" tIns="45720" rIns="91440" bIns="45720" anchor="t" anchorCtr="0" upright="1">
+                          <a:noAutofit/>
+                        </wps:bodyPr>
+                      </wps:wsp>
+                    </a:graphicData>
+                  </a:graphic>
+                </wp:inline>
+              </w:drawing>
+            </mc:Choice>
+            <mc:Fallback>
+              <w:pict>
+                <v:rect w14:anchorId="1516740C" id="Rectangle 2" o:spid="_x0000_s1026" style="width:475.5pt;height:.05pt;visibility:visible;mso-wrap-style:square;mso-left-percent:-10001;mso-top-percent:-10001;mso-position-horizontal:absolute;mso-position-horizontal-relative:char;mso-position-vertical:absolute;mso-position-vertical-relative:line;mso-left-percent:-10001;mso-top-percent:-10001;v-text-anchor:top" o:gfxdata="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" strokeweight="1pt">
+                  <v:stroke opacity="0"/>
+                  <w10:anchorlock/>
+                </v:rect>
+              </w:pict>
+            </mc:Fallback>
+          </mc:AlternateContent>
+        </w:r>
+      </w:ins>
+    </w:p>
+    <w:p>
+      <w:pPr>
+        <w:numPr>
+          <w:ilvl w:val="0"/>
+          <w:numId w:val="50"/>
+        </w:numPr>
+        <w:rPr>
+          <w:ins w:id="405" w:author="Ram, Abhishek" w:date="2025-08-21T20:04:00Z"/>
+        </w:rPr>
+      </w:pPr>
+      <w:ins w:id="406" w:author="Ram, Abhishek" w:date="2025-08-21T20:04:00Z">
+        <w:r>
+          <w:fldChar w:fldCharType="begin"/>
+        </w:r>
+        <w:r>
+          <w:instrText>HYPERLINK "https://avian.com/avian-media-network/post?How-Digital-Engineering-Transforms-Traditional-Engineering-Practices-76"</w:instrText>
+        </w:r>
+        <w:r>
+          <w:fldChar w:fldCharType="separate"/>
+        </w:r>
+        <w:r>
+          <w:rPr>
+            <w:rStyle w:val="Hyperlink"/>
+          </w:rPr>
+          <w:t>https://avian.com/avian-media-network/post?How-Digital-Engineering-Transforms-Traditional-Engineering-Practices-76</w:t>
+        </w:r>
+      </w:ins>
+      <w:ins w:id="407" w:author="Ram, Abhishek" w:date="2025-08-21T20:04:00Z" w16du:dateUtc="2025-08-22T00:04:00Z">
+        <w:r>
+          <w:fldChar w:fldCharType="end"/>
+        </w:r>
+      </w:ins>
+      <w:ins w:id="408" w:author="Ram, Abhishek" w:date="2025-08-21T20:04:00Z">
+        <w:r>
+          <w:t xml:space="preserve">   </w:t>
+        </w:r>
+      </w:ins>
+    </w:p>
+    <w:p>
+      <w:pPr>
+        <w:numPr>
+          <w:ilvl w:val="0"/>
+          <w:numId w:val="50"/>
+        </w:numPr>
+        <w:rPr>
+          <w:ins w:id="409" w:author="Ram, Abhishek" w:date="2025-08-21T20:04:00Z"/>
+        </w:rPr>
+      </w:pPr>
+      <w:ins w:id="410" w:author="Ram, Abhishek" w:date="2025-08-21T20:04:00Z">
+        <w:r>
+          <w:fldChar w:fldCharType="begin"/>
+        </w:r>
+        <w:r>
+          <w:instrText>HYPERLINK "https://www.sodiuswillert.com/en/blog/mastering-the-complexity-of-systems-with-digital-engineering"</w:instrText>
+        </w:r>
+        <w:r>
+          <w:fldChar w:fldCharType="separate"/>
+        </w:r>
+        <w:r>
+          <w:rPr>
+            <w:rStyle w:val="Hyperlink"/>
+          </w:rPr>
+          <w:t>https://www.sodiuswillert.com/en/blog/mastering-the-complexity-of-systems-with-digital-engineering</w:t>
+        </w:r>
+      </w:ins>
+      <w:ins w:id="411" w:author="Ram, Abhishek" w:date="2025-08-21T20:04:00Z" w16du:dateUtc="2025-08-22T00:04:00Z">
+        <w:r>
+          <w:fldChar w:fldCharType="end"/>
+        </w:r>
+      </w:ins>
+      <w:ins w:id="412" w:author="Ram, Abhishek" w:date="2025-08-21T20:04:00Z">
+        <w:r>
+          <w:t xml:space="preserve">     </w:t>
+        </w:r>
+      </w:ins>
+    </w:p>
+    <w:p>
+      <w:pPr>
+        <w:rPr>
+          <w:ins w:id="413" w:author="Ram, Abhishek" w:date="2025-08-15T17:00:00Z" w16du:dateUtc="2025-08-15T21:00:00Z"/>
+        </w:rPr>
+        <w:pPrChange w:id="414" w:author="Ram, Abhishek" w:date="2025-08-21T20:04:00Z" w16du:dateUtc="2025-08-22T00:04:00Z">
+          <w:pPr>
+            <w:spacing w:before="0" w:after="0"/>
+            <w:ind w:firstLine="0"/>
+          </w:pPr>
+        </w:pPrChange>
+      </w:pPr>
+      <w:ins w:id="415" w:author="Ram, Abhishek" w:date="2025-08-21T20:04:00Z">
+        <w:r>
+          <w:rPr>
+            <w:u w:val="single"/>
+          </w:rPr>
+          <w:fldChar w:fldCharType="begin"/>
+        </w:r>
+        <w:r>
+          <w:rPr>
+            <w:u w:val="single"/>
+          </w:rPr>
+          <w:instrText>HYPERLINK "http://noblis.org/digitalengineering-trhodes/"</w:instrText>
+        </w:r>
+        <w:r>
+          <w:rPr>
+            <w:u w:val="single"/>
+          </w:rPr>
+        </w:r>
+        <w:r>
+          <w:rPr>
+            <w:u w:val="single"/>
+          </w:rPr>
+          <w:fldChar w:fldCharType="separate"/>
+        </w:r>
+        <w:r>
+          <w:rPr>
+            <w:rStyle w:val="Hyperlink"/>
+          </w:rPr>
+          <w:t>http://noblis.org/digitalengineering-trhodes/</w:t>
+        </w:r>
+      </w:ins>
+      <w:ins w:id="416" w:author="Ram, Abhishek" w:date="2025-08-21T20:04:00Z" w16du:dateUtc="2025-08-22T00:04:00Z">
+        <w:r>
+          <w:fldChar w:fldCharType="end"/>
+        </w:r>
+      </w:ins>
+    </w:p>
+    <w:p>
+      <w:pPr>
+        <w:spacing w:before="0" w:after="0"/>
+        <w:ind w:firstLine="0"/>
+        <w:rPr>
+          <w:ins w:id="417" w:author="Ram, Abhishek" w:date="2025-08-15T17:00:00Z" w16du:dateUtc="2025-08-15T21:00:00Z"/>
+        </w:rPr>
+      </w:pPr>
+    </w:p>
+    <w:p>
+      <w:pPr>
+        <w:spacing w:before="0" w:after="0"/>
+        <w:ind w:firstLine="0"/>
+        <w:rPr>
+          <w:ins w:id="418" w:author="Ram, Abhishek" w:date="2025-08-15T17:00:00Z" w16du:dateUtc="2025-08-15T21:00:00Z"/>
+          <w:b/>
+          <w:color w:val="9900FF"/>
+        </w:rPr>
+      </w:pPr>
+      <w:ins w:id="419" w:author="Ram, Abhishek" w:date="2025-08-15T17:00:00Z" w16du:dateUtc="2025-08-15T21:00:00Z">
+        <w:r>
+          <w:rPr>
+            <w:b/>
+            <w:color w:val="9900FF"/>
+          </w:rPr>
+          <w:t>Alicia and Alex: I think the following paragraph could be helpful so I am writing it. It may belong in a different section.</w:t>
+        </w:r>
+      </w:ins>
+    </w:p>
+    <w:p>
+      <w:pPr>
+        <w:spacing w:before="0" w:after="0"/>
+        <w:ind w:firstLine="0"/>
+        <w:rPr>
+          <w:ins w:id="420" w:author="Ram, Abhishek" w:date="2025-08-15T17:00:00Z" w16du:dateUtc="2025-08-15T21:00:00Z"/>
+        </w:rPr>
+      </w:pPr>
+    </w:p>
+    <w:p>
+      <w:pPr>
+        <w:spacing w:before="0" w:after="0"/>
+        <w:ind w:firstLine="0"/>
+        <w:rPr>
+          <w:ins w:id="421" w:author="Ram, Abhishek" w:date="2025-08-15T17:00:00Z" w16du:dateUtc="2025-08-15T21:00:00Z"/>
+        </w:rPr>
+      </w:pPr>
+      <w:ins w:id="422" w:author="Ram, Abhishek" w:date="2025-08-15T17:00:00Z" w16du:dateUtc="2025-08-15T21:00:00Z">
+        <w:r>
+          <w:t>For connecting and coupling models and methods, it can be useful to remark on the following classification of approaches based on their intrusiveness.  There is active research in all approaches below and it is anticipated that they will all be utilized in digital engineering.</w:t>
+        </w:r>
+      </w:ins>
+    </w:p>
+    <w:p>
+      <w:pPr>
+        <w:spacing w:before="0" w:after="0"/>
+        <w:ind w:firstLine="0"/>
+        <w:rPr>
+          <w:ins w:id="423" w:author="Ram, Abhishek" w:date="2025-08-15T17:00:00Z" w16du:dateUtc="2025-08-15T21:00:00Z"/>
+        </w:rPr>
+      </w:pPr>
+    </w:p>
+    <w:p>
+      <w:pPr>
+        <w:spacing w:before="0" w:after="0"/>
+        <w:ind w:firstLine="0"/>
+        <w:rPr>
+          <w:ins w:id="424" w:author="Ram, Abhishek" w:date="2025-08-15T17:00:00Z" w16du:dateUtc="2025-08-15T21:00:00Z"/>
+        </w:rPr>
+      </w:pPr>
+      <w:ins w:id="425" w:author="Ram, Abhishek" w:date="2025-08-15T17:00:00Z" w16du:dateUtc="2025-08-15T21:00:00Z">
+        <w:r>
+          <w:rPr>
+            <w:b/>
+          </w:rPr>
+          <w:t>Codesign</w:t>
+        </w:r>
+        <w:r>
+          <w:t xml:space="preserve"> [add the DOE report that defines this word] is the most intrusive approach where hardware and/or software are at least tailored to their specifics or designed together. In other words, software performance is highly dependent on hardware design. The economic viability of this approach in today’s business model of mass-producing computing devices, mostly agnostic to software limits its applications to problems where the potential is substantial, e.g. the model cannot </w:t>
+        </w:r>
+        <w:r>
+          <w:lastRenderedPageBreak/>
+          <w:t>be solved or fast enough with commonly available hardware.  Technologies such as FPGA (Field Programmable Gate Array) can also be included here, providing a means of configuring the hardware after manufacturing and improving accessibility to hardware codesign. It is not uncommon to see efforts in developing alternative algebra and/or algorithms to tailor to a class or configuration of hardware, e.g. specialized large-scale parallel computing on GPU. In addition to large-scale computing, another useful application would be edge device computing, where real-time analysis is needed or where it directly connects physical and digital twins in a localized way for fast response. This may present a new market opportunity.</w:t>
+        </w:r>
+      </w:ins>
+    </w:p>
+    <w:p>
+      <w:pPr>
+        <w:spacing w:before="0" w:after="0"/>
+        <w:ind w:firstLine="0"/>
+        <w:rPr>
+          <w:ins w:id="426" w:author="Ram, Abhishek" w:date="2025-08-15T17:00:00Z" w16du:dateUtc="2025-08-15T21:00:00Z"/>
+        </w:rPr>
+      </w:pPr>
+    </w:p>
+    <w:p>
+      <w:pPr>
+        <w:spacing w:before="0" w:after="0"/>
+        <w:ind w:firstLine="0"/>
+        <w:rPr>
+          <w:ins w:id="427" w:author="Ram, Abhishek" w:date="2025-08-15T17:00:00Z" w16du:dateUtc="2025-08-15T21:00:00Z"/>
+        </w:rPr>
+      </w:pPr>
+      <w:ins w:id="428" w:author="Ram, Abhishek" w:date="2025-08-15T17:00:00Z" w16du:dateUtc="2025-08-15T21:00:00Z">
+        <w:r>
+          <w:rPr>
+            <w:b/>
+          </w:rPr>
+          <w:t xml:space="preserve">Mathematical </w:t>
+        </w:r>
+        <w:r>
+          <w:t>refers to approaches where a new mathematical equation system is developed. When two models are tightly coupled and the effects on each other are substantial, it can be beneficial to derive the mathematics to include these effects on each other, which may increase degrees of freedom and may require a different solver as the system is fundamentally different. This is an intrusive approach as legacy software cannot be applied directly. It requires research and development to be accessible, but hasthe  potential to be more robust than the computational approach.</w:t>
+        </w:r>
+      </w:ins>
+    </w:p>
+    <w:p>
+      <w:pPr>
+        <w:spacing w:before="0" w:after="0"/>
+        <w:ind w:firstLine="0"/>
+        <w:rPr>
+          <w:ins w:id="429" w:author="Ram, Abhishek" w:date="2025-08-15T17:00:00Z" w16du:dateUtc="2025-08-15T21:00:00Z"/>
+        </w:rPr>
+      </w:pPr>
+    </w:p>
+    <w:p>
+      <w:pPr>
+        <w:spacing w:before="0" w:after="0"/>
+        <w:ind w:firstLine="0"/>
+        <w:rPr>
+          <w:ins w:id="430" w:author="Ram, Abhishek" w:date="2025-08-15T17:00:00Z" w16du:dateUtc="2025-08-15T21:00:00Z"/>
+        </w:rPr>
+      </w:pPr>
+      <w:ins w:id="431" w:author="Ram, Abhishek" w:date="2025-08-15T17:00:00Z" w16du:dateUtc="2025-08-15T21:00:00Z">
+        <w:r>
+          <w:rPr>
+            <w:b/>
+          </w:rPr>
+          <w:t xml:space="preserve">Computational </w:t>
+        </w:r>
+        <w:r>
+          <w:t>refers to approaches where the existing software can be used to connect two models. This is less intrusive than the mathematical approaches and can also be non-intrusive. The use of legacy software in digital engineering is advantageous as the expertise already exists in an organization. In a certification-critical engineering environment, this can also mean substantial resource saving, which can decide its feasibility. In the classification here, we include software in the form of commercial and open-source software, although commercial software may be significantly limited in the way it can be connected or integrated in a digital environment. This limitation commonly arises from a number of reasons, including limited input and output parameters; their data management can be extremely inefficient; insufficient numerical methods and parameters are exposed to connect another model to achieve robust outcome. We note that the black-box software philosophy is unlikely to provide sufficiently useful information, as the reasons behind and sensitivity of the output are often more useful to an engineer than the values themselves. This is where explainable AI becomes an essential component in digital engineering. Non-open-source software can also be readily used in digital engineering. Sufficient exposure to the methods and flexibility of input/output parameters is an important deciding factor, as it can influence the required computational resources by as much as order(s) of magnitude.</w:t>
+        </w:r>
+      </w:ins>
+    </w:p>
+    <w:p>
+      <w:pPr>
+        <w:spacing w:before="0" w:after="0"/>
+        <w:ind w:firstLine="0"/>
+        <w:rPr>
+          <w:ins w:id="432" w:author="Ram, Abhishek" w:date="2025-08-15T17:00:00Z" w16du:dateUtc="2025-08-15T21:00:00Z"/>
+        </w:rPr>
+      </w:pPr>
+    </w:p>
+    <w:p>
+      <w:pPr>
+        <w:spacing w:before="0" w:after="0"/>
+        <w:ind w:firstLine="0"/>
+        <w:rPr>
+          <w:ins w:id="433" w:author="Ram, Abhishek" w:date="2025-08-15T17:11:00Z" w16du:dateUtc="2025-08-15T21:11:00Z"/>
+          <w:rPrChange w:id="434" w:author="Ram, Abhishek" w:date="2025-09-08T10:17:00Z" w16du:dateUtc="2025-09-08T14:17:00Z">
+            <w:rPr>
+              <w:ins w:id="435" w:author="Ram, Abhishek" w:date="2025-08-15T17:11:00Z" w16du:dateUtc="2025-08-15T21:11:00Z"/>
+              <w:rFonts w:cs="Times New Roman"/>
+              <w:sz w:val="28"/>
+              <w:szCs w:val="28"/>
+            </w:rPr>
+          </w:rPrChange>
+        </w:rPr>
+        <w:pPrChange w:id="436" w:author="Ram, Abhishek" w:date="2025-09-08T10:17:00Z" w16du:dateUtc="2025-09-08T14:17:00Z">
+          <w:pPr>
+            <w:spacing w:before="210" w:after="0" w:line="360" w:lineRule="auto"/>
+          </w:pPr>
+        </w:pPrChange>
+      </w:pPr>
+      <w:ins w:id="437" w:author="Ram, Abhishek" w:date="2025-08-15T17:00:00Z" w16du:dateUtc="2025-08-15T21:00:00Z">
+        <w:r>
+          <w:rPr>
+            <w:b/>
+          </w:rPr>
+          <w:t>Workflow and platform</w:t>
+        </w:r>
+        <w:r>
+          <w:t xml:space="preserve"> approaches refer to software that enables the creation of a workflow by putting together a series of models. They come under several classifications, such as process integration and design automation platform (PIDA), workflow automation, systems engineering, computer-aided engineering (CAE). In addition to those classifying themselves as digital engineering solutions, there are many existing examples such as ModelCenter, OpenMDAO, and MATLAB simulink. These software have different sets of functionalities and the associated pros/cons. Many believe an appropriate workflow tool/platform for the vision of digital engineering is yet to come.  As the common philosophy of software is black-box defined by input/output parameters, the existing platform relies heavily on robust output from each model or softwar</w:t>
+        </w:r>
+        <w:bookmarkStart w:id="438" w:name="fnref1"/>
+        <w:bookmarkStart w:id="439" w:name="fnref2"/>
+        <w:bookmarkStart w:id="440" w:name="fnref2:1"/>
+        <w:bookmarkStart w:id="441" w:name="fnref3"/>
+        <w:bookmarkStart w:id="442" w:name="fnref3:1"/>
+        <w:bookmarkStart w:id="443" w:name="fnref1:1"/>
+        <w:bookmarkStart w:id="444" w:name="fnref2:2"/>
+        <w:bookmarkStart w:id="445" w:name="fnref2:3"/>
+        <w:bookmarkStart w:id="446" w:name="fnref1:2"/>
+        <w:bookmarkStart w:id="447" w:name="fnref3:2"/>
+        <w:bookmarkStart w:id="448" w:name="fnref2:4"/>
+        <w:bookmarkEnd w:id="438"/>
+        <w:bookmarkEnd w:id="439"/>
+        <w:bookmarkEnd w:id="440"/>
+        <w:bookmarkEnd w:id="441"/>
+        <w:bookmarkEnd w:id="442"/>
+        <w:bookmarkEnd w:id="443"/>
+        <w:bookmarkEnd w:id="444"/>
+        <w:bookmarkEnd w:id="445"/>
+        <w:bookmarkEnd w:id="446"/>
+        <w:bookmarkEnd w:id="447"/>
+        <w:bookmarkEnd w:id="448"/>
+        <w:r>
+          <w:t>e.</w:t>
+        </w:r>
+      </w:ins>
+      <w:ins w:id="449" w:author="Ram, Abhishek" w:date="2025-08-15T17:11:00Z" w16du:dateUtc="2025-08-15T21:11:00Z">
+        <w:r>
+          <w:rPr>
+            <w:rFonts w:cs="Times New Roman"/>
+            <w:noProof/>
+            <w:szCs w:val="24"/>
+            <w:rPrChange w:id="450" w:author="Ram, Abhishek" w:date="2025-08-15T17:11:00Z" w16du:dateUtc="2025-08-15T21:11:00Z">
+              <w:rPr>
+                <w:rFonts w:cs="Times New Roman"/>
+                <w:noProof/>
+                <w:sz w:val="28"/>
+                <w:szCs w:val="28"/>
+              </w:rPr>
+            </w:rPrChange>
+          </w:rPr>
+          <mc:AlternateContent>
+            <mc:Choice Requires="wps">
+              <w:drawing>
+                <wp:inline distT="0" distB="0" distL="0" distR="0" wp14:anchorId="5024A0C4" wp14:editId="0646C2E5">
+                  <wp:extent cx="6038850" cy="635"/>
+                  <wp:effectExtent l="9525" t="12700" r="9525" b="15240"/>
+                  <wp:docPr id="972535266" name="Rectangle 1"/>
+                  <wp:cNvGraphicFramePr>
+                    <a:graphicFrameLocks xmlns:a="http://schemas.openxmlformats.org/drawingml/2006/main"/>
+                  </wp:cNvGraphicFramePr>
+                  <a:graphic xmlns:a="http://schemas.openxmlformats.org/drawingml/2006/main">
+                    <a:graphicData uri="http://schemas.microsoft.com/office/word/2010/wordprocessingShape">
+                      <wps:wsp>
+                        <wps:cNvSpPr>
+                          <a:spLocks noChangeArrowheads="1"/>
+                        </wps:cNvSpPr>
+                        <wps:spPr bwMode="auto">
+                          <a:xfrm>
+                            <a:off x="0" y="0"/>
+                            <a:ext cx="6038850" cy="635"/>
+                          </a:xfrm>
+                          <a:prstGeom prst="rect">
+                            <a:avLst/>
+                          </a:prstGeom>
+                          <a:solidFill>
+                            <a:srgbClr val="FFFFFF"/>
+                          </a:solidFill>
+                          <a:ln w="12700">
+                            <a:solidFill>
+                              <a:srgbClr val="000000">
+                                <a:alpha val="0"/>
+                              </a:srgbClr>
+                            </a:solidFill>
+                            <a:miter lim="800000"/>
+                            <a:headEnd/>
+                            <a:tailEnd/>
+                          </a:ln>
+                        </wps:spPr>
+                        <wps:bodyPr rot="0" vert="horz" wrap="square" lIns="91440" tIns="45720" rIns="91440" bIns="45720" anchor="t" anchorCtr="0" upright="1">
+                          <a:noAutofit/>
+                        </wps:bodyPr>
+                      </wps:wsp>
+                    </a:graphicData>
+                  </a:graphic>
+                </wp:inline>
+              </w:drawing>
+            </mc:Choice>
+            <mc:Fallback>
+              <w:pict>
+                <v:rect w14:anchorId="21FA66D8" id="Rectangle 1" o:spid="_x0000_s1026" style="width:475.5pt;height:.05pt;visibility:visible;mso-wrap-style:square;mso-left-percent:-10001;mso-top-percent:-10001;mso-position-horizontal:absolute;mso-position-horizontal-relative:char;mso-position-vertical:absolute;mso-position-vertical-relative:line;mso-left-percent:-10001;mso-top-percent:-10001;v-text-anchor:top" o:gfxdata="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" strokeweight="1pt">
+                  <v:stroke opacity="0"/>
+                  <w10:anchorlock/>
+                </v:rect>
+              </w:pict>
+            </mc:Fallback>
+          </mc:AlternateContent>
+        </w:r>
+      </w:ins>
+    </w:p>
+    <w:p>
+      <w:pPr>
+        <w:numPr>
+          <w:ilvl w:val="0"/>
+          <w:numId w:val="45"/>
+        </w:numPr>
+        <w:spacing w:before="0" w:after="210" w:line="360" w:lineRule="auto"/>
         <w:jc w:val="left"/>
         <w:rPr>
-          <w:ins w:id="146" w:author="Arthur, Richard B (GE Aerospace, US)" w:date="2025-06-06T12:06:00Z"/>
-        </w:rPr>
-        <w:pPrChange w:id="147" w:author="Arthur, Richard B (GE Aerospace, US)" w:date="2025-06-06T12:14:00Z">
+          <w:del w:id="451" w:author="Ram, Abhishek" w:date="2025-08-21T20:15:00Z" w16du:dateUtc="2025-08-22T00:15:00Z"/>
+          <w:rFonts w:cs="Times New Roman"/>
+          <w:szCs w:val="24"/>
+        </w:rPr>
+        <w:pPrChange w:id="452" w:author="Ram, Abhishek" w:date="2025-08-15T17:11:00Z" w16du:dateUtc="2025-08-15T21:11:00Z">
           <w:pPr>
             <w:pStyle w:val="Heading1"/>
           </w:pPr>
         </w:pPrChange>
       </w:pPr>
+      <w:bookmarkStart w:id="453" w:name="fn1"/>
+      <w:bookmarkStart w:id="454" w:name="fn2"/>
+      <w:bookmarkStart w:id="455" w:name="fn3"/>
+      <w:bookmarkEnd w:id="453"/>
+      <w:bookmarkEnd w:id="454"/>
+      <w:bookmarkEnd w:id="455"/>
+    </w:p>
+    <w:p>
+      <w:pPr>
+        <w:pStyle w:val="Heading1"/>
+      </w:pPr>
+      <w:r>
+        <w:t>Data Management</w:t>
+      </w:r>
+    </w:p>
+    <w:p>
+      <w:pPr>
+        <w:pStyle w:val="Heading1"/>
+        <w:jc w:val="left"/>
+        <w:rPr>
+          <w:ins w:id="456" w:author="Arthur, Richard B (GE Aerospace, US)" w:date="2025-06-06T12:06:00Z"/>
+        </w:rPr>
+        <w:pPrChange w:id="457" w:author="Arthur, Richard B (GE Aerospace, US)" w:date="2025-06-06T12:14:00Z">
+          <w:pPr>
+            <w:pStyle w:val="Heading1"/>
+          </w:pPr>
+        </w:pPrChange>
+      </w:pPr>
       <w:r>
         <w:t>Hardware and Software Infrastructure Co-Design</w:t>
       </w:r>
@@ -4492,10 +6803,10 @@
         </w:numPr>
         <w:jc w:val="left"/>
         <w:rPr>
-          <w:ins w:id="148" w:author="Arthur, Richard B (GE Aerospace, US)" w:date="2025-06-06T12:16:00Z"/>
-        </w:rPr>
-      </w:pPr>
-      <w:ins w:id="149" w:author="Arthur, Richard B (GE Aerospace, US)" w:date="2025-06-06T12:16:00Z">
+          <w:ins w:id="458" w:author="Arthur, Richard B (GE Aerospace, US)" w:date="2025-06-06T12:16:00Z"/>
+        </w:rPr>
+      </w:pPr>
+      <w:ins w:id="459" w:author="Arthur, Richard B (GE Aerospace, US)" w:date="2025-06-06T12:16:00Z">
         <w:r>
           <w:rPr>
             <w:noProof/>
@@ -4547,9 +6858,9 @@
         </w:numPr>
         <w:jc w:val="left"/>
         <w:rPr>
-          <w:ins w:id="150" w:author="Arthur, Richard B (GE Aerospace, US)" w:date="2025-06-06T12:16:00Z"/>
-        </w:rPr>
-        <w:pPrChange w:id="151" w:author="Arthur, Richard B (GE Aerospace, US)" w:date="2025-06-06T12:16:00Z">
+          <w:ins w:id="460" w:author="Arthur, Richard B (GE Aerospace, US)" w:date="2025-06-06T12:16:00Z"/>
+        </w:rPr>
+        <w:pPrChange w:id="461" w:author="Arthur, Richard B (GE Aerospace, US)" w:date="2025-06-06T12:16:00Z">
           <w:pPr>
             <w:pStyle w:val="ListParagraph"/>
             <w:numPr>
@@ -4560,7 +6871,7 @@
           </w:pPr>
         </w:pPrChange>
       </w:pPr>
-      <w:ins w:id="152" w:author="Arthur, Richard B (GE Aerospace, US)" w:date="2025-06-06T12:16:00Z">
+      <w:ins w:id="462" w:author="Arthur, Richard B (GE Aerospace, US)" w:date="2025-06-06T12:16:00Z">
         <w:r>
           <w:rPr>
             <w:b/>
@@ -4579,9 +6890,9 @@
         </w:numPr>
         <w:jc w:val="left"/>
         <w:rPr>
-          <w:ins w:id="153" w:author="Arthur, Richard B (GE Aerospace, US)" w:date="2025-06-06T12:16:00Z"/>
-        </w:rPr>
-        <w:pPrChange w:id="154" w:author="Arthur, Richard B (GE Aerospace, US)" w:date="2025-06-06T12:16:00Z">
+          <w:ins w:id="463" w:author="Arthur, Richard B (GE Aerospace, US)" w:date="2025-06-06T12:16:00Z"/>
+        </w:rPr>
+        <w:pPrChange w:id="464" w:author="Arthur, Richard B (GE Aerospace, US)" w:date="2025-06-06T12:16:00Z">
           <w:pPr>
             <w:pStyle w:val="ListParagraph"/>
             <w:numPr>
@@ -4592,7 +6903,7 @@
           </w:pPr>
         </w:pPrChange>
       </w:pPr>
-      <w:ins w:id="155" w:author="Arthur, Richard B (GE Aerospace, US)" w:date="2025-06-06T12:16:00Z">
+      <w:ins w:id="465" w:author="Arthur, Richard B (GE Aerospace, US)" w:date="2025-06-06T12:16:00Z">
         <w:r>
           <w:t>More geometry, more system</w:t>
         </w:r>
@@ -4607,9 +6918,9 @@
         </w:numPr>
         <w:jc w:val="left"/>
         <w:rPr>
-          <w:ins w:id="156" w:author="Arthur, Richard B (GE Aerospace, US)" w:date="2025-06-06T12:16:00Z"/>
-        </w:rPr>
-        <w:pPrChange w:id="157" w:author="Arthur, Richard B (GE Aerospace, US)" w:date="2025-06-06T12:16:00Z">
+          <w:ins w:id="466" w:author="Arthur, Richard B (GE Aerospace, US)" w:date="2025-06-06T12:16:00Z"/>
+        </w:rPr>
+        <w:pPrChange w:id="467" w:author="Arthur, Richard B (GE Aerospace, US)" w:date="2025-06-06T12:16:00Z">
           <w:pPr>
             <w:pStyle w:val="ListParagraph"/>
             <w:numPr>
@@ -4620,7 +6931,7 @@
           </w:pPr>
         </w:pPrChange>
       </w:pPr>
-      <w:ins w:id="158" w:author="Arthur, Richard B (GE Aerospace, US)" w:date="2025-06-06T12:16:00Z">
+      <w:ins w:id="468" w:author="Arthur, Richard B (GE Aerospace, US)" w:date="2025-06-06T12:16:00Z">
         <w:r>
           <w:t>More fidelity, more physics</w:t>
         </w:r>
@@ -4635,9 +6946,9 @@
         </w:numPr>
         <w:jc w:val="left"/>
         <w:rPr>
-          <w:ins w:id="159" w:author="Arthur, Richard B (GE Aerospace, US)" w:date="2025-06-06T12:16:00Z"/>
-        </w:rPr>
-        <w:pPrChange w:id="160" w:author="Arthur, Richard B (GE Aerospace, US)" w:date="2025-06-06T12:16:00Z">
+          <w:ins w:id="469" w:author="Arthur, Richard B (GE Aerospace, US)" w:date="2025-06-06T12:16:00Z"/>
+        </w:rPr>
+        <w:pPrChange w:id="470" w:author="Arthur, Richard B (GE Aerospace, US)" w:date="2025-06-06T12:16:00Z">
           <w:pPr>
             <w:pStyle w:val="ListParagraph"/>
             <w:numPr>
@@ -4648,7 +6959,7 @@
           </w:pPr>
         </w:pPrChange>
       </w:pPr>
-      <w:ins w:id="161" w:author="Arthur, Richard B (GE Aerospace, US)" w:date="2025-06-06T12:16:00Z">
+      <w:ins w:id="471" w:author="Arthur, Richard B (GE Aerospace, US)" w:date="2025-06-06T12:16:00Z">
         <w:r>
           <w:t>Wider parametric exploration</w:t>
         </w:r>
@@ -4663,9 +6974,9 @@
         </w:numPr>
         <w:jc w:val="left"/>
         <w:rPr>
-          <w:ins w:id="162" w:author="Arthur, Richard B (GE Aerospace, US)" w:date="2025-06-06T12:16:00Z"/>
-        </w:rPr>
-        <w:pPrChange w:id="163" w:author="Arthur, Richard B (GE Aerospace, US)" w:date="2025-06-06T12:16:00Z">
+          <w:ins w:id="472" w:author="Arthur, Richard B (GE Aerospace, US)" w:date="2025-06-06T12:16:00Z"/>
+        </w:rPr>
+        <w:pPrChange w:id="473" w:author="Arthur, Richard B (GE Aerospace, US)" w:date="2025-06-06T12:16:00Z">
           <w:pPr>
             <w:pStyle w:val="ListParagraph"/>
             <w:numPr>
@@ -4676,7 +6987,7 @@
           </w:pPr>
         </w:pPrChange>
       </w:pPr>
-      <w:ins w:id="164" w:author="Arthur, Richard B (GE Aerospace, US)" w:date="2025-06-06T12:16:00Z">
+      <w:ins w:id="474" w:author="Arthur, Richard B (GE Aerospace, US)" w:date="2025-06-06T12:16:00Z">
         <w:r>
           <w:t>Statistical Convergence</w:t>
         </w:r>
@@ -4691,9 +7002,9 @@
         </w:numPr>
         <w:jc w:val="left"/>
         <w:rPr>
-          <w:ins w:id="165" w:author="Arthur, Richard B (GE Aerospace, US)" w:date="2025-06-06T12:16:00Z"/>
-        </w:rPr>
-        <w:pPrChange w:id="166" w:author="Arthur, Richard B (GE Aerospace, US)" w:date="2025-06-06T12:16:00Z">
+          <w:ins w:id="475" w:author="Arthur, Richard B (GE Aerospace, US)" w:date="2025-06-06T12:16:00Z"/>
+        </w:rPr>
+        <w:pPrChange w:id="476" w:author="Arthur, Richard B (GE Aerospace, US)" w:date="2025-06-06T12:16:00Z">
           <w:pPr>
             <w:pStyle w:val="ListParagraph"/>
             <w:numPr>
@@ -4704,7 +7015,7 @@
           </w:pPr>
         </w:pPrChange>
       </w:pPr>
-      <w:ins w:id="167" w:author="Arthur, Richard B (GE Aerospace, US)" w:date="2025-06-06T12:16:00Z">
+      <w:ins w:id="477" w:author="Arthur, Richard B (GE Aerospace, US)" w:date="2025-06-06T12:16:00Z">
         <w:r>
           <w:rPr>
             <w:b/>
@@ -4723,9 +7034,9 @@
         </w:numPr>
         <w:jc w:val="left"/>
         <w:rPr>
-          <w:ins w:id="168" w:author="Arthur, Richard B (GE Aerospace, US)" w:date="2025-06-06T12:16:00Z"/>
-        </w:rPr>
-        <w:pPrChange w:id="169" w:author="Arthur, Richard B (GE Aerospace, US)" w:date="2025-06-06T12:16:00Z">
+          <w:ins w:id="478" w:author="Arthur, Richard B (GE Aerospace, US)" w:date="2025-06-06T12:16:00Z"/>
+        </w:rPr>
+        <w:pPrChange w:id="479" w:author="Arthur, Richard B (GE Aerospace, US)" w:date="2025-06-06T12:16:00Z">
           <w:pPr>
             <w:pStyle w:val="ListParagraph"/>
             <w:numPr>
@@ -4736,7 +7047,7 @@
           </w:pPr>
         </w:pPrChange>
       </w:pPr>
-      <w:ins w:id="170" w:author="Arthur, Richard B (GE Aerospace, US)" w:date="2025-06-06T12:16:00Z">
+      <w:ins w:id="480" w:author="Arthur, Richard B (GE Aerospace, US)" w:date="2025-06-06T12:16:00Z">
         <w:r>
           <w:t>Algorithms, Libraries &amp; Runtimes</w:t>
         </w:r>
@@ -4751,9 +7062,9 @@
         </w:numPr>
         <w:jc w:val="left"/>
         <w:rPr>
-          <w:ins w:id="171" w:author="Arthur, Richard B (GE Aerospace, US)" w:date="2025-06-06T12:16:00Z"/>
-        </w:rPr>
-        <w:pPrChange w:id="172" w:author="Arthur, Richard B (GE Aerospace, US)" w:date="2025-06-06T12:16:00Z">
+          <w:ins w:id="481" w:author="Arthur, Richard B (GE Aerospace, US)" w:date="2025-06-06T12:16:00Z"/>
+        </w:rPr>
+        <w:pPrChange w:id="482" w:author="Arthur, Richard B (GE Aerospace, US)" w:date="2025-06-06T12:16:00Z">
           <w:pPr>
             <w:pStyle w:val="ListParagraph"/>
             <w:numPr>
@@ -4764,7 +7075,7 @@
           </w:pPr>
         </w:pPrChange>
       </w:pPr>
-      <w:ins w:id="173" w:author="Arthur, Richard B (GE Aerospace, US)" w:date="2025-06-06T12:16:00Z">
+      <w:ins w:id="483" w:author="Arthur, Richard B (GE Aerospace, US)" w:date="2025-06-06T12:16:00Z">
         <w:r>
           <w:t>Data Management, Visualization, Machine Learning &amp; Automation</w:t>
         </w:r>
@@ -4779,9 +7090,9 @@
         </w:numPr>
         <w:jc w:val="left"/>
         <w:rPr>
-          <w:ins w:id="174" w:author="Arthur, Richard B (GE Aerospace, US)" w:date="2025-06-06T12:16:00Z"/>
-        </w:rPr>
-        <w:pPrChange w:id="175" w:author="Arthur, Richard B (GE Aerospace, US)" w:date="2025-06-06T12:16:00Z">
+          <w:ins w:id="484" w:author="Arthur, Richard B (GE Aerospace, US)" w:date="2025-06-06T12:16:00Z"/>
+        </w:rPr>
+        <w:pPrChange w:id="485" w:author="Arthur, Richard B (GE Aerospace, US)" w:date="2025-06-06T12:16:00Z">
           <w:pPr>
             <w:pStyle w:val="ListParagraph"/>
             <w:numPr>
@@ -4792,7 +7103,7 @@
           </w:pPr>
         </w:pPrChange>
       </w:pPr>
-      <w:ins w:id="176" w:author="Arthur, Richard B (GE Aerospace, US)" w:date="2025-06-06T12:16:00Z">
+      <w:ins w:id="486" w:author="Arthur, Richard B (GE Aerospace, US)" w:date="2025-06-06T12:16:00Z">
         <w:r>
           <w:rPr>
             <w:b/>
@@ -4811,9 +7122,9 @@
         </w:numPr>
         <w:jc w:val="left"/>
         <w:rPr>
-          <w:ins w:id="177" w:author="Arthur, Richard B (GE Aerospace, US)" w:date="2025-06-06T12:16:00Z"/>
-        </w:rPr>
-        <w:pPrChange w:id="178" w:author="Arthur, Richard B (GE Aerospace, US)" w:date="2025-06-06T12:17:00Z">
+          <w:ins w:id="487" w:author="Arthur, Richard B (GE Aerospace, US)" w:date="2025-06-06T12:16:00Z"/>
+        </w:rPr>
+        <w:pPrChange w:id="488" w:author="Arthur, Richard B (GE Aerospace, US)" w:date="2025-06-06T12:17:00Z">
           <w:pPr>
             <w:pStyle w:val="ListParagraph"/>
             <w:numPr>
@@ -4824,7 +7135,7 @@
           </w:pPr>
         </w:pPrChange>
       </w:pPr>
-      <w:ins w:id="179" w:author="Arthur, Richard B (GE Aerospace, US)" w:date="2025-06-06T12:16:00Z">
+      <w:ins w:id="489" w:author="Arthur, Richard B (GE Aerospace, US)" w:date="2025-06-06T12:16:00Z">
         <w:r>
           <w:t>Cost-effective Capacity &amp; Capability (Computation and Storage)</w:t>
         </w:r>
@@ -4839,9 +7150,9 @@
         </w:numPr>
         <w:jc w:val="left"/>
         <w:rPr>
-          <w:ins w:id="180" w:author="Arthur, Richard B (GE Aerospace, US)" w:date="2025-06-06T12:16:00Z"/>
-        </w:rPr>
-        <w:pPrChange w:id="181" w:author="Arthur, Richard B (GE Aerospace, US)" w:date="2025-06-06T12:17:00Z">
+          <w:ins w:id="490" w:author="Arthur, Richard B (GE Aerospace, US)" w:date="2025-06-06T12:16:00Z"/>
+        </w:rPr>
+        <w:pPrChange w:id="491" w:author="Arthur, Richard B (GE Aerospace, US)" w:date="2025-06-06T12:17:00Z">
           <w:pPr>
             <w:pStyle w:val="ListParagraph"/>
             <w:numPr>
@@ -4852,7 +7163,7 @@
           </w:pPr>
         </w:pPrChange>
       </w:pPr>
-      <w:ins w:id="182" w:author="Arthur, Richard B (GE Aerospace, US)" w:date="2025-06-06T12:16:00Z">
+      <w:ins w:id="492" w:author="Arthur, Richard B (GE Aerospace, US)" w:date="2025-06-06T12:16:00Z">
         <w:r>
           <w:t>High-Performance Bandwidth, Latency, Concurrency &amp; Acceleration</w:t>
         </w:r>
@@ -4866,10 +7177,10 @@
           <w:numId w:val="30"/>
         </w:numPr>
         <w:rPr>
-          <w:ins w:id="183" w:author="Arthur, Richard B (GE Aerospace, US)" w:date="2025-06-06T12:17:00Z"/>
-        </w:rPr>
-      </w:pPr>
-      <w:ins w:id="184" w:author="Arthur, Richard B (GE Aerospace, US)" w:date="2025-06-06T12:17:00Z">
+          <w:ins w:id="493" w:author="Arthur, Richard B (GE Aerospace, US)" w:date="2025-06-06T12:17:00Z"/>
+        </w:rPr>
+      </w:pPr>
+      <w:ins w:id="494" w:author="Arthur, Richard B (GE Aerospace, US)" w:date="2025-06-06T12:17:00Z">
         <w:r>
           <w:rPr>
             <w:b/>
@@ -4887,9 +7198,9 @@
           <w:numId w:val="30"/>
         </w:numPr>
         <w:rPr>
-          <w:ins w:id="185" w:author="Arthur, Richard B (GE Aerospace, US)" w:date="2025-06-06T12:17:00Z"/>
-        </w:rPr>
-        <w:pPrChange w:id="186" w:author="Arthur, Richard B (GE Aerospace, US)" w:date="2025-06-06T12:17:00Z">
+          <w:ins w:id="495" w:author="Arthur, Richard B (GE Aerospace, US)" w:date="2025-06-06T12:17:00Z"/>
+        </w:rPr>
+        <w:pPrChange w:id="496" w:author="Arthur, Richard B (GE Aerospace, US)" w:date="2025-06-06T12:17:00Z">
           <w:pPr>
             <w:pStyle w:val="ListParagraph"/>
             <w:numPr>
@@ -4899,7 +7210,7 @@
           </w:pPr>
         </w:pPrChange>
       </w:pPr>
-      <w:ins w:id="187" w:author="Arthur, Richard B (GE Aerospace, US)" w:date="2025-06-06T12:17:00Z">
+      <w:ins w:id="497" w:author="Arthur, Richard B (GE Aerospace, US)" w:date="2025-06-06T12:17:00Z">
         <w:r>
           <w:t>Compose representation and application (model, simulation, analytics)</w:t>
         </w:r>
@@ -4913,9 +7224,9 @@
           <w:numId w:val="30"/>
         </w:numPr>
         <w:rPr>
-          <w:ins w:id="188" w:author="Arthur, Richard B (GE Aerospace, US)" w:date="2025-06-06T12:17:00Z"/>
-        </w:rPr>
-        <w:pPrChange w:id="189" w:author="Arthur, Richard B (GE Aerospace, US)" w:date="2025-06-06T12:17:00Z">
+          <w:ins w:id="498" w:author="Arthur, Richard B (GE Aerospace, US)" w:date="2025-06-06T12:17:00Z"/>
+        </w:rPr>
+        <w:pPrChange w:id="499" w:author="Arthur, Richard B (GE Aerospace, US)" w:date="2025-06-06T12:17:00Z">
           <w:pPr>
             <w:pStyle w:val="ListParagraph"/>
             <w:numPr>
@@ -4925,7 +7236,7 @@
           </w:pPr>
         </w:pPrChange>
       </w:pPr>
-      <w:ins w:id="190" w:author="Arthur, Richard B (GE Aerospace, US)" w:date="2025-06-06T12:17:00Z">
+      <w:ins w:id="500" w:author="Arthur, Richard B (GE Aerospace, US)" w:date="2025-06-06T12:17:00Z">
         <w:r>
           <w:t>Determine threshold fidelity and confidence required for impact</w:t>
         </w:r>
@@ -4939,9 +7250,9 @@
           <w:numId w:val="30"/>
         </w:numPr>
         <w:rPr>
-          <w:ins w:id="191" w:author="Arthur, Richard B (GE Aerospace, US)" w:date="2025-06-06T12:17:00Z"/>
-        </w:rPr>
-        <w:pPrChange w:id="192" w:author="Arthur, Richard B (GE Aerospace, US)" w:date="2025-06-06T12:17:00Z">
+          <w:ins w:id="501" w:author="Arthur, Richard B (GE Aerospace, US)" w:date="2025-06-06T12:17:00Z"/>
+        </w:rPr>
+        <w:pPrChange w:id="502" w:author="Arthur, Richard B (GE Aerospace, US)" w:date="2025-06-06T12:17:00Z">
           <w:pPr>
             <w:pStyle w:val="ListParagraph"/>
             <w:numPr>
@@ -4951,7 +7262,7 @@
           </w:pPr>
         </w:pPrChange>
       </w:pPr>
-      <w:ins w:id="193" w:author="Arthur, Richard B (GE Aerospace, US)" w:date="2025-06-06T12:17:00Z">
+      <w:ins w:id="503" w:author="Arthur, Richard B (GE Aerospace, US)" w:date="2025-06-06T12:17:00Z">
         <w:r>
           <w:t>Comprehend solution space (visualization, parametric trade-off space)</w:t>
         </w:r>
@@ -4965,10 +7276,10 @@
           <w:numId w:val="30"/>
         </w:numPr>
         <w:rPr>
-          <w:ins w:id="194" w:author="Arthur, Richard B (GE Aerospace, US)" w:date="2025-06-06T12:17:00Z"/>
-        </w:rPr>
-      </w:pPr>
-      <w:ins w:id="195" w:author="Arthur, Richard B (GE Aerospace, US)" w:date="2025-06-06T12:17:00Z">
+          <w:ins w:id="504" w:author="Arthur, Richard B (GE Aerospace, US)" w:date="2025-06-06T12:17:00Z"/>
+        </w:rPr>
+      </w:pPr>
+      <w:ins w:id="505" w:author="Arthur, Richard B (GE Aerospace, US)" w:date="2025-06-06T12:17:00Z">
         <w:r>
           <w:rPr>
             <w:b/>
@@ -4986,9 +7297,9 @@
           <w:numId w:val="30"/>
         </w:numPr>
         <w:rPr>
-          <w:ins w:id="196" w:author="Arthur, Richard B (GE Aerospace, US)" w:date="2025-06-06T12:17:00Z"/>
-        </w:rPr>
-        <w:pPrChange w:id="197" w:author="Arthur, Richard B (GE Aerospace, US)" w:date="2025-06-06T12:17:00Z">
+          <w:ins w:id="506" w:author="Arthur, Richard B (GE Aerospace, US)" w:date="2025-06-06T12:17:00Z"/>
+        </w:rPr>
+        <w:pPrChange w:id="507" w:author="Arthur, Richard B (GE Aerospace, US)" w:date="2025-06-06T12:17:00Z">
           <w:pPr>
             <w:pStyle w:val="ListParagraph"/>
             <w:numPr>
@@ -4998,7 +7309,7 @@
           </w:pPr>
         </w:pPrChange>
       </w:pPr>
-      <w:ins w:id="198" w:author="Arthur, Richard B (GE Aerospace, US)" w:date="2025-06-06T12:17:00Z">
+      <w:ins w:id="508" w:author="Arthur, Richard B (GE Aerospace, US)" w:date="2025-06-06T12:17:00Z">
         <w:r>
           <w:t>Performance-portable programming model and tuning toolchain</w:t>
         </w:r>
@@ -5012,9 +7323,9 @@
           <w:numId w:val="30"/>
         </w:numPr>
         <w:rPr>
-          <w:ins w:id="199" w:author="Arthur, Richard B (GE Aerospace, US)" w:date="2025-06-06T12:17:00Z"/>
-        </w:rPr>
-        <w:pPrChange w:id="200" w:author="Arthur, Richard B (GE Aerospace, US)" w:date="2025-06-06T12:17:00Z">
+          <w:ins w:id="509" w:author="Arthur, Richard B (GE Aerospace, US)" w:date="2025-06-06T12:17:00Z"/>
+        </w:rPr>
+        <w:pPrChange w:id="510" w:author="Arthur, Richard B (GE Aerospace, US)" w:date="2025-06-06T12:17:00Z">
           <w:pPr>
             <w:pStyle w:val="ListParagraph"/>
             <w:numPr>
@@ -5024,7 +7335,7 @@
           </w:pPr>
         </w:pPrChange>
       </w:pPr>
-      <w:ins w:id="201" w:author="Arthur, Richard B (GE Aerospace, US)" w:date="2025-06-06T12:17:00Z">
+      <w:ins w:id="511" w:author="Arthur, Richard B (GE Aerospace, US)" w:date="2025-06-06T12:17:00Z">
         <w:r>
           <w:t>Processing and I/O optimization via algorithm, data structure, numeric methods</w:t>
         </w:r>
@@ -5038,9 +7349,9 @@
           <w:numId w:val="30"/>
         </w:numPr>
         <w:rPr>
-          <w:ins w:id="202" w:author="Arthur, Richard B (GE Aerospace, US)" w:date="2025-06-06T12:17:00Z"/>
-        </w:rPr>
-        <w:pPrChange w:id="203" w:author="Arthur, Richard B (GE Aerospace, US)" w:date="2025-06-06T12:17:00Z">
+          <w:ins w:id="512" w:author="Arthur, Richard B (GE Aerospace, US)" w:date="2025-06-06T12:17:00Z"/>
+        </w:rPr>
+        <w:pPrChange w:id="513" w:author="Arthur, Richard B (GE Aerospace, US)" w:date="2025-06-06T12:17:00Z">
           <w:pPr>
             <w:pStyle w:val="ListParagraph"/>
             <w:numPr>
@@ -5050,7 +7361,7 @@
           </w:pPr>
         </w:pPrChange>
       </w:pPr>
-      <w:ins w:id="204" w:author="Arthur, Richard B (GE Aerospace, US)" w:date="2025-06-06T12:17:00Z">
+      <w:ins w:id="514" w:author="Arthur, Richard B (GE Aerospace, US)" w:date="2025-06-06T12:17:00Z">
         <w:r>
           <w:t>Reuse and productivity workflow, automation, provisioning, libraries and tools</w:t>
         </w:r>
@@ -5064,10 +7375,10 @@
           <w:numId w:val="30"/>
         </w:numPr>
         <w:rPr>
-          <w:ins w:id="205" w:author="Arthur, Richard B (GE Aerospace, US)" w:date="2025-06-06T12:17:00Z"/>
-        </w:rPr>
-      </w:pPr>
-      <w:ins w:id="206" w:author="Arthur, Richard B (GE Aerospace, US)" w:date="2025-06-06T12:17:00Z">
+          <w:ins w:id="515" w:author="Arthur, Richard B (GE Aerospace, US)" w:date="2025-06-06T12:17:00Z"/>
+        </w:rPr>
+      </w:pPr>
+      <w:ins w:id="516" w:author="Arthur, Richard B (GE Aerospace, US)" w:date="2025-06-06T12:17:00Z">
         <w:r>
           <w:rPr>
             <w:b/>
@@ -5085,9 +7396,9 @@
           <w:numId w:val="30"/>
         </w:numPr>
         <w:rPr>
-          <w:ins w:id="207" w:author="Arthur, Richard B (GE Aerospace, US)" w:date="2025-06-06T12:17:00Z"/>
-        </w:rPr>
-        <w:pPrChange w:id="208" w:author="Arthur, Richard B (GE Aerospace, US)" w:date="2025-06-06T12:17:00Z">
+          <w:ins w:id="517" w:author="Arthur, Richard B (GE Aerospace, US)" w:date="2025-06-06T12:17:00Z"/>
+        </w:rPr>
+        <w:pPrChange w:id="518" w:author="Arthur, Richard B (GE Aerospace, US)" w:date="2025-06-06T12:17:00Z">
           <w:pPr>
             <w:pStyle w:val="ListParagraph"/>
             <w:numPr>
@@ -5097,9 +7408,8 @@
           </w:pPr>
         </w:pPrChange>
       </w:pPr>
-      <w:ins w:id="209" w:author="Arthur, Richard B (GE Aerospace, US)" w:date="2025-06-06T12:17:00Z">
-        <w:r>
-          <w:lastRenderedPageBreak/>
+      <w:ins w:id="519" w:author="Arthur, Richard B (GE Aerospace, US)" w:date="2025-06-06T12:17:00Z">
+        <w:r>
           <w:t>Influence and adapt technology roadmaps through vendor partnerships</w:t>
         </w:r>
       </w:ins>
@@ -5112,9 +7422,9 @@
           <w:numId w:val="30"/>
         </w:numPr>
         <w:rPr>
-          <w:ins w:id="210" w:author="Arthur, Richard B (GE Aerospace, US)" w:date="2025-06-06T12:17:00Z"/>
-        </w:rPr>
-        <w:pPrChange w:id="211" w:author="Arthur, Richard B (GE Aerospace, US)" w:date="2025-06-06T12:17:00Z">
+          <w:ins w:id="520" w:author="Arthur, Richard B (GE Aerospace, US)" w:date="2025-06-06T12:17:00Z"/>
+        </w:rPr>
+        <w:pPrChange w:id="521" w:author="Arthur, Richard B (GE Aerospace, US)" w:date="2025-06-06T12:17:00Z">
           <w:pPr>
             <w:pStyle w:val="ListParagraph"/>
             <w:numPr>
@@ -5124,7 +7434,7 @@
           </w:pPr>
         </w:pPrChange>
       </w:pPr>
-      <w:ins w:id="212" w:author="Arthur, Richard B (GE Aerospace, US)" w:date="2025-06-06T12:17:00Z">
+      <w:ins w:id="522" w:author="Arthur, Richard B (GE Aerospace, US)" w:date="2025-06-06T12:17:00Z">
         <w:r>
           <w:t>Prototypes/hardware emulators, hardware-targeted toolchain readiness</w:t>
         </w:r>
@@ -5138,9 +7448,9 @@
           <w:numId w:val="30"/>
         </w:numPr>
         <w:rPr>
-          <w:ins w:id="213" w:author="Arthur, Richard B (GE Aerospace, US)" w:date="2025-06-06T12:17:00Z"/>
-        </w:rPr>
-        <w:pPrChange w:id="214" w:author="Arthur, Richard B (GE Aerospace, US)" w:date="2025-06-06T12:17:00Z">
+          <w:ins w:id="523" w:author="Arthur, Richard B (GE Aerospace, US)" w:date="2025-06-06T12:17:00Z"/>
+        </w:rPr>
+        <w:pPrChange w:id="524" w:author="Arthur, Richard B (GE Aerospace, US)" w:date="2025-06-06T12:17:00Z">
           <w:pPr>
             <w:pStyle w:val="ListParagraph"/>
             <w:numPr>
@@ -5150,8 +7460,9 @@
           </w:pPr>
         </w:pPrChange>
       </w:pPr>
-      <w:ins w:id="215" w:author="Arthur, Richard B (GE Aerospace, US)" w:date="2025-06-06T12:17:00Z">
-        <w:r>
+      <w:ins w:id="525" w:author="Arthur, Richard B (GE Aerospace, US)" w:date="2025-06-06T12:17:00Z">
+        <w:r>
+          <w:lastRenderedPageBreak/>
           <w:t xml:space="preserve">Procurement specification and capability/cost trade-off assessment </w:t>
         </w:r>
       </w:ins>
@@ -5164,10 +7475,10 @@
           <w:numId w:val="30"/>
         </w:numPr>
         <w:rPr>
-          <w:ins w:id="216" w:author="Arthur, Richard B (GE Aerospace, US)" w:date="2025-06-06T12:18:00Z"/>
-        </w:rPr>
-      </w:pPr>
-      <w:ins w:id="217" w:author="Arthur, Richard B (GE Aerospace, US)" w:date="2025-06-06T12:18:00Z">
+          <w:ins w:id="526" w:author="Arthur, Richard B (GE Aerospace, US)" w:date="2025-06-06T12:18:00Z"/>
+        </w:rPr>
+      </w:pPr>
+      <w:ins w:id="527" w:author="Arthur, Richard B (GE Aerospace, US)" w:date="2025-06-06T12:18:00Z">
         <w:r>
           <w:t>Key points:</w:t>
         </w:r>
@@ -5182,9 +7493,9 @@
         </w:numPr>
         <w:jc w:val="left"/>
         <w:rPr>
-          <w:ins w:id="218" w:author="Arthur, Richard B (GE Aerospace, US)" w:date="2025-06-06T12:18:00Z"/>
-        </w:rPr>
-        <w:pPrChange w:id="219" w:author="Arthur, Richard B (GE Aerospace, US)" w:date="2025-06-06T12:19:00Z">
+          <w:ins w:id="528" w:author="Arthur, Richard B (GE Aerospace, US)" w:date="2025-06-06T12:18:00Z"/>
+        </w:rPr>
+        <w:pPrChange w:id="529" w:author="Arthur, Richard B (GE Aerospace, US)" w:date="2025-06-06T12:19:00Z">
           <w:pPr>
             <w:pStyle w:val="ListParagraph"/>
             <w:numPr>
@@ -5194,7 +7505,7 @@
           </w:pPr>
         </w:pPrChange>
       </w:pPr>
-      <w:ins w:id="220" w:author="Arthur, Richard B (GE Aerospace, US)" w:date="2025-06-06T12:18:00Z">
+      <w:ins w:id="530" w:author="Arthur, Richard B (GE Aerospace, US)" w:date="2025-06-06T12:18:00Z">
         <w:r>
           <w:t>Co-design is a practice through which applications can break through perceived limitations of their present implementation.</w:t>
         </w:r>
@@ -5209,9 +7520,9 @@
         </w:numPr>
         <w:jc w:val="left"/>
         <w:rPr>
-          <w:ins w:id="221" w:author="Arthur, Richard B (GE Aerospace, US)" w:date="2025-06-06T12:18:00Z"/>
-        </w:rPr>
-        <w:pPrChange w:id="222" w:author="Arthur, Richard B (GE Aerospace, US)" w:date="2025-06-06T12:19:00Z">
+          <w:ins w:id="531" w:author="Arthur, Richard B (GE Aerospace, US)" w:date="2025-06-06T12:18:00Z"/>
+        </w:rPr>
+        <w:pPrChange w:id="532" w:author="Arthur, Richard B (GE Aerospace, US)" w:date="2025-06-06T12:19:00Z">
           <w:pPr>
             <w:pStyle w:val="ListParagraph"/>
             <w:numPr>
@@ -5221,7 +7532,7 @@
           </w:pPr>
         </w:pPrChange>
       </w:pPr>
-      <w:ins w:id="223" w:author="Arthur, Richard B (GE Aerospace, US)" w:date="2025-06-06T12:18:00Z">
+      <w:ins w:id="533" w:author="Arthur, Richard B (GE Aerospace, US)" w:date="2025-06-06T12:18:00Z">
         <w:r>
           <w:t>The problem solvers are domain experts who</w:t>
         </w:r>
@@ -5236,9 +7547,9 @@
         </w:numPr>
         <w:jc w:val="left"/>
         <w:rPr>
-          <w:ins w:id="224" w:author="Arthur, Richard B (GE Aerospace, US)" w:date="2025-06-06T12:18:00Z"/>
-        </w:rPr>
-        <w:pPrChange w:id="225" w:author="Arthur, Richard B (GE Aerospace, US)" w:date="2025-06-06T12:19:00Z">
+          <w:ins w:id="534" w:author="Arthur, Richard B (GE Aerospace, US)" w:date="2025-06-06T12:18:00Z"/>
+        </w:rPr>
+        <w:pPrChange w:id="535" w:author="Arthur, Richard B (GE Aerospace, US)" w:date="2025-06-06T12:19:00Z">
           <w:pPr>
             <w:pStyle w:val="ListParagraph"/>
             <w:numPr>
@@ -5248,7 +7559,7 @@
           </w:pPr>
         </w:pPrChange>
       </w:pPr>
-      <w:ins w:id="226" w:author="Arthur, Richard B (GE Aerospace, US)" w:date="2025-06-06T12:18:00Z">
+      <w:ins w:id="536" w:author="Arthur, Richard B (GE Aerospace, US)" w:date="2025-06-06T12:18:00Z">
         <w:r>
           <w:t>compose the problem statement,</w:t>
         </w:r>
@@ -5263,9 +7574,9 @@
         </w:numPr>
         <w:jc w:val="left"/>
         <w:rPr>
-          <w:ins w:id="227" w:author="Arthur, Richard B (GE Aerospace, US)" w:date="2025-06-06T12:18:00Z"/>
-        </w:rPr>
-        <w:pPrChange w:id="228" w:author="Arthur, Richard B (GE Aerospace, US)" w:date="2025-06-06T12:19:00Z">
+          <w:ins w:id="537" w:author="Arthur, Richard B (GE Aerospace, US)" w:date="2025-06-06T12:18:00Z"/>
+        </w:rPr>
+        <w:pPrChange w:id="538" w:author="Arthur, Richard B (GE Aerospace, US)" w:date="2025-06-06T12:19:00Z">
           <w:pPr>
             <w:pStyle w:val="ListParagraph"/>
             <w:numPr>
@@ -5275,7 +7586,7 @@
           </w:pPr>
         </w:pPrChange>
       </w:pPr>
-      <w:ins w:id="229" w:author="Arthur, Richard B (GE Aerospace, US)" w:date="2025-06-06T12:18:00Z">
+      <w:ins w:id="539" w:author="Arthur, Richard B (GE Aerospace, US)" w:date="2025-06-06T12:18:00Z">
         <w:r>
           <w:t>specify needed fidelity and confidence in the solution, and</w:t>
         </w:r>
@@ -5290,9 +7601,9 @@
         </w:numPr>
         <w:jc w:val="left"/>
         <w:rPr>
-          <w:ins w:id="230" w:author="Arthur, Richard B (GE Aerospace, US)" w:date="2025-06-06T12:18:00Z"/>
-        </w:rPr>
-        <w:pPrChange w:id="231" w:author="Arthur, Richard B (GE Aerospace, US)" w:date="2025-06-06T12:19:00Z">
+          <w:ins w:id="540" w:author="Arthur, Richard B (GE Aerospace, US)" w:date="2025-06-06T12:18:00Z"/>
+        </w:rPr>
+        <w:pPrChange w:id="541" w:author="Arthur, Richard B (GE Aerospace, US)" w:date="2025-06-06T12:19:00Z">
           <w:pPr>
             <w:pStyle w:val="ListParagraph"/>
             <w:numPr>
@@ -5302,7 +7613,7 @@
           </w:pPr>
         </w:pPrChange>
       </w:pPr>
-      <w:ins w:id="232" w:author="Arthur, Richard B (GE Aerospace, US)" w:date="2025-06-06T12:18:00Z">
+      <w:ins w:id="542" w:author="Arthur, Richard B (GE Aerospace, US)" w:date="2025-06-06T12:18:00Z">
         <w:r>
           <w:t>what is critical to comprehend from the solution to communicate to decision-makers.</w:t>
         </w:r>
@@ -5317,9 +7628,9 @@
         </w:numPr>
         <w:jc w:val="left"/>
         <w:rPr>
-          <w:ins w:id="233" w:author="Arthur, Richard B (GE Aerospace, US)" w:date="2025-06-06T12:18:00Z"/>
-        </w:rPr>
-        <w:pPrChange w:id="234" w:author="Arthur, Richard B (GE Aerospace, US)" w:date="2025-06-06T12:19:00Z">
+          <w:ins w:id="543" w:author="Arthur, Richard B (GE Aerospace, US)" w:date="2025-06-06T12:18:00Z"/>
+        </w:rPr>
+        <w:pPrChange w:id="544" w:author="Arthur, Richard B (GE Aerospace, US)" w:date="2025-06-06T12:19:00Z">
           <w:pPr>
             <w:pStyle w:val="ListParagraph"/>
             <w:numPr>
@@ -5329,7 +7640,7 @@
           </w:pPr>
         </w:pPrChange>
       </w:pPr>
-      <w:ins w:id="235" w:author="Arthur, Richard B (GE Aerospace, US)" w:date="2025-06-06T12:18:00Z">
+      <w:ins w:id="545" w:author="Arthur, Richard B (GE Aerospace, US)" w:date="2025-06-06T12:18:00Z">
         <w:r>
           <w:t>The hardware architects continually procure and invest in infrastructure matching the value-to-cost opportunities based on the evolving workloads run across systems.</w:t>
         </w:r>
@@ -5344,9 +7655,9 @@
         </w:numPr>
         <w:jc w:val="left"/>
         <w:rPr>
-          <w:ins w:id="236" w:author="Arthur, Richard B (GE Aerospace, US)" w:date="2025-06-06T12:18:00Z"/>
-        </w:rPr>
-        <w:pPrChange w:id="237" w:author="Arthur, Richard B (GE Aerospace, US)" w:date="2025-06-06T12:19:00Z">
+          <w:ins w:id="546" w:author="Arthur, Richard B (GE Aerospace, US)" w:date="2025-06-06T12:18:00Z"/>
+        </w:rPr>
+        <w:pPrChange w:id="547" w:author="Arthur, Richard B (GE Aerospace, US)" w:date="2025-06-06T12:19:00Z">
           <w:pPr>
             <w:pStyle w:val="ListParagraph"/>
             <w:numPr>
@@ -5356,7 +7667,7 @@
           </w:pPr>
         </w:pPrChange>
       </w:pPr>
-      <w:ins w:id="238" w:author="Arthur, Richard B (GE Aerospace, US)" w:date="2025-06-06T12:18:00Z">
+      <w:ins w:id="548" w:author="Arthur, Richard B (GE Aerospace, US)" w:date="2025-06-06T12:18:00Z">
         <w:r>
           <w:t>The computational scientists</w:t>
         </w:r>
@@ -5371,9 +7682,9 @@
         </w:numPr>
         <w:jc w:val="left"/>
         <w:rPr>
-          <w:ins w:id="239" w:author="Arthur, Richard B (GE Aerospace, US)" w:date="2025-06-06T12:18:00Z"/>
-        </w:rPr>
-        <w:pPrChange w:id="240" w:author="Arthur, Richard B (GE Aerospace, US)" w:date="2025-06-06T12:19:00Z">
+          <w:ins w:id="549" w:author="Arthur, Richard B (GE Aerospace, US)" w:date="2025-06-06T12:18:00Z"/>
+        </w:rPr>
+        <w:pPrChange w:id="550" w:author="Arthur, Richard B (GE Aerospace, US)" w:date="2025-06-06T12:19:00Z">
           <w:pPr>
             <w:pStyle w:val="ListParagraph"/>
             <w:numPr>
@@ -5383,7 +7694,7 @@
           </w:pPr>
         </w:pPrChange>
       </w:pPr>
-      <w:ins w:id="241" w:author="Arthur, Richard B (GE Aerospace, US)" w:date="2025-06-06T12:18:00Z">
+      <w:ins w:id="551" w:author="Arthur, Richard B (GE Aerospace, US)" w:date="2025-06-06T12:18:00Z">
         <w:r>
           <w:t>apply numerical methods in algorithms and data structures,</w:t>
         </w:r>
@@ -5398,9 +7709,9 @@
         </w:numPr>
         <w:jc w:val="left"/>
         <w:rPr>
-          <w:ins w:id="242" w:author="Arthur, Richard B (GE Aerospace, US)" w:date="2025-06-06T12:18:00Z"/>
-        </w:rPr>
-        <w:pPrChange w:id="243" w:author="Arthur, Richard B (GE Aerospace, US)" w:date="2025-06-06T12:19:00Z">
+          <w:ins w:id="552" w:author="Arthur, Richard B (GE Aerospace, US)" w:date="2025-06-06T12:18:00Z"/>
+        </w:rPr>
+        <w:pPrChange w:id="553" w:author="Arthur, Richard B (GE Aerospace, US)" w:date="2025-06-06T12:19:00Z">
           <w:pPr>
             <w:pStyle w:val="ListParagraph"/>
             <w:numPr>
@@ -5410,7 +7721,7 @@
           </w:pPr>
         </w:pPrChange>
       </w:pPr>
-      <w:ins w:id="244" w:author="Arthur, Richard B (GE Aerospace, US)" w:date="2025-06-06T12:18:00Z">
+      <w:ins w:id="554" w:author="Arthur, Richard B (GE Aerospace, US)" w:date="2025-06-06T12:18:00Z">
         <w:r>
           <w:t>implemented in software to optimize performance, and</w:t>
         </w:r>
@@ -5425,9 +7736,9 @@
         </w:numPr>
         <w:jc w:val="left"/>
         <w:rPr>
-          <w:ins w:id="245" w:author="Arthur, Richard B (GE Aerospace, US)" w:date="2025-06-06T12:18:00Z"/>
-        </w:rPr>
-        <w:pPrChange w:id="246" w:author="Arthur, Richard B (GE Aerospace, US)" w:date="2025-06-06T12:19:00Z">
+          <w:ins w:id="555" w:author="Arthur, Richard B (GE Aerospace, US)" w:date="2025-06-06T12:18:00Z"/>
+        </w:rPr>
+        <w:pPrChange w:id="556" w:author="Arthur, Richard B (GE Aerospace, US)" w:date="2025-06-06T12:19:00Z">
           <w:pPr>
             <w:pStyle w:val="ListParagraph"/>
             <w:numPr>
@@ -5437,7 +7748,7 @@
           </w:pPr>
         </w:pPrChange>
       </w:pPr>
-      <w:ins w:id="247" w:author="Arthur, Richard B (GE Aerospace, US)" w:date="2025-06-06T12:18:00Z">
+      <w:ins w:id="557" w:author="Arthur, Richard B (GE Aerospace, US)" w:date="2025-06-06T12:18:00Z">
         <w:r>
           <w:t>packaged to improve the productivity of users.</w:t>
         </w:r>
@@ -5452,9 +7763,9 @@
         </w:numPr>
         <w:jc w:val="left"/>
         <w:rPr>
-          <w:ins w:id="248" w:author="Arthur, Richard B (GE Aerospace, US)" w:date="2025-06-06T12:18:00Z"/>
-        </w:rPr>
-        <w:pPrChange w:id="249" w:author="Arthur, Richard B (GE Aerospace, US)" w:date="2025-06-06T12:19:00Z">
+          <w:ins w:id="558" w:author="Arthur, Richard B (GE Aerospace, US)" w:date="2025-06-06T12:18:00Z"/>
+        </w:rPr>
+        <w:pPrChange w:id="559" w:author="Arthur, Richard B (GE Aerospace, US)" w:date="2025-06-06T12:19:00Z">
           <w:pPr>
             <w:pStyle w:val="ListParagraph"/>
             <w:numPr>
@@ -5464,7 +7775,7 @@
           </w:pPr>
         </w:pPrChange>
       </w:pPr>
-      <w:ins w:id="250" w:author="Arthur, Richard B (GE Aerospace, US)" w:date="2025-06-06T12:18:00Z">
+      <w:ins w:id="560" w:author="Arthur, Richard B (GE Aerospace, US)" w:date="2025-06-06T12:18:00Z">
         <w:r>
           <w:t>Each field of expertise advances on its own and it can be difficult for one to opportunistically harness innovations in the others.</w:t>
         </w:r>
@@ -5479,9 +7790,9 @@
         </w:numPr>
         <w:jc w:val="left"/>
         <w:rPr>
-          <w:ins w:id="251" w:author="Arthur, Richard B (GE Aerospace, US)" w:date="2025-06-06T12:18:00Z"/>
-        </w:rPr>
-        <w:pPrChange w:id="252" w:author="Arthur, Richard B (GE Aerospace, US)" w:date="2025-06-06T12:19:00Z">
+          <w:ins w:id="561" w:author="Arthur, Richard B (GE Aerospace, US)" w:date="2025-06-06T12:18:00Z"/>
+        </w:rPr>
+        <w:pPrChange w:id="562" w:author="Arthur, Richard B (GE Aerospace, US)" w:date="2025-06-06T12:19:00Z">
           <w:pPr>
             <w:pStyle w:val="ListParagraph"/>
             <w:numPr>
@@ -5491,7 +7802,7 @@
           </w:pPr>
         </w:pPrChange>
       </w:pPr>
-      <w:ins w:id="253" w:author="Arthur, Richard B (GE Aerospace, US)" w:date="2025-06-06T12:18:00Z">
+      <w:ins w:id="563" w:author="Arthur, Richard B (GE Aerospace, US)" w:date="2025-06-06T12:18:00Z">
         <w:r>
           <w:t>Rather than over-conservatively pre-supposing the limitations or requirements of the other fields, co-design unifies these stakeholders into a collaborative effort.</w:t>
         </w:r>
@@ -5506,9 +7817,9 @@
         </w:numPr>
         <w:jc w:val="left"/>
         <w:rPr>
-          <w:ins w:id="254" w:author="Arthur, Richard B (GE Aerospace, US)" w:date="2025-06-06T12:18:00Z"/>
-        </w:rPr>
-        <w:pPrChange w:id="255" w:author="Arthur, Richard B (GE Aerospace, US)" w:date="2025-06-06T12:19:00Z">
+          <w:ins w:id="564" w:author="Arthur, Richard B (GE Aerospace, US)" w:date="2025-06-06T12:18:00Z"/>
+        </w:rPr>
+        <w:pPrChange w:id="565" w:author="Arthur, Richard B (GE Aerospace, US)" w:date="2025-06-06T12:19:00Z">
           <w:pPr>
             <w:pStyle w:val="ListParagraph"/>
             <w:numPr>
@@ -5518,7 +7829,7 @@
           </w:pPr>
         </w:pPrChange>
       </w:pPr>
-      <w:ins w:id="256" w:author="Arthur, Richard B (GE Aerospace, US)" w:date="2025-06-06T12:18:00Z">
+      <w:ins w:id="566" w:author="Arthur, Richard B (GE Aerospace, US)" w:date="2025-06-06T12:18:00Z">
         <w:r>
           <w:t>Problem solvers can advise on acceptable and valuable trade-offs between scale, fidelity, confidence and turnaround time.</w:t>
         </w:r>
@@ -5533,9 +7844,9 @@
         </w:numPr>
         <w:jc w:val="left"/>
         <w:rPr>
-          <w:ins w:id="257" w:author="Arthur, Richard B (GE Aerospace, US)" w:date="2025-06-06T12:18:00Z"/>
-        </w:rPr>
-        <w:pPrChange w:id="258" w:author="Arthur, Richard B (GE Aerospace, US)" w:date="2025-06-06T12:19:00Z">
+          <w:ins w:id="567" w:author="Arthur, Richard B (GE Aerospace, US)" w:date="2025-06-06T12:18:00Z"/>
+        </w:rPr>
+        <w:pPrChange w:id="568" w:author="Arthur, Richard B (GE Aerospace, US)" w:date="2025-06-06T12:19:00Z">
           <w:pPr>
             <w:pStyle w:val="ListParagraph"/>
             <w:numPr>
@@ -5545,7 +7856,7 @@
           </w:pPr>
         </w:pPrChange>
       </w:pPr>
-      <w:ins w:id="259" w:author="Arthur, Richard B (GE Aerospace, US)" w:date="2025-06-06T12:18:00Z">
+      <w:ins w:id="569" w:author="Arthur, Richard B (GE Aerospace, US)" w:date="2025-06-06T12:18:00Z">
         <w:r>
           <w:t>Computational scientists can then explore a wider set of alternatives for implementation, with improved clarity of value.</w:t>
         </w:r>
@@ -5560,9 +7871,9 @@
         </w:numPr>
         <w:jc w:val="left"/>
         <w:rPr>
-          <w:ins w:id="260" w:author="Arthur, Richard B (GE Aerospace, US)" w:date="2025-06-06T12:18:00Z"/>
-        </w:rPr>
-        <w:pPrChange w:id="261" w:author="Arthur, Richard B (GE Aerospace, US)" w:date="2025-06-06T12:19:00Z">
+          <w:ins w:id="570" w:author="Arthur, Richard B (GE Aerospace, US)" w:date="2025-06-06T12:18:00Z"/>
+        </w:rPr>
+        <w:pPrChange w:id="571" w:author="Arthur, Richard B (GE Aerospace, US)" w:date="2025-06-06T12:19:00Z">
           <w:pPr>
             <w:pStyle w:val="ListParagraph"/>
             <w:numPr>
@@ -5572,7 +7883,7 @@
           </w:pPr>
         </w:pPrChange>
       </w:pPr>
-      <w:ins w:id="262" w:author="Arthur, Richard B (GE Aerospace, US)" w:date="2025-06-06T12:18:00Z">
+      <w:ins w:id="572" w:author="Arthur, Richard B (GE Aerospace, US)" w:date="2025-06-06T12:18:00Z">
         <w:r>
           <w:t>Hardware architects can similarly offer trade-offs and guide implementations and vendor roadmaps toward overcoming performance bottlenecks and resource constraints.</w:t>
         </w:r>
@@ -5587,9 +7898,9 @@
         </w:numPr>
         <w:jc w:val="left"/>
         <w:rPr>
-          <w:ins w:id="263" w:author="Arthur, Richard B (GE Aerospace, US)" w:date="2025-06-06T12:18:00Z"/>
-        </w:rPr>
-        <w:pPrChange w:id="264" w:author="Arthur, Richard B (GE Aerospace, US)" w:date="2025-06-06T12:19:00Z">
+          <w:ins w:id="573" w:author="Arthur, Richard B (GE Aerospace, US)" w:date="2025-06-06T12:18:00Z"/>
+        </w:rPr>
+        <w:pPrChange w:id="574" w:author="Arthur, Richard B (GE Aerospace, US)" w:date="2025-06-06T12:19:00Z">
           <w:pPr>
             <w:pStyle w:val="ListParagraph"/>
             <w:numPr>
@@ -5599,7 +7910,7 @@
           </w:pPr>
         </w:pPrChange>
       </w:pPr>
-      <w:ins w:id="265" w:author="Arthur, Richard B (GE Aerospace, US)" w:date="2025-06-06T12:18:00Z">
+      <w:ins w:id="575" w:author="Arthur, Richard B (GE Aerospace, US)" w:date="2025-06-06T12:18:00Z">
         <w:r>
           <w:t>Continually mutually challenging each others’ assumptions, co-design strategically aligns innovation with valuable opportunities.</w:t>
         </w:r>
@@ -5614,10 +7925,10 @@
         </w:numPr>
         <w:jc w:val="left"/>
         <w:rPr>
-          <w:ins w:id="266" w:author="Arthur, Richard B (GE Aerospace, US)" w:date="2025-06-06T12:19:00Z"/>
-        </w:rPr>
-      </w:pPr>
-      <w:ins w:id="267" w:author="Arthur, Richard B (GE Aerospace, US)" w:date="2025-06-06T12:19:00Z">
+          <w:ins w:id="576" w:author="Arthur, Richard B (GE Aerospace, US)" w:date="2025-06-06T12:19:00Z"/>
+        </w:rPr>
+      </w:pPr>
+      <w:ins w:id="577" w:author="Arthur, Richard B (GE Aerospace, US)" w:date="2025-06-06T12:19:00Z">
         <w:r>
           <w:t xml:space="preserve">See also: </w:t>
         </w:r>
@@ -5677,10 +7988,10 @@
         </w:numPr>
         <w:jc w:val="left"/>
         <w:rPr>
-          <w:ins w:id="268" w:author="Arthur, Richard B (GE Aerospace, US)" w:date="2025-06-06T12:15:00Z"/>
-        </w:rPr>
-      </w:pPr>
-      <w:ins w:id="269" w:author="Arthur, Richard B (GE Aerospace, US)" w:date="2025-06-06T12:15:00Z">
+          <w:ins w:id="578" w:author="Arthur, Richard B (GE Aerospace, US)" w:date="2025-06-06T12:15:00Z"/>
+        </w:rPr>
+      </w:pPr>
+      <w:ins w:id="579" w:author="Arthur, Richard B (GE Aerospace, US)" w:date="2025-06-06T12:15:00Z">
         <w:r>
           <w:fldChar w:fldCharType="begin"/>
         </w:r>
@@ -5688,10 +7999,10 @@
           <w:instrText>HYPERLINK "</w:instrText>
         </w:r>
       </w:ins>
-      <w:ins w:id="270" w:author="Arthur, Richard B (GE Aerospace, US)" w:date="2025-06-06T12:06:00Z">
+      <w:ins w:id="580" w:author="Arthur, Richard B (GE Aerospace, US)" w:date="2025-06-06T12:06:00Z">
         <w:r>
           <w:rPr>
-            <w:rPrChange w:id="271" w:author="Arthur, Richard B (GE Aerospace, US)" w:date="2025-06-06T12:15:00Z">
+            <w:rPrChange w:id="581" w:author="Arthur, Richard B (GE Aerospace, US)" w:date="2025-06-06T12:15:00Z">
               <w:rPr>
                 <w:rStyle w:val="Hyperlink"/>
               </w:rPr>
@@ -5700,7 +8011,7 @@
           <w:instrText>https://asc.llnl.gov/sites/asc/files/2020-06/ASC_Co-design.pdf</w:instrText>
         </w:r>
       </w:ins>
-      <w:ins w:id="272" w:author="Arthur, Richard B (GE Aerospace, US)" w:date="2025-06-06T12:15:00Z">
+      <w:ins w:id="582" w:author="Arthur, Richard B (GE Aerospace, US)" w:date="2025-06-06T12:15:00Z">
         <w:r>
           <w:instrText>"</w:instrText>
         </w:r>
@@ -5708,7 +8019,7 @@
           <w:fldChar w:fldCharType="separate"/>
         </w:r>
       </w:ins>
-      <w:ins w:id="273" w:author="Arthur, Richard B (GE Aerospace, US)" w:date="2025-06-06T12:06:00Z">
+      <w:ins w:id="583" w:author="Arthur, Richard B (GE Aerospace, US)" w:date="2025-06-06T12:06:00Z">
         <w:r>
           <w:rPr>
             <w:rStyle w:val="Hyperlink"/>
@@ -5716,7 +8027,7 @@
           <w:t>https://asc.llnl.gov/sites/asc/files/2020-06/ASC_Co-design.pdf</w:t>
         </w:r>
       </w:ins>
-      <w:ins w:id="274" w:author="Arthur, Richard B (GE Aerospace, US)" w:date="2025-06-06T12:15:00Z">
+      <w:ins w:id="584" w:author="Arthur, Richard B (GE Aerospace, US)" w:date="2025-06-06T12:15:00Z">
         <w:r>
           <w:fldChar w:fldCharType="end"/>
         </w:r>
@@ -5731,9 +8042,9 @@
         </w:numPr>
         <w:jc w:val="left"/>
         <w:rPr>
-          <w:ins w:id="275" w:author="Arthur, Richard B (GE Aerospace, US)" w:date="2025-06-06T12:06:00Z"/>
-        </w:rPr>
-        <w:pPrChange w:id="276" w:author="Arthur, Richard B (GE Aerospace, US)" w:date="2025-06-06T12:16:00Z">
+          <w:ins w:id="585" w:author="Arthur, Richard B (GE Aerospace, US)" w:date="2025-06-06T12:06:00Z"/>
+        </w:rPr>
+        <w:pPrChange w:id="586" w:author="Arthur, Richard B (GE Aerospace, US)" w:date="2025-06-06T12:16:00Z">
           <w:pPr>
             <w:pStyle w:val="ListParagraph"/>
             <w:numPr>
@@ -5743,7 +8054,7 @@
           </w:pPr>
         </w:pPrChange>
       </w:pPr>
-      <w:ins w:id="277" w:author="Arthur, Richard B (GE Aerospace, US)" w:date="2025-06-06T12:16:00Z">
+      <w:ins w:id="587" w:author="Arthur, Richard B (GE Aerospace, US)" w:date="2025-06-06T12:16:00Z">
         <w:r>
           <w:rPr>
             <w:noProof/>
@@ -5810,9 +8121,9 @@
         </w:numPr>
         <w:jc w:val="left"/>
         <w:rPr>
-          <w:del w:id="278" w:author="Arthur, Richard B (GE Aerospace, US)" w:date="2025-06-06T12:09:00Z"/>
-        </w:rPr>
-        <w:pPrChange w:id="279" w:author="Arthur, Richard B (GE Aerospace, US)" w:date="2025-06-06T12:14:00Z">
+          <w:del w:id="588" w:author="Arthur, Richard B (GE Aerospace, US)" w:date="2025-06-06T12:09:00Z"/>
+        </w:rPr>
+        <w:pPrChange w:id="589" w:author="Arthur, Richard B (GE Aerospace, US)" w:date="2025-06-06T12:14:00Z">
           <w:pPr>
             <w:pStyle w:val="ListParagraph"/>
             <w:numPr>
@@ -5822,7 +8133,7 @@
           </w:pPr>
         </w:pPrChange>
       </w:pPr>
-      <w:ins w:id="280" w:author="Arthur, Richard B (GE Aerospace, US)" w:date="2025-06-06T12:09:00Z">
+      <w:ins w:id="590" w:author="Arthur, Richard B (GE Aerospace, US)" w:date="2025-06-06T12:09:00Z">
         <w:r>
           <w:fldChar w:fldCharType="begin"/>
         </w:r>
@@ -5851,7 +8162,7 @@
           <w:t xml:space="preserve"> (Reimagining Codesig</w:t>
         </w:r>
       </w:ins>
-      <w:ins w:id="281" w:author="Arthur, Richard B (GE Aerospace, US)" w:date="2025-06-06T12:10:00Z">
+      <w:ins w:id="591" w:author="Arthur, Richard B (GE Aerospace, US)" w:date="2025-06-06T12:10:00Z">
         <w:r>
           <w:t>n for Adv Scientific Comp)</w:t>
         </w:r>
@@ -5866,9 +8177,9 @@
         </w:numPr>
         <w:jc w:val="left"/>
         <w:rPr>
-          <w:ins w:id="282" w:author="Arthur, Richard B (GE Aerospace, US)" w:date="2025-06-06T12:13:00Z"/>
-        </w:rPr>
-        <w:pPrChange w:id="283" w:author="Arthur, Richard B (GE Aerospace, US)" w:date="2025-06-06T12:14:00Z">
+          <w:ins w:id="592" w:author="Arthur, Richard B (GE Aerospace, US)" w:date="2025-06-06T12:13:00Z"/>
+        </w:rPr>
+        <w:pPrChange w:id="593" w:author="Arthur, Richard B (GE Aerospace, US)" w:date="2025-06-06T12:14:00Z">
           <w:pPr>
             <w:pStyle w:val="ListParagraph"/>
             <w:numPr>
@@ -5878,7 +8189,7 @@
           </w:pPr>
         </w:pPrChange>
       </w:pPr>
-      <w:ins w:id="284" w:author="Arthur, Richard B (GE Aerospace, US)" w:date="2025-06-06T12:10:00Z">
+      <w:ins w:id="594" w:author="Arthur, Richard B (GE Aerospace, US)" w:date="2025-06-06T12:10:00Z">
         <w:r>
           <w:fldChar w:fldCharType="begin"/>
         </w:r>
@@ -5914,9 +8225,9 @@
         </w:numPr>
         <w:jc w:val="left"/>
         <w:rPr>
-          <w:ins w:id="285" w:author="Arthur, Richard B (GE Aerospace, US)" w:date="2025-06-06T12:14:00Z"/>
-        </w:rPr>
-        <w:pPrChange w:id="286" w:author="Arthur, Richard B (GE Aerospace, US)" w:date="2025-06-06T12:14:00Z">
+          <w:ins w:id="595" w:author="Arthur, Richard B (GE Aerospace, US)" w:date="2025-06-06T12:14:00Z"/>
+        </w:rPr>
+        <w:pPrChange w:id="596" w:author="Arthur, Richard B (GE Aerospace, US)" w:date="2025-06-06T12:14:00Z">
           <w:pPr>
             <w:pStyle w:val="ListParagraph"/>
             <w:numPr>
@@ -5927,7 +8238,7 @@
           </w:pPr>
         </w:pPrChange>
       </w:pPr>
-      <w:ins w:id="287" w:author="Arthur, Richard B (GE Aerospace, US)" w:date="2025-06-06T12:14:00Z">
+      <w:ins w:id="597" w:author="Arthur, Richard B (GE Aerospace, US)" w:date="2025-06-06T12:14:00Z">
         <w:r>
           <w:rPr>
             <w:i/>
@@ -5946,9 +8257,9 @@
         </w:numPr>
         <w:jc w:val="left"/>
         <w:rPr>
-          <w:ins w:id="288" w:author="Arthur, Richard B (GE Aerospace, US)" w:date="2025-06-06T12:14:00Z"/>
-        </w:rPr>
-        <w:pPrChange w:id="289" w:author="Arthur, Richard B (GE Aerospace, US)" w:date="2025-06-06T12:14:00Z">
+          <w:ins w:id="598" w:author="Arthur, Richard B (GE Aerospace, US)" w:date="2025-06-06T12:14:00Z"/>
+        </w:rPr>
+        <w:pPrChange w:id="599" w:author="Arthur, Richard B (GE Aerospace, US)" w:date="2025-06-06T12:14:00Z">
           <w:pPr>
             <w:pStyle w:val="ListParagraph"/>
             <w:numPr>
@@ -5959,7 +8270,7 @@
           </w:pPr>
         </w:pPrChange>
       </w:pPr>
-      <w:ins w:id="290" w:author="Arthur, Richard B (GE Aerospace, US)" w:date="2025-06-06T12:14:00Z">
+      <w:ins w:id="600" w:author="Arthur, Richard B (GE Aerospace, US)" w:date="2025-06-06T12:14:00Z">
         <w:r>
           <w:rPr>
             <w:i/>
@@ -5978,9 +8289,9 @@
         </w:numPr>
         <w:jc w:val="left"/>
         <w:rPr>
-          <w:ins w:id="291" w:author="Arthur, Richard B (GE Aerospace, US)" w:date="2025-06-06T12:14:00Z"/>
-        </w:rPr>
-        <w:pPrChange w:id="292" w:author="Arthur, Richard B (GE Aerospace, US)" w:date="2025-06-06T12:14:00Z">
+          <w:ins w:id="601" w:author="Arthur, Richard B (GE Aerospace, US)" w:date="2025-06-06T12:14:00Z"/>
+        </w:rPr>
+        <w:pPrChange w:id="602" w:author="Arthur, Richard B (GE Aerospace, US)" w:date="2025-06-06T12:14:00Z">
           <w:pPr>
             <w:pStyle w:val="ListParagraph"/>
             <w:numPr>
@@ -5991,7 +8302,7 @@
           </w:pPr>
         </w:pPrChange>
       </w:pPr>
-      <w:ins w:id="293" w:author="Arthur, Richard B (GE Aerospace, US)" w:date="2025-06-06T12:14:00Z">
+      <w:ins w:id="603" w:author="Arthur, Richard B (GE Aerospace, US)" w:date="2025-06-06T12:14:00Z">
         <w:r>
           <w:rPr>
             <w:i/>
@@ -6010,9 +8321,9 @@
         </w:numPr>
         <w:jc w:val="left"/>
         <w:rPr>
-          <w:ins w:id="294" w:author="Arthur, Richard B (GE Aerospace, US)" w:date="2025-06-06T12:14:00Z"/>
-        </w:rPr>
-        <w:pPrChange w:id="295" w:author="Arthur, Richard B (GE Aerospace, US)" w:date="2025-06-06T12:14:00Z">
+          <w:ins w:id="604" w:author="Arthur, Richard B (GE Aerospace, US)" w:date="2025-06-06T12:14:00Z"/>
+        </w:rPr>
+        <w:pPrChange w:id="605" w:author="Arthur, Richard B (GE Aerospace, US)" w:date="2025-06-06T12:14:00Z">
           <w:pPr>
             <w:pStyle w:val="ListParagraph"/>
             <w:numPr>
@@ -6023,7 +8334,7 @@
           </w:pPr>
         </w:pPrChange>
       </w:pPr>
-      <w:ins w:id="296" w:author="Arthur, Richard B (GE Aerospace, US)" w:date="2025-06-06T12:14:00Z">
+      <w:ins w:id="606" w:author="Arthur, Richard B (GE Aerospace, US)" w:date="2025-06-06T12:14:00Z">
         <w:r>
           <w:rPr>
             <w:i/>
@@ -6042,9 +8353,9 @@
         </w:numPr>
         <w:jc w:val="left"/>
         <w:rPr>
-          <w:ins w:id="297" w:author="Arthur, Richard B (GE Aerospace, US)" w:date="2025-06-06T12:14:00Z"/>
-        </w:rPr>
-        <w:pPrChange w:id="298" w:author="Arthur, Richard B (GE Aerospace, US)" w:date="2025-06-06T12:14:00Z">
+          <w:ins w:id="607" w:author="Arthur, Richard B (GE Aerospace, US)" w:date="2025-06-06T12:14:00Z"/>
+        </w:rPr>
+        <w:pPrChange w:id="608" w:author="Arthur, Richard B (GE Aerospace, US)" w:date="2025-06-06T12:14:00Z">
           <w:pPr>
             <w:pStyle w:val="ListParagraph"/>
             <w:numPr>
@@ -6055,7 +8366,7 @@
           </w:pPr>
         </w:pPrChange>
       </w:pPr>
-      <w:ins w:id="299" w:author="Arthur, Richard B (GE Aerospace, US)" w:date="2025-06-06T12:14:00Z">
+      <w:ins w:id="609" w:author="Arthur, Richard B (GE Aerospace, US)" w:date="2025-06-06T12:14:00Z">
         <w:r>
           <w:rPr>
             <w:i/>
@@ -6074,9 +8385,9 @@
         </w:numPr>
         <w:jc w:val="left"/>
         <w:rPr>
-          <w:ins w:id="300" w:author="Arthur, Richard B (GE Aerospace, US)" w:date="2025-06-06T12:14:00Z"/>
-        </w:rPr>
-        <w:pPrChange w:id="301" w:author="Arthur, Richard B (GE Aerospace, US)" w:date="2025-06-06T12:14:00Z">
+          <w:ins w:id="610" w:author="Arthur, Richard B (GE Aerospace, US)" w:date="2025-06-06T12:14:00Z"/>
+        </w:rPr>
+        <w:pPrChange w:id="611" w:author="Arthur, Richard B (GE Aerospace, US)" w:date="2025-06-06T12:14:00Z">
           <w:pPr>
             <w:pStyle w:val="ListParagraph"/>
             <w:numPr>
@@ -6087,7 +8398,7 @@
           </w:pPr>
         </w:pPrChange>
       </w:pPr>
-      <w:ins w:id="302" w:author="Arthur, Richard B (GE Aerospace, US)" w:date="2025-06-06T12:14:00Z">
+      <w:ins w:id="612" w:author="Arthur, Richard B (GE Aerospace, US)" w:date="2025-06-06T12:14:00Z">
         <w:r>
           <w:rPr>
             <w:i/>
@@ -6106,9 +8417,9 @@
         </w:numPr>
         <w:jc w:val="left"/>
         <w:rPr>
-          <w:ins w:id="303" w:author="Arthur, Richard B (GE Aerospace, US)" w:date="2025-06-06T12:14:00Z"/>
-        </w:rPr>
-        <w:pPrChange w:id="304" w:author="Arthur, Richard B (GE Aerospace, US)" w:date="2025-06-06T12:14:00Z">
+          <w:ins w:id="613" w:author="Arthur, Richard B (GE Aerospace, US)" w:date="2025-06-06T12:14:00Z"/>
+        </w:rPr>
+        <w:pPrChange w:id="614" w:author="Arthur, Richard B (GE Aerospace, US)" w:date="2025-06-06T12:14:00Z">
           <w:pPr>
             <w:pStyle w:val="ListParagraph"/>
             <w:numPr>
@@ -6119,7 +8430,7 @@
           </w:pPr>
         </w:pPrChange>
       </w:pPr>
-      <w:ins w:id="305" w:author="Arthur, Richard B (GE Aerospace, US)" w:date="2025-06-06T12:14:00Z">
+      <w:ins w:id="615" w:author="Arthur, Richard B (GE Aerospace, US)" w:date="2025-06-06T12:14:00Z">
         <w:r>
           <w:rPr>
             <w:i/>
@@ -6193,10 +8504,10 @@
         </w:numPr>
         <w:jc w:val="left"/>
         <w:rPr>
-          <w:ins w:id="306" w:author="Arthur, Richard B (GE Aerospace, US)" w:date="2025-06-06T12:15:00Z"/>
-        </w:rPr>
-      </w:pPr>
-      <w:ins w:id="307" w:author="Arthur, Richard B (GE Aerospace, US)" w:date="2025-06-06T12:14:00Z">
+          <w:ins w:id="616" w:author="Arthur, Richard B (GE Aerospace, US)" w:date="2025-06-06T12:15:00Z"/>
+        </w:rPr>
+      </w:pPr>
+      <w:ins w:id="617" w:author="Arthur, Richard B (GE Aerospace, US)" w:date="2025-06-06T12:14:00Z">
         <w:r>
           <w:rPr>
             <w:noProof/>
@@ -6265,10 +8576,10 @@
         </w:numPr>
         <w:jc w:val="left"/>
         <w:rPr>
-          <w:ins w:id="308" w:author="Arthur, Richard B (GE Aerospace, US)" w:date="2025-06-06T12:15:00Z"/>
-        </w:rPr>
-      </w:pPr>
-      <w:ins w:id="309" w:author="Arthur, Richard B (GE Aerospace, US)" w:date="2025-06-06T12:15:00Z">
+          <w:ins w:id="618" w:author="Arthur, Richard B (GE Aerospace, US)" w:date="2025-06-06T12:15:00Z"/>
+        </w:rPr>
+      </w:pPr>
+      <w:ins w:id="619" w:author="Arthur, Richard B (GE Aerospace, US)" w:date="2025-06-06T12:15:00Z">
         <w:r>
           <w:rPr>
             <w:noProof/>
@@ -6341,9 +8652,9 @@
         </w:numPr>
         <w:jc w:val="left"/>
         <w:rPr>
-          <w:ins w:id="310" w:author="Arthur, Richard B (GE Aerospace, US)" w:date="2025-06-06T12:10:00Z"/>
-        </w:rPr>
-        <w:pPrChange w:id="311" w:author="Arthur, Richard B (GE Aerospace, US)" w:date="2025-06-06T12:15:00Z">
+          <w:ins w:id="620" w:author="Arthur, Richard B (GE Aerospace, US)" w:date="2025-06-06T12:10:00Z"/>
+        </w:rPr>
+        <w:pPrChange w:id="621" w:author="Arthur, Richard B (GE Aerospace, US)" w:date="2025-06-06T12:15:00Z">
           <w:pPr>
             <w:pStyle w:val="ListParagraph"/>
             <w:numPr>
@@ -6359,9 +8670,9 @@
         <w:pStyle w:val="ListParagraph"/>
         <w:ind w:left="1152" w:firstLine="0"/>
         <w:rPr>
-          <w:ins w:id="312" w:author="Arthur, Richard B (GE Aerospace, US)" w:date="2025-06-06T12:09:00Z"/>
-        </w:rPr>
-        <w:pPrChange w:id="313" w:author="Arthur, Richard B (GE Aerospace, US)" w:date="2025-06-06T12:13:00Z">
+          <w:ins w:id="622" w:author="Arthur, Richard B (GE Aerospace, US)" w:date="2025-06-06T12:09:00Z"/>
+        </w:rPr>
+        <w:pPrChange w:id="623" w:author="Arthur, Richard B (GE Aerospace, US)" w:date="2025-06-06T12:13:00Z">
           <w:pPr>
             <w:pStyle w:val="Heading1"/>
           </w:pPr>
@@ -6391,30 +8702,30 @@
       <w:r>
         <w:t xml:space="preserve">defined </w:t>
       </w:r>
-      <w:commentRangeStart w:id="314"/>
+      <w:commentRangeStart w:id="624"/>
       <w:r>
         <w:t>by</w:t>
       </w:r>
-      <w:commentRangeEnd w:id="314"/>
+      <w:commentRangeEnd w:id="624"/>
       <w:r>
         <w:rPr>
           <w:rStyle w:val="CommentReference"/>
         </w:rPr>
-        <w:commentReference w:id="314"/>
+        <w:commentReference w:id="624"/>
       </w:r>
       <w:r>
         <w:t xml:space="preserve">…. To further elucidate what is enabled by conducting digital transformation, consider what would happen by supporting the exact opposite: analog </w:t>
       </w:r>
-      <w:commentRangeStart w:id="315"/>
+      <w:commentRangeStart w:id="625"/>
       <w:r>
         <w:t>preservation</w:t>
       </w:r>
-      <w:commentRangeEnd w:id="315"/>
+      <w:commentRangeEnd w:id="625"/>
       <w:r>
         <w:rPr>
           <w:rStyle w:val="CommentReference"/>
         </w:rPr>
-        <w:commentReference w:id="315"/>
+        <w:commentReference w:id="625"/>
       </w:r>
       <w:r>
         <w:t>.</w:t>
@@ -6431,7 +8742,7 @@
       <w:r>
         <w:t xml:space="preserve">In principle, a digital culture would inhabit many, if not all, of the aspects of operation that analog preservation would not. </w:t>
       </w:r>
-      <w:commentRangeStart w:id="316"/>
+      <w:commentRangeStart w:id="626"/>
       <w:r>
         <w:t>As a re</w:t>
       </w:r>
@@ -6459,18 +8770,18 @@
       <w:r>
         <w:t xml:space="preserve"> </w:t>
       </w:r>
-      <w:commentRangeEnd w:id="316"/>
+      <w:commentRangeEnd w:id="626"/>
       <w:r>
         <w:rPr>
           <w:rStyle w:val="CommentReference"/>
         </w:rPr>
-        <w:commentReference w:id="316"/>
-      </w:r>
-    </w:p>
-    <w:p>
-      <w:pPr>
-        <w:rPr>
-          <w:ins w:id="317" w:author="Ram, Abhishek" w:date="2025-07-22T11:29:00Z" w16du:dateUtc="2025-07-22T15:29:00Z"/>
+        <w:commentReference w:id="626"/>
+      </w:r>
+    </w:p>
+    <w:p>
+      <w:pPr>
+        <w:rPr>
+          <w:ins w:id="627" w:author="Ram, Abhishek" w:date="2025-07-22T11:29:00Z" w16du:dateUtc="2025-07-22T15:29:00Z"/>
         </w:rPr>
       </w:pPr>
       <w:r>
@@ -6499,25 +8810,25 @@
       <w:pPr>
         <w:pStyle w:val="Heading2"/>
         <w:rPr>
-          <w:ins w:id="318" w:author="Ram, Abhishek" w:date="2025-07-22T11:33:00Z" w16du:dateUtc="2025-07-22T15:33:00Z"/>
-        </w:rPr>
-      </w:pPr>
-      <w:ins w:id="319" w:author="Ram, Abhishek" w:date="2025-07-22T11:30:00Z" w16du:dateUtc="2025-07-22T15:30:00Z">
+          <w:ins w:id="628" w:author="Ram, Abhishek" w:date="2025-07-22T11:33:00Z" w16du:dateUtc="2025-07-22T15:33:00Z"/>
+        </w:rPr>
+      </w:pPr>
+      <w:ins w:id="629" w:author="Ram, Abhishek" w:date="2025-07-22T11:30:00Z" w16du:dateUtc="2025-07-22T15:30:00Z">
         <w:r>
           <w:t>A Future Engineering Singularity</w:t>
         </w:r>
       </w:ins>
-      <w:ins w:id="320" w:author="Ram, Abhishek" w:date="2025-07-22T11:34:00Z" w16du:dateUtc="2025-07-22T15:34:00Z">
+      <w:ins w:id="630" w:author="Ram, Abhishek" w:date="2025-07-22T11:34:00Z" w16du:dateUtc="2025-07-22T15:34:00Z">
         <w:r>
           <w:t xml:space="preserve"> (or Asymptote)</w:t>
         </w:r>
       </w:ins>
-      <w:ins w:id="321" w:author="Ram, Abhishek" w:date="2025-07-22T11:30:00Z" w16du:dateUtc="2025-07-22T15:30:00Z">
+      <w:ins w:id="631" w:author="Ram, Abhishek" w:date="2025-07-22T11:30:00Z" w16du:dateUtc="2025-07-22T15:30:00Z">
         <w:r>
           <w:t xml:space="preserve"> Driven By Your Digital Culture</w:t>
         </w:r>
       </w:ins>
-      <w:ins w:id="322" w:author="Ram, Abhishek" w:date="2025-07-22T11:41:00Z" w16du:dateUtc="2025-07-22T15:41:00Z">
+      <w:ins w:id="632" w:author="Ram, Abhishek" w:date="2025-07-22T11:41:00Z" w16du:dateUtc="2025-07-22T15:41:00Z">
         <w:r>
           <w:t xml:space="preserve"> </w:t>
         </w:r>
@@ -6537,20 +8848,20 @@
           <w:numId w:val="40"/>
         </w:numPr>
         <w:rPr>
-          <w:ins w:id="323" w:author="Ram, Abhishek" w:date="2025-07-22T11:35:00Z" w16du:dateUtc="2025-07-22T15:35:00Z"/>
-        </w:rPr>
-      </w:pPr>
-      <w:ins w:id="324" w:author="Ram, Abhishek" w:date="2025-07-22T11:33:00Z" w16du:dateUtc="2025-07-22T15:33:00Z">
+          <w:ins w:id="633" w:author="Ram, Abhishek" w:date="2025-07-22T11:35:00Z" w16du:dateUtc="2025-07-22T15:35:00Z"/>
+        </w:rPr>
+      </w:pPr>
+      <w:ins w:id="634" w:author="Ram, Abhishek" w:date="2025-07-22T11:33:00Z" w16du:dateUtc="2025-07-22T15:33:00Z">
         <w:r>
           <w:t>Machines can handle much</w:t>
         </w:r>
       </w:ins>
-      <w:ins w:id="325" w:author="Ram, Abhishek" w:date="2025-07-22T11:34:00Z" w16du:dateUtc="2025-07-22T15:34:00Z">
+      <w:ins w:id="635" w:author="Ram, Abhishek" w:date="2025-07-22T11:34:00Z" w16du:dateUtc="2025-07-22T15:34:00Z">
         <w:r>
           <w:t xml:space="preserve"> higher levels of complexity than human beings – how will this teaming relationship impact </w:t>
         </w:r>
       </w:ins>
-      <w:ins w:id="326" w:author="Ram, Abhishek" w:date="2025-07-22T11:35:00Z" w16du:dateUtc="2025-07-22T15:35:00Z">
+      <w:ins w:id="636" w:author="Ram, Abhishek" w:date="2025-07-22T11:35:00Z" w16du:dateUtc="2025-07-22T15:35:00Z">
         <w:r>
           <w:t>intellectual debt and human agency?</w:t>
         </w:r>
@@ -6564,10 +8875,10 @@
           <w:numId w:val="40"/>
         </w:numPr>
         <w:rPr>
-          <w:ins w:id="327" w:author="Ram, Abhishek" w:date="2025-07-22T11:36:00Z" w16du:dateUtc="2025-07-22T15:36:00Z"/>
-        </w:rPr>
-      </w:pPr>
-      <w:ins w:id="328" w:author="Ram, Abhishek" w:date="2025-07-22T11:35:00Z" w16du:dateUtc="2025-07-22T15:35:00Z">
+          <w:ins w:id="637" w:author="Ram, Abhishek" w:date="2025-07-22T11:36:00Z" w16du:dateUtc="2025-07-22T15:36:00Z"/>
+        </w:rPr>
+      </w:pPr>
+      <w:ins w:id="638" w:author="Ram, Abhishek" w:date="2025-07-22T11:35:00Z" w16du:dateUtc="2025-07-22T15:35:00Z">
         <w:r>
           <w:t>What to be mindful of to avoid</w:t>
         </w:r>
@@ -6575,7 +8886,7 @@
           <w:t xml:space="preserve"> becoming overly reliant/complacent</w:t>
         </w:r>
       </w:ins>
-      <w:ins w:id="329" w:author="Ram, Abhishek" w:date="2025-07-22T11:36:00Z" w16du:dateUtc="2025-07-22T15:36:00Z">
+      <w:ins w:id="639" w:author="Ram, Abhishek" w:date="2025-07-22T11:36:00Z" w16du:dateUtc="2025-07-22T15:36:00Z">
         <w:r>
           <w:t>? Best practices for human-machine teaming</w:t>
         </w:r>
@@ -6589,10 +8900,10 @@
           <w:numId w:val="40"/>
         </w:numPr>
         <w:rPr>
-          <w:ins w:id="330" w:author="Ram, Abhishek" w:date="2025-07-22T11:36:00Z" w16du:dateUtc="2025-07-22T15:36:00Z"/>
-        </w:rPr>
-      </w:pPr>
-      <w:ins w:id="331" w:author="Ram, Abhishek" w:date="2025-07-22T11:36:00Z" w16du:dateUtc="2025-07-22T15:36:00Z">
+          <w:ins w:id="640" w:author="Ram, Abhishek" w:date="2025-07-22T11:36:00Z" w16du:dateUtc="2025-07-22T15:36:00Z"/>
+        </w:rPr>
+      </w:pPr>
+      <w:ins w:id="641" w:author="Ram, Abhishek" w:date="2025-07-22T11:36:00Z" w16du:dateUtc="2025-07-22T15:36:00Z">
         <w:r>
           <w:t xml:space="preserve">How much AI is too much AI? </w:t>
         </w:r>
@@ -6606,10 +8917,10 @@
           <w:numId w:val="40"/>
         </w:numPr>
         <w:rPr>
-          <w:ins w:id="332" w:author="Ram, Abhishek" w:date="2025-07-22T11:37:00Z" w16du:dateUtc="2025-07-22T15:37:00Z"/>
-        </w:rPr>
-      </w:pPr>
-      <w:ins w:id="333" w:author="Ram, Abhishek" w:date="2025-07-22T11:36:00Z" w16du:dateUtc="2025-07-22T15:36:00Z">
+          <w:ins w:id="642" w:author="Ram, Abhishek" w:date="2025-07-22T11:37:00Z" w16du:dateUtc="2025-07-22T15:37:00Z"/>
+        </w:rPr>
+      </w:pPr>
+      <w:ins w:id="643" w:author="Ram, Abhishek" w:date="2025-07-22T11:36:00Z" w16du:dateUtc="2025-07-22T15:36:00Z">
         <w:r>
           <w:t>Impacts on safety-critical, highly-reliable systems?</w:t>
         </w:r>
@@ -6622,23 +8933,726 @@
           <w:ilvl w:val="0"/>
           <w:numId w:val="40"/>
         </w:numPr>
-        <w:pPrChange w:id="334" w:author="Ram, Abhishek" w:date="2025-07-22T11:35:00Z" w16du:dateUtc="2025-07-22T15:35:00Z">
+        <w:rPr>
+          <w:ins w:id="644" w:author="Ram, Abhishek" w:date="2025-09-08T10:18:00Z" w16du:dateUtc="2025-09-08T14:18:00Z"/>
+        </w:rPr>
+      </w:pPr>
+      <w:ins w:id="645" w:author="Ram, Abhishek" w:date="2025-07-22T11:37:00Z" w16du:dateUtc="2025-07-22T15:37:00Z">
+        <w:r>
+          <w:t>Consider pessimistic/optimistic scenarios and pitfalls and considerations of both</w:t>
+        </w:r>
+      </w:ins>
+    </w:p>
+    <w:p>
+      <w:pPr>
+        <w:ind w:firstLine="0"/>
+        <w:rPr>
+          <w:ins w:id="646" w:author="Ram, Abhishek" w:date="2025-09-08T10:18:00Z" w16du:dateUtc="2025-09-08T14:18:00Z"/>
+        </w:rPr>
+      </w:pPr>
+    </w:p>
+    <w:p>
+      <w:pPr>
+        <w:pStyle w:val="Heading2"/>
+        <w:rPr>
+          <w:ins w:id="647" w:author="Ram, Abhishek" w:date="2025-09-08T10:19:00Z" w16du:dateUtc="2025-09-08T14:19:00Z"/>
+        </w:rPr>
+      </w:pPr>
+      <w:ins w:id="648" w:author="Ram, Abhishek" w:date="2025-09-08T10:19:00Z" w16du:dateUtc="2025-09-08T14:19:00Z">
+        <w:r>
+          <w:t>Aligning UI/UX with Business Goals</w:t>
+        </w:r>
+      </w:ins>
+    </w:p>
+    <w:p>
+      <w:pPr>
+        <w:rPr>
+          <w:ins w:id="649" w:author="Ram, Abhishek" w:date="2025-09-08T10:20:00Z" w16du:dateUtc="2025-09-08T14:20:00Z"/>
+        </w:rPr>
+      </w:pPr>
+      <w:ins w:id="650" w:author="Ram, Abhishek" w:date="2025-09-08T10:19:00Z" w16du:dateUtc="2025-09-08T14:19:00Z">
+        <w:r>
+          <w:t>Bala, Chad, Ian, Marlon, Abhi</w:t>
+        </w:r>
+      </w:ins>
+    </w:p>
+    <w:p>
+      <w:pPr>
+        <w:rPr>
+          <w:ins w:id="651" w:author="Ram, Abhishek" w:date="2025-09-08T10:19:00Z" w16du:dateUtc="2025-09-08T14:19:00Z"/>
+        </w:rPr>
+      </w:pPr>
+      <w:ins w:id="652" w:author="Ram, Abhishek" w:date="2025-09-08T10:20:00Z" w16du:dateUtc="2025-09-08T14:20:00Z">
+        <w:r>
+          <w:t>Chad</w:t>
+        </w:r>
+      </w:ins>
+    </w:p>
+    <w:p>
+      <w:pPr>
+        <w:pStyle w:val="ListParagraph"/>
+        <w:numPr>
+          <w:ilvl w:val="0"/>
+          <w:numId w:val="51"/>
+        </w:numPr>
+        <w:rPr>
+          <w:ins w:id="653" w:author="Ram, Abhishek" w:date="2025-09-08T10:20:00Z" w16du:dateUtc="2025-09-08T14:20:00Z"/>
+        </w:rPr>
+      </w:pPr>
+      <w:ins w:id="654" w:author="Ram, Abhishek" w:date="2025-09-08T10:20:00Z" w16du:dateUtc="2025-09-08T14:20:00Z">
+        <w:r>
+          <w:t>Business strategies, top three imperatives</w:t>
+        </w:r>
+      </w:ins>
+    </w:p>
+    <w:p>
+      <w:pPr>
+        <w:pStyle w:val="ListParagraph"/>
+        <w:numPr>
+          <w:ilvl w:val="0"/>
+          <w:numId w:val="51"/>
+        </w:numPr>
+        <w:rPr>
+          <w:ins w:id="655" w:author="Ram, Abhishek" w:date="2025-09-08T10:20:00Z" w16du:dateUtc="2025-09-08T14:20:00Z"/>
+        </w:rPr>
+      </w:pPr>
+      <w:ins w:id="656" w:author="Ram, Abhishek" w:date="2025-09-08T10:20:00Z" w16du:dateUtc="2025-09-08T14:20:00Z">
+        <w:r>
+          <w:t>What are the requirements from SMEs and users</w:t>
+        </w:r>
+      </w:ins>
+    </w:p>
+    <w:p>
+      <w:pPr>
+        <w:pStyle w:val="ListParagraph"/>
+        <w:numPr>
+          <w:ilvl w:val="0"/>
+          <w:numId w:val="51"/>
+        </w:numPr>
+        <w:rPr>
+          <w:ins w:id="657" w:author="Ram, Abhishek" w:date="2025-09-08T10:20:00Z" w16du:dateUtc="2025-09-08T14:20:00Z"/>
+        </w:rPr>
+      </w:pPr>
+      <w:ins w:id="658" w:author="Ram, Abhishek" w:date="2025-09-08T10:20:00Z" w16du:dateUtc="2025-09-08T14:20:00Z">
+        <w:r>
+          <w:t>Converting requirements to loq fidelity wireframes</w:t>
+        </w:r>
+      </w:ins>
+    </w:p>
+    <w:p>
+      <w:pPr>
+        <w:pStyle w:val="ListParagraph"/>
+        <w:numPr>
+          <w:ilvl w:val="0"/>
+          <w:numId w:val="51"/>
+        </w:numPr>
+        <w:rPr>
+          <w:ins w:id="659" w:author="Ram, Abhishek" w:date="2025-09-08T10:20:00Z" w16du:dateUtc="2025-09-08T14:20:00Z"/>
+        </w:rPr>
+      </w:pPr>
+      <w:ins w:id="660" w:author="Ram, Abhishek" w:date="2025-09-08T10:20:00Z" w16du:dateUtc="2025-09-08T14:20:00Z">
+        <w:r>
+          <w:t>Reintegratingwith community to finetune and create a high fidelity wireframe</w:t>
+        </w:r>
+      </w:ins>
+    </w:p>
+    <w:p>
+      <w:pPr>
+        <w:rPr>
+          <w:ins w:id="661" w:author="Ram, Abhishek" w:date="2025-09-08T10:20:00Z" w16du:dateUtc="2025-09-08T14:20:00Z"/>
+        </w:rPr>
+      </w:pPr>
+      <w:ins w:id="662" w:author="Ram, Abhishek" w:date="2025-09-08T10:20:00Z" w16du:dateUtc="2025-09-08T14:20:00Z">
+        <w:r>
+          <w:t>Bala</w:t>
+        </w:r>
+      </w:ins>
+    </w:p>
+    <w:p>
+      <w:pPr>
+        <w:pStyle w:val="ListParagraph"/>
+        <w:numPr>
+          <w:ilvl w:val="0"/>
+          <w:numId w:val="52"/>
+        </w:numPr>
+        <w:rPr>
+          <w:ins w:id="663" w:author="Ram, Abhishek" w:date="2025-09-08T10:21:00Z" w16du:dateUtc="2025-09-08T14:21:00Z"/>
+        </w:rPr>
+      </w:pPr>
+      <w:ins w:id="664" w:author="Ram, Abhishek" w:date="2025-09-08T10:21:00Z" w16du:dateUtc="2025-09-08T14:21:00Z">
+        <w:r>
+          <w:t xml:space="preserve">Agrees with above, but must consider what several different kinds of stakeholders need </w:t>
+        </w:r>
+        <w:r>
+          <w:sym w:font="Wingdings" w:char="F0E0"/>
+        </w:r>
+        <w:r>
+          <w:t xml:space="preserve"> much more generic</w:t>
+        </w:r>
+      </w:ins>
+    </w:p>
+    <w:p>
+      <w:pPr>
+        <w:pStyle w:val="ListParagraph"/>
+        <w:numPr>
+          <w:ilvl w:val="0"/>
+          <w:numId w:val="52"/>
+        </w:numPr>
+        <w:rPr>
+          <w:ins w:id="665" w:author="Ram, Abhishek" w:date="2025-09-08T10:21:00Z" w16du:dateUtc="2025-09-08T14:21:00Z"/>
+        </w:rPr>
+      </w:pPr>
+      <w:ins w:id="666" w:author="Ram, Abhishek" w:date="2025-09-08T10:21:00Z" w16du:dateUtc="2025-09-08T14:21:00Z">
+        <w:r>
+          <w:t>Oriented more around user research and contextual interfaces</w:t>
+        </w:r>
+      </w:ins>
+    </w:p>
+    <w:p>
+      <w:pPr>
+        <w:pStyle w:val="ListParagraph"/>
+        <w:numPr>
+          <w:ilvl w:val="0"/>
+          <w:numId w:val="52"/>
+        </w:numPr>
+        <w:rPr>
+          <w:ins w:id="667" w:author="Ram, Abhishek" w:date="2025-09-08T10:22:00Z" w16du:dateUtc="2025-09-08T14:22:00Z"/>
+        </w:rPr>
+      </w:pPr>
+      <w:ins w:id="668" w:author="Ram, Abhishek" w:date="2025-09-08T10:21:00Z" w16du:dateUtc="2025-09-08T14:21:00Z">
+        <w:r>
+          <w:t>Businesschallenge is to make sure everyone is as delighted with what they get as possible in a generic, optimized mann</w:t>
+        </w:r>
+      </w:ins>
+      <w:ins w:id="669" w:author="Ram, Abhishek" w:date="2025-09-08T10:22:00Z" w16du:dateUtc="2025-09-08T14:22:00Z">
+        <w:r>
+          <w:t>er</w:t>
+        </w:r>
+      </w:ins>
+    </w:p>
+    <w:p>
+      <w:pPr>
+        <w:rPr>
+          <w:ins w:id="670" w:author="Ram, Abhishek" w:date="2025-09-08T10:22:00Z" w16du:dateUtc="2025-09-08T14:22:00Z"/>
+        </w:rPr>
+      </w:pPr>
+      <w:ins w:id="671" w:author="Ram, Abhishek" w:date="2025-09-08T10:22:00Z" w16du:dateUtc="2025-09-08T14:22:00Z">
+        <w:r>
+          <w:lastRenderedPageBreak/>
+          <w:t>Marlon</w:t>
+        </w:r>
+      </w:ins>
+    </w:p>
+    <w:p>
+      <w:pPr>
+        <w:pStyle w:val="ListParagraph"/>
+        <w:numPr>
+          <w:ilvl w:val="0"/>
+          <w:numId w:val="53"/>
+        </w:numPr>
+        <w:rPr>
+          <w:ins w:id="672" w:author="Ram, Abhishek" w:date="2025-09-08T10:22:00Z" w16du:dateUtc="2025-09-08T14:22:00Z"/>
+        </w:rPr>
+      </w:pPr>
+      <w:ins w:id="673" w:author="Ram, Abhishek" w:date="2025-09-08T10:22:00Z" w16du:dateUtc="2025-09-08T14:22:00Z">
+        <w:r>
+          <w:t>UX encompassed within everything</w:t>
+        </w:r>
+      </w:ins>
+    </w:p>
+    <w:p>
+      <w:pPr>
+        <w:pStyle w:val="ListParagraph"/>
+        <w:numPr>
+          <w:ilvl w:val="0"/>
+          <w:numId w:val="53"/>
+        </w:numPr>
+        <w:rPr>
+          <w:ins w:id="674" w:author="Ram, Abhishek" w:date="2025-09-08T10:22:00Z" w16du:dateUtc="2025-09-08T14:22:00Z"/>
+        </w:rPr>
+      </w:pPr>
+      <w:ins w:id="675" w:author="Ram, Abhishek" w:date="2025-09-08T10:22:00Z" w16du:dateUtc="2025-09-08T14:22:00Z">
+        <w:r>
+          <w:t>Good to approach from a design thinking, user-centric approach</w:t>
+        </w:r>
+      </w:ins>
+    </w:p>
+    <w:p>
+      <w:pPr>
+        <w:pStyle w:val="ListParagraph"/>
+        <w:numPr>
+          <w:ilvl w:val="0"/>
+          <w:numId w:val="53"/>
+        </w:numPr>
+        <w:rPr>
+          <w:ins w:id="676" w:author="Ram, Abhishek" w:date="2025-09-08T10:22:00Z" w16du:dateUtc="2025-09-08T14:22:00Z"/>
+        </w:rPr>
+      </w:pPr>
+      <w:ins w:id="677" w:author="Ram, Abhishek" w:date="2025-09-08T10:22:00Z" w16du:dateUtc="2025-09-08T14:22:00Z">
+        <w:r>
+          <w:t>Everything mustcome back touser needs</w:t>
+        </w:r>
+      </w:ins>
+    </w:p>
+    <w:p>
+      <w:pPr>
+        <w:pStyle w:val="ListParagraph"/>
+        <w:numPr>
+          <w:ilvl w:val="0"/>
+          <w:numId w:val="53"/>
+        </w:numPr>
+        <w:rPr>
+          <w:ins w:id="678" w:author="Ram, Abhishek" w:date="2025-09-08T10:23:00Z" w16du:dateUtc="2025-09-08T14:23:00Z"/>
+        </w:rPr>
+      </w:pPr>
+      <w:ins w:id="679" w:author="Ram, Abhishek" w:date="2025-09-08T10:22:00Z" w16du:dateUtc="2025-09-08T14:22:00Z">
+        <w:r>
+          <w:t>Ensure there is</w:t>
+        </w:r>
+      </w:ins>
+      <w:ins w:id="680" w:author="Ram, Abhishek" w:date="2025-09-08T10:23:00Z" w16du:dateUtc="2025-09-08T14:23:00Z">
+        <w:r>
+          <w:t xml:space="preserve"> </w:t>
+        </w:r>
+      </w:ins>
+      <w:ins w:id="681" w:author="Ram, Abhishek" w:date="2025-09-08T10:22:00Z" w16du:dateUtc="2025-09-08T14:22:00Z">
+        <w:r>
+          <w:t>a clearly defined problem</w:t>
+        </w:r>
+      </w:ins>
+    </w:p>
+    <w:p>
+      <w:pPr>
+        <w:rPr>
+          <w:ins w:id="682" w:author="Ram, Abhishek" w:date="2025-09-08T10:23:00Z" w16du:dateUtc="2025-09-08T14:23:00Z"/>
+        </w:rPr>
+      </w:pPr>
+      <w:ins w:id="683" w:author="Ram, Abhishek" w:date="2025-09-08T10:23:00Z" w16du:dateUtc="2025-09-08T14:23:00Z">
+        <w:r>
+          <w:t>Ian</w:t>
+        </w:r>
+      </w:ins>
+    </w:p>
+    <w:p>
+      <w:pPr>
+        <w:pStyle w:val="ListParagraph"/>
+        <w:numPr>
+          <w:ilvl w:val="0"/>
+          <w:numId w:val="54"/>
+        </w:numPr>
+        <w:rPr>
+          <w:ins w:id="684" w:author="Ram, Abhishek" w:date="2025-09-08T10:23:00Z" w16du:dateUtc="2025-09-08T14:23:00Z"/>
+        </w:rPr>
+      </w:pPr>
+      <w:ins w:id="685" w:author="Ram, Abhishek" w:date="2025-09-08T10:23:00Z" w16du:dateUtc="2025-09-08T14:23:00Z">
+        <w:r>
+          <w:t>Question is: how to communicate results to inform decisions in a clear, succinctmanner</w:t>
+        </w:r>
+      </w:ins>
+    </w:p>
+    <w:p>
+      <w:pPr>
+        <w:pStyle w:val="ListParagraph"/>
+        <w:numPr>
+          <w:ilvl w:val="0"/>
+          <w:numId w:val="54"/>
+        </w:numPr>
+        <w:rPr>
+          <w:ins w:id="686" w:author="Ram, Abhishek" w:date="2025-09-08T10:24:00Z" w16du:dateUtc="2025-09-08T14:24:00Z"/>
+        </w:rPr>
+      </w:pPr>
+      <w:ins w:id="687" w:author="Ram, Abhishek" w:date="2025-09-08T10:23:00Z" w16du:dateUtc="2025-09-08T14:23:00Z">
+        <w:r>
+          <w:t>Explainability of UI</w:t>
+        </w:r>
+      </w:ins>
+    </w:p>
+    <w:p>
+      <w:pPr>
+        <w:rPr>
+          <w:ins w:id="688" w:author="Ram, Abhishek" w:date="2025-09-08T10:24:00Z" w16du:dateUtc="2025-09-08T14:24:00Z"/>
+        </w:rPr>
+      </w:pPr>
+    </w:p>
+    <w:p>
+      <w:pPr>
+        <w:rPr>
+          <w:ins w:id="689" w:author="Ram, Abhishek" w:date="2025-09-08T10:24:00Z" w16du:dateUtc="2025-09-08T14:24:00Z"/>
+        </w:rPr>
+      </w:pPr>
+      <w:ins w:id="690" w:author="Ram, Abhishek" w:date="2025-09-08T10:24:00Z" w16du:dateUtc="2025-09-08T14:24:00Z">
+        <w:r>
+          <w:t>What do we expect of our users?</w:t>
+        </w:r>
+      </w:ins>
+    </w:p>
+    <w:p>
+      <w:pPr>
+        <w:pStyle w:val="ListParagraph"/>
+        <w:numPr>
+          <w:ilvl w:val="0"/>
+          <w:numId w:val="55"/>
+        </w:numPr>
+        <w:rPr>
+          <w:ins w:id="691" w:author="Ram, Abhishek" w:date="2025-09-08T10:24:00Z" w16du:dateUtc="2025-09-08T14:24:00Z"/>
+        </w:rPr>
+      </w:pPr>
+      <w:ins w:id="692" w:author="Ram, Abhishek" w:date="2025-09-08T10:24:00Z" w16du:dateUtc="2025-09-08T14:24:00Z">
+        <w:r>
+          <w:t>High levels of engagement</w:t>
+        </w:r>
+      </w:ins>
+    </w:p>
+    <w:p>
+      <w:pPr>
+        <w:pStyle w:val="ListParagraph"/>
+        <w:numPr>
+          <w:ilvl w:val="0"/>
+          <w:numId w:val="55"/>
+        </w:numPr>
+        <w:rPr>
+          <w:ins w:id="693" w:author="Ram, Abhishek" w:date="2025-09-08T10:25:00Z" w16du:dateUtc="2025-09-08T14:25:00Z"/>
+        </w:rPr>
+      </w:pPr>
+      <w:ins w:id="694" w:author="Ram, Abhishek" w:date="2025-09-08T10:24:00Z" w16du:dateUtc="2025-09-08T14:24:00Z">
+        <w:r>
+          <w:t>Continuous check-in along life cycle</w:t>
+        </w:r>
+      </w:ins>
+    </w:p>
+    <w:p>
+      <w:pPr>
+        <w:pStyle w:val="ListParagraph"/>
+        <w:numPr>
+          <w:ilvl w:val="0"/>
+          <w:numId w:val="55"/>
+        </w:numPr>
+        <w:rPr>
+          <w:ins w:id="695" w:author="Ram, Abhishek" w:date="2025-09-08T10:25:00Z" w16du:dateUtc="2025-09-08T14:25:00Z"/>
+        </w:rPr>
+      </w:pPr>
+      <w:ins w:id="696" w:author="Ram, Abhishek" w:date="2025-09-08T10:25:00Z" w16du:dateUtc="2025-09-08T14:25:00Z">
+        <w:r>
+          <w:t>Aim to identify least-common components and outputs to share between software/hardware systems (optimized transferability again the whole suite of possible outputs)</w:t>
+        </w:r>
+      </w:ins>
+    </w:p>
+    <w:p>
+      <w:pPr>
+        <w:pStyle w:val="ListParagraph"/>
+        <w:numPr>
+          <w:ilvl w:val="0"/>
+          <w:numId w:val="55"/>
+        </w:numPr>
+        <w:rPr>
+          <w:ins w:id="697" w:author="Ram, Abhishek" w:date="2025-09-08T10:26:00Z" w16du:dateUtc="2025-09-08T14:26:00Z"/>
+        </w:rPr>
+      </w:pPr>
+      <w:ins w:id="698" w:author="Ram, Abhishek" w:date="2025-09-08T10:25:00Z" w16du:dateUtc="2025-09-08T14:25:00Z">
+        <w:r>
+          <w:t>Further weight against criticality of workflows (consider the 80/20 rle)</w:t>
+        </w:r>
+      </w:ins>
+    </w:p>
+    <w:p>
+      <w:pPr>
+        <w:pStyle w:val="ListParagraph"/>
+        <w:numPr>
+          <w:ilvl w:val="0"/>
+          <w:numId w:val="55"/>
+        </w:numPr>
+        <w:rPr>
+          <w:ins w:id="699" w:author="Ram, Abhishek" w:date="2025-09-08T10:26:00Z" w16du:dateUtc="2025-09-08T14:26:00Z"/>
+        </w:rPr>
+      </w:pPr>
+      <w:ins w:id="700" w:author="Ram, Abhishek" w:date="2025-09-08T10:26:00Z" w16du:dateUtc="2025-09-08T14:26:00Z">
+        <w:r>
+          <w:t>Consider Nielsen-Norman, industrial design standards</w:t>
+        </w:r>
+      </w:ins>
+    </w:p>
+    <w:p>
+      <w:pPr>
+        <w:rPr>
+          <w:ins w:id="701" w:author="Ram, Abhishek" w:date="2025-09-08T10:26:00Z" w16du:dateUtc="2025-09-08T14:26:00Z"/>
+        </w:rPr>
+      </w:pPr>
+      <w:ins w:id="702" w:author="Ram, Abhishek" w:date="2025-09-08T10:26:00Z" w16du:dateUtc="2025-09-08T14:26:00Z">
+        <w:r>
+          <w:t>What do we expect of our vendors?</w:t>
+        </w:r>
+      </w:ins>
+    </w:p>
+    <w:p>
+      <w:pPr>
+        <w:pStyle w:val="ListParagraph"/>
+        <w:numPr>
+          <w:ilvl w:val="0"/>
+          <w:numId w:val="56"/>
+        </w:numPr>
+        <w:rPr>
+          <w:ins w:id="703" w:author="Ram, Abhishek" w:date="2025-09-08T10:26:00Z" w16du:dateUtc="2025-09-08T14:26:00Z"/>
+        </w:rPr>
+      </w:pPr>
+      <w:ins w:id="704" w:author="Ram, Abhishek" w:date="2025-09-08T10:26:00Z" w16du:dateUtc="2025-09-08T14:26:00Z">
+        <w:r>
+          <w:t>Provided technologies should always be operational</w:t>
+        </w:r>
+      </w:ins>
+    </w:p>
+    <w:p>
+      <w:pPr>
+        <w:pStyle w:val="ListParagraph"/>
+        <w:numPr>
+          <w:ilvl w:val="0"/>
+          <w:numId w:val="56"/>
+        </w:numPr>
+        <w:rPr>
+          <w:ins w:id="705" w:author="Ram, Abhishek" w:date="2025-09-08T10:27:00Z" w16du:dateUtc="2025-09-08T14:27:00Z"/>
+        </w:rPr>
+      </w:pPr>
+      <w:ins w:id="706" w:author="Ram, Abhishek" w:date="2025-09-08T10:26:00Z" w16du:dateUtc="2025-09-08T14:26:00Z">
+        <w:r>
+          <w:t>Lean towards standardization and traceability of objects as an important element</w:t>
+        </w:r>
+      </w:ins>
+      <w:ins w:id="707" w:author="Ram, Abhishek" w:date="2025-09-08T10:27:00Z" w16du:dateUtc="2025-09-08T14:27:00Z">
+        <w:r>
+          <w:t xml:space="preserve"> </w:t>
+        </w:r>
+      </w:ins>
+      <w:ins w:id="708" w:author="Ram, Abhishek" w:date="2025-09-08T10:26:00Z" w16du:dateUtc="2025-09-08T14:26:00Z">
+        <w:r>
+          <w:t>of a good UI</w:t>
+        </w:r>
+      </w:ins>
+    </w:p>
+    <w:p>
+      <w:pPr>
+        <w:pStyle w:val="ListParagraph"/>
+        <w:numPr>
+          <w:ilvl w:val="0"/>
+          <w:numId w:val="56"/>
+        </w:numPr>
+        <w:rPr>
+          <w:ins w:id="709" w:author="Ram, Abhishek" w:date="2025-09-08T10:27:00Z" w16du:dateUtc="2025-09-08T14:27:00Z"/>
+        </w:rPr>
+      </w:pPr>
+      <w:ins w:id="710" w:author="Ram, Abhishek" w:date="2025-09-08T10:27:00Z" w16du:dateUtc="2025-09-08T14:27:00Z">
+        <w:r>
+          <w:t>Consistency from the vendor with respect to product support, feedback loop for continuous improvement</w:t>
+        </w:r>
+      </w:ins>
+    </w:p>
+    <w:p>
+      <w:pPr>
+        <w:rPr>
+          <w:ins w:id="711" w:author="Ram, Abhishek" w:date="2025-09-08T10:27:00Z" w16du:dateUtc="2025-09-08T14:27:00Z"/>
+        </w:rPr>
+      </w:pPr>
+      <w:ins w:id="712" w:author="Ram, Abhishek" w:date="2025-09-08T10:27:00Z" w16du:dateUtc="2025-09-08T14:27:00Z">
+        <w:r>
+          <w:t>UI/UX should be included in the requirements stage, not in the middle or at the end.</w:t>
+        </w:r>
+      </w:ins>
+    </w:p>
+    <w:p>
+      <w:pPr>
+        <w:rPr>
+          <w:ins w:id="713" w:author="Ram, Abhishek" w:date="2025-09-08T10:28:00Z" w16du:dateUtc="2025-09-08T14:28:00Z"/>
+        </w:rPr>
+      </w:pPr>
+      <w:ins w:id="714" w:author="Ram, Abhishek" w:date="2025-09-08T10:27:00Z" w16du:dateUtc="2025-09-08T14:27:00Z">
+        <w:r>
+          <w:t xml:space="preserve">What </w:t>
+        </w:r>
+      </w:ins>
+      <w:ins w:id="715" w:author="Ram, Abhishek" w:date="2025-09-08T10:28:00Z" w16du:dateUtc="2025-09-08T14:28:00Z">
+        <w:r>
+          <w:t>is a sample cutset of requirements for a good UI/UX?</w:t>
+        </w:r>
+      </w:ins>
+    </w:p>
+    <w:p>
+      <w:pPr>
+        <w:pStyle w:val="ListParagraph"/>
+        <w:numPr>
+          <w:ilvl w:val="0"/>
+          <w:numId w:val="57"/>
+        </w:numPr>
+        <w:rPr>
+          <w:ins w:id="716" w:author="Ram, Abhishek" w:date="2025-09-08T10:28:00Z" w16du:dateUtc="2025-09-08T14:28:00Z"/>
+        </w:rPr>
+      </w:pPr>
+      <w:ins w:id="717" w:author="Ram, Abhishek" w:date="2025-09-08T10:28:00Z" w16du:dateUtc="2025-09-08T14:28:00Z">
+        <w:r>
+          <w:t>Flexibility to scale</w:t>
+        </w:r>
+      </w:ins>
+    </w:p>
+    <w:p>
+      <w:pPr>
+        <w:pStyle w:val="ListParagraph"/>
+        <w:numPr>
+          <w:ilvl w:val="0"/>
+          <w:numId w:val="57"/>
+        </w:numPr>
+        <w:rPr>
+          <w:ins w:id="718" w:author="Ram, Abhishek" w:date="2025-09-08T10:28:00Z" w16du:dateUtc="2025-09-08T14:28:00Z"/>
+        </w:rPr>
+      </w:pPr>
+      <w:ins w:id="719" w:author="Ram, Abhishek" w:date="2025-09-08T10:28:00Z" w16du:dateUtc="2025-09-08T14:28:00Z">
+        <w:r>
+          <w:t>Modularity</w:t>
+        </w:r>
+      </w:ins>
+    </w:p>
+    <w:p>
+      <w:pPr>
+        <w:pStyle w:val="ListParagraph"/>
+        <w:numPr>
+          <w:ilvl w:val="0"/>
+          <w:numId w:val="57"/>
+        </w:numPr>
+        <w:rPr>
+          <w:ins w:id="720" w:author="Ram, Abhishek" w:date="2025-09-08T10:28:00Z" w16du:dateUtc="2025-09-08T14:28:00Z"/>
+        </w:rPr>
+      </w:pPr>
+      <w:ins w:id="721" w:author="Ram, Abhishek" w:date="2025-09-08T10:28:00Z" w16du:dateUtc="2025-09-08T14:28:00Z">
+        <w:r>
+          <w:t>Reusability</w:t>
+        </w:r>
+      </w:ins>
+    </w:p>
+    <w:p>
+      <w:pPr>
+        <w:pStyle w:val="ListParagraph"/>
+        <w:numPr>
+          <w:ilvl w:val="0"/>
+          <w:numId w:val="57"/>
+        </w:numPr>
+        <w:rPr>
+          <w:ins w:id="722" w:author="Ram, Abhishek" w:date="2025-09-08T10:28:00Z" w16du:dateUtc="2025-09-08T14:28:00Z"/>
+        </w:rPr>
+      </w:pPr>
+      <w:ins w:id="723" w:author="Ram, Abhishek" w:date="2025-09-08T10:28:00Z" w16du:dateUtc="2025-09-08T14:28:00Z">
+        <w:r>
+          <w:t>Traceability</w:t>
+        </w:r>
+      </w:ins>
+    </w:p>
+    <w:p>
+      <w:pPr>
+        <w:pStyle w:val="ListParagraph"/>
+        <w:numPr>
+          <w:ilvl w:val="0"/>
+          <w:numId w:val="57"/>
+        </w:numPr>
+        <w:rPr>
+          <w:ins w:id="724" w:author="Ram, Abhishek" w:date="2025-09-08T10:28:00Z" w16du:dateUtc="2025-09-08T14:28:00Z"/>
+        </w:rPr>
+      </w:pPr>
+      <w:ins w:id="725" w:author="Ram, Abhishek" w:date="2025-09-08T10:28:00Z" w16du:dateUtc="2025-09-08T14:28:00Z">
+        <w:r>
+          <w:t>Usability</w:t>
+        </w:r>
+      </w:ins>
+    </w:p>
+    <w:p>
+      <w:pPr>
+        <w:pStyle w:val="ListParagraph"/>
+        <w:numPr>
+          <w:ilvl w:val="0"/>
+          <w:numId w:val="57"/>
+        </w:numPr>
+        <w:rPr>
+          <w:ins w:id="726" w:author="Ram, Abhishek" w:date="2025-09-08T10:29:00Z" w16du:dateUtc="2025-09-08T14:29:00Z"/>
+        </w:rPr>
+      </w:pPr>
+      <w:ins w:id="727" w:author="Ram, Abhishek" w:date="2025-09-08T10:28:00Z" w16du:dateUtc="2025-09-08T14:28:00Z">
+        <w:r>
+          <w:t>Accessibility (with respect to people’s disabilities, e.g., color, font, typography, three-click ru</w:t>
+        </w:r>
+      </w:ins>
+      <w:ins w:id="728" w:author="Ram, Abhishek" w:date="2025-09-08T10:29:00Z" w16du:dateUtc="2025-09-08T14:29:00Z">
+        <w:r>
+          <w:t>le)</w:t>
+        </w:r>
+      </w:ins>
+    </w:p>
+    <w:p>
+      <w:pPr>
+        <w:pStyle w:val="ListParagraph"/>
+        <w:numPr>
+          <w:ilvl w:val="0"/>
+          <w:numId w:val="57"/>
+        </w:numPr>
+        <w:rPr>
+          <w:ins w:id="729" w:author="Ram, Abhishek" w:date="2025-09-08T10:29:00Z" w16du:dateUtc="2025-09-08T14:29:00Z"/>
+        </w:rPr>
+      </w:pPr>
+      <w:ins w:id="730" w:author="Ram, Abhishek" w:date="2025-09-08T10:29:00Z" w16du:dateUtc="2025-09-08T14:29:00Z">
+        <w:r>
+          <w:t>Determine what canbe fixed by good UI/UX vs. what can be avoided?</w:t>
+        </w:r>
+      </w:ins>
+    </w:p>
+    <w:p>
+      <w:pPr>
+        <w:pStyle w:val="ListParagraph"/>
+        <w:numPr>
+          <w:ilvl w:val="0"/>
+          <w:numId w:val="57"/>
+        </w:numPr>
+        <w:rPr>
+          <w:ins w:id="731" w:author="Ram, Abhishek" w:date="2025-09-08T10:29:00Z" w16du:dateUtc="2025-09-08T14:29:00Z"/>
+        </w:rPr>
+      </w:pPr>
+      <w:ins w:id="732" w:author="Ram, Abhishek" w:date="2025-09-08T10:29:00Z" w16du:dateUtc="2025-09-08T14:29:00Z">
+        <w:r>
+          <w:t>Interaction design for users</w:t>
+        </w:r>
+      </w:ins>
+    </w:p>
+    <w:p>
+      <w:pPr>
+        <w:pStyle w:val="ListParagraph"/>
+        <w:numPr>
+          <w:ilvl w:val="0"/>
+          <w:numId w:val="57"/>
+        </w:numPr>
+        <w:rPr>
+          <w:ins w:id="733" w:author="Ram, Abhishek" w:date="2025-09-08T10:29:00Z" w16du:dateUtc="2025-09-08T14:29:00Z"/>
+        </w:rPr>
+      </w:pPr>
+      <w:ins w:id="734" w:author="Ram, Abhishek" w:date="2025-09-08T10:29:00Z" w16du:dateUtc="2025-09-08T14:29:00Z">
+        <w:r>
+          <w:t>Highlight requirements driven by user needs</w:t>
+        </w:r>
+      </w:ins>
+    </w:p>
+    <w:p>
+      <w:pPr>
+        <w:pStyle w:val="ListParagraph"/>
+        <w:numPr>
+          <w:ilvl w:val="0"/>
+          <w:numId w:val="57"/>
+        </w:numPr>
+        <w:pPrChange w:id="735" w:author="Ram, Abhishek" w:date="2025-09-08T10:28:00Z" w16du:dateUtc="2025-09-08T14:28:00Z">
           <w:pPr/>
         </w:pPrChange>
       </w:pPr>
-      <w:ins w:id="335" w:author="Ram, Abhishek" w:date="2025-07-22T11:37:00Z" w16du:dateUtc="2025-07-22T15:37:00Z">
-        <w:r>
-          <w:t>Consider pessimistic/optimistic scenarios and pitfalls and considerations of both</w:t>
+      <w:ins w:id="736" w:author="Ram, Abhishek" w:date="2025-09-08T10:29:00Z" w16du:dateUtc="2025-09-08T14:29:00Z">
+        <w:r>
+          <w:t>Consistency</w:t>
         </w:r>
       </w:ins>
     </w:p>
     <w:sectPr>
-      <w:headerReference w:type="even" r:id="rId18"/>
-      <w:headerReference w:type="default" r:id="rId19"/>
-      <w:footerReference w:type="even" r:id="rId20"/>
-      <w:footerReference w:type="default" r:id="rId21"/>
-      <w:headerReference w:type="first" r:id="rId22"/>
-      <w:footerReference w:type="first" r:id="rId23"/>
+      <w:headerReference w:type="default" r:id="rId18"/>
+      <w:footerReference w:type="default" r:id="rId19"/>
+      <w:headerReference w:type="first" r:id="rId20"/>
+      <w:footerReference w:type="first" r:id="rId21"/>
       <w:pgSz w:w="12240" w:h="15840"/>
       <w:pgMar w:top="1440" w:right="1440" w:bottom="1440" w:left="1440" w:header="720" w:footer="720" w:gutter="0"/>
       <w:cols w:space="720"/>
@@ -6763,7 +9777,76 @@
       </w:r>
     </w:p>
   </w:comment>
-  <w:comment w:id="314" w:author="Ram, Abhishek" w:date="2025-04-14T08:47:00Z" w:initials="AR">
+  <w:comment w:id="278" w:author="H Alicia Kim" w:date="2025-08-05T04:46:00Z" w:initials="">
+    <w:p>
+      <w:pPr>
+        <w:widowControl w:val="0"/>
+        <w:spacing w:before="0" w:after="0"/>
+        <w:ind w:firstLine="0"/>
+        <w:jc w:val="left"/>
+        <w:rPr>
+          <w:rFonts w:ascii="Arial" w:eastAsia="Arial" w:hAnsi="Arial" w:cs="Arial"/>
+          <w:color w:val="000000"/>
+          <w:sz w:val="22"/>
+        </w:rPr>
+      </w:pPr>
+      <w:r>
+        <w:rPr>
+          <w:rFonts w:ascii="Arial" w:eastAsia="Arial" w:hAnsi="Arial" w:cs="Arial"/>
+          <w:color w:val="000000"/>
+          <w:sz w:val="22"/>
+        </w:rPr>
+        <w:t>Here I am using numerical and computational methods interchangeably.  Inevitably, this will offend some people but I think an increasing number of people is ok with this use, and more so by engineers.</w:t>
+      </w:r>
+    </w:p>
+  </w:comment>
+  <w:comment w:id="282" w:author="H Alicia Kim" w:date="2025-08-05T04:47:00Z" w:initials="">
+    <w:p>
+      <w:pPr>
+        <w:widowControl w:val="0"/>
+        <w:spacing w:before="0" w:after="0"/>
+        <w:ind w:firstLine="0"/>
+        <w:jc w:val="left"/>
+        <w:rPr>
+          <w:rFonts w:ascii="Arial" w:eastAsia="Arial" w:hAnsi="Arial" w:cs="Arial"/>
+          <w:color w:val="000000"/>
+          <w:sz w:val="22"/>
+        </w:rPr>
+      </w:pPr>
+      <w:r>
+        <w:rPr>
+          <w:rFonts w:ascii="Arial" w:eastAsia="Arial" w:hAnsi="Arial" w:cs="Arial"/>
+          <w:color w:val="000000"/>
+          <w:sz w:val="22"/>
+        </w:rPr>
+        <w:t>I think we can bring in a section of ML/AI after this introduction, which I am happy to edit later.</w:t>
+      </w:r>
+    </w:p>
+  </w:comment>
+  <w:comment w:id="335" w:author="H Alicia Kim" w:date="2025-08-06T04:11:00Z" w:initials="">
+    <w:p>
+      <w:pPr>
+        <w:widowControl w:val="0"/>
+        <w:spacing w:before="0" w:after="0"/>
+        <w:ind w:firstLine="0"/>
+        <w:jc w:val="left"/>
+        <w:rPr>
+          <w:rFonts w:ascii="Arial" w:eastAsia="Arial" w:hAnsi="Arial" w:cs="Arial"/>
+          <w:color w:val="000000"/>
+          <w:sz w:val="22"/>
+        </w:rPr>
+      </w:pPr>
+      <w:r>
+        <w:rPr>
+          <w:rFonts w:ascii="Arial" w:eastAsia="Arial" w:hAnsi="Arial" w:cs="Arial"/>
+          <w:color w:val="000000"/>
+          <w:sz w:val="22"/>
+        </w:rPr>
+        <w:t>I'm not sure if this is completely true.</w:t>
+      </w:r>
+    </w:p>
+  </w:comment>
+  <w:comment w:id="624" w:author="Ram, Abhishek" w:date="2025-04-14T08:47:00Z" w:initials="AR">
     <w:p>
       <w:pPr>
         <w:pStyle w:val="CommentText"/>
@@ -6781,7 +9864,7 @@
       </w:r>
     </w:p>
   </w:comment>
-  <w:comment w:id="315" w:author="Ram, Abhishek" w:date="2025-04-14T08:51:00Z" w:initials="AR">
+  <w:comment w:id="625" w:author="Ram, Abhishek" w:date="2025-04-14T08:51:00Z" w:initials="AR">
     <w:p>
       <w:pPr>
         <w:pStyle w:val="CommentText"/>
@@ -6810,7 +9893,7 @@
       </w:r>
     </w:p>
   </w:comment>
-  <w:comment w:id="316" w:author="Ram, Abhishek" w:date="2025-04-14T09:02:00Z" w:initials="AR">
+  <w:comment w:id="626" w:author="Ram, Abhishek" w:date="2025-04-14T09:02:00Z" w:initials="AR">
     <w:p>
       <w:pPr>
         <w:pStyle w:val="CommentText"/>
@@ -6838,6 +9921,9 @@
   <w15:commentEx w15:paraId="7175C4AF" w15:done="0"/>
   <w15:commentEx w15:paraId="2DAC0BC5" w15:paraIdParent="7175C4AF" w15:done="0"/>
   <w15:commentEx w15:paraId="54808B5E" w15:done="0"/>
+  <w15:commentEx w15:paraId="54A918A1" w15:done="0"/>
+  <w15:commentEx w15:paraId="7622C7D4" w15:done="0"/>
+  <w15:commentEx w15:paraId="2F590D13" w15:done="0"/>
   <w15:commentEx w15:paraId="6E8C9939" w15:done="0"/>
   <w15:commentEx w15:paraId="3932138A" w15:done="0"/>
   <w15:commentEx w15:paraId="0EBFC7AB" w15:done="0"/>
@@ -6851,6 +9937,9 @@
   <w16cex:commentExtensible w16cex:durableId="3E7A4E62" w16cex:dateUtc="2025-01-09T07:34:00Z"/>
   <w16cex:commentExtensible w16cex:durableId="078832FD" w16cex:dateUtc="2025-06-06T15:09:00Z"/>
   <w16cex:commentExtensible w16cex:durableId="1908DAC9" w16cex:dateUtc="2025-01-09T15:12:00Z"/>
+  <w16cex:commentExtensible w16cex:durableId="612C3B31" w16cex:dateUtc="2025-08-15T21:00:00Z"/>
+  <w16cex:commentExtensible w16cex:durableId="430AD561" w16cex:dateUtc="2025-08-15T21:00:00Z"/>
+  <w16cex:commentExtensible w16cex:durableId="38A0093F" w16cex:dateUtc="2025-08-15T21:00:00Z"/>
   <w16cex:commentExtensible w16cex:durableId="02F13149" w16cex:dateUtc="2025-04-14T12:47:00Z"/>
   <w16cex:commentExtensible w16cex:durableId="543CB76F" w16cex:dateUtc="2025-04-14T12:51:00Z"/>
   <w16cex:commentExtensible w16cex:durableId="5B90CBAA" w16cex:dateUtc="2025-04-14T13:02:00Z"/>
@@ -6864,6 +9953,9 @@
   <w16cid:commentId w16cid:paraId="7175C4AF" w16cid:durableId="3E7A4E62"/>
   <w16cid:commentId w16cid:paraId="2DAC0BC5" w16cid:durableId="078832FD"/>
   <w16cid:commentId w16cid:paraId="54808B5E" w16cid:durableId="1908DAC9"/>
+  <w16cid:commentId w16cid:paraId="54A918A1" w16cid:durableId="612C3B31"/>
+  <w16cid:commentId w16cid:paraId="7622C7D4" w16cid:durableId="430AD561"/>
+  <w16cid:commentId w16cid:paraId="2F590D13" w16cid:durableId="38A0093F"/>
   <w16cid:commentId w16cid:paraId="6E8C9939" w16cid:durableId="02F13149"/>
   <w16cid:commentId w16cid:paraId="3932138A" w16cid:durableId="543CB76F"/>
   <w16cid:commentId w16cid:paraId="0EBFC7AB" w16cid:durableId="5B90CBAA"/>
@@ -6900,7 +9992,17 @@
   <w:p>
     <w:pPr>
       <w:pStyle w:val="Footer"/>
+      <w:jc w:val="center"/>
     </w:pPr>
+    <w:bookmarkStart w:id="738" w:name="Titus1FooterPrimary"/>
+    <w:r>
+      <w:rPr>
+        <w:b/>
+        <w:color w:val="000000"/>
+      </w:rPr>
+      <w:t>  </w:t>
+    </w:r>
+    <w:bookmarkEnd w:id="738"/>
   </w:p>
 </w:ftr>
 </file>
@@ -6911,8 +10013,13 @@
     <w:pPr>
       <w:pStyle w:val="Footer"/>
       <w:jc w:val="center"/>
+      <w:rPr>
+        <w:color w:val="000000"/>
+        <w:sz w:val="22"/>
+      </w:rPr>
     </w:pPr>
-    <w:bookmarkStart w:id="337" w:name="Titus1FooterPrimary"/>
+    <w:bookmarkStart w:id="740" w:name="Titus1FooterFirstPage"/>
+    <w:bookmarkStart w:id="741" w:name="Titus21FooterFirstPage"/>
     <w:r>
       <w:rPr>
         <w:b/>
@@ -6920,32 +10027,7 @@
       </w:rPr>
       <w:t>  </w:t>
     </w:r>
-    <w:bookmarkEnd w:id="337"/>
-  </w:p>
-</w:ftr>
-</file>
-
-<file path=word/footer3.xml><?xml version="1.0" encoding="utf-8"?>
-<w:ftr xmlns:wpc="http://schemas.microsoft.com/office/word/2010/wordprocessingCanvas" xmlns:cx="http://schemas.microsoft.com/office/drawing/2014/chartex" xmlns:cx1="http://schemas.microsoft.com/office/drawing/2015/9/8/chartex" xmlns:cx2="http://schemas.microsoft.com/office/drawing/2015/10/21/chartex" xmlns:cx3="http://schemas.microsoft.com/office/drawing/2016/5/9/chartex" xmlns:cx4="http://schemas.microsoft.com/office/drawing/2016/5/10/chartex" xmlns:cx5="http://schemas.microsoft.com/office/drawing/2016/5/11/chartex" xmlns:cx6="http://schemas.microsoft.com/office/drawing/2016/5/12/chartex" xmlns:cx7="http://schemas.microsoft.com/office/drawing/2016/5/13/chartex" xmlns:cx8="http://schemas.microsoft.com/office/drawing/2016/5/14/chartex" xmlns:mc="http://schemas.openxmlformats.org/markup-compatibility/2006" xmlns:aink="http://schemas.microsoft.com/office/drawing/2016/ink" xmlns:am3d="http://schemas.microsoft.com/office/drawing/2017/model3d" xmlns:o="urn:schemas-microsoft-com:office:office" xmlns:oel="http://schemas.microsoft.com/office/2019/extlst" xmlns:r="http://schemas.openxmlformats.org/officeDocument/2006/relationships" xmlns:m="http://schemas.openxmlformats.org/officeDocument/2006/math" xmlns:v="urn:schemas-microsoft-com:vml" xmlns:wp14="http://schemas.microsoft.com/office/word/2010/wordprocessingDrawing" xmlns:wp="http://schemas.openxmlformats.org/drawingml/2006/wordprocessingDrawing" xmlns:w10="urn:schemas-microsoft-com:office:word" xmlns:w="http://schemas.openxmlformats.org/wordprocessingml/2006/main" xmlns:w14="http://schemas.microsoft.com/office/word/2010/wordml" xmlns:w15="http://schemas.microsoft.com/office/word/2012/wordml" xmlns:w16cex="http://schemas.microsoft.com/office/word/2018/wordml/cex" xmlns:w16cid="http://schemas.microsoft.com/office/word/2016/wordml/cid" xmlns:w16="http://schemas.microsoft.com/office/word/2018/wordml" xmlns:w16du="http://schemas.microsoft.com/office/word/2023/wordml/word16du" xmlns:w16sdtdh="http://schemas.microsoft.com/office/word/2020/wordml/sdtdatahash" xmlns:w16sdtfl="http://schemas.microsoft.com/office/word/2024/wordml/sdtformatlock" xmlns:w16se="http://schemas.microsoft.com/office/word/2015/wordml/symex" xmlns:wpg="http://schemas.microsoft.com/office/word/2010/wordprocessingGroup" xmlns:wpi="http://schemas.microsoft.com/office/word/2010/wordprocessingInk" xmlns:wne="http://schemas.microsoft.com/office/word/2006/wordml" xmlns:wps="http://schemas.microsoft.com/office/word/2010/wordprocessingShape" mc:Ignorable="w14 w15 w16se w16cid w16 w16cex w16sdtdh w16sdtfl w16du wp14">
-  <w:p>
-    <w:pPr>
-      <w:pStyle w:val="Footer"/>
-      <w:jc w:val="center"/>
-      <w:rPr>
-        <w:color w:val="000000"/>
-        <w:sz w:val="22"/>
-      </w:rPr>
-    </w:pPr>
-    <w:bookmarkStart w:id="339" w:name="Titus1FooterFirstPage"/>
-    <w:bookmarkStart w:id="340" w:name="Titus21FooterFirstPage"/>
-    <w:r>
-      <w:rPr>
-        <w:b/>
-        <w:color w:val="000000"/>
-      </w:rPr>
-      <w:t>  </w:t>
-    </w:r>
-    <w:bookmarkEnd w:id="339"/>
+    <w:bookmarkEnd w:id="740"/>
   </w:p>
   <w:p>
     <w:pPr>
@@ -6959,7 +10041,7 @@
       </w:rPr>
       <w:t>  </w:t>
     </w:r>
-    <w:bookmarkEnd w:id="340"/>
+    <w:bookmarkEnd w:id="741"/>
   </w:p>
 </w:ftr>
 </file>
@@ -6994,7 +10076,17 @@
   <w:p>
     <w:pPr>
       <w:pStyle w:val="Header"/>
+      <w:jc w:val="center"/>
     </w:pPr>
+    <w:bookmarkStart w:id="737" w:name="Titus1HeaderPrimary"/>
+    <w:r>
+      <w:rPr>
+        <w:b/>
+        <w:color w:val="000000"/>
+      </w:rPr>
+      <w:t>  </w:t>
+    </w:r>
+    <w:bookmarkEnd w:id="737"/>
   </w:p>
 </w:hdr>
 </file>
@@ -7006,7 +10098,7 @@
       <w:pStyle w:val="Header"/>
       <w:jc w:val="center"/>
     </w:pPr>
-    <w:bookmarkStart w:id="336" w:name="Titus1HeaderPrimary"/>
+    <w:bookmarkStart w:id="739" w:name="Titus1HeaderFirstPage"/>
     <w:r>
       <w:rPr>
         <w:b/>
@@ -7014,27 +10106,7 @@
       </w:rPr>
       <w:t>  </w:t>
     </w:r>
-    <w:bookmarkEnd w:id="336"/>
-  </w:p>
-</w:hdr>
-</file>
-
-<file path=word/header3.xml><?xml version="1.0" encoding="utf-8"?>
-<w:hdr xmlns:wpc="http://schemas.microsoft.com/office/word/2010/wordprocessingCanvas" xmlns:cx="http://schemas.microsoft.com/office/drawing/2014/chartex" xmlns:cx1="http://schemas.microsoft.com/office/drawing/2015/9/8/chartex" xmlns:cx2="http://schemas.microsoft.com/office/drawing/2015/10/21/chartex" xmlns:cx3="http://schemas.microsoft.com/office/drawing/2016/5/9/chartex" xmlns:cx4="http://schemas.microsoft.com/office/drawing/2016/5/10/chartex" xmlns:cx5="http://schemas.microsoft.com/office/drawing/2016/5/11/chartex" xmlns:cx6="http://schemas.microsoft.com/office/drawing/2016/5/12/chartex" xmlns:cx7="http://schemas.microsoft.com/office/drawing/2016/5/13/chartex" xmlns:cx8="http://schemas.microsoft.com/office/drawing/2016/5/14/chartex" xmlns:mc="http://schemas.openxmlformats.org/markup-compatibility/2006" xmlns:aink="http://schemas.microsoft.com/office/drawing/2016/ink" xmlns:am3d="http://schemas.microsoft.com/office/drawing/2017/model3d" xmlns:o="urn:schemas-microsoft-com:office:office" xmlns:oel="http://schemas.microsoft.com/office/2019/extlst" xmlns:r="http://schemas.openxmlformats.org/officeDocument/2006/relationships" xmlns:m="http://schemas.openxmlformats.org/officeDocument/2006/math" xmlns:v="urn:schemas-microsoft-com:vml" xmlns:wp14="http://schemas.microsoft.com/office/word/2010/wordprocessingDrawing" xmlns:wp="http://schemas.openxmlformats.org/drawingml/2006/wordprocessingDrawing" xmlns:w10="urn:schemas-microsoft-com:office:word" xmlns:w="http://schemas.openxmlformats.org/wordprocessingml/2006/main" xmlns:w14="http://schemas.microsoft.com/office/word/2010/wordml" xmlns:w15="http://schemas.microsoft.com/office/word/2012/wordml" xmlns:w16cex="http://schemas.microsoft.com/office/word/2018/wordml/cex" xmlns:w16cid="http://schemas.microsoft.com/office/word/2016/wordml/cid" xmlns:w16="http://schemas.microsoft.com/office/word/2018/wordml" xmlns:w16du="http://schemas.microsoft.com/office/word/2023/wordml/word16du" xmlns:w16sdtdh="http://schemas.microsoft.com/office/word/2020/wordml/sdtdatahash" xmlns:w16sdtfl="http://schemas.microsoft.com/office/word/2024/wordml/sdtformatlock" xmlns:w16se="http://schemas.microsoft.com/office/word/2015/wordml/symex" xmlns:wpg="http://schemas.microsoft.com/office/word/2010/wordprocessingGroup" xmlns:wpi="http://schemas.microsoft.com/office/word/2010/wordprocessingInk" xmlns:wne="http://schemas.microsoft.com/office/word/2006/wordml" xmlns:wps="http://schemas.microsoft.com/office/word/2010/wordprocessingShape" mc:Ignorable="w14 w15 w16se w16cid w16 w16cex w16sdtdh w16sdtfl w16du wp14">
-  <w:p>
-    <w:pPr>
-      <w:pStyle w:val="Header"/>
-      <w:jc w:val="center"/>
-    </w:pPr>
-    <w:bookmarkStart w:id="338" w:name="Titus1HeaderFirstPage"/>
-    <w:r>
-      <w:rPr>
-        <w:b/>
-        <w:color w:val="000000"/>
-      </w:rPr>
-      <w:t>  </w:t>
-    </w:r>
-    <w:bookmarkEnd w:id="338"/>
+    <w:bookmarkEnd w:id="739"/>
   </w:p>
 </w:hdr>
 </file>
@@ -7274,6 +10346,119 @@
     </w:lvl>
   </w:abstractNum>
   <w:abstractNum w:abstractNumId="2" w15:restartNumberingAfterBreak="0">
+    <w:nsid w:val="09CE633D"/>
+    <w:multiLevelType w:val="hybridMultilevel"/>
+    <w:tmpl w:val="CB9A7AEA"/>
+    <w:lvl w:ilvl="0" w:tplc="04090001">
+      <w:start w:val="1"/>
+      <w:numFmt w:val="bullet"/>
+      <w:lvlText w:val=""/>
+      <w:lvlJc w:val="left"/>
+      <w:pPr>
+        <w:ind w:left="1152" w:hanging="360"/>
+      </w:pPr>
+      <w:rPr>
+        <w:rFonts w:ascii="Symbol" w:hAnsi="Symbol" w:hint="default"/>
+      </w:rPr>
+    </w:lvl>
+    <w:lvl w:ilvl="1" w:tplc="04090003" w:tentative="1">
+      <w:start w:val="1"/>
+      <w:numFmt w:val="bullet"/>
+      <w:lvlText w:val="o"/>
+      <w:lvlJc w:val="left"/>
+      <w:pPr>
+        <w:ind w:left="1872" w:hanging="360"/>
+      </w:pPr>
+      <w:rPr>
+        <w:rFonts w:ascii="Courier New" w:hAnsi="Courier New" w:cs="Courier New" w:hint="default"/>
+      </w:rPr>
+    </w:lvl>
+    <w:lvl w:ilvl="2" w:tplc="04090005" w:tentative="1">
+      <w:start w:val="1"/>
+      <w:numFmt w:val="bullet"/>
+      <w:lvlText w:val=""/>
+      <w:lvlJc w:val="left"/>
+      <w:pPr>
+        <w:ind w:left="2592" w:hanging="360"/>
+      </w:pPr>
+      <w:rPr>
+        <w:rFonts w:ascii="Wingdings" w:hAnsi="Wingdings" w:hint="default"/>
+      </w:rPr>
+    </w:lvl>
+    <w:lvl w:ilvl="3" w:tplc="04090001" w:tentative="1">
+      <w:start w:val="1"/>
+      <w:numFmt w:val="bullet"/>
+      <w:lvlText w:val=""/>
+      <w:lvlJc w:val="left"/>
+      <w:pPr>
+        <w:ind w:left="3312" w:hanging="360"/>
+      </w:pPr>
+      <w:rPr>
+        <w:rFonts w:ascii="Symbol" w:hAnsi="Symbol" w:hint="default"/>
+      </w:rPr>
+    </w:lvl>
+    <w:lvl w:ilvl="4" w:tplc="04090003" w:tentative="1">
+      <w:start w:val="1"/>
+      <w:numFmt w:val="bullet"/>
+      <w:lvlText w:val="o"/>
+      <w:lvlJc w:val="left"/>
+      <w:pPr>
+        <w:ind w:left="4032" w:hanging="360"/>
+      </w:pPr>
+      <w:rPr>
+        <w:rFonts w:ascii="Courier New" w:hAnsi="Courier New" w:cs="Courier New" w:hint="default"/>
+      </w:rPr>
+    </w:lvl>
+    <w:lvl w:ilvl="5" w:tplc="04090005" w:tentative="1">
+      <w:start w:val="1"/>
+      <w:numFmt w:val="bullet"/>
+      <w:lvlText w:val=""/>
+      <w:lvlJc w:val="left"/>
+      <w:pPr>
+        <w:ind w:left="4752" w:hanging="360"/>
+      </w:pPr>
+      <w:rPr>
+        <w:rFonts w:ascii="Wingdings" w:hAnsi="Wingdings" w:hint="default"/>
+      </w:rPr>
+    </w:lvl>
+    <w:lvl w:ilvl="6" w:tplc="04090001" w:tentative="1">
+      <w:start w:val="1"/>
+      <w:numFmt w:val="bullet"/>
+      <w:lvlText w:val=""/>
+      <w:lvlJc w:val="left"/>
+      <w:pPr>
+        <w:ind w:left="5472" w:hanging="360"/>
+      </w:pPr>
+      <w:rPr>
+        <w:rFonts w:ascii="Symbol" w:hAnsi="Symbol" w:hint="default"/>
+      </w:rPr>
+    </w:lvl>
+    <w:lvl w:ilvl="7" w:tplc="04090003" w:tentative="1">
+      <w:start w:val="1"/>
+      <w:numFmt w:val="bullet"/>
+      <w:lvlText w:val="o"/>
+      <w:lvlJc w:val="left"/>
+      <w:pPr>
+        <w:ind w:left="6192" w:hanging="360"/>
+      </w:pPr>
+      <w:rPr>
+        <w:rFonts w:ascii="Courier New" w:hAnsi="Courier New" w:cs="Courier New" w:hint="default"/>
+      </w:rPr>
+    </w:lvl>
+    <w:lvl w:ilvl="8" w:tplc="04090005" w:tentative="1">
+      <w:start w:val="1"/>
+      <w:numFmt w:val="bullet"/>
+      <w:lvlText w:val=""/>
+      <w:lvlJc w:val="left"/>
+      <w:pPr>
+        <w:ind w:left="6912" w:hanging="360"/>
+      </w:pPr>
+      <w:rPr>
+        <w:rFonts w:ascii="Wingdings" w:hAnsi="Wingdings" w:hint="default"/>
+      </w:rPr>
+    </w:lvl>
+  </w:abstractNum>
+  <w:abstractNum w:abstractNumId="3" w15:restartNumberingAfterBreak="0">
     <w:nsid w:val="0C386D96"/>
     <w:multiLevelType w:val="multilevel"/>
     <w:tmpl w:val="966E97C2"/>
@@ -7362,7 +10547,7 @@
       </w:pPr>
     </w:lvl>
   </w:abstractNum>
-  <w:abstractNum w:abstractNumId="3" w15:restartNumberingAfterBreak="0">
+  <w:abstractNum w:abstractNumId="4" w15:restartNumberingAfterBreak="0">
     <w:nsid w:val="10542536"/>
     <w:multiLevelType w:val="hybridMultilevel"/>
     <w:tmpl w:val="7436A348"/>
@@ -7475,7 +10660,7 @@
       </w:rPr>
     </w:lvl>
   </w:abstractNum>
-  <w:abstractNum w:abstractNumId="4" w15:restartNumberingAfterBreak="0">
+  <w:abstractNum w:abstractNumId="5" w15:restartNumberingAfterBreak="0">
     <w:nsid w:val="10C86C5A"/>
     <w:multiLevelType w:val="hybridMultilevel"/>
     <w:tmpl w:val="2EA27B74"/>
@@ -7588,7 +10773,7 @@
       </w:rPr>
     </w:lvl>
   </w:abstractNum>
-  <w:abstractNum w:abstractNumId="5" w15:restartNumberingAfterBreak="0">
+  <w:abstractNum w:abstractNumId="6" w15:restartNumberingAfterBreak="0">
     <w:nsid w:val="10EB39F5"/>
     <w:multiLevelType w:val="hybridMultilevel"/>
     <w:tmpl w:val="6180D0CA"/>
@@ -7728,7 +10913,7 @@
       </w:rPr>
     </w:lvl>
   </w:abstractNum>
-  <w:abstractNum w:abstractNumId="6" w15:restartNumberingAfterBreak="0">
+  <w:abstractNum w:abstractNumId="7" w15:restartNumberingAfterBreak="0">
     <w:nsid w:val="13AF6338"/>
     <w:multiLevelType w:val="hybridMultilevel"/>
     <w:tmpl w:val="6ABC1B56"/>
@@ -7841,7 +11026,7 @@
       </w:pPr>
     </w:lvl>
   </w:abstractNum>
-  <w:abstractNum w:abstractNumId="7" w15:restartNumberingAfterBreak="0">
+  <w:abstractNum w:abstractNumId="8" w15:restartNumberingAfterBreak="0">
     <w:nsid w:val="140F250A"/>
     <w:multiLevelType w:val="hybridMultilevel"/>
     <w:tmpl w:val="550AF940"/>
@@ -7954,7 +11139,120 @@
       </w:rPr>
     </w:lvl>
   </w:abstractNum>
-  <w:abstractNum w:abstractNumId="8" w15:restartNumberingAfterBreak="0">
+  <w:abstractNum w:abstractNumId="9" w15:restartNumberingAfterBreak="0">
+    <w:nsid w:val="16C071C8"/>
+    <w:multiLevelType w:val="hybridMultilevel"/>
+    <w:tmpl w:val="A68AA384"/>
+    <w:lvl w:ilvl="0" w:tplc="04090001">
+      <w:start w:val="1"/>
+      <w:numFmt w:val="bullet"/>
+      <w:lvlText w:val=""/>
+      <w:lvlJc w:val="left"/>
+      <w:pPr>
+        <w:ind w:left="1152" w:hanging="360"/>
+      </w:pPr>
+      <w:rPr>
+        <w:rFonts w:ascii="Symbol" w:hAnsi="Symbol" w:hint="default"/>
+      </w:rPr>
+    </w:lvl>
+    <w:lvl w:ilvl="1" w:tplc="04090003" w:tentative="1">
+      <w:start w:val="1"/>
+      <w:numFmt w:val="bullet"/>
+      <w:lvlText w:val="o"/>
+      <w:lvlJc w:val="left"/>
+      <w:pPr>
+        <w:ind w:left="1872" w:hanging="360"/>
+      </w:pPr>
+      <w:rPr>
+        <w:rFonts w:ascii="Courier New" w:hAnsi="Courier New" w:cs="Courier New" w:hint="default"/>
+      </w:rPr>
+    </w:lvl>
+    <w:lvl w:ilvl="2" w:tplc="04090005" w:tentative="1">
+      <w:start w:val="1"/>
+      <w:numFmt w:val="bullet"/>
+      <w:lvlText w:val=""/>
+      <w:lvlJc w:val="left"/>
+      <w:pPr>
+        <w:ind w:left="2592" w:hanging="360"/>
+      </w:pPr>
+      <w:rPr>
+        <w:rFonts w:ascii="Wingdings" w:hAnsi="Wingdings" w:hint="default"/>
+      </w:rPr>
+    </w:lvl>
+    <w:lvl w:ilvl="3" w:tplc="04090001" w:tentative="1">
+      <w:start w:val="1"/>
+      <w:numFmt w:val="bullet"/>
+      <w:lvlText w:val=""/>
+      <w:lvlJc w:val="left"/>
+      <w:pPr>
+        <w:ind w:left="3312" w:hanging="360"/>
+      </w:pPr>
+      <w:rPr>
+        <w:rFonts w:ascii="Symbol" w:hAnsi="Symbol" w:hint="default"/>
+      </w:rPr>
+    </w:lvl>
+    <w:lvl w:ilvl="4" w:tplc="04090003" w:tentative="1">
+      <w:start w:val="1"/>
+      <w:numFmt w:val="bullet"/>
+      <w:lvlText w:val="o"/>
+      <w:lvlJc w:val="left"/>
+      <w:pPr>
+        <w:ind w:left="4032" w:hanging="360"/>
+      </w:pPr>
+      <w:rPr>
+        <w:rFonts w:ascii="Courier New" w:hAnsi="Courier New" w:cs="Courier New" w:hint="default"/>
+      </w:rPr>
+    </w:lvl>
+    <w:lvl w:ilvl="5" w:tplc="04090005" w:tentative="1">
+      <w:start w:val="1"/>
+      <w:numFmt w:val="bullet"/>
+      <w:lvlText w:val=""/>
+      <w:lvlJc w:val="left"/>
+      <w:pPr>
+        <w:ind w:left="4752" w:hanging="360"/>
+      </w:pPr>
+      <w:rPr>
+        <w:rFonts w:ascii="Wingdings" w:hAnsi="Wingdings" w:hint="default"/>
+      </w:rPr>
+    </w:lvl>
+    <w:lvl w:ilvl="6" w:tplc="04090001" w:tentative="1">
+      <w:start w:val="1"/>
+      <w:numFmt w:val="bullet"/>
+      <w:lvlText w:val=""/>
+      <w:lvlJc w:val="left"/>
+      <w:pPr>
+        <w:ind w:left="5472" w:hanging="360"/>
+      </w:pPr>
+      <w:rPr>
+        <w:rFonts w:ascii="Symbol" w:hAnsi="Symbol" w:hint="default"/>
+      </w:rPr>
+    </w:lvl>
+    <w:lvl w:ilvl="7" w:tplc="04090003" w:tentative="1">
+      <w:start w:val="1"/>
+      <w:numFmt w:val="bullet"/>
+      <w:lvlText w:val="o"/>
+      <w:lvlJc w:val="left"/>
+      <w:pPr>
+        <w:ind w:left="6192" w:hanging="360"/>
+      </w:pPr>
+      <w:rPr>
+        <w:rFonts w:ascii="Courier New" w:hAnsi="Courier New" w:cs="Courier New" w:hint="default"/>
+      </w:rPr>
+    </w:lvl>
+    <w:lvl w:ilvl="8" w:tplc="04090005" w:tentative="1">
+      <w:start w:val="1"/>
+      <w:numFmt w:val="bullet"/>
+      <w:lvlText w:val=""/>
+      <w:lvlJc w:val="left"/>
+      <w:pPr>
+        <w:ind w:left="6912" w:hanging="360"/>
+      </w:pPr>
+      <w:rPr>
+        <w:rFonts w:ascii="Wingdings" w:hAnsi="Wingdings" w:hint="default"/>
+      </w:rPr>
+    </w:lvl>
+  </w:abstractNum>
+  <w:abstractNum w:abstractNumId="10" w15:restartNumberingAfterBreak="0">
     <w:nsid w:val="179F712B"/>
     <w:multiLevelType w:val="multilevel"/>
     <w:tmpl w:val="CE7C1DBC"/>
@@ -8046,7 +11344,67 @@
       </w:pPr>
     </w:lvl>
   </w:abstractNum>
-  <w:abstractNum w:abstractNumId="9" w15:restartNumberingAfterBreak="0">
+  <w:abstractNum w:abstractNumId="11" w15:restartNumberingAfterBreak="0">
+    <w:nsid w:val="189A11B2"/>
+    <w:multiLevelType w:val="hybridMultilevel"/>
+    <w:tmpl w:val="391087E4"/>
+    <w:lvl w:ilvl="0" w:tplc="A028A9B2">
+      <w:start w:val="1"/>
+      <w:numFmt w:val="bullet"/>
+      <w:lvlText w:val=""/>
+      <w:lvlJc w:val="left"/>
+      <w:pPr>
+        <w:tabs>
+          <w:tab w:val="num" w:pos="900"/>
+        </w:tabs>
+        <w:ind w:left="540" w:hanging="360"/>
+      </w:pPr>
+      <w:rPr>
+        <w:rFonts w:ascii="Symbol" w:hAnsi="Symbol" w:hint="default"/>
+      </w:rPr>
+    </w:lvl>
+    <w:lvl w:ilvl="1" w:tplc="BE544A30">
+      <w:numFmt w:val="decimal"/>
+      <w:lvlText w:val=""/>
+      <w:lvlJc w:val="left"/>
+    </w:lvl>
+    <w:lvl w:ilvl="2" w:tplc="9D64A464">
+      <w:numFmt w:val="decimal"/>
+      <w:lvlText w:val=""/>
+      <w:lvlJc w:val="left"/>
+    </w:lvl>
+    <w:lvl w:ilvl="3" w:tplc="016CD87A">
+      <w:numFmt w:val="decimal"/>
+      <w:lvlText w:val=""/>
+      <w:lvlJc w:val="left"/>
+    </w:lvl>
+    <w:lvl w:ilvl="4" w:tplc="696CDB46">
+      <w:numFmt w:val="decimal"/>
+      <w:lvlText w:val=""/>
+      <w:lvlJc w:val="left"/>
+    </w:lvl>
+    <w:lvl w:ilvl="5" w:tplc="A71C62F6">
+      <w:numFmt w:val="decimal"/>
+      <w:lvlText w:val=""/>
+      <w:lvlJc w:val="left"/>
+    </w:lvl>
+    <w:lvl w:ilvl="6" w:tplc="F8CE8E0C">
+      <w:numFmt w:val="decimal"/>
+      <w:lvlText w:val=""/>
+      <w:lvlJc w:val="left"/>
+    </w:lvl>
+    <w:lvl w:ilvl="7" w:tplc="D4543B9A">
+      <w:numFmt w:val="decimal"/>
+      <w:lvlText w:val=""/>
+      <w:lvlJc w:val="left"/>
+    </w:lvl>
+    <w:lvl w:ilvl="8" w:tplc="EB384C3E">
+      <w:numFmt w:val="decimal"/>
+      <w:lvlText w:val=""/>
+      <w:lvlJc w:val="left"/>
+    </w:lvl>
+  </w:abstractNum>
+  <w:abstractNum w:abstractNumId="12" w15:restartNumberingAfterBreak="0">
     <w:nsid w:val="1C4A0B4A"/>
     <w:multiLevelType w:val="multilevel"/>
     <w:tmpl w:val="CE7C1DBC"/>
@@ -8138,7 +11496,7 @@
       </w:pPr>
     </w:lvl>
   </w:abstractNum>
-  <w:abstractNum w:abstractNumId="10" w15:restartNumberingAfterBreak="0">
+  <w:abstractNum w:abstractNumId="13" w15:restartNumberingAfterBreak="0">
     <w:nsid w:val="1C85432C"/>
     <w:multiLevelType w:val="hybridMultilevel"/>
     <w:tmpl w:val="7AE41CFA"/>
@@ -8278,10 +11636,123 @@
       </w:rPr>
     </w:lvl>
   </w:abstractNum>
-  <w:abstractNum w:abstractNumId="11" w15:restartNumberingAfterBreak="0">
+  <w:abstractNum w:abstractNumId="14" w15:restartNumberingAfterBreak="0">
+    <w:nsid w:val="1CAE05FE"/>
+    <w:multiLevelType w:val="hybridMultilevel"/>
+    <w:tmpl w:val="349E1D84"/>
+    <w:lvl w:ilvl="0" w:tplc="04090001">
+      <w:start w:val="1"/>
+      <w:numFmt w:val="bullet"/>
+      <w:lvlText w:val=""/>
+      <w:lvlJc w:val="left"/>
+      <w:pPr>
+        <w:ind w:left="1152" w:hanging="360"/>
+      </w:pPr>
+      <w:rPr>
+        <w:rFonts w:ascii="Symbol" w:hAnsi="Symbol" w:hint="default"/>
+      </w:rPr>
+    </w:lvl>
+    <w:lvl w:ilvl="1" w:tplc="04090003" w:tentative="1">
+      <w:start w:val="1"/>
+      <w:numFmt w:val="bullet"/>
+      <w:lvlText w:val="o"/>
+      <w:lvlJc w:val="left"/>
+      <w:pPr>
+        <w:ind w:left="1872" w:hanging="360"/>
+      </w:pPr>
+      <w:rPr>
+        <w:rFonts w:ascii="Courier New" w:hAnsi="Courier New" w:cs="Courier New" w:hint="default"/>
+      </w:rPr>
+    </w:lvl>
+    <w:lvl w:ilvl="2" w:tplc="04090005" w:tentative="1">
+      <w:start w:val="1"/>
+      <w:numFmt w:val="bullet"/>
+      <w:lvlText w:val=""/>
+      <w:lvlJc w:val="left"/>
+      <w:pPr>
+        <w:ind w:left="2592" w:hanging="360"/>
+      </w:pPr>
+      <w:rPr>
+        <w:rFonts w:ascii="Wingdings" w:hAnsi="Wingdings" w:hint="default"/>
+      </w:rPr>
+    </w:lvl>
+    <w:lvl w:ilvl="3" w:tplc="04090001" w:tentative="1">
+      <w:start w:val="1"/>
+      <w:numFmt w:val="bullet"/>
+      <w:lvlText w:val=""/>
+      <w:lvlJc w:val="left"/>
+      <w:pPr>
+        <w:ind w:left="3312" w:hanging="360"/>
+      </w:pPr>
+      <w:rPr>
+        <w:rFonts w:ascii="Symbol" w:hAnsi="Symbol" w:hint="default"/>
+      </w:rPr>
+    </w:lvl>
+    <w:lvl w:ilvl="4" w:tplc="04090003" w:tentative="1">
+      <w:start w:val="1"/>
+      <w:numFmt w:val="bullet"/>
+      <w:lvlText w:val="o"/>
+      <w:lvlJc w:val="left"/>
+      <w:pPr>
+        <w:ind w:left="4032" w:hanging="360"/>
+      </w:pPr>
+      <w:rPr>
+        <w:rFonts w:ascii="Courier New" w:hAnsi="Courier New" w:cs="Courier New" w:hint="default"/>
+      </w:rPr>
+    </w:lvl>
+    <w:lvl w:ilvl="5" w:tplc="04090005" w:tentative="1">
+      <w:start w:val="1"/>
+      <w:numFmt w:val="bullet"/>
+      <w:lvlText w:val=""/>
+      <w:lvlJc w:val="left"/>
+      <w:pPr>
+        <w:ind w:left="4752" w:hanging="360"/>
+      </w:pPr>
+      <w:rPr>
+        <w:rFonts w:ascii="Wingdings" w:hAnsi="Wingdings" w:hint="default"/>
+      </w:rPr>
+    </w:lvl>
+    <w:lvl w:ilvl="6" w:tplc="04090001" w:tentative="1">
+      <w:start w:val="1"/>
+      <w:numFmt w:val="bullet"/>
+      <w:lvlText w:val=""/>
+      <w:lvlJc w:val="left"/>
+      <w:pPr>
+        <w:ind w:left="5472" w:hanging="360"/>
+      </w:pPr>
+      <w:rPr>
+        <w:rFonts w:ascii="Symbol" w:hAnsi="Symbol" w:hint="default"/>
+      </w:rPr>
+    </w:lvl>
+    <w:lvl w:ilvl="7" w:tplc="04090003" w:tentative="1">
+      <w:start w:val="1"/>
+      <w:numFmt w:val="bullet"/>
+      <w:lvlText w:val="o"/>
+      <w:lvlJc w:val="left"/>
+      <w:pPr>
+        <w:ind w:left="6192" w:hanging="360"/>
+      </w:pPr>
+      <w:rPr>
+        <w:rFonts w:ascii="Courier New" w:hAnsi="Courier New" w:cs="Courier New" w:hint="default"/>
+      </w:rPr>
+    </w:lvl>
+    <w:lvl w:ilvl="8" w:tplc="04090005" w:tentative="1">
+      <w:start w:val="1"/>
+      <w:numFmt w:val="bullet"/>
+      <w:lvlText w:val=""/>
+      <w:lvlJc w:val="left"/>
+      <w:pPr>
+        <w:ind w:left="6912" w:hanging="360"/>
+      </w:pPr>
+      <w:rPr>
+        <w:rFonts w:ascii="Wingdings" w:hAnsi="Wingdings" w:hint="default"/>
+      </w:rPr>
+    </w:lvl>
+  </w:abstractNum>
+  <w:abstractNum w:abstractNumId="15" w15:restartNumberingAfterBreak="0">
     <w:nsid w:val="1DB447B1"/>
     <w:multiLevelType w:val="multilevel"/>
-    <w:tmpl w:val="CE7C1DBC"/>
+    <w:tmpl w:val="488EF18E"/>
     <w:lvl w:ilvl="0">
       <w:start w:val="1"/>
       <w:numFmt w:val="bullet"/>
@@ -8308,12 +11779,15 @@
     </w:lvl>
     <w:lvl w:ilvl="2">
       <w:start w:val="1"/>
-      <w:numFmt w:val="decimal"/>
-      <w:lvlText w:val="%1.%2.%3"/>
-      <w:lvlJc w:val="left"/>
-      <w:pPr>
-        <w:ind w:left="1152" w:hanging="720"/>
-      </w:pPr>
+      <w:numFmt w:val="bullet"/>
+      <w:lvlText w:val="o"/>
+      <w:lvlJc w:val="left"/>
+      <w:pPr>
+        <w:ind w:left="792" w:hanging="360"/>
+      </w:pPr>
+      <w:rPr>
+        <w:rFonts w:ascii="Courier New" w:hAnsi="Courier New" w:cs="Courier New" w:hint="default"/>
+      </w:rPr>
     </w:lvl>
     <w:lvl w:ilvl="3">
       <w:start w:val="1"/>
@@ -8370,7 +11844,7 @@
       </w:pPr>
     </w:lvl>
   </w:abstractNum>
-  <w:abstractNum w:abstractNumId="12" w15:restartNumberingAfterBreak="0">
+  <w:abstractNum w:abstractNumId="16" w15:restartNumberingAfterBreak="0">
     <w:nsid w:val="26EC5BE3"/>
     <w:multiLevelType w:val="hybridMultilevel"/>
     <w:tmpl w:val="97B8DADC"/>
@@ -8509,7 +11983,120 @@
       </w:rPr>
     </w:lvl>
   </w:abstractNum>
-  <w:abstractNum w:abstractNumId="13" w15:restartNumberingAfterBreak="0">
+  <w:abstractNum w:abstractNumId="17" w15:restartNumberingAfterBreak="0">
+    <w:nsid w:val="2AB10B4D"/>
+    <w:multiLevelType w:val="hybridMultilevel"/>
+    <w:tmpl w:val="82EC006A"/>
+    <w:lvl w:ilvl="0" w:tplc="04090001">
+      <w:start w:val="1"/>
+      <w:numFmt w:val="bullet"/>
+      <w:lvlText w:val=""/>
+      <w:lvlJc w:val="left"/>
+      <w:pPr>
+        <w:ind w:left="1152" w:hanging="360"/>
+      </w:pPr>
+      <w:rPr>
+        <w:rFonts w:ascii="Symbol" w:hAnsi="Symbol" w:hint="default"/>
+      </w:rPr>
+    </w:lvl>
+    <w:lvl w:ilvl="1" w:tplc="04090003" w:tentative="1">
+      <w:start w:val="1"/>
+      <w:numFmt w:val="bullet"/>
+      <w:lvlText w:val="o"/>
+      <w:lvlJc w:val="left"/>
+      <w:pPr>
+        <w:ind w:left="1872" w:hanging="360"/>
+      </w:pPr>
+      <w:rPr>
+        <w:rFonts w:ascii="Courier New" w:hAnsi="Courier New" w:cs="Courier New" w:hint="default"/>
+      </w:rPr>
+    </w:lvl>
+    <w:lvl w:ilvl="2" w:tplc="04090005" w:tentative="1">
+      <w:start w:val="1"/>
+      <w:numFmt w:val="bullet"/>
+      <w:lvlText w:val=""/>
+      <w:lvlJc w:val="left"/>
+      <w:pPr>
+        <w:ind w:left="2592" w:hanging="360"/>
+      </w:pPr>
+      <w:rPr>
+        <w:rFonts w:ascii="Wingdings" w:hAnsi="Wingdings" w:hint="default"/>
+      </w:rPr>
+    </w:lvl>
+    <w:lvl w:ilvl="3" w:tplc="04090001" w:tentative="1">
+      <w:start w:val="1"/>
+      <w:numFmt w:val="bullet"/>
+      <w:lvlText w:val=""/>
+      <w:lvlJc w:val="left"/>
+      <w:pPr>
+        <w:ind w:left="3312" w:hanging="360"/>
+      </w:pPr>
+      <w:rPr>
+        <w:rFonts w:ascii="Symbol" w:hAnsi="Symbol" w:hint="default"/>
+      </w:rPr>
+    </w:lvl>
+    <w:lvl w:ilvl="4" w:tplc="04090003" w:tentative="1">
+      <w:start w:val="1"/>
+      <w:numFmt w:val="bullet"/>
+      <w:lvlText w:val="o"/>
+      <w:lvlJc w:val="left"/>
+      <w:pPr>
+        <w:ind w:left="4032" w:hanging="360"/>
+      </w:pPr>
+      <w:rPr>
+        <w:rFonts w:ascii="Courier New" w:hAnsi="Courier New" w:cs="Courier New" w:hint="default"/>
+      </w:rPr>
+    </w:lvl>
+    <w:lvl w:ilvl="5" w:tplc="04090005" w:tentative="1">
+      <w:start w:val="1"/>
+      <w:numFmt w:val="bullet"/>
+      <w:lvlText w:val=""/>
+      <w:lvlJc w:val="left"/>
+      <w:pPr>
+        <w:ind w:left="4752" w:hanging="360"/>
+      </w:pPr>
+      <w:rPr>
+        <w:rFonts w:ascii="Wingdings" w:hAnsi="Wingdings" w:hint="default"/>
+      </w:rPr>
+    </w:lvl>
+    <w:lvl w:ilvl="6" w:tplc="04090001" w:tentative="1">
+      <w:start w:val="1"/>
+      <w:numFmt w:val="bullet"/>
+      <w:lvlText w:val=""/>
+      <w:lvlJc w:val="left"/>
+      <w:pPr>
+        <w:ind w:left="5472" w:hanging="360"/>
+      </w:pPr>
+      <w:rPr>
+        <w:rFonts w:ascii="Symbol" w:hAnsi="Symbol" w:hint="default"/>
+      </w:rPr>
+    </w:lvl>
+    <w:lvl w:ilvl="7" w:tplc="04090003" w:tentative="1">
+      <w:start w:val="1"/>
+      <w:numFmt w:val="bullet"/>
+      <w:lvlText w:val="o"/>
+      <w:lvlJc w:val="left"/>
+      <w:pPr>
+        <w:ind w:left="6192" w:hanging="360"/>
+      </w:pPr>
+      <w:rPr>
+        <w:rFonts w:ascii="Courier New" w:hAnsi="Courier New" w:cs="Courier New" w:hint="default"/>
+      </w:rPr>
+    </w:lvl>
+    <w:lvl w:ilvl="8" w:tplc="04090005" w:tentative="1">
+      <w:start w:val="1"/>
+      <w:numFmt w:val="bullet"/>
+      <w:lvlText w:val=""/>
+      <w:lvlJc w:val="left"/>
+      <w:pPr>
+        <w:ind w:left="6912" w:hanging="360"/>
+      </w:pPr>
+      <w:rPr>
+        <w:rFonts w:ascii="Wingdings" w:hAnsi="Wingdings" w:hint="default"/>
+      </w:rPr>
+    </w:lvl>
+  </w:abstractNum>
+  <w:abstractNum w:abstractNumId="18" w15:restartNumberingAfterBreak="0">
     <w:nsid w:val="306F4A63"/>
     <w:multiLevelType w:val="hybridMultilevel"/>
     <w:tmpl w:val="03F65CEA"/>
@@ -8622,7 +12209,180 @@
       </w:rPr>
     </w:lvl>
   </w:abstractNum>
-  <w:abstractNum w:abstractNumId="14" w15:restartNumberingAfterBreak="0">
+  <w:abstractNum w:abstractNumId="19" w15:restartNumberingAfterBreak="0">
+    <w:nsid w:val="32006C0F"/>
+    <w:multiLevelType w:val="hybridMultilevel"/>
+    <w:tmpl w:val="CED452EE"/>
+    <w:lvl w:ilvl="0" w:tplc="040EF9C4">
+      <w:start w:val="1"/>
+      <w:numFmt w:val="bullet"/>
+      <w:lvlText w:val=""/>
+      <w:lvlJc w:val="left"/>
+      <w:pPr>
+        <w:tabs>
+          <w:tab w:val="num" w:pos="900"/>
+        </w:tabs>
+        <w:ind w:left="540" w:hanging="360"/>
+      </w:pPr>
+      <w:rPr>
+        <w:rFonts w:ascii="Symbol" w:hAnsi="Symbol" w:hint="default"/>
+      </w:rPr>
+    </w:lvl>
+    <w:lvl w:ilvl="1" w:tplc="55C4CB9C">
+      <w:numFmt w:val="decimal"/>
+      <w:lvlText w:val=""/>
+      <w:lvlJc w:val="left"/>
+    </w:lvl>
+    <w:lvl w:ilvl="2" w:tplc="A40A9354">
+      <w:numFmt w:val="decimal"/>
+      <w:lvlText w:val=""/>
+      <w:lvlJc w:val="left"/>
+    </w:lvl>
+    <w:lvl w:ilvl="3" w:tplc="71D80826">
+      <w:numFmt w:val="decimal"/>
+      <w:lvlText w:val=""/>
+      <w:lvlJc w:val="left"/>
+    </w:lvl>
+    <w:lvl w:ilvl="4" w:tplc="ECDEA198">
+      <w:numFmt w:val="decimal"/>
+      <w:lvlText w:val=""/>
+      <w:lvlJc w:val="left"/>
+    </w:lvl>
+    <w:lvl w:ilvl="5" w:tplc="DF8ED6E6">
+      <w:numFmt w:val="decimal"/>
+      <w:lvlText w:val=""/>
+      <w:lvlJc w:val="left"/>
+    </w:lvl>
+    <w:lvl w:ilvl="6" w:tplc="C9B60890">
+      <w:numFmt w:val="decimal"/>
+      <w:lvlText w:val=""/>
+      <w:lvlJc w:val="left"/>
+    </w:lvl>
+    <w:lvl w:ilvl="7" w:tplc="F09E65A2">
+      <w:numFmt w:val="decimal"/>
+      <w:lvlText w:val=""/>
+      <w:lvlJc w:val="left"/>
+    </w:lvl>
+    <w:lvl w:ilvl="8" w:tplc="7BDAEE08">
+      <w:numFmt w:val="decimal"/>
+      <w:lvlText w:val=""/>
+      <w:lvlJc w:val="left"/>
+    </w:lvl>
+  </w:abstractNum>
+  <w:abstractNum w:abstractNumId="20" w15:restartNumberingAfterBreak="0">
+    <w:nsid w:val="330638AF"/>
+    <w:multiLevelType w:val="hybridMultilevel"/>
+    <w:tmpl w:val="C6B805EA"/>
+    <w:lvl w:ilvl="0" w:tplc="04090001">
+      <w:start w:val="1"/>
+      <w:numFmt w:val="bullet"/>
+      <w:lvlText w:val=""/>
+      <w:lvlJc w:val="left"/>
+      <w:pPr>
+        <w:ind w:left="1152" w:hanging="360"/>
+      </w:pPr>
+      <w:rPr>
+        <w:rFonts w:ascii="Symbol" w:hAnsi="Symbol" w:hint="default"/>
+      </w:rPr>
+    </w:lvl>
+    <w:lvl w:ilvl="1" w:tplc="04090003" w:tentative="1">
+      <w:start w:val="1"/>
+      <w:numFmt w:val="bullet"/>
+      <w:lvlText w:val="o"/>
+      <w:lvlJc w:val="left"/>
+      <w:pPr>
+        <w:ind w:left="1872" w:hanging="360"/>
+      </w:pPr>
+      <w:rPr>
+        <w:rFonts w:ascii="Courier New" w:hAnsi="Courier New" w:cs="Courier New" w:hint="default"/>
+      </w:rPr>
+    </w:lvl>
+    <w:lvl w:ilvl="2" w:tplc="04090005" w:tentative="1">
+      <w:start w:val="1"/>
+      <w:numFmt w:val="bullet"/>
+      <w:lvlText w:val=""/>
+      <w:lvlJc w:val="left"/>
+      <w:pPr>
+        <w:ind w:left="2592" w:hanging="360"/>
+      </w:pPr>
+      <w:rPr>
+        <w:rFonts w:ascii="Wingdings" w:hAnsi="Wingdings" w:hint="default"/>
+      </w:rPr>
+    </w:lvl>
+    <w:lvl w:ilvl="3" w:tplc="04090001" w:tentative="1">
+      <w:start w:val="1"/>
+      <w:numFmt w:val="bullet"/>
+      <w:lvlText w:val=""/>
+      <w:lvlJc w:val="left"/>
+      <w:pPr>
+        <w:ind w:left="3312" w:hanging="360"/>
+      </w:pPr>
+      <w:rPr>
+        <w:rFonts w:ascii="Symbol" w:hAnsi="Symbol" w:hint="default"/>
+      </w:rPr>
+    </w:lvl>
+    <w:lvl w:ilvl="4" w:tplc="04090003" w:tentative="1">
+      <w:start w:val="1"/>
+      <w:numFmt w:val="bullet"/>
+      <w:lvlText w:val="o"/>
+      <w:lvlJc w:val="left"/>
+      <w:pPr>
+        <w:ind w:left="4032" w:hanging="360"/>
+      </w:pPr>
+      <w:rPr>
+        <w:rFonts w:ascii="Courier New" w:hAnsi="Courier New" w:cs="Courier New" w:hint="default"/>
+      </w:rPr>
+    </w:lvl>
+    <w:lvl w:ilvl="5" w:tplc="04090005" w:tentative="1">
+      <w:start w:val="1"/>
+      <w:numFmt w:val="bullet"/>
+      <w:lvlText w:val=""/>
+      <w:lvlJc w:val="left"/>
+      <w:pPr>
+        <w:ind w:left="4752" w:hanging="360"/>
+      </w:pPr>
+      <w:rPr>
+        <w:rFonts w:ascii="Wingdings" w:hAnsi="Wingdings" w:hint="default"/>
+      </w:rPr>
+    </w:lvl>
+    <w:lvl w:ilvl="6" w:tplc="04090001" w:tentative="1">
+      <w:start w:val="1"/>
+      <w:numFmt w:val="bullet"/>
+      <w:lvlText w:val=""/>
+      <w:lvlJc w:val="left"/>
+      <w:pPr>
+        <w:ind w:left="5472" w:hanging="360"/>
+      </w:pPr>
+      <w:rPr>
+        <w:rFonts w:ascii="Symbol" w:hAnsi="Symbol" w:hint="default"/>
+      </w:rPr>
+    </w:lvl>
+    <w:lvl w:ilvl="7" w:tplc="04090003" w:tentative="1">
+      <w:start w:val="1"/>
+      <w:numFmt w:val="bullet"/>
+      <w:lvlText w:val="o"/>
+      <w:lvlJc w:val="left"/>
+      <w:pPr>
+        <w:ind w:left="6192" w:hanging="360"/>
+      </w:pPr>
+      <w:rPr>
+        <w:rFonts w:ascii="Courier New" w:hAnsi="Courier New" w:cs="Courier New" w:hint="default"/>
+      </w:rPr>
+    </w:lvl>
+    <w:lvl w:ilvl="8" w:tplc="04090005" w:tentative="1">
+      <w:start w:val="1"/>
+      <w:numFmt w:val="bullet"/>
+      <w:lvlText w:val=""/>
+      <w:lvlJc w:val="left"/>
+      <w:pPr>
+        <w:ind w:left="6912" w:hanging="360"/>
+      </w:pPr>
+      <w:rPr>
+        <w:rFonts w:ascii="Wingdings" w:hAnsi="Wingdings" w:hint="default"/>
+      </w:rPr>
+    </w:lvl>
+  </w:abstractNum>
+  <w:abstractNum w:abstractNumId="21" w15:restartNumberingAfterBreak="0">
     <w:nsid w:val="3AFF7BD6"/>
     <w:multiLevelType w:val="multilevel"/>
     <w:tmpl w:val="966E97C2"/>
@@ -8711,7 +12471,7 @@
       </w:pPr>
     </w:lvl>
   </w:abstractNum>
-  <w:abstractNum w:abstractNumId="15" w15:restartNumberingAfterBreak="0">
+  <w:abstractNum w:abstractNumId="22" w15:restartNumberingAfterBreak="0">
     <w:nsid w:val="41BC118E"/>
     <w:multiLevelType w:val="multilevel"/>
     <w:tmpl w:val="966E97C2"/>
@@ -8800,7 +12560,120 @@
       </w:pPr>
     </w:lvl>
   </w:abstractNum>
-  <w:abstractNum w:abstractNumId="16" w15:restartNumberingAfterBreak="0">
+  <w:abstractNum w:abstractNumId="23" w15:restartNumberingAfterBreak="0">
+    <w:nsid w:val="43E14731"/>
+    <w:multiLevelType w:val="hybridMultilevel"/>
+    <w:tmpl w:val="C5C6E678"/>
+    <w:lvl w:ilvl="0" w:tplc="04090001">
+      <w:start w:val="1"/>
+      <w:numFmt w:val="bullet"/>
+      <w:lvlText w:val=""/>
+      <w:lvlJc w:val="left"/>
+      <w:pPr>
+        <w:ind w:left="1152" w:hanging="360"/>
+      </w:pPr>
+      <w:rPr>
+        <w:rFonts w:ascii="Symbol" w:hAnsi="Symbol" w:hint="default"/>
+      </w:rPr>
+    </w:lvl>
+    <w:lvl w:ilvl="1" w:tplc="04090003" w:tentative="1">
+      <w:start w:val="1"/>
+      <w:numFmt w:val="bullet"/>
+      <w:lvlText w:val="o"/>
+      <w:lvlJc w:val="left"/>
+      <w:pPr>
+        <w:ind w:left="1872" w:hanging="360"/>
+      </w:pPr>
+      <w:rPr>
+        <w:rFonts w:ascii="Courier New" w:hAnsi="Courier New" w:cs="Courier New" w:hint="default"/>
+      </w:rPr>
+    </w:lvl>
+    <w:lvl w:ilvl="2" w:tplc="04090005" w:tentative="1">
+      <w:start w:val="1"/>
+      <w:numFmt w:val="bullet"/>
+      <w:lvlText w:val=""/>
+      <w:lvlJc w:val="left"/>
+      <w:pPr>
+        <w:ind w:left="2592" w:hanging="360"/>
+      </w:pPr>
+      <w:rPr>
+        <w:rFonts w:ascii="Wingdings" w:hAnsi="Wingdings" w:hint="default"/>
+      </w:rPr>
+    </w:lvl>
+    <w:lvl w:ilvl="3" w:tplc="04090001" w:tentative="1">
+      <w:start w:val="1"/>
+      <w:numFmt w:val="bullet"/>
+      <w:lvlText w:val=""/>
+      <w:lvlJc w:val="left"/>
+      <w:pPr>
+        <w:ind w:left="3312" w:hanging="360"/>
+      </w:pPr>
+      <w:rPr>
+        <w:rFonts w:ascii="Symbol" w:hAnsi="Symbol" w:hint="default"/>
+      </w:rPr>
+    </w:lvl>
+    <w:lvl w:ilvl="4" w:tplc="04090003" w:tentative="1">
+      <w:start w:val="1"/>
+      <w:numFmt w:val="bullet"/>
+      <w:lvlText w:val="o"/>
+      <w:lvlJc w:val="left"/>
+      <w:pPr>
+        <w:ind w:left="4032" w:hanging="360"/>
+      </w:pPr>
+      <w:rPr>
+        <w:rFonts w:ascii="Courier New" w:hAnsi="Courier New" w:cs="Courier New" w:hint="default"/>
+      </w:rPr>
+    </w:lvl>
+    <w:lvl w:ilvl="5" w:tplc="04090005" w:tentative="1">
+      <w:start w:val="1"/>
+      <w:numFmt w:val="bullet"/>
+      <w:lvlText w:val=""/>
+      <w:lvlJc w:val="left"/>
+      <w:pPr>
+        <w:ind w:left="4752" w:hanging="360"/>
+      </w:pPr>
+      <w:rPr>
+        <w:rFonts w:ascii="Wingdings" w:hAnsi="Wingdings" w:hint="default"/>
+      </w:rPr>
+    </w:lvl>
+    <w:lvl w:ilvl="6" w:tplc="04090001" w:tentative="1">
+      <w:start w:val="1"/>
+      <w:numFmt w:val="bullet"/>
+      <w:lvlText w:val=""/>
+      <w:lvlJc w:val="left"/>
+      <w:pPr>
+        <w:ind w:left="5472" w:hanging="360"/>
+      </w:pPr>
+      <w:rPr>
+        <w:rFonts w:ascii="Symbol" w:hAnsi="Symbol" w:hint="default"/>
+      </w:rPr>
+    </w:lvl>
+    <w:lvl w:ilvl="7" w:tplc="04090003" w:tentative="1">
+      <w:start w:val="1"/>
+      <w:numFmt w:val="bullet"/>
+      <w:lvlText w:val="o"/>
+      <w:lvlJc w:val="left"/>
+      <w:pPr>
+        <w:ind w:left="6192" w:hanging="360"/>
+      </w:pPr>
+      <w:rPr>
+        <w:rFonts w:ascii="Courier New" w:hAnsi="Courier New" w:cs="Courier New" w:hint="default"/>
+      </w:rPr>
+    </w:lvl>
+    <w:lvl w:ilvl="8" w:tplc="04090005" w:tentative="1">
+      <w:start w:val="1"/>
+      <w:numFmt w:val="bullet"/>
+      <w:lvlText w:val=""/>
+      <w:lvlJc w:val="left"/>
+      <w:pPr>
+        <w:ind w:left="6912" w:hanging="360"/>
+      </w:pPr>
+      <w:rPr>
+        <w:rFonts w:ascii="Wingdings" w:hAnsi="Wingdings" w:hint="default"/>
+      </w:rPr>
+    </w:lvl>
+  </w:abstractNum>
+  <w:abstractNum w:abstractNumId="24" w15:restartNumberingAfterBreak="0">
     <w:nsid w:val="44582F63"/>
     <w:multiLevelType w:val="hybridMultilevel"/>
     <w:tmpl w:val="4D205D44"/>
@@ -8913,7 +12786,7 @@
       </w:pPr>
     </w:lvl>
   </w:abstractNum>
-  <w:abstractNum w:abstractNumId="17" w15:restartNumberingAfterBreak="0">
+  <w:abstractNum w:abstractNumId="25" w15:restartNumberingAfterBreak="0">
     <w:nsid w:val="455471F3"/>
     <w:multiLevelType w:val="multilevel"/>
     <w:tmpl w:val="A70022E2"/>
@@ -9062,7 +12935,7 @@
       </w:rPr>
     </w:lvl>
   </w:abstractNum>
-  <w:abstractNum w:abstractNumId="18" w15:restartNumberingAfterBreak="0">
+  <w:abstractNum w:abstractNumId="26" w15:restartNumberingAfterBreak="0">
     <w:nsid w:val="463471D7"/>
     <w:multiLevelType w:val="hybridMultilevel"/>
     <w:tmpl w:val="3C982360"/>
@@ -9201,7 +13074,120 @@
       </w:rPr>
     </w:lvl>
   </w:abstractNum>
-  <w:abstractNum w:abstractNumId="19" w15:restartNumberingAfterBreak="0">
+  <w:abstractNum w:abstractNumId="27" w15:restartNumberingAfterBreak="0">
+    <w:nsid w:val="47095B6B"/>
+    <w:multiLevelType w:val="hybridMultilevel"/>
+    <w:tmpl w:val="BE1481D6"/>
+    <w:lvl w:ilvl="0" w:tplc="04090001">
+      <w:start w:val="1"/>
+      <w:numFmt w:val="bullet"/>
+      <w:lvlText w:val=""/>
+      <w:lvlJc w:val="left"/>
+      <w:pPr>
+        <w:ind w:left="1152" w:hanging="360"/>
+      </w:pPr>
+      <w:rPr>
+        <w:rFonts w:ascii="Symbol" w:hAnsi="Symbol" w:hint="default"/>
+      </w:rPr>
+    </w:lvl>
+    <w:lvl w:ilvl="1" w:tplc="04090003" w:tentative="1">
+      <w:start w:val="1"/>
+      <w:numFmt w:val="bullet"/>
+      <w:lvlText w:val="o"/>
+      <w:lvlJc w:val="left"/>
+      <w:pPr>
+        <w:ind w:left="1872" w:hanging="360"/>
+      </w:pPr>
+      <w:rPr>
+        <w:rFonts w:ascii="Courier New" w:hAnsi="Courier New" w:cs="Courier New" w:hint="default"/>
+      </w:rPr>
+    </w:lvl>
+    <w:lvl w:ilvl="2" w:tplc="04090005" w:tentative="1">
+      <w:start w:val="1"/>
+      <w:numFmt w:val="bullet"/>
+      <w:lvlText w:val=""/>
+      <w:lvlJc w:val="left"/>
+      <w:pPr>
+        <w:ind w:left="2592" w:hanging="360"/>
+      </w:pPr>
+      <w:rPr>
+        <w:rFonts w:ascii="Wingdings" w:hAnsi="Wingdings" w:hint="default"/>
+      </w:rPr>
+    </w:lvl>
+    <w:lvl w:ilvl="3" w:tplc="04090001" w:tentative="1">
+      <w:start w:val="1"/>
+      <w:numFmt w:val="bullet"/>
+      <w:lvlText w:val=""/>
+      <w:lvlJc w:val="left"/>
+      <w:pPr>
+        <w:ind w:left="3312" w:hanging="360"/>
+      </w:pPr>
+      <w:rPr>
+        <w:rFonts w:ascii="Symbol" w:hAnsi="Symbol" w:hint="default"/>
+      </w:rPr>
+    </w:lvl>
+    <w:lvl w:ilvl="4" w:tplc="04090003" w:tentative="1">
+      <w:start w:val="1"/>
+      <w:numFmt w:val="bullet"/>
+      <w:lvlText w:val="o"/>
+      <w:lvlJc w:val="left"/>
+      <w:pPr>
+        <w:ind w:left="4032" w:hanging="360"/>
+      </w:pPr>
+      <w:rPr>
+        <w:rFonts w:ascii="Courier New" w:hAnsi="Courier New" w:cs="Courier New" w:hint="default"/>
+      </w:rPr>
+    </w:lvl>
+    <w:lvl w:ilvl="5" w:tplc="04090005" w:tentative="1">
+      <w:start w:val="1"/>
+      <w:numFmt w:val="bullet"/>
+      <w:lvlText w:val=""/>
+      <w:lvlJc w:val="left"/>
+      <w:pPr>
+        <w:ind w:left="4752" w:hanging="360"/>
+      </w:pPr>
+      <w:rPr>
+        <w:rFonts w:ascii="Wingdings" w:hAnsi="Wingdings" w:hint="default"/>
+      </w:rPr>
+    </w:lvl>
+    <w:lvl w:ilvl="6" w:tplc="04090001" w:tentative="1">
+      <w:start w:val="1"/>
+      <w:numFmt w:val="bullet"/>
+      <w:lvlText w:val=""/>
+      <w:lvlJc w:val="left"/>
+      <w:pPr>
+        <w:ind w:left="5472" w:hanging="360"/>
+      </w:pPr>
+      <w:rPr>
+        <w:rFonts w:ascii="Symbol" w:hAnsi="Symbol" w:hint="default"/>
+      </w:rPr>
+    </w:lvl>
+    <w:lvl w:ilvl="7" w:tplc="04090003" w:tentative="1">
+      <w:start w:val="1"/>
+      <w:numFmt w:val="bullet"/>
+      <w:lvlText w:val="o"/>
+      <w:lvlJc w:val="left"/>
+      <w:pPr>
+        <w:ind w:left="6192" w:hanging="360"/>
+      </w:pPr>
+      <w:rPr>
+        <w:rFonts w:ascii="Courier New" w:hAnsi="Courier New" w:cs="Courier New" w:hint="default"/>
+      </w:rPr>
+    </w:lvl>
+    <w:lvl w:ilvl="8" w:tplc="04090005" w:tentative="1">
+      <w:start w:val="1"/>
+      <w:numFmt w:val="bullet"/>
+      <w:lvlText w:val=""/>
+      <w:lvlJc w:val="left"/>
+      <w:pPr>
+        <w:ind w:left="6912" w:hanging="360"/>
+      </w:pPr>
+      <w:rPr>
+        <w:rFonts w:ascii="Wingdings" w:hAnsi="Wingdings" w:hint="default"/>
+      </w:rPr>
+    </w:lvl>
+  </w:abstractNum>
+  <w:abstractNum w:abstractNumId="28" w15:restartNumberingAfterBreak="0">
     <w:nsid w:val="471A6E5D"/>
     <w:multiLevelType w:val="hybridMultilevel"/>
     <w:tmpl w:val="6458D970"/>
@@ -9314,7 +13300,7 @@
       </w:rPr>
     </w:lvl>
   </w:abstractNum>
-  <w:abstractNum w:abstractNumId="20" w15:restartNumberingAfterBreak="0">
+  <w:abstractNum w:abstractNumId="29" w15:restartNumberingAfterBreak="0">
     <w:nsid w:val="57884D47"/>
     <w:multiLevelType w:val="hybridMultilevel"/>
     <w:tmpl w:val="BFF6ECE0"/>
@@ -9427,7 +13413,7 @@
       </w:rPr>
     </w:lvl>
   </w:abstractNum>
-  <w:abstractNum w:abstractNumId="21" w15:restartNumberingAfterBreak="0">
+  <w:abstractNum w:abstractNumId="30" w15:restartNumberingAfterBreak="0">
     <w:nsid w:val="5DFC61C7"/>
     <w:multiLevelType w:val="hybridMultilevel"/>
     <w:tmpl w:val="A2A087AE"/>
@@ -9567,7 +13553,64 @@
       </w:rPr>
     </w:lvl>
   </w:abstractNum>
-  <w:abstractNum w:abstractNumId="22" w15:restartNumberingAfterBreak="0">
+  <w:abstractNum w:abstractNumId="31" w15:restartNumberingAfterBreak="0">
+    <w:nsid w:val="634C14A5"/>
+    <w:multiLevelType w:val="hybridMultilevel"/>
+    <w:tmpl w:val="73586A44"/>
+    <w:lvl w:ilvl="0" w:tplc="0A22FB52">
+      <w:start w:val="1"/>
+      <w:numFmt w:val="decimal"/>
+      <w:lvlText w:val="%1."/>
+      <w:lvlJc w:val="left"/>
+      <w:pPr>
+        <w:tabs>
+          <w:tab w:val="num" w:pos="900"/>
+        </w:tabs>
+        <w:ind w:left="540" w:hanging="360"/>
+      </w:pPr>
+    </w:lvl>
+    <w:lvl w:ilvl="1" w:tplc="40709D14">
+      <w:numFmt w:val="decimal"/>
+      <w:lvlText w:val=""/>
+      <w:lvlJc w:val="left"/>
+    </w:lvl>
+    <w:lvl w:ilvl="2" w:tplc="B71C4B8A">
+      <w:numFmt w:val="decimal"/>
+      <w:lvlText w:val=""/>
+      <w:lvlJc w:val="left"/>
+    </w:lvl>
+    <w:lvl w:ilvl="3" w:tplc="7A488D6A">
+      <w:numFmt w:val="decimal"/>
+      <w:lvlText w:val=""/>
+      <w:lvlJc w:val="left"/>
+    </w:lvl>
+    <w:lvl w:ilvl="4" w:tplc="A7504D46">
+      <w:numFmt w:val="decimal"/>
+      <w:lvlText w:val=""/>
+      <w:lvlJc w:val="left"/>
+    </w:lvl>
+    <w:lvl w:ilvl="5" w:tplc="D83C0DA8">
+      <w:numFmt w:val="decimal"/>
+      <w:lvlText w:val=""/>
+      <w:lvlJc w:val="left"/>
+    </w:lvl>
+    <w:lvl w:ilvl="6" w:tplc="47EEE4FA">
+      <w:numFmt w:val="decimal"/>
+      <w:lvlText w:val=""/>
+      <w:lvlJc w:val="left"/>
+    </w:lvl>
+    <w:lvl w:ilvl="7" w:tplc="EBAA81B2">
+      <w:numFmt w:val="decimal"/>
+      <w:lvlText w:val=""/>
+      <w:lvlJc w:val="left"/>
+    </w:lvl>
+    <w:lvl w:ilvl="8" w:tplc="3348C92E">
+      <w:numFmt w:val="decimal"/>
+      <w:lvlText w:val=""/>
+      <w:lvlJc w:val="left"/>
+    </w:lvl>
+  </w:abstractNum>
+  <w:abstractNum w:abstractNumId="32" w15:restartNumberingAfterBreak="0">
     <w:nsid w:val="646302F8"/>
     <w:multiLevelType w:val="multilevel"/>
     <w:tmpl w:val="04090025"/>
@@ -9662,7 +13705,7 @@
       </w:pPr>
     </w:lvl>
   </w:abstractNum>
-  <w:abstractNum w:abstractNumId="23" w15:restartNumberingAfterBreak="0">
+  <w:abstractNum w:abstractNumId="33" w15:restartNumberingAfterBreak="0">
     <w:nsid w:val="655D6447"/>
     <w:multiLevelType w:val="hybridMultilevel"/>
     <w:tmpl w:val="9CDE5CA0"/>
@@ -9802,7 +13845,7 @@
       </w:rPr>
     </w:lvl>
   </w:abstractNum>
-  <w:abstractNum w:abstractNumId="24" w15:restartNumberingAfterBreak="0">
+  <w:abstractNum w:abstractNumId="34" w15:restartNumberingAfterBreak="0">
     <w:nsid w:val="6A3A75D8"/>
     <w:multiLevelType w:val="multilevel"/>
     <w:tmpl w:val="CE7C1DBC"/>
@@ -9894,7 +13937,7 @@
       </w:pPr>
     </w:lvl>
   </w:abstractNum>
-  <w:abstractNum w:abstractNumId="25" w15:restartNumberingAfterBreak="0">
+  <w:abstractNum w:abstractNumId="35" w15:restartNumberingAfterBreak="0">
     <w:nsid w:val="70E436A0"/>
     <w:multiLevelType w:val="hybridMultilevel"/>
     <w:tmpl w:val="C20E238C"/>
@@ -10007,7 +14050,67 @@
       </w:rPr>
     </w:lvl>
   </w:abstractNum>
-  <w:abstractNum w:abstractNumId="26" w15:restartNumberingAfterBreak="0">
+  <w:abstractNum w:abstractNumId="36" w15:restartNumberingAfterBreak="0">
+    <w:nsid w:val="7163408D"/>
+    <w:multiLevelType w:val="hybridMultilevel"/>
+    <w:tmpl w:val="47A8643C"/>
+    <w:lvl w:ilvl="0" w:tplc="E5442740">
+      <w:start w:val="1"/>
+      <w:numFmt w:val="bullet"/>
+      <w:lvlText w:val=""/>
+      <w:lvlJc w:val="left"/>
+      <w:pPr>
+        <w:tabs>
+          <w:tab w:val="num" w:pos="900"/>
+        </w:tabs>
+        <w:ind w:left="540" w:hanging="360"/>
+      </w:pPr>
+      <w:rPr>
+        <w:rFonts w:ascii="Symbol" w:hAnsi="Symbol" w:hint="default"/>
+      </w:rPr>
+    </w:lvl>
+    <w:lvl w:ilvl="1" w:tplc="464AE032">
+      <w:numFmt w:val="decimal"/>
+      <w:lvlText w:val=""/>
+      <w:lvlJc w:val="left"/>
+    </w:lvl>
+    <w:lvl w:ilvl="2" w:tplc="9A3EB0A0">
+      <w:numFmt w:val="decimal"/>
+      <w:lvlText w:val=""/>
+      <w:lvlJc w:val="left"/>
+    </w:lvl>
+    <w:lvl w:ilvl="3" w:tplc="89AE80C0">
+      <w:numFmt w:val="decimal"/>
+      <w:lvlText w:val=""/>
+      <w:lvlJc w:val="left"/>
+    </w:lvl>
+    <w:lvl w:ilvl="4" w:tplc="C318FC90">
+      <w:numFmt w:val="decimal"/>
+      <w:lvlText w:val=""/>
+      <w:lvlJc w:val="left"/>
+    </w:lvl>
+    <w:lvl w:ilvl="5" w:tplc="C48264B0">
+      <w:numFmt w:val="decimal"/>
+      <w:lvlText w:val=""/>
+      <w:lvlJc w:val="left"/>
+    </w:lvl>
+    <w:lvl w:ilvl="6" w:tplc="2ED64216">
+      <w:numFmt w:val="decimal"/>
+      <w:lvlText w:val=""/>
+      <w:lvlJc w:val="left"/>
+    </w:lvl>
+    <w:lvl w:ilvl="7" w:tplc="A932550A">
+      <w:numFmt w:val="decimal"/>
+      <w:lvlText w:val=""/>
+      <w:lvlJc w:val="left"/>
+    </w:lvl>
+    <w:lvl w:ilvl="8" w:tplc="BAF4DBC2">
+      <w:numFmt w:val="decimal"/>
+      <w:lvlText w:val=""/>
+      <w:lvlJc w:val="left"/>
+    </w:lvl>
+  </w:abstractNum>
+  <w:abstractNum w:abstractNumId="37" w15:restartNumberingAfterBreak="0">
     <w:nsid w:val="74303098"/>
     <w:multiLevelType w:val="hybridMultilevel"/>
     <w:tmpl w:val="FEBAB130"/>
@@ -10147,7 +14250,7 @@
       </w:rPr>
     </w:lvl>
   </w:abstractNum>
-  <w:abstractNum w:abstractNumId="27" w15:restartNumberingAfterBreak="0">
+  <w:abstractNum w:abstractNumId="38" w15:restartNumberingAfterBreak="0">
     <w:nsid w:val="74CF7422"/>
     <w:multiLevelType w:val="multilevel"/>
     <w:tmpl w:val="CE7C1DBC"/>
@@ -10239,7 +14342,7 @@
       </w:pPr>
     </w:lvl>
   </w:abstractNum>
-  <w:abstractNum w:abstractNumId="28" w15:restartNumberingAfterBreak="0">
+  <w:abstractNum w:abstractNumId="39" w15:restartNumberingAfterBreak="0">
     <w:nsid w:val="774D148E"/>
     <w:multiLevelType w:val="hybridMultilevel"/>
     <w:tmpl w:val="61E89482"/>
@@ -10379,7 +14482,7 @@
       </w:rPr>
     </w:lvl>
   </w:abstractNum>
-  <w:abstractNum w:abstractNumId="29" w15:restartNumberingAfterBreak="0">
+  <w:abstractNum w:abstractNumId="40" w15:restartNumberingAfterBreak="0">
     <w:nsid w:val="783E3F40"/>
     <w:multiLevelType w:val="multilevel"/>
     <w:tmpl w:val="CE7C1DBC"/>
@@ -10471,7 +14574,7 @@
       </w:pPr>
     </w:lvl>
   </w:abstractNum>
-  <w:abstractNum w:abstractNumId="30" w15:restartNumberingAfterBreak="0">
+  <w:abstractNum w:abstractNumId="41" w15:restartNumberingAfterBreak="0">
     <w:nsid w:val="78906F4C"/>
     <w:multiLevelType w:val="hybridMultilevel"/>
     <w:tmpl w:val="C4988F00"/>
@@ -10584,7 +14687,7 @@
       </w:rPr>
     </w:lvl>
   </w:abstractNum>
-  <w:abstractNum w:abstractNumId="31" w15:restartNumberingAfterBreak="0">
+  <w:abstractNum w:abstractNumId="42" w15:restartNumberingAfterBreak="0">
     <w:nsid w:val="7A5A1095"/>
     <w:multiLevelType w:val="hybridMultilevel"/>
     <w:tmpl w:val="93F49014"/>
@@ -10724,7 +14827,7 @@
       </w:rPr>
     </w:lvl>
   </w:abstractNum>
-  <w:abstractNum w:abstractNumId="32" w15:restartNumberingAfterBreak="0">
+  <w:abstractNum w:abstractNumId="43" w15:restartNumberingAfterBreak="0">
     <w:nsid w:val="7B037FA4"/>
     <w:multiLevelType w:val="hybridMultilevel"/>
     <w:tmpl w:val="0914C56A"/>
@@ -10863,59 +14966,119 @@
       </w:rPr>
     </w:lvl>
   </w:abstractNum>
+  <w:abstractNum w:abstractNumId="44" w15:restartNumberingAfterBreak="0">
+    <w:nsid w:val="7D9631A6"/>
+    <w:multiLevelType w:val="hybridMultilevel"/>
+    <w:tmpl w:val="E1C62C68"/>
+    <w:lvl w:ilvl="0" w:tplc="DB746F12">
+      <w:start w:val="1"/>
+      <w:numFmt w:val="bullet"/>
+      <w:lvlText w:val=""/>
+      <w:lvlJc w:val="left"/>
+      <w:pPr>
+        <w:tabs>
+          <w:tab w:val="num" w:pos="900"/>
+        </w:tabs>
+        <w:ind w:left="540" w:hanging="360"/>
+      </w:pPr>
+      <w:rPr>
+        <w:rFonts w:ascii="Symbol" w:hAnsi="Symbol" w:hint="default"/>
+      </w:rPr>
+    </w:lvl>
+    <w:lvl w:ilvl="1" w:tplc="7F0C927A">
+      <w:numFmt w:val="decimal"/>
+      <w:lvlText w:val=""/>
+      <w:lvlJc w:val="left"/>
+    </w:lvl>
+    <w:lvl w:ilvl="2" w:tplc="EA101132">
+      <w:numFmt w:val="decimal"/>
+      <w:lvlText w:val=""/>
+      <w:lvlJc w:val="left"/>
+    </w:lvl>
+    <w:lvl w:ilvl="3" w:tplc="F6BE90E6">
+      <w:numFmt w:val="decimal"/>
+      <w:lvlText w:val=""/>
+      <w:lvlJc w:val="left"/>
+    </w:lvl>
+    <w:lvl w:ilvl="4" w:tplc="6816955E">
+      <w:numFmt w:val="decimal"/>
+      <w:lvlText w:val=""/>
+      <w:lvlJc w:val="left"/>
+    </w:lvl>
+    <w:lvl w:ilvl="5" w:tplc="A1D27F08">
+      <w:numFmt w:val="decimal"/>
+      <w:lvlText w:val=""/>
+      <w:lvlJc w:val="left"/>
+    </w:lvl>
+    <w:lvl w:ilvl="6" w:tplc="EC92379E">
+      <w:numFmt w:val="decimal"/>
+      <w:lvlText w:val=""/>
+      <w:lvlJc w:val="left"/>
+    </w:lvl>
+    <w:lvl w:ilvl="7" w:tplc="08BA3830">
+      <w:numFmt w:val="decimal"/>
+      <w:lvlText w:val=""/>
+      <w:lvlJc w:val="left"/>
+    </w:lvl>
+    <w:lvl w:ilvl="8" w:tplc="D5EC43CE">
+      <w:numFmt w:val="decimal"/>
+      <w:lvlText w:val=""/>
+      <w:lvlJc w:val="left"/>
+    </w:lvl>
+  </w:abstractNum>
   <w:num w:numId="1" w16cid:durableId="1207906979">
+    <w:abstractNumId w:val="32"/>
+  </w:num>
+  <w:num w:numId="2" w16cid:durableId="30810877">
+    <w:abstractNumId w:val="41"/>
+  </w:num>
+  <w:num w:numId="3" w16cid:durableId="445123046">
+    <w:abstractNumId w:val="26"/>
+  </w:num>
+  <w:num w:numId="4" w16cid:durableId="1086919326">
+    <w:abstractNumId w:val="43"/>
+  </w:num>
+  <w:num w:numId="5" w16cid:durableId="248541425">
+    <w:abstractNumId w:val="5"/>
+  </w:num>
+  <w:num w:numId="6" w16cid:durableId="1232884472">
+    <w:abstractNumId w:val="28"/>
+  </w:num>
+  <w:num w:numId="7" w16cid:durableId="401681080">
+    <w:abstractNumId w:val="8"/>
+  </w:num>
+  <w:num w:numId="8" w16cid:durableId="27485857">
+    <w:abstractNumId w:val="6"/>
+  </w:num>
+  <w:num w:numId="9" w16cid:durableId="981152609">
     <w:abstractNumId w:val="22"/>
   </w:num>
-  <w:num w:numId="2" w16cid:durableId="30810877">
-    <w:abstractNumId w:val="30"/>
-  </w:num>
-  <w:num w:numId="3" w16cid:durableId="445123046">
-    <w:abstractNumId w:val="18"/>
-  </w:num>
-  <w:num w:numId="4" w16cid:durableId="1086919326">
-    <w:abstractNumId w:val="32"/>
-  </w:num>
-  <w:num w:numId="5" w16cid:durableId="248541425">
-    <w:abstractNumId w:val="4"/>
-  </w:num>
-  <w:num w:numId="6" w16cid:durableId="1232884472">
-    <w:abstractNumId w:val="19"/>
-  </w:num>
-  <w:num w:numId="7" w16cid:durableId="401681080">
-    <w:abstractNumId w:val="7"/>
-  </w:num>
-  <w:num w:numId="8" w16cid:durableId="27485857">
-    <w:abstractNumId w:val="5"/>
-  </w:num>
-  <w:num w:numId="9" w16cid:durableId="981152609">
-    <w:abstractNumId w:val="15"/>
-  </w:num>
   <w:num w:numId="10" w16cid:durableId="697851890">
-    <w:abstractNumId w:val="2"/>
+    <w:abstractNumId w:val="3"/>
   </w:num>
   <w:num w:numId="11" w16cid:durableId="33585348">
-    <w:abstractNumId w:val="14"/>
+    <w:abstractNumId w:val="21"/>
   </w:num>
   <w:num w:numId="12" w16cid:durableId="1286548075">
-    <w:abstractNumId w:val="8"/>
+    <w:abstractNumId w:val="10"/>
   </w:num>
   <w:num w:numId="13" w16cid:durableId="144705756">
+    <w:abstractNumId w:val="16"/>
+  </w:num>
+  <w:num w:numId="14" w16cid:durableId="1371997778">
     <w:abstractNumId w:val="12"/>
   </w:num>
-  <w:num w:numId="14" w16cid:durableId="1371997778">
-    <w:abstractNumId w:val="9"/>
-  </w:num>
   <w:num w:numId="15" w16cid:durableId="1004167403">
-    <w:abstractNumId w:val="27"/>
+    <w:abstractNumId w:val="38"/>
   </w:num>
   <w:num w:numId="16" w16cid:durableId="62605259">
-    <w:abstractNumId w:val="24"/>
+    <w:abstractNumId w:val="34"/>
   </w:num>
   <w:num w:numId="17" w16cid:durableId="993141611">
-    <w:abstractNumId w:val="29"/>
+    <w:abstractNumId w:val="40"/>
   </w:num>
   <w:num w:numId="18" w16cid:durableId="405149368">
-    <w:abstractNumId w:val="29"/>
+    <w:abstractNumId w:val="40"/>
     <w:lvlOverride w:ilvl="0"/>
     <w:lvlOverride w:ilvl="1"/>
     <w:lvlOverride w:ilvl="2">
@@ -10941,7 +15104,7 @@
     </w:lvlOverride>
   </w:num>
   <w:num w:numId="19" w16cid:durableId="962733040">
-    <w:abstractNumId w:val="24"/>
+    <w:abstractNumId w:val="34"/>
     <w:lvlOverride w:ilvl="0"/>
     <w:lvlOverride w:ilvl="1"/>
     <w:lvlOverride w:ilvl="2">
@@ -10970,64 +15133,162 @@
     <w:abstractNumId w:val="0"/>
   </w:num>
   <w:num w:numId="21" w16cid:durableId="1951084931">
-    <w:abstractNumId w:val="11"/>
+    <w:abstractNumId w:val="15"/>
   </w:num>
   <w:num w:numId="22" w16cid:durableId="1978143151">
-    <w:abstractNumId w:val="31"/>
+    <w:abstractNumId w:val="42"/>
   </w:num>
   <w:num w:numId="23" w16cid:durableId="638196313">
-    <w:abstractNumId w:val="30"/>
+    <w:abstractNumId w:val="41"/>
   </w:num>
   <w:num w:numId="24" w16cid:durableId="1609460648">
-    <w:abstractNumId w:val="20"/>
+    <w:abstractNumId w:val="29"/>
   </w:num>
   <w:num w:numId="25" w16cid:durableId="1767775073">
-    <w:abstractNumId w:val="3"/>
+    <w:abstractNumId w:val="4"/>
   </w:num>
   <w:num w:numId="26" w16cid:durableId="502093303">
+    <w:abstractNumId w:val="8"/>
+  </w:num>
+  <w:num w:numId="27" w16cid:durableId="1141074901">
+    <w:abstractNumId w:val="8"/>
+  </w:num>
+  <w:num w:numId="28" w16cid:durableId="700932600">
+    <w:abstractNumId w:val="41"/>
+  </w:num>
+  <w:num w:numId="29" w16cid:durableId="1408846204">
+    <w:abstractNumId w:val="25"/>
+  </w:num>
+  <w:num w:numId="30" w16cid:durableId="1741555889">
+    <w:abstractNumId w:val="18"/>
+  </w:num>
+  <w:num w:numId="31" w16cid:durableId="602807980">
     <w:abstractNumId w:val="7"/>
   </w:num>
-  <w:num w:numId="27" w16cid:durableId="1141074901">
-    <w:abstractNumId w:val="7"/>
+  <w:num w:numId="32" w16cid:durableId="258566365">
+    <w:abstractNumId w:val="33"/>
   </w:num>
-  <w:num w:numId="28" w16cid:durableId="700932600">
-    <w:abstractNumId w:val="30"/>
+  <w:num w:numId="33" w16cid:durableId="1910729389">
+    <w:abstractNumId w:val="39"/>
   </w:num>
-  <w:num w:numId="29" w16cid:durableId="1408846204">
-    <w:abstractNumId w:val="17"/>
-  </w:num>
-  <w:num w:numId="30" w16cid:durableId="1741555889">
+  <w:num w:numId="34" w16cid:durableId="590242141">
     <w:abstractNumId w:val="13"/>
   </w:num>
-  <w:num w:numId="31" w16cid:durableId="602807980">
-    <w:abstractNumId w:val="6"/>
-  </w:num>
-  <w:num w:numId="32" w16cid:durableId="258566365">
-    <w:abstractNumId w:val="23"/>
-  </w:num>
-  <w:num w:numId="33" w16cid:durableId="1910729389">
-    <w:abstractNumId w:val="28"/>
-  </w:num>
-  <w:num w:numId="34" w16cid:durableId="590242141">
-    <w:abstractNumId w:val="10"/>
-  </w:num>
   <w:num w:numId="35" w16cid:durableId="1847984475">
-    <w:abstractNumId w:val="21"/>
+    <w:abstractNumId w:val="30"/>
   </w:num>
   <w:num w:numId="36" w16cid:durableId="1181092488">
     <w:abstractNumId w:val="1"/>
   </w:num>
   <w:num w:numId="37" w16cid:durableId="1159728657">
-    <w:abstractNumId w:val="26"/>
+    <w:abstractNumId w:val="37"/>
   </w:num>
   <w:num w:numId="38" w16cid:durableId="439566758">
-    <w:abstractNumId w:val="16"/>
+    <w:abstractNumId w:val="24"/>
   </w:num>
   <w:num w:numId="39" w16cid:durableId="829751323">
-    <w:abstractNumId w:val="30"/>
+    <w:abstractNumId w:val="41"/>
   </w:num>
   <w:num w:numId="40" w16cid:durableId="180513785">
-    <w:abstractNumId w:val="25"/>
+    <w:abstractNumId w:val="35"/>
+  </w:num>
+  <w:num w:numId="41" w16cid:durableId="245193212">
+    <w:abstractNumId w:val="19"/>
+  </w:num>
+  <w:num w:numId="42" w16cid:durableId="2027055034">
+    <w:abstractNumId w:val="44"/>
+  </w:num>
+  <w:num w:numId="43" w16cid:durableId="679503795">
+    <w:abstractNumId w:val="36"/>
+  </w:num>
+  <w:num w:numId="44" w16cid:durableId="1667202302">
+    <w:abstractNumId w:val="11"/>
+  </w:num>
+  <w:num w:numId="45" w16cid:durableId="2029797398">
+    <w:abstractNumId w:val="31"/>
+  </w:num>
+  <w:num w:numId="46" w16cid:durableId="569657915">
+    <w:abstractNumId w:val="19"/>
+    <w:lvlOverride w:ilvl="0"/>
+    <w:lvlOverride w:ilvl="1"/>
+    <w:lvlOverride w:ilvl="2"/>
+    <w:lvlOverride w:ilvl="3"/>
+    <w:lvlOverride w:ilvl="4"/>
+    <w:lvlOverride w:ilvl="5"/>
+    <w:lvlOverride w:ilvl="6"/>
+    <w:lvlOverride w:ilvl="7"/>
+    <w:lvlOverride w:ilvl="8"/>
+  </w:num>
+  <w:num w:numId="47" w16cid:durableId="1999574953">
+    <w:abstractNumId w:val="44"/>
+    <w:lvlOverride w:ilvl="0"/>
+    <w:lvlOverride w:ilvl="1"/>
+    <w:lvlOverride w:ilvl="2"/>
+    <w:lvlOverride w:ilvl="3"/>
+    <w:lvlOverride w:ilvl="4"/>
+    <w:lvlOverride w:ilvl="5"/>
+    <w:lvlOverride w:ilvl="6"/>
+    <w:lvlOverride w:ilvl="7"/>
+    <w:lvlOverride w:ilvl="8"/>
+  </w:num>
+  <w:num w:numId="48" w16cid:durableId="1503664272">
+    <w:abstractNumId w:val="36"/>
+    <w:lvlOverride w:ilvl="0"/>
+    <w:lvlOverride w:ilvl="1"/>
+    <w:lvlOverride w:ilvl="2"/>
+    <w:lvlOverride w:ilvl="3"/>
+    <w:lvlOverride w:ilvl="4"/>
+    <w:lvlOverride w:ilvl="5"/>
+    <w:lvlOverride w:ilvl="6"/>
+    <w:lvlOverride w:ilvl="7"/>
+    <w:lvlOverride w:ilvl="8"/>
+  </w:num>
+  <w:num w:numId="49" w16cid:durableId="796146759">
+    <w:abstractNumId w:val="11"/>
+    <w:lvlOverride w:ilvl="0"/>
+    <w:lvlOverride w:ilvl="1"/>
+    <w:lvlOverride w:ilvl="2"/>
+    <w:lvlOverride w:ilvl="3"/>
+    <w:lvlOverride w:ilvl="4"/>
+    <w:lvlOverride w:ilvl="5"/>
+    <w:lvlOverride w:ilvl="6"/>
+    <w:lvlOverride w:ilvl="7"/>
+    <w:lvlOverride w:ilvl="8"/>
+  </w:num>
+  <w:num w:numId="50" w16cid:durableId="1200320401">
+    <w:abstractNumId w:val="31"/>
+    <w:lvlOverride w:ilvl="0">
+      <w:startOverride w:val="1"/>
+    </w:lvlOverride>
+    <w:lvlOverride w:ilvl="1"/>
+    <w:lvlOverride w:ilvl="2"/>
+    <w:lvlOverride w:ilvl="3"/>
+    <w:lvlOverride w:ilvl="4"/>
+    <w:lvlOverride w:ilvl="5"/>
+    <w:lvlOverride w:ilvl="6"/>
+    <w:lvlOverride w:ilvl="7"/>
+    <w:lvlOverride w:ilvl="8"/>
+  </w:num>
+  <w:num w:numId="51" w16cid:durableId="1805463558">
+    <w:abstractNumId w:val="2"/>
+  </w:num>
+  <w:num w:numId="52" w16cid:durableId="1696805274">
+    <w:abstractNumId w:val="17"/>
+  </w:num>
+  <w:num w:numId="53" w16cid:durableId="120610703">
+    <w:abstractNumId w:val="20"/>
+  </w:num>
+  <w:num w:numId="54" w16cid:durableId="244460096">
+    <w:abstractNumId w:val="14"/>
+  </w:num>
+  <w:num w:numId="55" w16cid:durableId="1185292011">
+    <w:abstractNumId w:val="27"/>
+  </w:num>
+  <w:num w:numId="56" w16cid:durableId="1972444419">
+    <w:abstractNumId w:val="23"/>
+  </w:num>
+  <w:num w:numId="57" w16cid:durableId="230123363">
+    <w:abstractNumId w:val="9"/>
   </w:num>
 </w:numbering>
 </file>
@@ -11688,7 +15949,6 @@
   <w:style w:type="character" w:default="1" w:styleId="DefaultParagraphFont">
     <w:name w:val="Default Paragraph Font"/>
     <w:uiPriority w:val="1"/>
-    <w:semiHidden/>
     <w:unhideWhenUsed/>
   </w:style>
   <w:style w:type="table" w:default="1" w:styleId="TableNormal">
@@ -12508,7 +16768,7 @@
 
 <file path=customXml/item1.xml><?xml version="1.0" encoding="utf-8"?>
 <titus xmlns="http://schemas.titus.com/TitusProperties/">
-  <TitusGUID xmlns="">4c81ff30-0c8c-490c-b90b-f963358c7181</TitusGUID>
+  <TitusGUID xmlns="">18f9459b-e46e-4b20-9653-446317489475</TitusGUID>
   <TitusMetadata xmlns="">eyJucyI6Imh0dHA6XC9cL3d3dy50aXR1cy5jb21cL25zXC9EcmFwZXIgTGFib3JhdG9yeSIsInByb3BzIjpbeyJuIjoiQ2xhc3NpZmljYXRpb24iLCJ2YWxzIjpbeyJ2YWx1ZSI6Ik5vbmUifV19LHsibiI6IkNVSU1hcmtpbmdUeXBlIiwidmFscyI6W119LHsibiI6IkZpbHRlckNhdGVnb3J5IiwidmFscyI6W119LHsibiI6IkNVSUNhdGVnb3J5IiwidmFscyI6W119LHsibiI6IkRpc3NlbWluYXRpb24iLCJ2YWxzIjpbXX0seyJuIjoiRUNJSnVyaXMiLCJ2YWxzIjpbXX0seyJuIjoiUHJvcHJpZXRhcnlUeXBlIiwidmFscyI6W119LHsibiI6IlByb3BTdGF0ZW1lbnQiLCJ2YWxzIjpbXX1dfQ==</TitusMetadata>
 </titus>
 </file>

--- a/CoDADE_RickUpdate_06-09-25.docx
+++ b/CoDADE_RickUpdate_06-09-25.docx
@@ -2739,14 +2739,37 @@
           <w:ilvl w:val="2"/>
           <w:numId w:val="2"/>
         </w:numPr>
+        <w:rPr>
+          <w:ins w:id="94" w:author="Ram, Abhishek" w:date="2025-10-16T11:40:00Z" w16du:dateUtc="2025-10-16T15:40:00Z"/>
+          <w:rPrChange w:id="95" w:author="Ram, Abhishek" w:date="2025-10-16T11:40:00Z" w16du:dateUtc="2025-10-16T15:40:00Z">
+            <w:rPr>
+              <w:ins w:id="96" w:author="Ram, Abhishek" w:date="2025-10-16T11:40:00Z" w16du:dateUtc="2025-10-16T15:40:00Z"/>
+              <w:b/>
+              <w:bCs/>
+            </w:rPr>
+          </w:rPrChange>
+        </w:rPr>
       </w:pPr>
       <w:r>
         <w:t>Worthwhile topic – your prediction horizon, ML is great at interpolation, not necessarily at extrapolation. How do you appropriately use your models to solve different problems, especially as they relate to DTw development</w:t>
       </w:r>
       <w:r>
-        <w:t xml:space="preserve"> - </w:t>
-      </w:r>
-      <w:del w:id="94" w:author="Ram, Abhishek" w:date="2025-09-08T11:30:00Z" w16du:dateUtc="2025-09-08T15:30:00Z">
+        <w:t xml:space="preserve"> </w:t>
+      </w:r>
+      <w:del w:id="97" w:author="Ram, Abhishek" w:date="2025-10-16T11:40:00Z" w16du:dateUtc="2025-10-16T15:40:00Z">
+        <w:r>
+          <w:delText>-</w:delText>
+        </w:r>
+      </w:del>
+      <w:ins w:id="98" w:author="Ram, Abhishek" w:date="2025-10-16T11:40:00Z" w16du:dateUtc="2025-10-16T15:40:00Z">
+        <w:r>
+          <w:t>–</w:t>
+        </w:r>
+      </w:ins>
+      <w:r>
+        <w:t xml:space="preserve"> </w:t>
+      </w:r>
+      <w:del w:id="99" w:author="Ram, Abhishek" w:date="2025-09-08T11:30:00Z" w16du:dateUtc="2025-09-08T15:30:00Z">
         <w:r>
           <w:rPr>
             <w:b/>
@@ -2755,7 +2778,7 @@
           <w:delText>Steve</w:delText>
         </w:r>
       </w:del>
-      <w:ins w:id="95" w:author="Ram, Abhishek" w:date="2025-09-08T11:30:00Z" w16du:dateUtc="2025-09-08T15:30:00Z">
+      <w:ins w:id="100" w:author="Ram, Abhishek" w:date="2025-09-08T11:30:00Z" w16du:dateUtc="2025-09-08T15:30:00Z">
         <w:r>
           <w:rPr>
             <w:b/>
@@ -2773,142 +2796,39 @@
           <w:numId w:val="2"/>
         </w:numPr>
         <w:rPr>
-          <w:strike/>
-          <w:rPrChange w:id="96" w:author="Ram, Abhishek" w:date="2025-09-08T11:22:00Z" w16du:dateUtc="2025-09-08T15:22:00Z">
-            <w:rPr/>
+          <w:ins w:id="101" w:author="Ram, Abhishek" w:date="2025-10-16T11:40:00Z" w16du:dateUtc="2025-10-16T15:40:00Z"/>
+          <w:highlight w:val="yellow"/>
+          <w:rPrChange w:id="102" w:author="Ram, Abhishek" w:date="2025-10-16T11:41:00Z" w16du:dateUtc="2025-10-16T15:41:00Z">
+            <w:rPr>
+              <w:ins w:id="103" w:author="Ram, Abhishek" w:date="2025-10-16T11:40:00Z" w16du:dateUtc="2025-10-16T15:40:00Z"/>
+              <w:strike/>
+              <w:highlight w:val="yellow"/>
+            </w:rPr>
           </w:rPrChange>
         </w:rPr>
-      </w:pPr>
-      <w:r>
-        <w:rPr>
-          <w:strike/>
-          <w:rPrChange w:id="97" w:author="Ram, Abhishek" w:date="2025-09-08T11:22:00Z" w16du:dateUtc="2025-09-08T15:22:00Z">
-            <w:rPr/>
-          </w:rPrChange>
-        </w:rPr>
-        <w:t>How to describe the “region of competence”</w:t>
-      </w:r>
-      <w:ins w:id="98" w:author="Ram, Abhishek" w:date="2025-06-24T11:45:00Z" w16du:dateUtc="2025-06-24T15:45:00Z">
+        <w:pPrChange w:id="104" w:author="Ram, Abhishek" w:date="2025-10-16T11:41:00Z" w16du:dateUtc="2025-10-16T15:41:00Z">
+          <w:pPr>
+            <w:pStyle w:val="ListParagraph"/>
+            <w:numPr>
+              <w:ilvl w:val="1"/>
+              <w:numId w:val="2"/>
+            </w:numPr>
+            <w:ind w:left="1872" w:hanging="360"/>
+          </w:pPr>
+        </w:pPrChange>
+      </w:pPr>
+      <w:ins w:id="105" w:author="Ram, Abhishek" w:date="2025-10-16T11:40:00Z" w16du:dateUtc="2025-10-16T15:40:00Z">
         <w:r>
           <w:rPr>
-            <w:strike/>
-            <w:rPrChange w:id="99" w:author="Ram, Abhishek" w:date="2025-09-08T11:22:00Z" w16du:dateUtc="2025-09-08T15:22:00Z">
-              <w:rPr/>
-            </w:rPrChange>
-          </w:rPr>
-          <w:t xml:space="preserve"> (where it is applicable and where it isn’t)</w:t>
-        </w:r>
-      </w:ins>
-      <w:r>
-        <w:rPr>
-          <w:strike/>
-          <w:rPrChange w:id="100" w:author="Ram, Abhishek" w:date="2025-09-08T11:22:00Z" w16du:dateUtc="2025-09-08T15:22:00Z">
-            <w:rPr/>
-          </w:rPrChange>
-        </w:rPr>
-        <w:t xml:space="preserve"> for models</w:t>
-      </w:r>
-      <w:ins w:id="101" w:author="Ram, Abhishek" w:date="2025-06-24T11:44:00Z" w16du:dateUtc="2025-06-24T15:44:00Z">
-        <w:r>
-          <w:rPr>
-            <w:b/>
-            <w:bCs/>
-            <w:strike/>
-            <w:rPrChange w:id="102" w:author="Ram, Abhishek" w:date="2025-09-08T11:22:00Z" w16du:dateUtc="2025-09-08T15:22:00Z">
-              <w:rPr/>
-            </w:rPrChange>
-          </w:rPr>
-          <w:t xml:space="preserve"> </w:t>
-        </w:r>
-        <w:r>
-          <w:rPr>
-            <w:b/>
-            <w:bCs/>
-            <w:strike/>
-            <w:rPrChange w:id="103" w:author="Ram, Abhishek" w:date="2025-09-08T11:22:00Z" w16du:dateUtc="2025-09-08T15:22:00Z">
-              <w:rPr/>
-            </w:rPrChange>
-          </w:rPr>
-          <w:sym w:font="Wingdings" w:char="F0E0"/>
-        </w:r>
-        <w:r>
-          <w:rPr>
-            <w:b/>
-            <w:bCs/>
-            <w:strike/>
-            <w:rPrChange w:id="104" w:author="Ram, Abhishek" w:date="2025-09-08T11:22:00Z" w16du:dateUtc="2025-09-08T15:22:00Z">
-              <w:rPr/>
-            </w:rPrChange>
-          </w:rPr>
-          <w:t xml:space="preserve"> Alicia</w:t>
-        </w:r>
-      </w:ins>
-    </w:p>
-    <w:p>
-      <w:pPr>
-        <w:pStyle w:val="ListParagraph"/>
-        <w:numPr>
-          <w:ilvl w:val="3"/>
-          <w:numId w:val="2"/>
-        </w:numPr>
-        <w:rPr>
-          <w:strike/>
-          <w:rPrChange w:id="105" w:author="Ram, Abhishek" w:date="2025-09-08T11:22:00Z" w16du:dateUtc="2025-09-08T15:22:00Z">
-            <w:rPr/>
-          </w:rPrChange>
-        </w:rPr>
-      </w:pPr>
-      <w:r>
-        <w:rPr>
-          <w:strike/>
-          <w:rPrChange w:id="106" w:author="Ram, Abhishek" w:date="2025-09-08T11:22:00Z" w16du:dateUtc="2025-09-08T15:22:00Z">
-            <w:rPr/>
-          </w:rPrChange>
-        </w:rPr>
-        <w:t>How to identify appropriate parameters and features for training models</w:t>
-      </w:r>
-      <w:ins w:id="107" w:author="Ram, Abhishek" w:date="2025-06-24T11:44:00Z">
-        <w:r>
-          <w:rPr>
-            <w:b/>
-            <w:bCs/>
-            <w:strike/>
-            <w:rPrChange w:id="108" w:author="Ram, Abhishek" w:date="2025-09-08T11:22:00Z" w16du:dateUtc="2025-09-08T15:22:00Z">
+            <w:highlight w:val="yellow"/>
+            <w:rPrChange w:id="106" w:author="Ram, Abhishek" w:date="2025-10-16T11:41:00Z" w16du:dateUtc="2025-10-16T15:41:00Z">
               <w:rPr>
-                <w:b/>
-                <w:bCs/>
+                <w:strike/>
+                <w:highlight w:val="yellow"/>
               </w:rPr>
             </w:rPrChange>
           </w:rPr>
-          <w:t xml:space="preserve"> </w:t>
-        </w:r>
-        <w:r>
-          <w:rPr>
-            <w:b/>
-            <w:bCs/>
-            <w:strike/>
-            <w:rPrChange w:id="109" w:author="Ram, Abhishek" w:date="2025-09-08T11:22:00Z" w16du:dateUtc="2025-09-08T15:22:00Z">
-              <w:rPr>
-                <w:b/>
-                <w:bCs/>
-              </w:rPr>
-            </w:rPrChange>
-          </w:rPr>
-          <w:sym w:font="Wingdings" w:char="F0E0"/>
-        </w:r>
-        <w:r>
-          <w:rPr>
-            <w:b/>
-            <w:bCs/>
-            <w:strike/>
-            <w:rPrChange w:id="110" w:author="Ram, Abhishek" w:date="2025-09-08T11:22:00Z" w16du:dateUtc="2025-09-08T15:22:00Z">
-              <w:rPr>
-                <w:b/>
-                <w:bCs/>
-              </w:rPr>
-            </w:rPrChange>
-          </w:rPr>
-          <w:t xml:space="preserve"> Alicia</w:t>
+          <w:t>Decomposition of complex systems (e.g., engine modeling)</w:t>
         </w:r>
       </w:ins>
     </w:p>
@@ -2921,395 +2841,12 @@
         </w:numPr>
         <w:rPr>
           <w:strike/>
-          <w:rPrChange w:id="111" w:author="Ram, Abhishek" w:date="2025-09-08T11:22:00Z" w16du:dateUtc="2025-09-08T15:22:00Z">
+          <w:highlight w:val="yellow"/>
+          <w:rPrChange w:id="107" w:author="Ram, Abhishek" w:date="2025-10-16T11:41:00Z" w16du:dateUtc="2025-10-16T15:41:00Z">
             <w:rPr/>
           </w:rPrChange>
         </w:rPr>
-      </w:pPr>
-      <w:r>
-        <w:rPr>
-          <w:strike/>
-          <w:rPrChange w:id="112" w:author="Ram, Abhishek" w:date="2025-09-08T11:22:00Z" w16du:dateUtc="2025-09-08T15:22:00Z">
-            <w:rPr/>
-          </w:rPrChange>
-        </w:rPr>
-        <w:t>How to navigate intellectual debt (“unexplainability”) of data and models</w:t>
-      </w:r>
-      <w:ins w:id="113" w:author="Ram, Abhishek" w:date="2025-06-24T11:44:00Z">
-        <w:r>
-          <w:rPr>
-            <w:b/>
-            <w:bCs/>
-            <w:strike/>
-            <w:rPrChange w:id="114" w:author="Ram, Abhishek" w:date="2025-09-08T11:22:00Z" w16du:dateUtc="2025-09-08T15:22:00Z">
-              <w:rPr>
-                <w:b/>
-                <w:bCs/>
-              </w:rPr>
-            </w:rPrChange>
-          </w:rPr>
-          <w:t xml:space="preserve"> </w:t>
-        </w:r>
-        <w:r>
-          <w:rPr>
-            <w:b/>
-            <w:bCs/>
-            <w:strike/>
-            <w:rPrChange w:id="115" w:author="Ram, Abhishek" w:date="2025-09-08T11:22:00Z" w16du:dateUtc="2025-09-08T15:22:00Z">
-              <w:rPr>
-                <w:b/>
-                <w:bCs/>
-              </w:rPr>
-            </w:rPrChange>
-          </w:rPr>
-          <w:sym w:font="Wingdings" w:char="F0E0"/>
-        </w:r>
-        <w:r>
-          <w:rPr>
-            <w:b/>
-            <w:bCs/>
-            <w:strike/>
-            <w:rPrChange w:id="116" w:author="Ram, Abhishek" w:date="2025-09-08T11:22:00Z" w16du:dateUtc="2025-09-08T15:22:00Z">
-              <w:rPr>
-                <w:b/>
-                <w:bCs/>
-              </w:rPr>
-            </w:rPrChange>
-          </w:rPr>
-          <w:t xml:space="preserve"> Alicia</w:t>
-        </w:r>
-      </w:ins>
-    </w:p>
-    <w:p>
-      <w:pPr>
-        <w:pStyle w:val="ListParagraph"/>
-        <w:numPr>
-          <w:ilvl w:val="3"/>
-          <w:numId w:val="2"/>
-        </w:numPr>
-        <w:rPr>
-          <w:strike/>
-          <w:rPrChange w:id="117" w:author="Ram, Abhishek" w:date="2025-09-08T11:22:00Z" w16du:dateUtc="2025-09-08T15:22:00Z">
-            <w:rPr/>
-          </w:rPrChange>
-        </w:rPr>
-      </w:pPr>
-      <w:r>
-        <w:rPr>
-          <w:strike/>
-          <w:rPrChange w:id="118" w:author="Ram, Abhishek" w:date="2025-09-08T11:22:00Z" w16du:dateUtc="2025-09-08T15:22:00Z">
-            <w:rPr/>
-          </w:rPrChange>
-        </w:rPr>
-        <w:t>How to conduct model validation using uncertainty quantification (including distinction between epistemic and aleatoric uncertainties)</w:t>
-      </w:r>
-      <w:ins w:id="119" w:author="Ram, Abhishek" w:date="2025-06-24T11:44:00Z">
-        <w:r>
-          <w:rPr>
-            <w:b/>
-            <w:bCs/>
-            <w:strike/>
-            <w:rPrChange w:id="120" w:author="Ram, Abhishek" w:date="2025-09-08T11:22:00Z" w16du:dateUtc="2025-09-08T15:22:00Z">
-              <w:rPr>
-                <w:b/>
-                <w:bCs/>
-              </w:rPr>
-            </w:rPrChange>
-          </w:rPr>
-          <w:t xml:space="preserve"> </w:t>
-        </w:r>
-        <w:r>
-          <w:rPr>
-            <w:b/>
-            <w:bCs/>
-            <w:strike/>
-            <w:rPrChange w:id="121" w:author="Ram, Abhishek" w:date="2025-09-08T11:22:00Z" w16du:dateUtc="2025-09-08T15:22:00Z">
-              <w:rPr>
-                <w:b/>
-                <w:bCs/>
-              </w:rPr>
-            </w:rPrChange>
-          </w:rPr>
-          <w:sym w:font="Wingdings" w:char="F0E0"/>
-        </w:r>
-        <w:r>
-          <w:rPr>
-            <w:b/>
-            <w:bCs/>
-            <w:strike/>
-            <w:rPrChange w:id="122" w:author="Ram, Abhishek" w:date="2025-09-08T11:22:00Z" w16du:dateUtc="2025-09-08T15:22:00Z">
-              <w:rPr>
-                <w:b/>
-                <w:bCs/>
-              </w:rPr>
-            </w:rPrChange>
-          </w:rPr>
-          <w:t xml:space="preserve"> Alicia</w:t>
-        </w:r>
-      </w:ins>
-    </w:p>
-    <w:p>
-      <w:pPr>
-        <w:pStyle w:val="ListParagraph"/>
-        <w:numPr>
-          <w:ilvl w:val="3"/>
-          <w:numId w:val="2"/>
-        </w:numPr>
-        <w:rPr>
-          <w:ins w:id="123" w:author="Ram, Abhishek" w:date="2025-07-14T11:14:00Z" w16du:dateUtc="2025-07-14T15:14:00Z"/>
-          <w:strike/>
-          <w:rPrChange w:id="124" w:author="Ram, Abhishek" w:date="2025-09-08T11:22:00Z" w16du:dateUtc="2025-09-08T15:22:00Z">
-            <w:rPr>
-              <w:ins w:id="125" w:author="Ram, Abhishek" w:date="2025-07-14T11:14:00Z" w16du:dateUtc="2025-07-14T15:14:00Z"/>
-              <w:b/>
-              <w:bCs/>
-            </w:rPr>
-          </w:rPrChange>
-        </w:rPr>
-      </w:pPr>
-      <w:r>
-        <w:rPr>
-          <w:strike/>
-          <w:rPrChange w:id="126" w:author="Ram, Abhishek" w:date="2025-09-08T11:22:00Z" w16du:dateUtc="2025-09-08T15:22:00Z">
-            <w:rPr/>
-          </w:rPrChange>
-        </w:rPr>
-        <w:t>How to use unsupervised machine learning appropriately</w:t>
-      </w:r>
-      <w:ins w:id="127" w:author="Ram, Abhishek" w:date="2025-06-24T11:44:00Z">
-        <w:r>
-          <w:rPr>
-            <w:b/>
-            <w:bCs/>
-            <w:strike/>
-            <w:rPrChange w:id="128" w:author="Ram, Abhishek" w:date="2025-09-08T11:22:00Z" w16du:dateUtc="2025-09-08T15:22:00Z">
-              <w:rPr>
-                <w:b/>
-                <w:bCs/>
-              </w:rPr>
-            </w:rPrChange>
-          </w:rPr>
-          <w:t xml:space="preserve"> </w:t>
-        </w:r>
-        <w:r>
-          <w:rPr>
-            <w:b/>
-            <w:bCs/>
-            <w:strike/>
-            <w:rPrChange w:id="129" w:author="Ram, Abhishek" w:date="2025-09-08T11:22:00Z" w16du:dateUtc="2025-09-08T15:22:00Z">
-              <w:rPr>
-                <w:b/>
-                <w:bCs/>
-              </w:rPr>
-            </w:rPrChange>
-          </w:rPr>
-          <w:sym w:font="Wingdings" w:char="F0E0"/>
-        </w:r>
-        <w:r>
-          <w:rPr>
-            <w:b/>
-            <w:bCs/>
-            <w:strike/>
-            <w:rPrChange w:id="130" w:author="Ram, Abhishek" w:date="2025-09-08T11:22:00Z" w16du:dateUtc="2025-09-08T15:22:00Z">
-              <w:rPr>
-                <w:b/>
-                <w:bCs/>
-              </w:rPr>
-            </w:rPrChange>
-          </w:rPr>
-          <w:t xml:space="preserve"> Alicia</w:t>
-        </w:r>
-      </w:ins>
-    </w:p>
-    <w:p>
-      <w:pPr>
-        <w:pStyle w:val="ListParagraph"/>
-        <w:numPr>
-          <w:ilvl w:val="3"/>
-          <w:numId w:val="2"/>
-        </w:numPr>
-        <w:rPr>
-          <w:del w:id="131" w:author="Ram, Abhishek" w:date="2025-07-14T11:15:00Z" w16du:dateUtc="2025-07-14T15:15:00Z"/>
-        </w:rPr>
-      </w:pPr>
-    </w:p>
-    <w:p>
-      <w:pPr>
-        <w:pStyle w:val="ListParagraph"/>
-        <w:numPr>
-          <w:ilvl w:val="1"/>
-          <w:numId w:val="2"/>
-        </w:numPr>
-      </w:pPr>
-      <w:r>
-        <w:t>Transparency and trust in AI modeling</w:t>
-      </w:r>
-      <w:ins w:id="132" w:author="Ram, Abhishek" w:date="2025-06-24T11:45:00Z" w16du:dateUtc="2025-06-24T15:45:00Z">
-        <w:r>
-          <w:t xml:space="preserve"> </w:t>
-        </w:r>
-        <w:r>
-          <w:sym w:font="Wingdings" w:char="F0E0"/>
-        </w:r>
-        <w:r>
-          <w:t xml:space="preserve"> </w:t>
-        </w:r>
-        <w:r>
-          <w:rPr>
-            <w:b/>
-            <w:bCs/>
-            <w:rPrChange w:id="133" w:author="Ram, Abhishek" w:date="2025-06-24T11:46:00Z" w16du:dateUtc="2025-06-24T15:46:00Z">
-              <w:rPr/>
-            </w:rPrChange>
-          </w:rPr>
-          <w:t>Abhi</w:t>
-        </w:r>
-      </w:ins>
-    </w:p>
-    <w:p>
-      <w:pPr>
-        <w:pStyle w:val="ListParagraph"/>
-        <w:numPr>
-          <w:ilvl w:val="2"/>
-          <w:numId w:val="2"/>
-        </w:numPr>
-        <w:rPr>
-          <w:ins w:id="134" w:author="Ram, Abhishek" w:date="2025-06-24T11:50:00Z" w16du:dateUtc="2025-06-24T15:50:00Z"/>
-        </w:rPr>
-      </w:pPr>
-      <w:r>
-        <w:t xml:space="preserve">Think of human beings. AI is just a tool </w:t>
-      </w:r>
-      <w:r>
-        <w:sym w:font="Wingdings" w:char="F0E0"/>
-      </w:r>
-      <w:r>
-        <w:t xml:space="preserve"> it has no mind of its own, everything it knows is based on an amalgamation of what it is and what it has been trained to do. This is analogous to human beings </w:t>
-      </w:r>
-      <w:r>
-        <w:sym w:font="Wingdings" w:char="F0E0"/>
-      </w:r>
-      <w:r>
-        <w:t xml:space="preserve"> no two humans are the same; they are a mixture of their genetic encoding and their experiences. At the end of the day, as AI is a mimicry of human cognition, where everything it knows is based on what humans tell it, transparency and trust in AI modeling lies not with the AI, but with the humans developing, managing, and using it.</w:t>
-      </w:r>
-    </w:p>
-    <w:p>
-      <w:pPr>
-        <w:pStyle w:val="ListParagraph"/>
-        <w:numPr>
-          <w:ilvl w:val="0"/>
-          <w:numId w:val="2"/>
-        </w:numPr>
-        <w:rPr>
-          <w:ins w:id="135" w:author="Ram, Abhishek" w:date="2025-06-24T11:50:00Z" w16du:dateUtc="2025-06-24T15:50:00Z"/>
-          <w:strike/>
-          <w:highlight w:val="yellow"/>
-          <w:rPrChange w:id="136" w:author="Ram, Abhishek" w:date="2025-09-08T11:22:00Z" w16du:dateUtc="2025-09-08T15:22:00Z">
-            <w:rPr>
-              <w:ins w:id="137" w:author="Ram, Abhishek" w:date="2025-06-24T11:50:00Z" w16du:dateUtc="2025-06-24T15:50:00Z"/>
-            </w:rPr>
-          </w:rPrChange>
-        </w:rPr>
-      </w:pPr>
-      <w:ins w:id="138" w:author="Ram, Abhishek" w:date="2025-06-24T11:50:00Z" w16du:dateUtc="2025-06-24T15:50:00Z">
-        <w:r>
-          <w:rPr>
-            <w:highlight w:val="yellow"/>
-            <w:rPrChange w:id="139" w:author="Ram, Abhishek" w:date="2025-06-24T11:50:00Z" w16du:dateUtc="2025-06-24T15:50:00Z">
-              <w:rPr/>
-            </w:rPrChange>
-          </w:rPr>
-          <w:t>C</w:t>
-        </w:r>
-        <w:r>
-          <w:rPr>
-            <w:strike/>
-            <w:highlight w:val="yellow"/>
-            <w:rPrChange w:id="140" w:author="Ram, Abhishek" w:date="2025-09-08T11:22:00Z" w16du:dateUtc="2025-09-08T15:22:00Z">
-              <w:rPr/>
-            </w:rPrChange>
-          </w:rPr>
-          <w:t>ontextualizing Different Computational Methods and Model Development Standardization</w:t>
-        </w:r>
-      </w:ins>
-    </w:p>
-    <w:p>
-      <w:pPr>
-        <w:pStyle w:val="ListParagraph"/>
-        <w:numPr>
-          <w:ilvl w:val="1"/>
-          <w:numId w:val="2"/>
-        </w:numPr>
-        <w:rPr>
-          <w:ins w:id="141" w:author="Ram, Abhishek" w:date="2025-06-24T11:50:00Z" w16du:dateUtc="2025-06-24T15:50:00Z"/>
-          <w:strike/>
-          <w:highlight w:val="yellow"/>
-          <w:rPrChange w:id="142" w:author="Ram, Abhishek" w:date="2025-09-08T11:22:00Z" w16du:dateUtc="2025-09-08T15:22:00Z">
-            <w:rPr>
-              <w:ins w:id="143" w:author="Ram, Abhishek" w:date="2025-06-24T11:50:00Z" w16du:dateUtc="2025-06-24T15:50:00Z"/>
-            </w:rPr>
-          </w:rPrChange>
-        </w:rPr>
-      </w:pPr>
-      <w:ins w:id="144" w:author="Ram, Abhishek" w:date="2025-06-24T11:50:00Z" w16du:dateUtc="2025-06-24T15:50:00Z">
-        <w:r>
-          <w:rPr>
-            <w:strike/>
-            <w:highlight w:val="yellow"/>
-            <w:rPrChange w:id="145" w:author="Ram, Abhishek" w:date="2025-09-08T11:22:00Z" w16du:dateUtc="2025-09-08T15:22:00Z">
-              <w:rPr/>
-            </w:rPrChange>
-          </w:rPr>
-          <w:t>Physics-based methods</w:t>
-        </w:r>
-      </w:ins>
-    </w:p>
-    <w:p>
-      <w:pPr>
-        <w:pStyle w:val="ListParagraph"/>
-        <w:numPr>
-          <w:ilvl w:val="1"/>
-          <w:numId w:val="2"/>
-        </w:numPr>
-        <w:rPr>
-          <w:ins w:id="146" w:author="Ram, Abhishek" w:date="2025-06-24T11:50:00Z" w16du:dateUtc="2025-06-24T15:50:00Z"/>
-          <w:strike/>
-          <w:highlight w:val="yellow"/>
-          <w:rPrChange w:id="147" w:author="Ram, Abhishek" w:date="2025-09-08T11:22:00Z" w16du:dateUtc="2025-09-08T15:22:00Z">
-            <w:rPr>
-              <w:ins w:id="148" w:author="Ram, Abhishek" w:date="2025-06-24T11:50:00Z" w16du:dateUtc="2025-06-24T15:50:00Z"/>
-            </w:rPr>
-          </w:rPrChange>
-        </w:rPr>
-      </w:pPr>
-      <w:ins w:id="149" w:author="Ram, Abhishek" w:date="2025-06-24T11:50:00Z" w16du:dateUtc="2025-06-24T15:50:00Z">
-        <w:r>
-          <w:rPr>
-            <w:strike/>
-            <w:highlight w:val="yellow"/>
-            <w:rPrChange w:id="150" w:author="Ram, Abhishek" w:date="2025-09-08T11:22:00Z" w16du:dateUtc="2025-09-08T15:22:00Z">
-              <w:rPr/>
-            </w:rPrChange>
-          </w:rPr>
-          <w:t>Human-created models</w:t>
-        </w:r>
-      </w:ins>
-    </w:p>
-    <w:p>
-      <w:pPr>
-        <w:pStyle w:val="ListParagraph"/>
-        <w:numPr>
-          <w:ilvl w:val="1"/>
-          <w:numId w:val="2"/>
-        </w:numPr>
-        <w:rPr>
-          <w:strike/>
-          <w:highlight w:val="yellow"/>
-          <w:rPrChange w:id="151" w:author="Ram, Abhishek" w:date="2025-09-08T11:22:00Z" w16du:dateUtc="2025-09-08T15:22:00Z">
-            <w:rPr/>
-          </w:rPrChange>
-        </w:rPr>
-        <w:pPrChange w:id="152" w:author="Ram, Abhishek" w:date="2025-06-24T11:50:00Z" w16du:dateUtc="2025-06-24T15:50:00Z">
+        <w:pPrChange w:id="108" w:author="Ram, Abhishek" w:date="2025-10-16T11:41:00Z" w16du:dateUtc="2025-10-16T15:41:00Z">
           <w:pPr>
             <w:pStyle w:val="ListParagraph"/>
             <w:numPr>
@@ -3320,12 +2857,353 @@
           </w:pPr>
         </w:pPrChange>
       </w:pPr>
-      <w:ins w:id="153" w:author="Ram, Abhishek" w:date="2025-06-24T11:50:00Z" w16du:dateUtc="2025-06-24T15:50:00Z">
+      <w:ins w:id="109" w:author="Ram, Abhishek" w:date="2025-10-16T11:40:00Z" w16du:dateUtc="2025-10-16T15:40:00Z">
+        <w:r>
+          <w:rPr>
+            <w:highlight w:val="yellow"/>
+            <w:rPrChange w:id="110" w:author="Ram, Abhishek" w:date="2025-10-16T11:41:00Z" w16du:dateUtc="2025-10-16T15:41:00Z">
+              <w:rPr>
+                <w:strike/>
+                <w:highlight w:val="yellow"/>
+              </w:rPr>
+            </w:rPrChange>
+          </w:rPr>
+          <w:t>Surrogate modeling is your best friend (how it facilitates multiscale and high-fidelity modeling)</w:t>
+        </w:r>
+      </w:ins>
+    </w:p>
+    <w:p>
+      <w:pPr>
+        <w:pStyle w:val="ListParagraph"/>
+        <w:numPr>
+          <w:ilvl w:val="3"/>
+          <w:numId w:val="2"/>
+        </w:numPr>
+        <w:rPr>
+          <w:del w:id="111" w:author="Ram, Abhishek" w:date="2025-10-16T11:41:00Z" w16du:dateUtc="2025-10-16T15:41:00Z"/>
+          <w:strike/>
+          <w:rPrChange w:id="112" w:author="Ram, Abhishek" w:date="2025-09-08T11:22:00Z" w16du:dateUtc="2025-09-08T15:22:00Z">
+            <w:rPr>
+              <w:del w:id="113" w:author="Ram, Abhishek" w:date="2025-10-16T11:41:00Z" w16du:dateUtc="2025-10-16T15:41:00Z"/>
+            </w:rPr>
+          </w:rPrChange>
+        </w:rPr>
+      </w:pPr>
+      <w:del w:id="114" w:author="Ram, Abhishek" w:date="2025-10-16T11:41:00Z" w16du:dateUtc="2025-10-16T15:41:00Z">
+        <w:r>
+          <w:rPr>
+            <w:strike/>
+            <w:rPrChange w:id="115" w:author="Ram, Abhishek" w:date="2025-09-08T11:22:00Z" w16du:dateUtc="2025-09-08T15:22:00Z">
+              <w:rPr/>
+            </w:rPrChange>
+          </w:rPr>
+          <w:delText>How to describe the “region of competence” for models</w:delText>
+        </w:r>
+      </w:del>
+    </w:p>
+    <w:p>
+      <w:pPr>
+        <w:pStyle w:val="ListParagraph"/>
+        <w:numPr>
+          <w:ilvl w:val="3"/>
+          <w:numId w:val="2"/>
+        </w:numPr>
+        <w:rPr>
+          <w:del w:id="116" w:author="Ram, Abhishek" w:date="2025-10-16T11:41:00Z" w16du:dateUtc="2025-10-16T15:41:00Z"/>
+          <w:strike/>
+          <w:rPrChange w:id="117" w:author="Ram, Abhishek" w:date="2025-09-08T11:22:00Z" w16du:dateUtc="2025-09-08T15:22:00Z">
+            <w:rPr>
+              <w:del w:id="118" w:author="Ram, Abhishek" w:date="2025-10-16T11:41:00Z" w16du:dateUtc="2025-10-16T15:41:00Z"/>
+            </w:rPr>
+          </w:rPrChange>
+        </w:rPr>
+      </w:pPr>
+      <w:del w:id="119" w:author="Ram, Abhishek" w:date="2025-10-16T11:41:00Z" w16du:dateUtc="2025-10-16T15:41:00Z">
+        <w:r>
+          <w:rPr>
+            <w:strike/>
+            <w:rPrChange w:id="120" w:author="Ram, Abhishek" w:date="2025-09-08T11:22:00Z" w16du:dateUtc="2025-09-08T15:22:00Z">
+              <w:rPr/>
+            </w:rPrChange>
+          </w:rPr>
+          <w:delText>How to identify appropriate parameters and features for training models</w:delText>
+        </w:r>
+      </w:del>
+    </w:p>
+    <w:p>
+      <w:pPr>
+        <w:pStyle w:val="ListParagraph"/>
+        <w:numPr>
+          <w:ilvl w:val="3"/>
+          <w:numId w:val="2"/>
+        </w:numPr>
+        <w:rPr>
+          <w:del w:id="121" w:author="Ram, Abhishek" w:date="2025-10-16T11:41:00Z" w16du:dateUtc="2025-10-16T15:41:00Z"/>
+          <w:strike/>
+          <w:rPrChange w:id="122" w:author="Ram, Abhishek" w:date="2025-09-08T11:22:00Z" w16du:dateUtc="2025-09-08T15:22:00Z">
+            <w:rPr>
+              <w:del w:id="123" w:author="Ram, Abhishek" w:date="2025-10-16T11:41:00Z" w16du:dateUtc="2025-10-16T15:41:00Z"/>
+            </w:rPr>
+          </w:rPrChange>
+        </w:rPr>
+      </w:pPr>
+      <w:del w:id="124" w:author="Ram, Abhishek" w:date="2025-10-16T11:41:00Z" w16du:dateUtc="2025-10-16T15:41:00Z">
+        <w:r>
+          <w:rPr>
+            <w:strike/>
+            <w:rPrChange w:id="125" w:author="Ram, Abhishek" w:date="2025-09-08T11:22:00Z" w16du:dateUtc="2025-09-08T15:22:00Z">
+              <w:rPr/>
+            </w:rPrChange>
+          </w:rPr>
+          <w:delText>How to navigate intellectual debt (“unexplainability”) of data and models</w:delText>
+        </w:r>
+      </w:del>
+    </w:p>
+    <w:p>
+      <w:pPr>
+        <w:pStyle w:val="ListParagraph"/>
+        <w:numPr>
+          <w:ilvl w:val="3"/>
+          <w:numId w:val="2"/>
+        </w:numPr>
+        <w:rPr>
+          <w:del w:id="126" w:author="Ram, Abhishek" w:date="2025-10-16T11:41:00Z" w16du:dateUtc="2025-10-16T15:41:00Z"/>
+          <w:strike/>
+          <w:rPrChange w:id="127" w:author="Ram, Abhishek" w:date="2025-09-08T11:22:00Z" w16du:dateUtc="2025-09-08T15:22:00Z">
+            <w:rPr>
+              <w:del w:id="128" w:author="Ram, Abhishek" w:date="2025-10-16T11:41:00Z" w16du:dateUtc="2025-10-16T15:41:00Z"/>
+            </w:rPr>
+          </w:rPrChange>
+        </w:rPr>
+      </w:pPr>
+      <w:del w:id="129" w:author="Ram, Abhishek" w:date="2025-10-16T11:41:00Z" w16du:dateUtc="2025-10-16T15:41:00Z">
+        <w:r>
+          <w:rPr>
+            <w:strike/>
+            <w:rPrChange w:id="130" w:author="Ram, Abhishek" w:date="2025-09-08T11:22:00Z" w16du:dateUtc="2025-09-08T15:22:00Z">
+              <w:rPr/>
+            </w:rPrChange>
+          </w:rPr>
+          <w:delText>How to conduct model validation using uncertainty quantification (including distinction between epistemic and aleatoric uncertainties)</w:delText>
+        </w:r>
+      </w:del>
+    </w:p>
+    <w:p>
+      <w:pPr>
+        <w:pStyle w:val="ListParagraph"/>
+        <w:numPr>
+          <w:ilvl w:val="3"/>
+          <w:numId w:val="2"/>
+        </w:numPr>
+        <w:rPr>
+          <w:del w:id="131" w:author="Ram, Abhishek" w:date="2025-07-14T11:15:00Z" w16du:dateUtc="2025-07-14T15:15:00Z"/>
+        </w:rPr>
+      </w:pPr>
+      <w:del w:id="132" w:author="Ram, Abhishek" w:date="2025-10-16T11:41:00Z" w16du:dateUtc="2025-10-16T15:41:00Z">
+        <w:r>
+          <w:rPr>
+            <w:strike/>
+            <w:rPrChange w:id="133" w:author="Ram, Abhishek" w:date="2025-09-08T11:22:00Z" w16du:dateUtc="2025-09-08T15:22:00Z">
+              <w:rPr/>
+            </w:rPrChange>
+          </w:rPr>
+          <w:delText>How to use unsupervised machine learning appropriately</w:delText>
+        </w:r>
+      </w:del>
+    </w:p>
+    <w:p>
+      <w:pPr>
+        <w:pStyle w:val="ListParagraph"/>
+        <w:numPr>
+          <w:ilvl w:val="1"/>
+          <w:numId w:val="2"/>
+        </w:numPr>
+      </w:pPr>
+      <w:r>
+        <w:t>Transparency and trust in AI modeling</w:t>
+      </w:r>
+      <w:ins w:id="134" w:author="Ram, Abhishek" w:date="2025-06-24T11:45:00Z" w16du:dateUtc="2025-06-24T15:45:00Z">
+        <w:r>
+          <w:t xml:space="preserve"> </w:t>
+        </w:r>
+        <w:r>
+          <w:sym w:font="Wingdings" w:char="F0E0"/>
+        </w:r>
+        <w:r>
+          <w:t xml:space="preserve"> </w:t>
+        </w:r>
+        <w:r>
+          <w:rPr>
+            <w:b/>
+            <w:bCs/>
+            <w:rPrChange w:id="135" w:author="Ram, Abhishek" w:date="2025-06-24T11:46:00Z" w16du:dateUtc="2025-06-24T15:46:00Z">
+              <w:rPr/>
+            </w:rPrChange>
+          </w:rPr>
+          <w:t>Abhi</w:t>
+        </w:r>
+      </w:ins>
+    </w:p>
+    <w:p>
+      <w:pPr>
+        <w:pStyle w:val="ListParagraph"/>
+        <w:numPr>
+          <w:ilvl w:val="2"/>
+          <w:numId w:val="2"/>
+        </w:numPr>
+        <w:rPr>
+          <w:ins w:id="136" w:author="Ram, Abhishek" w:date="2025-06-24T11:50:00Z" w16du:dateUtc="2025-06-24T15:50:00Z"/>
+        </w:rPr>
+      </w:pPr>
+      <w:r>
+        <w:t xml:space="preserve">Think of human beings. AI is just a tool </w:t>
+      </w:r>
+      <w:r>
+        <w:sym w:font="Wingdings" w:char="F0E0"/>
+      </w:r>
+      <w:r>
+        <w:t xml:space="preserve"> it has no mind of its own, everything it knows is based on an amalgamation of what it is and what it has been trained to do. This is analogous to human beings </w:t>
+      </w:r>
+      <w:r>
+        <w:sym w:font="Wingdings" w:char="F0E0"/>
+      </w:r>
+      <w:r>
+        <w:t xml:space="preserve"> no two humans are the same; they are a mixture of their genetic encoding and their experiences. At the end of the day, as AI is a mimicry of human cognition, where everything it knows is based on what humans tell it, transparency and trust in AI modeling lies not with the AI, but with the humans developing, managing, and using it.</w:t>
+      </w:r>
+    </w:p>
+    <w:p>
+      <w:pPr>
+        <w:pStyle w:val="ListParagraph"/>
+        <w:numPr>
+          <w:ilvl w:val="0"/>
+          <w:numId w:val="2"/>
+        </w:numPr>
+        <w:rPr>
+          <w:ins w:id="137" w:author="Ram, Abhishek" w:date="2025-06-24T11:50:00Z" w16du:dateUtc="2025-06-24T15:50:00Z"/>
+          <w:strike/>
+          <w:highlight w:val="yellow"/>
+          <w:rPrChange w:id="138" w:author="Ram, Abhishek" w:date="2025-09-08T11:22:00Z" w16du:dateUtc="2025-09-08T15:22:00Z">
+            <w:rPr>
+              <w:ins w:id="139" w:author="Ram, Abhishek" w:date="2025-06-24T11:50:00Z" w16du:dateUtc="2025-06-24T15:50:00Z"/>
+            </w:rPr>
+          </w:rPrChange>
+        </w:rPr>
+      </w:pPr>
+      <w:ins w:id="140" w:author="Ram, Abhishek" w:date="2025-06-24T11:50:00Z" w16du:dateUtc="2025-06-24T15:50:00Z">
+        <w:r>
+          <w:rPr>
+            <w:highlight w:val="yellow"/>
+            <w:rPrChange w:id="141" w:author="Ram, Abhishek" w:date="2025-06-24T11:50:00Z" w16du:dateUtc="2025-06-24T15:50:00Z">
+              <w:rPr/>
+            </w:rPrChange>
+          </w:rPr>
+          <w:t>C</w:t>
+        </w:r>
         <w:r>
           <w:rPr>
             <w:strike/>
             <w:highlight w:val="yellow"/>
-            <w:rPrChange w:id="154" w:author="Ram, Abhishek" w:date="2025-09-08T11:22:00Z" w16du:dateUtc="2025-09-08T15:22:00Z">
+            <w:rPrChange w:id="142" w:author="Ram, Abhishek" w:date="2025-09-08T11:22:00Z" w16du:dateUtc="2025-09-08T15:22:00Z">
+              <w:rPr/>
+            </w:rPrChange>
+          </w:rPr>
+          <w:t>ontextualizing Different Computational Methods and Model Development Standardization</w:t>
+        </w:r>
+      </w:ins>
+    </w:p>
+    <w:p>
+      <w:pPr>
+        <w:pStyle w:val="ListParagraph"/>
+        <w:numPr>
+          <w:ilvl w:val="1"/>
+          <w:numId w:val="2"/>
+        </w:numPr>
+        <w:rPr>
+          <w:ins w:id="143" w:author="Ram, Abhishek" w:date="2025-06-24T11:50:00Z" w16du:dateUtc="2025-06-24T15:50:00Z"/>
+          <w:strike/>
+          <w:highlight w:val="yellow"/>
+          <w:rPrChange w:id="144" w:author="Ram, Abhishek" w:date="2025-09-08T11:22:00Z" w16du:dateUtc="2025-09-08T15:22:00Z">
+            <w:rPr>
+              <w:ins w:id="145" w:author="Ram, Abhishek" w:date="2025-06-24T11:50:00Z" w16du:dateUtc="2025-06-24T15:50:00Z"/>
+            </w:rPr>
+          </w:rPrChange>
+        </w:rPr>
+      </w:pPr>
+      <w:ins w:id="146" w:author="Ram, Abhishek" w:date="2025-06-24T11:50:00Z" w16du:dateUtc="2025-06-24T15:50:00Z">
+        <w:r>
+          <w:rPr>
+            <w:strike/>
+            <w:highlight w:val="yellow"/>
+            <w:rPrChange w:id="147" w:author="Ram, Abhishek" w:date="2025-09-08T11:22:00Z" w16du:dateUtc="2025-09-08T15:22:00Z">
+              <w:rPr/>
+            </w:rPrChange>
+          </w:rPr>
+          <w:t>Physics-based methods</w:t>
+        </w:r>
+      </w:ins>
+    </w:p>
+    <w:p>
+      <w:pPr>
+        <w:pStyle w:val="ListParagraph"/>
+        <w:numPr>
+          <w:ilvl w:val="1"/>
+          <w:numId w:val="2"/>
+        </w:numPr>
+        <w:rPr>
+          <w:ins w:id="148" w:author="Ram, Abhishek" w:date="2025-06-24T11:50:00Z" w16du:dateUtc="2025-06-24T15:50:00Z"/>
+          <w:strike/>
+          <w:highlight w:val="yellow"/>
+          <w:rPrChange w:id="149" w:author="Ram, Abhishek" w:date="2025-09-08T11:22:00Z" w16du:dateUtc="2025-09-08T15:22:00Z">
+            <w:rPr>
+              <w:ins w:id="150" w:author="Ram, Abhishek" w:date="2025-06-24T11:50:00Z" w16du:dateUtc="2025-06-24T15:50:00Z"/>
+            </w:rPr>
+          </w:rPrChange>
+        </w:rPr>
+      </w:pPr>
+      <w:ins w:id="151" w:author="Ram, Abhishek" w:date="2025-06-24T11:50:00Z" w16du:dateUtc="2025-06-24T15:50:00Z">
+        <w:r>
+          <w:rPr>
+            <w:strike/>
+            <w:highlight w:val="yellow"/>
+            <w:rPrChange w:id="152" w:author="Ram, Abhishek" w:date="2025-09-08T11:22:00Z" w16du:dateUtc="2025-09-08T15:22:00Z">
+              <w:rPr/>
+            </w:rPrChange>
+          </w:rPr>
+          <w:t>Human-created models</w:t>
+        </w:r>
+      </w:ins>
+    </w:p>
+    <w:p>
+      <w:pPr>
+        <w:pStyle w:val="ListParagraph"/>
+        <w:numPr>
+          <w:ilvl w:val="1"/>
+          <w:numId w:val="2"/>
+        </w:numPr>
+        <w:rPr>
+          <w:strike/>
+          <w:highlight w:val="yellow"/>
+          <w:rPrChange w:id="153" w:author="Ram, Abhishek" w:date="2025-09-08T11:22:00Z" w16du:dateUtc="2025-09-08T15:22:00Z">
+            <w:rPr/>
+          </w:rPrChange>
+        </w:rPr>
+        <w:pPrChange w:id="154" w:author="Ram, Abhishek" w:date="2025-06-24T11:50:00Z" w16du:dateUtc="2025-06-24T15:50:00Z">
+          <w:pPr>
+            <w:pStyle w:val="ListParagraph"/>
+            <w:numPr>
+              <w:ilvl w:val="2"/>
+              <w:numId w:val="2"/>
+            </w:numPr>
+            <w:ind w:left="2592" w:hanging="360"/>
+          </w:pPr>
+        </w:pPrChange>
+      </w:pPr>
+      <w:ins w:id="155" w:author="Ram, Abhishek" w:date="2025-06-24T11:50:00Z" w16du:dateUtc="2025-06-24T15:50:00Z">
+        <w:r>
+          <w:rPr>
+            <w:strike/>
+            <w:highlight w:val="yellow"/>
+            <w:rPrChange w:id="156" w:author="Ram, Abhishek" w:date="2025-09-08T11:22:00Z" w16du:dateUtc="2025-09-08T15:22:00Z">
               <w:rPr/>
             </w:rPrChange>
           </w:rPr>
@@ -3343,7 +3221,7 @@
         <w:rPr>
           <w:strike/>
           <w:highlight w:val="yellow"/>
-          <w:rPrChange w:id="155" w:author="Ram, Abhishek" w:date="2025-09-08T11:22:00Z" w16du:dateUtc="2025-09-08T15:22:00Z">
+          <w:rPrChange w:id="157" w:author="Ram, Abhishek" w:date="2025-09-08T11:22:00Z" w16du:dateUtc="2025-09-08T15:22:00Z">
             <w:rPr/>
           </w:rPrChange>
         </w:rPr>
@@ -3352,53 +3230,27 @@
         <w:rPr>
           <w:strike/>
           <w:highlight w:val="yellow"/>
-          <w:rPrChange w:id="156" w:author="Ram, Abhishek" w:date="2025-09-08T11:22:00Z" w16du:dateUtc="2025-09-08T15:22:00Z">
+          <w:rPrChange w:id="158" w:author="Ram, Abhishek" w:date="2025-09-08T11:22:00Z" w16du:dateUtc="2025-09-08T15:22:00Z">
             <w:rPr/>
           </w:rPrChange>
         </w:rPr>
         <w:t>Complexity of Multi-Physics and Nonlinearity</w:t>
       </w:r>
-      <w:ins w:id="157" w:author="Ram, Abhishek" w:date="2025-06-24T11:46:00Z" w16du:dateUtc="2025-06-24T15:46:00Z">
+      <w:ins w:id="159" w:author="Ram, Abhishek" w:date="2025-06-24T11:46:00Z" w16du:dateUtc="2025-06-24T15:46:00Z">
         <w:r>
           <w:rPr>
             <w:strike/>
             <w:highlight w:val="yellow"/>
-            <w:rPrChange w:id="158" w:author="Ram, Abhishek" w:date="2025-09-08T11:22:00Z" w16du:dateUtc="2025-09-08T15:22:00Z">
+            <w:rPrChange w:id="160" w:author="Ram, Abhishek" w:date="2025-09-08T11:22:00Z" w16du:dateUtc="2025-09-08T15:22:00Z">
               <w:rPr/>
             </w:rPrChange>
           </w:rPr>
           <w:t xml:space="preserve"> </w:t>
         </w:r>
       </w:ins>
-      <w:ins w:id="159" w:author="Ram, Abhishek" w:date="2025-06-24T11:48:00Z" w16du:dateUtc="2025-06-24T15:48:00Z">
+      <w:ins w:id="161" w:author="Ram, Abhishek" w:date="2025-06-24T11:48:00Z" w16du:dateUtc="2025-06-24T15:48:00Z">
         <w:r>
           <w:rPr>
-            <w:strike/>
-            <w:highlight w:val="yellow"/>
-            <w:rPrChange w:id="160" w:author="Ram, Abhishek" w:date="2025-09-08T11:22:00Z" w16du:dateUtc="2025-09-08T15:22:00Z">
-              <w:rPr>
-                <w:highlight w:val="yellow"/>
-              </w:rPr>
-            </w:rPrChange>
-          </w:rPr>
-          <w:sym w:font="Wingdings" w:char="F0E0"/>
-        </w:r>
-        <w:r>
-          <w:rPr>
-            <w:strike/>
-            <w:highlight w:val="yellow"/>
-            <w:rPrChange w:id="161" w:author="Ram, Abhishek" w:date="2025-09-08T11:22:00Z" w16du:dateUtc="2025-09-08T15:22:00Z">
-              <w:rPr>
-                <w:highlight w:val="yellow"/>
-              </w:rPr>
-            </w:rPrChange>
-          </w:rPr>
-          <w:t xml:space="preserve"> </w:t>
-        </w:r>
-        <w:r>
-          <w:rPr>
-            <w:b/>
-            <w:bCs/>
             <w:strike/>
             <w:highlight w:val="yellow"/>
             <w:rPrChange w:id="162" w:author="Ram, Abhishek" w:date="2025-09-08T11:22:00Z" w16du:dateUtc="2025-09-08T15:22:00Z">
@@ -3407,10 +3259,20 @@
               </w:rPr>
             </w:rPrChange>
           </w:rPr>
-          <w:t>Abhi</w:t>
-        </w:r>
-      </w:ins>
-      <w:ins w:id="163" w:author="Ram, Abhishek" w:date="2025-07-22T11:52:00Z" w16du:dateUtc="2025-07-22T15:52:00Z">
+          <w:sym w:font="Wingdings" w:char="F0E0"/>
+        </w:r>
+        <w:r>
+          <w:rPr>
+            <w:strike/>
+            <w:highlight w:val="yellow"/>
+            <w:rPrChange w:id="163" w:author="Ram, Abhishek" w:date="2025-09-08T11:22:00Z" w16du:dateUtc="2025-09-08T15:22:00Z">
+              <w:rPr>
+                <w:highlight w:val="yellow"/>
+              </w:rPr>
+            </w:rPrChange>
+          </w:rPr>
+          <w:t xml:space="preserve"> </w:t>
+        </w:r>
         <w:r>
           <w:rPr>
             <w:b/>
@@ -3418,6 +3280,22 @@
             <w:strike/>
             <w:highlight w:val="yellow"/>
             <w:rPrChange w:id="164" w:author="Ram, Abhishek" w:date="2025-09-08T11:22:00Z" w16du:dateUtc="2025-09-08T15:22:00Z">
+              <w:rPr>
+                <w:highlight w:val="yellow"/>
+              </w:rPr>
+            </w:rPrChange>
+          </w:rPr>
+          <w:t>Abhi</w:t>
+        </w:r>
+      </w:ins>
+      <w:ins w:id="165" w:author="Ram, Abhishek" w:date="2025-07-22T11:52:00Z" w16du:dateUtc="2025-07-22T15:52:00Z">
+        <w:r>
+          <w:rPr>
+            <w:b/>
+            <w:bCs/>
+            <w:strike/>
+            <w:highlight w:val="yellow"/>
+            <w:rPrChange w:id="166" w:author="Ram, Abhishek" w:date="2025-09-08T11:22:00Z" w16du:dateUtc="2025-09-08T15:22:00Z">
               <w:rPr>
                 <w:b/>
                 <w:bCs/>
@@ -3439,36 +3317,36 @@
         <w:rPr>
           <w:strike/>
           <w:highlight w:val="yellow"/>
-          <w:rPrChange w:id="165" w:author="Ram, Abhishek" w:date="2025-09-08T11:22:00Z" w16du:dateUtc="2025-09-08T15:22:00Z">
+          <w:rPrChange w:id="167" w:author="Ram, Abhishek" w:date="2025-09-08T11:22:00Z" w16du:dateUtc="2025-09-08T15:22:00Z">
             <w:rPr/>
           </w:rPrChange>
         </w:rPr>
       </w:pPr>
       <w:r>
         <w:rPr>
-          <w:strike/>
-          <w:highlight w:val="yellow"/>
-          <w:rPrChange w:id="166" w:author="Ram, Abhishek" w:date="2025-09-08T11:22:00Z" w16du:dateUtc="2025-09-08T15:22:00Z">
-            <w:rPr/>
-          </w:rPrChange>
-        </w:rPr>
-        <w:t>Decomposition of complex systems (e.g., engine modeling)</w:t>
-      </w:r>
-    </w:p>
-    <w:p>
-      <w:pPr>
-        <w:pStyle w:val="ListParagraph"/>
-        <w:numPr>
-          <w:ilvl w:val="1"/>
-          <w:numId w:val="2"/>
-        </w:numPr>
-        <w:rPr>
-          <w:ins w:id="167" w:author="Ram, Abhishek" w:date="2025-06-24T11:47:00Z" w16du:dateUtc="2025-06-24T15:47:00Z"/>
           <w:strike/>
           <w:highlight w:val="yellow"/>
           <w:rPrChange w:id="168" w:author="Ram, Abhishek" w:date="2025-09-08T11:22:00Z" w16du:dateUtc="2025-09-08T15:22:00Z">
+            <w:rPr/>
+          </w:rPrChange>
+        </w:rPr>
+        <w:t>Decomposition of complex systems (e.g., engine modeling)</w:t>
+      </w:r>
+    </w:p>
+    <w:p>
+      <w:pPr>
+        <w:pStyle w:val="ListParagraph"/>
+        <w:numPr>
+          <w:ilvl w:val="1"/>
+          <w:numId w:val="2"/>
+        </w:numPr>
+        <w:rPr>
+          <w:ins w:id="169" w:author="Ram, Abhishek" w:date="2025-06-24T11:47:00Z" w16du:dateUtc="2025-06-24T15:47:00Z"/>
+          <w:strike/>
+          <w:highlight w:val="yellow"/>
+          <w:rPrChange w:id="170" w:author="Ram, Abhishek" w:date="2025-09-08T11:22:00Z" w16du:dateUtc="2025-09-08T15:22:00Z">
             <w:rPr>
-              <w:ins w:id="169" w:author="Ram, Abhishek" w:date="2025-06-24T11:47:00Z" w16du:dateUtc="2025-06-24T15:47:00Z"/>
+              <w:ins w:id="171" w:author="Ram, Abhishek" w:date="2025-06-24T11:47:00Z" w16du:dateUtc="2025-06-24T15:47:00Z"/>
               <w:highlight w:val="yellow"/>
             </w:rPr>
           </w:rPrChange>
@@ -3478,7 +3356,7 @@
         <w:rPr>
           <w:strike/>
           <w:highlight w:val="yellow"/>
-          <w:rPrChange w:id="170" w:author="Ram, Abhishek" w:date="2025-09-08T11:22:00Z" w16du:dateUtc="2025-09-08T15:22:00Z">
+          <w:rPrChange w:id="172" w:author="Ram, Abhishek" w:date="2025-09-08T11:22:00Z" w16du:dateUtc="2025-09-08T15:22:00Z">
             <w:rPr/>
           </w:rPrChange>
         </w:rPr>
@@ -3486,45 +3364,31 @@
       </w:r>
       <w:r>
         <w:rPr>
-          <w:strike/>
-          <w:highlight w:val="yellow"/>
-          <w:rPrChange w:id="171" w:author="Ram, Abhishek" w:date="2025-09-08T11:22:00Z" w16du:dateUtc="2025-09-08T15:22:00Z">
-            <w:rPr/>
-          </w:rPrChange>
-        </w:rPr>
-        <w:t xml:space="preserve"> (how it facilitates multiscale and high-fidelity modeling)</w:t>
-      </w:r>
-    </w:p>
-    <w:p>
-      <w:pPr>
-        <w:ind w:left="288"/>
-        <w:rPr>
-          <w:ins w:id="172" w:author="Ram, Abhishek" w:date="2025-06-24T11:49:00Z" w16du:dateUtc="2025-06-24T15:49:00Z"/>
           <w:strike/>
           <w:highlight w:val="yellow"/>
           <w:rPrChange w:id="173" w:author="Ram, Abhishek" w:date="2025-09-08T11:22:00Z" w16du:dateUtc="2025-09-08T15:22:00Z">
+            <w:rPr/>
+          </w:rPrChange>
+        </w:rPr>
+        <w:t xml:space="preserve"> (how it facilitates multiscale and high-fidelity modeling)</w:t>
+      </w:r>
+    </w:p>
+    <w:p>
+      <w:pPr>
+        <w:ind w:left="288"/>
+        <w:rPr>
+          <w:ins w:id="174" w:author="Ram, Abhishek" w:date="2025-06-24T11:49:00Z" w16du:dateUtc="2025-06-24T15:49:00Z"/>
+          <w:strike/>
+          <w:highlight w:val="yellow"/>
+          <w:rPrChange w:id="175" w:author="Ram, Abhishek" w:date="2025-09-08T11:22:00Z" w16du:dateUtc="2025-09-08T15:22:00Z">
             <w:rPr>
-              <w:ins w:id="174" w:author="Ram, Abhishek" w:date="2025-06-24T11:49:00Z" w16du:dateUtc="2025-06-24T15:49:00Z"/>
+              <w:ins w:id="176" w:author="Ram, Abhishek" w:date="2025-06-24T11:49:00Z" w16du:dateUtc="2025-06-24T15:49:00Z"/>
               <w:highlight w:val="yellow"/>
             </w:rPr>
           </w:rPrChange>
         </w:rPr>
       </w:pPr>
-      <w:ins w:id="175" w:author="Ram, Abhishek" w:date="2025-06-24T11:47:00Z" w16du:dateUtc="2025-06-24T15:47:00Z">
-        <w:r>
-          <w:rPr>
-            <w:strike/>
-            <w:highlight w:val="yellow"/>
-            <w:rPrChange w:id="176" w:author="Ram, Abhishek" w:date="2025-09-08T11:22:00Z" w16du:dateUtc="2025-09-08T15:22:00Z">
-              <w:rPr>
-                <w:highlight w:val="yellow"/>
-              </w:rPr>
-            </w:rPrChange>
-          </w:rPr>
-          <w:t xml:space="preserve">Add </w:t>
-        </w:r>
-      </w:ins>
-      <w:ins w:id="177" w:author="Ram, Abhishek" w:date="2025-06-24T11:48:00Z" w16du:dateUtc="2025-06-24T15:48:00Z">
+      <w:ins w:id="177" w:author="Ram, Abhishek" w:date="2025-06-24T11:47:00Z" w16du:dateUtc="2025-06-24T15:47:00Z">
         <w:r>
           <w:rPr>
             <w:strike/>
@@ -3535,22 +3399,22 @@
               </w:rPr>
             </w:rPrChange>
           </w:rPr>
-          <w:t>the above ^ to the background and motivations section</w:t>
-        </w:r>
+          <w:t xml:space="preserve">Add </w:t>
+        </w:r>
+      </w:ins>
+      <w:ins w:id="179" w:author="Ram, Abhishek" w:date="2025-06-24T11:48:00Z" w16du:dateUtc="2025-06-24T15:48:00Z">
         <w:r>
           <w:rPr>
             <w:strike/>
             <w:highlight w:val="yellow"/>
-            <w:rPrChange w:id="179" w:author="Ram, Abhishek" w:date="2025-09-08T11:22:00Z" w16du:dateUtc="2025-09-08T15:22:00Z">
+            <w:rPrChange w:id="180" w:author="Ram, Abhishek" w:date="2025-09-08T11:22:00Z" w16du:dateUtc="2025-09-08T15:22:00Z">
               <w:rPr>
                 <w:highlight w:val="yellow"/>
               </w:rPr>
             </w:rPrChange>
           </w:rPr>
-          <w:t>. The reason we are working on these methods and vision is to enable multi</w:t>
-        </w:r>
-      </w:ins>
-      <w:ins w:id="180" w:author="Ram, Abhishek" w:date="2025-06-24T11:49:00Z" w16du:dateUtc="2025-06-24T15:49:00Z">
+          <w:t>the above ^ to the background and motivations section</w:t>
+        </w:r>
         <w:r>
           <w:rPr>
             <w:strike/>
@@ -3561,6 +3425,20 @@
               </w:rPr>
             </w:rPrChange>
           </w:rPr>
+          <w:t>. The reason we are working on these methods and vision is to enable multi</w:t>
+        </w:r>
+      </w:ins>
+      <w:ins w:id="182" w:author="Ram, Abhishek" w:date="2025-06-24T11:49:00Z" w16du:dateUtc="2025-06-24T15:49:00Z">
+        <w:r>
+          <w:rPr>
+            <w:strike/>
+            <w:highlight w:val="yellow"/>
+            <w:rPrChange w:id="183" w:author="Ram, Abhishek" w:date="2025-09-08T11:22:00Z" w16du:dateUtc="2025-09-08T15:22:00Z">
+              <w:rPr>
+                <w:highlight w:val="yellow"/>
+              </w:rPr>
+            </w:rPrChange>
+          </w:rPr>
           <w:t>-X</w:t>
         </w:r>
       </w:ins>
@@ -3571,11 +3449,11 @@
         <w:rPr>
           <w:strike/>
           <w:highlight w:val="yellow"/>
-          <w:rPrChange w:id="182" w:author="Ram, Abhishek" w:date="2025-09-08T11:22:00Z" w16du:dateUtc="2025-09-08T15:22:00Z">
+          <w:rPrChange w:id="184" w:author="Ram, Abhishek" w:date="2025-09-08T11:22:00Z" w16du:dateUtc="2025-09-08T15:22:00Z">
             <w:rPr/>
           </w:rPrChange>
         </w:rPr>
-        <w:pPrChange w:id="183" w:author="Ram, Abhishek" w:date="2025-06-24T11:47:00Z" w16du:dateUtc="2025-06-24T15:47:00Z">
+        <w:pPrChange w:id="185" w:author="Ram, Abhishek" w:date="2025-06-24T11:47:00Z" w16du:dateUtc="2025-06-24T15:47:00Z">
           <w:pPr>
             <w:pStyle w:val="ListParagraph"/>
             <w:numPr>
@@ -3586,21 +3464,7 @@
           </w:pPr>
         </w:pPrChange>
       </w:pPr>
-      <w:ins w:id="184" w:author="Ram, Abhishek" w:date="2025-06-24T11:49:00Z" w16du:dateUtc="2025-06-24T15:49:00Z">
-        <w:r>
-          <w:rPr>
-            <w:strike/>
-            <w:highlight w:val="yellow"/>
-            <w:rPrChange w:id="185" w:author="Ram, Abhishek" w:date="2025-09-08T11:22:00Z" w16du:dateUtc="2025-09-08T15:22:00Z">
-              <w:rPr>
-                <w:highlight w:val="yellow"/>
-              </w:rPr>
-            </w:rPrChange>
-          </w:rPr>
-          <w:t>We are great at handling linear scenarios, but what about non-linear scenarios?</w:t>
-        </w:r>
-      </w:ins>
-      <w:ins w:id="186" w:author="Ram, Abhishek" w:date="2025-07-22T11:55:00Z" w16du:dateUtc="2025-07-22T15:55:00Z">
+      <w:ins w:id="186" w:author="Ram, Abhishek" w:date="2025-06-24T11:49:00Z" w16du:dateUtc="2025-06-24T15:49:00Z">
         <w:r>
           <w:rPr>
             <w:strike/>
@@ -3611,20 +3475,10 @@
               </w:rPr>
             </w:rPrChange>
           </w:rPr>
-          <w:t xml:space="preserve"> </w:t>
-        </w:r>
-        <w:r>
-          <w:rPr>
-            <w:strike/>
-            <w:highlight w:val="yellow"/>
-            <w:rPrChange w:id="188" w:author="Ram, Abhishek" w:date="2025-09-08T11:22:00Z" w16du:dateUtc="2025-09-08T15:22:00Z">
-              <w:rPr>
-                <w:highlight w:val="yellow"/>
-              </w:rPr>
-            </w:rPrChange>
-          </w:rPr>
-          <w:sym w:font="Wingdings" w:char="F0E0"/>
-        </w:r>
+          <w:t>We are great at handling linear scenarios, but what about non-linear scenarios?</w:t>
+        </w:r>
+      </w:ins>
+      <w:ins w:id="188" w:author="Ram, Abhishek" w:date="2025-07-22T11:55:00Z" w16du:dateUtc="2025-07-22T15:55:00Z">
         <w:r>
           <w:rPr>
             <w:strike/>
@@ -3639,8 +3493,6 @@
         </w:r>
         <w:r>
           <w:rPr>
-            <w:b/>
-            <w:bCs/>
             <w:strike/>
             <w:highlight w:val="yellow"/>
             <w:rPrChange w:id="190" w:author="Ram, Abhishek" w:date="2025-09-08T11:22:00Z" w16du:dateUtc="2025-09-08T15:22:00Z">
@@ -3649,6 +3501,32 @@
               </w:rPr>
             </w:rPrChange>
           </w:rPr>
+          <w:sym w:font="Wingdings" w:char="F0E0"/>
+        </w:r>
+        <w:r>
+          <w:rPr>
+            <w:strike/>
+            <w:highlight w:val="yellow"/>
+            <w:rPrChange w:id="191" w:author="Ram, Abhishek" w:date="2025-09-08T11:22:00Z" w16du:dateUtc="2025-09-08T15:22:00Z">
+              <w:rPr>
+                <w:highlight w:val="yellow"/>
+              </w:rPr>
+            </w:rPrChange>
+          </w:rPr>
+          <w:t xml:space="preserve"> </w:t>
+        </w:r>
+        <w:r>
+          <w:rPr>
+            <w:b/>
+            <w:bCs/>
+            <w:strike/>
+            <w:highlight w:val="yellow"/>
+            <w:rPrChange w:id="192" w:author="Ram, Abhishek" w:date="2025-09-08T11:22:00Z" w16du:dateUtc="2025-09-08T15:22:00Z">
+              <w:rPr>
+                <w:highlight w:val="yellow"/>
+              </w:rPr>
+            </w:rPrChange>
+          </w:rPr>
           <w:t>Ian</w:t>
         </w:r>
       </w:ins>
@@ -3661,10 +3539,10 @@
           <w:numId w:val="2"/>
         </w:numPr>
         <w:rPr>
-          <w:del w:id="191" w:author="Ram, Abhishek" w:date="2025-06-24T11:38:00Z" w16du:dateUtc="2025-06-24T15:38:00Z"/>
-        </w:rPr>
-      </w:pPr>
-      <w:del w:id="192" w:author="Ram, Abhishek" w:date="2025-06-24T11:38:00Z" w16du:dateUtc="2025-06-24T15:38:00Z">
+          <w:del w:id="193" w:author="Ram, Abhishek" w:date="2025-06-24T11:38:00Z" w16du:dateUtc="2025-06-24T15:38:00Z"/>
+        </w:rPr>
+      </w:pPr>
+      <w:del w:id="194" w:author="Ram, Abhishek" w:date="2025-06-24T11:38:00Z" w16du:dateUtc="2025-06-24T15:38:00Z">
         <w:r>
           <w:delText>Contextualizing Different Computational Methods</w:delText>
         </w:r>
@@ -3681,10 +3559,10 @@
           <w:numId w:val="2"/>
         </w:numPr>
         <w:rPr>
-          <w:del w:id="193" w:author="Ram, Abhishek" w:date="2025-06-24T11:38:00Z" w16du:dateUtc="2025-06-24T15:38:00Z"/>
-        </w:rPr>
-      </w:pPr>
-      <w:del w:id="194" w:author="Ram, Abhishek" w:date="2025-06-24T11:38:00Z" w16du:dateUtc="2025-06-24T15:38:00Z">
+          <w:del w:id="195" w:author="Ram, Abhishek" w:date="2025-06-24T11:38:00Z" w16du:dateUtc="2025-06-24T15:38:00Z"/>
+        </w:rPr>
+      </w:pPr>
+      <w:del w:id="196" w:author="Ram, Abhishek" w:date="2025-06-24T11:38:00Z" w16du:dateUtc="2025-06-24T15:38:00Z">
         <w:r>
           <w:delText>Physics-based methods</w:delText>
         </w:r>
@@ -3698,10 +3576,10 @@
           <w:numId w:val="2"/>
         </w:numPr>
         <w:rPr>
-          <w:del w:id="195" w:author="Ram, Abhishek" w:date="2025-06-24T11:38:00Z" w16du:dateUtc="2025-06-24T15:38:00Z"/>
-        </w:rPr>
-      </w:pPr>
-      <w:del w:id="196" w:author="Ram, Abhishek" w:date="2025-06-24T11:38:00Z" w16du:dateUtc="2025-06-24T15:38:00Z">
+          <w:del w:id="197" w:author="Ram, Abhishek" w:date="2025-06-24T11:38:00Z" w16du:dateUtc="2025-06-24T15:38:00Z"/>
+        </w:rPr>
+      </w:pPr>
+      <w:del w:id="198" w:author="Ram, Abhishek" w:date="2025-06-24T11:38:00Z" w16du:dateUtc="2025-06-24T15:38:00Z">
         <w:r>
           <w:delText>Human-created models</w:delText>
         </w:r>
@@ -3715,10 +3593,10 @@
           <w:numId w:val="2"/>
         </w:numPr>
         <w:rPr>
-          <w:del w:id="197" w:author="Ram, Abhishek" w:date="2025-06-24T11:38:00Z" w16du:dateUtc="2025-06-24T15:38:00Z"/>
-        </w:rPr>
-      </w:pPr>
-      <w:del w:id="198" w:author="Ram, Abhishek" w:date="2025-06-24T11:38:00Z" w16du:dateUtc="2025-06-24T15:38:00Z">
+          <w:del w:id="199" w:author="Ram, Abhishek" w:date="2025-06-24T11:38:00Z" w16du:dateUtc="2025-06-24T15:38:00Z"/>
+        </w:rPr>
+      </w:pPr>
+      <w:del w:id="200" w:author="Ram, Abhishek" w:date="2025-06-24T11:38:00Z" w16du:dateUtc="2025-06-24T15:38:00Z">
         <w:r>
           <w:delText>Data-derived models</w:delText>
         </w:r>
@@ -3728,6 +3606,30 @@
       <w:r>
         <w:t>Data Management</w:t>
       </w:r>
+      <w:ins w:id="201" w:author="Ram, Abhishek" w:date="2025-10-16T11:44:00Z" w16du:dateUtc="2025-10-16T15:44:00Z">
+        <w:r>
+          <w:t xml:space="preserve"> – </w:t>
+        </w:r>
+        <w:r>
+          <w:rPr>
+            <w:b/>
+            <w:bCs/>
+            <w:rPrChange w:id="202" w:author="Ram, Abhishek" w:date="2025-10-16T11:45:00Z" w16du:dateUtc="2025-10-16T15:45:00Z">
+              <w:rPr/>
+            </w:rPrChange>
+          </w:rPr>
+          <w:t>Vladimir</w:t>
+        </w:r>
+      </w:ins>
+      <w:ins w:id="203" w:author="Ram, Abhishek" w:date="2025-10-16T11:46:00Z" w16du:dateUtc="2025-10-16T15:46:00Z">
+        <w:r>
+          <w:rPr>
+            <w:b/>
+            <w:bCs/>
+          </w:rPr>
+          <w:t>, Chris J</w:t>
+        </w:r>
+      </w:ins>
     </w:p>
     <w:p>
       <w:pPr>
@@ -3779,7 +3681,6 @@
     </w:p>
     <w:p>
       <w:r>
-        <w:lastRenderedPageBreak/>
         <w:t>Hardware/Software Infrastructure Co-Design</w:t>
       </w:r>
     </w:p>
@@ -3866,6 +3767,7 @@
     </w:p>
     <w:p>
       <w:r>
+        <w:lastRenderedPageBreak/>
         <w:t>Role of Organization Strategy and Culture</w:t>
       </w:r>
     </w:p>
@@ -3937,7 +3839,7 @@
         </w:numPr>
         <w:rPr>
           <w:strike/>
-          <w:rPrChange w:id="199" w:author="Ram, Abhishek" w:date="2025-09-08T11:24:00Z" w16du:dateUtc="2025-09-08T15:24:00Z">
+          <w:rPrChange w:id="204" w:author="Ram, Abhishek" w:date="2025-09-08T11:24:00Z" w16du:dateUtc="2025-09-08T15:24:00Z">
             <w:rPr/>
           </w:rPrChange>
         </w:rPr>
@@ -3945,7 +3847,7 @@
       <w:r>
         <w:rPr>
           <w:strike/>
-          <w:rPrChange w:id="200" w:author="Ram, Abhishek" w:date="2025-09-08T11:24:00Z" w16du:dateUtc="2025-09-08T15:24:00Z">
+          <w:rPrChange w:id="205" w:author="Ram, Abhishek" w:date="2025-09-08T11:24:00Z" w16du:dateUtc="2025-09-08T15:24:00Z">
             <w:rPr/>
           </w:rPrChange>
         </w:rPr>
@@ -3956,7 +3858,7 @@
           <w:b/>
           <w:bCs/>
           <w:strike/>
-          <w:rPrChange w:id="201" w:author="Ram, Abhishek" w:date="2025-09-08T11:24:00Z" w16du:dateUtc="2025-09-08T15:24:00Z">
+          <w:rPrChange w:id="206" w:author="Ram, Abhishek" w:date="2025-09-08T11:24:00Z" w16du:dateUtc="2025-09-08T15:24:00Z">
             <w:rPr>
               <w:b/>
               <w:bCs/>
@@ -3968,7 +3870,7 @@
       <w:r>
         <w:rPr>
           <w:strike/>
-          <w:rPrChange w:id="202" w:author="Ram, Abhishek" w:date="2025-09-08T11:24:00Z" w16du:dateUtc="2025-09-08T15:24:00Z">
+          <w:rPrChange w:id="207" w:author="Ram, Abhishek" w:date="2025-09-08T11:24:00Z" w16du:dateUtc="2025-09-08T15:24:00Z">
             <w:rPr/>
           </w:rPrChange>
         </w:rPr>
@@ -3979,7 +3881,7 @@
           <w:b/>
           <w:bCs/>
           <w:strike/>
-          <w:rPrChange w:id="203" w:author="Ram, Abhishek" w:date="2025-09-08T11:24:00Z" w16du:dateUtc="2025-09-08T15:24:00Z">
+          <w:rPrChange w:id="208" w:author="Ram, Abhishek" w:date="2025-09-08T11:24:00Z" w16du:dateUtc="2025-09-08T15:24:00Z">
             <w:rPr>
               <w:b/>
               <w:bCs/>
@@ -3991,7 +3893,7 @@
       <w:r>
         <w:rPr>
           <w:strike/>
-          <w:rPrChange w:id="204" w:author="Ram, Abhishek" w:date="2025-09-08T11:24:00Z" w16du:dateUtc="2025-09-08T15:24:00Z">
+          <w:rPrChange w:id="209" w:author="Ram, Abhishek" w:date="2025-09-08T11:24:00Z" w16du:dateUtc="2025-09-08T15:24:00Z">
             <w:rPr/>
           </w:rPrChange>
         </w:rPr>
@@ -4000,7 +3902,7 @@
       <w:r>
         <w:rPr>
           <w:strike/>
-          <w:rPrChange w:id="205" w:author="Ram, Abhishek" w:date="2025-09-08T11:24:00Z" w16du:dateUtc="2025-09-08T15:24:00Z">
+          <w:rPrChange w:id="210" w:author="Ram, Abhishek" w:date="2025-09-08T11:24:00Z" w16du:dateUtc="2025-09-08T15:24:00Z">
             <w:rPr/>
           </w:rPrChange>
         </w:rPr>
@@ -4009,7 +3911,7 @@
       <w:r>
         <w:rPr>
           <w:strike/>
-          <w:rPrChange w:id="206" w:author="Ram, Abhishek" w:date="2025-09-08T11:24:00Z" w16du:dateUtc="2025-09-08T15:24:00Z">
+          <w:rPrChange w:id="211" w:author="Ram, Abhishek" w:date="2025-09-08T11:24:00Z" w16du:dateUtc="2025-09-08T15:24:00Z">
             <w:rPr/>
           </w:rPrChange>
         </w:rPr>
@@ -4018,7 +3920,7 @@
       <w:r>
         <w:rPr>
           <w:strike/>
-          <w:rPrChange w:id="207" w:author="Ram, Abhishek" w:date="2025-09-08T11:24:00Z" w16du:dateUtc="2025-09-08T15:24:00Z">
+          <w:rPrChange w:id="212" w:author="Ram, Abhishek" w:date="2025-09-08T11:24:00Z" w16du:dateUtc="2025-09-08T15:24:00Z">
             <w:rPr/>
           </w:rPrChange>
         </w:rPr>
@@ -4027,7 +3929,7 @@
       <w:r>
         <w:rPr>
           <w:strike/>
-          <w:rPrChange w:id="208" w:author="Ram, Abhishek" w:date="2025-09-08T11:24:00Z" w16du:dateUtc="2025-09-08T15:24:00Z">
+          <w:rPrChange w:id="213" w:author="Ram, Abhishek" w:date="2025-09-08T11:24:00Z" w16du:dateUtc="2025-09-08T15:24:00Z">
             <w:rPr/>
           </w:rPrChange>
         </w:rPr>
@@ -4038,7 +3940,7 @@
           <w:b/>
           <w:bCs/>
           <w:strike/>
-          <w:rPrChange w:id="209" w:author="Ram, Abhishek" w:date="2025-09-08T11:24:00Z" w16du:dateUtc="2025-09-08T15:24:00Z">
+          <w:rPrChange w:id="214" w:author="Ram, Abhishek" w:date="2025-09-08T11:24:00Z" w16du:dateUtc="2025-09-08T15:24:00Z">
             <w:rPr>
               <w:b/>
               <w:bCs/>
@@ -4052,7 +3954,7 @@
           <w:b/>
           <w:bCs/>
           <w:strike/>
-          <w:rPrChange w:id="210" w:author="Ram, Abhishek" w:date="2025-09-08T11:24:00Z" w16du:dateUtc="2025-09-08T15:24:00Z">
+          <w:rPrChange w:id="215" w:author="Ram, Abhishek" w:date="2025-09-08T11:24:00Z" w16du:dateUtc="2025-09-08T15:24:00Z">
             <w:rPr>
               <w:b/>
               <w:bCs/>
@@ -4071,7 +3973,7 @@
         </w:numPr>
         <w:rPr>
           <w:strike/>
-          <w:rPrChange w:id="211" w:author="Ram, Abhishek" w:date="2025-09-08T11:24:00Z" w16du:dateUtc="2025-09-08T15:24:00Z">
+          <w:rPrChange w:id="216" w:author="Ram, Abhishek" w:date="2025-09-08T11:24:00Z" w16du:dateUtc="2025-09-08T15:24:00Z">
             <w:rPr/>
           </w:rPrChange>
         </w:rPr>
@@ -4079,7 +3981,7 @@
       <w:r>
         <w:rPr>
           <w:strike/>
-          <w:rPrChange w:id="212" w:author="Ram, Abhishek" w:date="2025-09-08T11:24:00Z" w16du:dateUtc="2025-09-08T15:24:00Z">
+          <w:rPrChange w:id="217" w:author="Ram, Abhishek" w:date="2025-09-08T11:24:00Z" w16du:dateUtc="2025-09-08T15:24:00Z">
             <w:rPr/>
           </w:rPrChange>
         </w:rPr>
@@ -4095,7 +3997,7 @@
         </w:numPr>
         <w:rPr>
           <w:strike/>
-          <w:rPrChange w:id="213" w:author="Ram, Abhishek" w:date="2025-09-08T11:24:00Z" w16du:dateUtc="2025-09-08T15:24:00Z">
+          <w:rPrChange w:id="218" w:author="Ram, Abhishek" w:date="2025-09-08T11:24:00Z" w16du:dateUtc="2025-09-08T15:24:00Z">
             <w:rPr/>
           </w:rPrChange>
         </w:rPr>
@@ -4103,7 +4005,7 @@
       <w:r>
         <w:rPr>
           <w:strike/>
-          <w:rPrChange w:id="214" w:author="Ram, Abhishek" w:date="2025-09-08T11:24:00Z" w16du:dateUtc="2025-09-08T15:24:00Z">
+          <w:rPrChange w:id="219" w:author="Ram, Abhishek" w:date="2025-09-08T11:24:00Z" w16du:dateUtc="2025-09-08T15:24:00Z">
             <w:rPr/>
           </w:rPrChange>
         </w:rPr>
@@ -4162,7 +4064,7 @@
         </w:rPr>
         <w:t>Chad</w:t>
       </w:r>
-      <w:ins w:id="215" w:author="Ram, Abhishek" w:date="2025-08-01T11:08:00Z" w16du:dateUtc="2025-08-01T15:08:00Z">
+      <w:ins w:id="220" w:author="Ram, Abhishek" w:date="2025-08-01T11:08:00Z" w16du:dateUtc="2025-08-01T15:08:00Z">
         <w:r>
           <w:rPr>
             <w:b/>
@@ -4241,7 +4143,7 @@
           <w:numId w:val="7"/>
         </w:numPr>
         <w:rPr>
-          <w:ins w:id="216" w:author="Arthur, Richard B (GE Aerospace, US)" w:date="2025-06-06T11:53:00Z"/>
+          <w:ins w:id="221" w:author="Arthur, Richard B (GE Aerospace, US)" w:date="2025-06-06T11:53:00Z"/>
         </w:rPr>
       </w:pPr>
       <w:r>
@@ -4256,7 +4158,7 @@
           <w:numId w:val="7"/>
         </w:numPr>
       </w:pPr>
-      <w:ins w:id="217" w:author="Arthur, Richard B (GE Aerospace, US)" w:date="2025-06-06T11:53:00Z">
+      <w:ins w:id="222" w:author="Arthur, Richard B (GE Aerospace, US)" w:date="2025-06-06T11:53:00Z">
         <w:r>
           <w:t>Vision: Awakened Enterprise: Decision Provenance and Systemic Mindfulness</w:t>
         </w:r>
@@ -4264,13 +4166,13 @@
           <w:br/>
           <w:t>(Cite:</w:t>
         </w:r>
-        <w:del w:id="218" w:author="Ram, Abhishek" w:date="2025-07-14T10:49:00Z" w16du:dateUtc="2025-07-14T14:49:00Z">
+        <w:del w:id="223" w:author="Ram, Abhishek" w:date="2025-07-14T10:49:00Z" w16du:dateUtc="2025-07-14T14:49:00Z">
           <w:r>
             <w:delText xml:space="preserve"> </w:delText>
           </w:r>
         </w:del>
       </w:ins>
-      <w:ins w:id="219" w:author="Ram, Abhishek" w:date="2025-07-14T10:49:00Z" w16du:dateUtc="2025-07-14T14:49:00Z">
+      <w:ins w:id="224" w:author="Ram, Abhishek" w:date="2025-07-14T10:49:00Z" w16du:dateUtc="2025-07-14T14:49:00Z">
         <w:r>
           <w:fldChar w:fldCharType="begin"/>
         </w:r>
@@ -4278,10 +4180,10 @@
           <w:instrText>HYPERLINK "</w:instrText>
         </w:r>
       </w:ins>
-      <w:ins w:id="220" w:author="Arthur, Richard B (GE Aerospace, US)" w:date="2025-06-06T11:53:00Z">
+      <w:ins w:id="225" w:author="Arthur, Richard B (GE Aerospace, US)" w:date="2025-06-06T11:53:00Z">
         <w:r>
           <w:rPr>
-            <w:rPrChange w:id="221" w:author="Ram, Abhishek" w:date="2025-07-14T10:49:00Z" w16du:dateUtc="2025-07-14T14:49:00Z">
+            <w:rPrChange w:id="226" w:author="Ram, Abhishek" w:date="2025-07-14T10:49:00Z" w16du:dateUtc="2025-07-14T14:49:00Z">
               <w:rPr>
                 <w:rStyle w:val="Hyperlink"/>
               </w:rPr>
@@ -4290,7 +4192,7 @@
           <w:instrText>https://www.linkedin.com/pulse/awakened-enterprise-rick-arthur-kwitc/</w:instrText>
         </w:r>
       </w:ins>
-      <w:ins w:id="222" w:author="Ram, Abhishek" w:date="2025-07-14T10:49:00Z" w16du:dateUtc="2025-07-14T14:49:00Z">
+      <w:ins w:id="227" w:author="Ram, Abhishek" w:date="2025-07-14T10:49:00Z" w16du:dateUtc="2025-07-14T14:49:00Z">
         <w:r>
           <w:instrText>"</w:instrText>
         </w:r>
@@ -4298,7 +4200,7 @@
           <w:fldChar w:fldCharType="separate"/>
         </w:r>
       </w:ins>
-      <w:ins w:id="223" w:author="Arthur, Richard B (GE Aerospace, US)" w:date="2025-06-06T11:53:00Z">
+      <w:ins w:id="228" w:author="Arthur, Richard B (GE Aerospace, US)" w:date="2025-06-06T11:53:00Z">
         <w:r>
           <w:rPr>
             <w:rStyle w:val="Hyperlink"/>
@@ -4306,17 +4208,17 @@
           <w:t>https://www.linkedin.com/pulse/awakened-enterprise-rick-arthur-kwitc/</w:t>
         </w:r>
       </w:ins>
-      <w:ins w:id="224" w:author="Ram, Abhishek" w:date="2025-07-14T10:49:00Z" w16du:dateUtc="2025-07-14T14:49:00Z">
+      <w:ins w:id="229" w:author="Ram, Abhishek" w:date="2025-07-14T10:49:00Z" w16du:dateUtc="2025-07-14T14:49:00Z">
         <w:r>
           <w:fldChar w:fldCharType="end"/>
         </w:r>
       </w:ins>
-      <w:ins w:id="225" w:author="Arthur, Richard B (GE Aerospace, US)" w:date="2025-06-06T11:53:00Z">
+      <w:ins w:id="230" w:author="Arthur, Richard B (GE Aerospace, US)" w:date="2025-06-06T11:53:00Z">
         <w:r>
           <w:t xml:space="preserve"> </w:t>
         </w:r>
       </w:ins>
-      <w:ins w:id="226" w:author="Arthur, Richard B (GE Aerospace, US)" w:date="2025-06-06T11:54:00Z">
+      <w:ins w:id="231" w:author="Arthur, Richard B (GE Aerospace, US)" w:date="2025-06-06T11:54:00Z">
         <w:r>
           <w:t>and related articles)</w:t>
         </w:r>
@@ -4487,7 +4389,6 @@
         </w:numPr>
       </w:pPr>
       <w:r>
-        <w:lastRenderedPageBreak/>
         <w:t>Establish a common language or thinking for bridging these too, including but not limited to, leveraging:</w:t>
       </w:r>
     </w:p>
@@ -4499,10 +4400,10 @@
           <w:numId w:val="7"/>
         </w:numPr>
         <w:rPr>
-          <w:del w:id="227" w:author="Ram, Abhishek" w:date="2025-08-01T11:14:00Z" w16du:dateUtc="2025-08-01T15:14:00Z"/>
-        </w:rPr>
-      </w:pPr>
-      <w:del w:id="228" w:author="Ram, Abhishek" w:date="2025-08-01T11:14:00Z" w16du:dateUtc="2025-08-01T15:14:00Z">
+          <w:del w:id="232" w:author="Ram, Abhishek" w:date="2025-08-01T11:14:00Z" w16du:dateUtc="2025-08-01T15:14:00Z"/>
+        </w:rPr>
+      </w:pPr>
+      <w:del w:id="233" w:author="Ram, Abhishek" w:date="2025-08-01T11:14:00Z" w16du:dateUtc="2025-08-01T15:14:00Z">
         <w:r>
           <w:delText>Digital engineering community of practice</w:delText>
         </w:r>
@@ -4583,6 +4484,7 @@
         </w:numPr>
       </w:pPr>
       <w:r>
+        <w:lastRenderedPageBreak/>
         <w:t xml:space="preserve">Digital engineering community of practice </w:t>
       </w:r>
       <w:r>
@@ -4656,9 +4558,9 @@
         </w:numPr>
         <w:jc w:val="left"/>
         <w:rPr>
-          <w:ins w:id="229" w:author="Arthur, Richard B (GE Aerospace, US)" w:date="2025-06-06T11:57:00Z"/>
-        </w:rPr>
-        <w:pPrChange w:id="230" w:author="Ram, Abhishek" w:date="2025-07-14T10:56:00Z" w16du:dateUtc="2025-07-14T14:56:00Z">
+          <w:ins w:id="234" w:author="Arthur, Richard B (GE Aerospace, US)" w:date="2025-06-06T11:57:00Z"/>
+        </w:rPr>
+        <w:pPrChange w:id="235" w:author="Ram, Abhishek" w:date="2025-07-14T10:56:00Z" w16du:dateUtc="2025-07-14T14:56:00Z">
           <w:pPr>
             <w:pStyle w:val="ListParagraph"/>
             <w:numPr>
@@ -4669,7 +4571,7 @@
           </w:pPr>
         </w:pPrChange>
       </w:pPr>
-      <w:ins w:id="231" w:author="Arthur, Richard B (GE Aerospace, US)" w:date="2025-06-06T11:54:00Z">
+      <w:ins w:id="236" w:author="Arthur, Richard B (GE Aerospace, US)" w:date="2025-06-06T11:54:00Z">
         <w:r>
           <w:t>(Cite AIAA DEIC Workforce Development paper):</w:t>
         </w:r>
@@ -4677,7 +4579,7 @@
           <w:br/>
         </w:r>
       </w:ins>
-      <w:ins w:id="232" w:author="Arthur, Richard B (GE Aerospace, US)" w:date="2025-06-06T11:56:00Z">
+      <w:ins w:id="237" w:author="Arthur, Richard B (GE Aerospace, US)" w:date="2025-06-06T11:56:00Z">
         <w:r>
           <w:fldChar w:fldCharType="begin"/>
         </w:r>
@@ -4685,12 +4587,12 @@
           <w:instrText>HYPERLINK "</w:instrText>
         </w:r>
       </w:ins>
-      <w:ins w:id="233" w:author="Arthur, Richard B (GE Aerospace, US)" w:date="2025-06-06T11:55:00Z">
+      <w:ins w:id="238" w:author="Arthur, Richard B (GE Aerospace, US)" w:date="2025-06-06T11:55:00Z">
         <w:r>
           <w:instrText>https://aiaa.org/resources/digital-engineering-workforce-development-white-paper</w:instrText>
         </w:r>
       </w:ins>
-      <w:ins w:id="234" w:author="Arthur, Richard B (GE Aerospace, US)" w:date="2025-06-06T11:56:00Z">
+      <w:ins w:id="239" w:author="Arthur, Richard B (GE Aerospace, US)" w:date="2025-06-06T11:56:00Z">
         <w:r>
           <w:instrText>"</w:instrText>
         </w:r>
@@ -4698,7 +4600,7 @@
           <w:fldChar w:fldCharType="separate"/>
         </w:r>
       </w:ins>
-      <w:ins w:id="235" w:author="Arthur, Richard B (GE Aerospace, US)" w:date="2025-06-06T11:55:00Z">
+      <w:ins w:id="240" w:author="Arthur, Richard B (GE Aerospace, US)" w:date="2025-06-06T11:55:00Z">
         <w:r>
           <w:rPr>
             <w:rStyle w:val="Hyperlink"/>
@@ -4706,7 +4608,7 @@
           <w:t>https://aiaa.org/resources/digital-engineering-workforce-development-white-paper</w:t>
         </w:r>
       </w:ins>
-      <w:ins w:id="236" w:author="Arthur, Richard B (GE Aerospace, US)" w:date="2025-06-06T11:56:00Z">
+      <w:ins w:id="241" w:author="Arthur, Richard B (GE Aerospace, US)" w:date="2025-06-06T11:56:00Z">
         <w:r>
           <w:fldChar w:fldCharType="end"/>
         </w:r>
@@ -4723,10 +4625,10 @@
           <w:numId w:val="7"/>
         </w:numPr>
         <w:rPr>
-          <w:ins w:id="237" w:author="Arthur, Richard B (GE Aerospace, US)" w:date="2025-06-06T11:57:00Z"/>
-        </w:rPr>
-      </w:pPr>
-      <w:ins w:id="238" w:author="Arthur, Richard B (GE Aerospace, US)" w:date="2025-06-06T11:57:00Z">
+          <w:ins w:id="242" w:author="Arthur, Richard B (GE Aerospace, US)" w:date="2025-06-06T11:57:00Z"/>
+        </w:rPr>
+      </w:pPr>
+      <w:ins w:id="243" w:author="Arthur, Richard B (GE Aerospace, US)" w:date="2025-06-06T11:57:00Z">
         <w:r>
           <w:t>Highlight its content as relevant to this topic area</w:t>
         </w:r>
@@ -4740,9 +4642,9 @@
           <w:numId w:val="7"/>
         </w:numPr>
         <w:rPr>
-          <w:ins w:id="239" w:author="Arthur, Richard B (GE Aerospace, US)" w:date="2025-06-06T11:54:00Z"/>
-        </w:rPr>
-        <w:pPrChange w:id="240" w:author="Arthur, Richard B (GE Aerospace, US)" w:date="2025-06-06T11:57:00Z">
+          <w:ins w:id="244" w:author="Arthur, Richard B (GE Aerospace, US)" w:date="2025-06-06T11:54:00Z"/>
+        </w:rPr>
+        <w:pPrChange w:id="245" w:author="Arthur, Richard B (GE Aerospace, US)" w:date="2025-06-06T11:57:00Z">
           <w:pPr>
             <w:pStyle w:val="ListParagraph"/>
             <w:numPr>
@@ -4753,7 +4655,7 @@
           </w:pPr>
         </w:pPrChange>
       </w:pPr>
-      <w:ins w:id="241" w:author="Arthur, Richard B (GE Aerospace, US)" w:date="2025-06-06T11:57:00Z">
+      <w:ins w:id="246" w:author="Arthur, Richard B (GE Aerospace, US)" w:date="2025-06-06T11:57:00Z">
         <w:r>
           <w:t>Do not summarize or replicate</w:t>
         </w:r>
@@ -5053,7 +4955,7 @@
         </w:rPr>
         <w:t>, Greg Roth, Hugh</w:t>
       </w:r>
-      <w:ins w:id="242" w:author="Ram, Abhishek" w:date="2025-07-14T11:30:00Z" w16du:dateUtc="2025-07-14T15:30:00Z">
+      <w:ins w:id="247" w:author="Ram, Abhishek" w:date="2025-07-14T11:30:00Z" w16du:dateUtc="2025-07-14T15:30:00Z">
         <w:r>
           <w:rPr>
             <w:b/>
@@ -5062,7 +4964,7 @@
           <w:t>, Rekha</w:t>
         </w:r>
       </w:ins>
-      <w:del w:id="243" w:author="Ram, Abhishek" w:date="2025-07-14T11:30:00Z" w16du:dateUtc="2025-07-14T15:30:00Z">
+      <w:del w:id="248" w:author="Ram, Abhishek" w:date="2025-07-14T11:30:00Z" w16du:dateUtc="2025-07-14T15:30:00Z">
         <w:r>
           <w:rPr>
             <w:b/>
@@ -5076,20 +4978,20 @@
       <w:pPr>
         <w:pStyle w:val="Heading1"/>
         <w:rPr>
-          <w:ins w:id="244" w:author="Ram, Abhishek" w:date="2025-08-15T17:00:00Z" w16du:dateUtc="2025-08-15T21:00:00Z"/>
-        </w:rPr>
-        <w:pPrChange w:id="245" w:author="Ram, Abhishek" w:date="2025-08-21T19:58:00Z" w16du:dateUtc="2025-08-21T23:58:00Z">
+          <w:ins w:id="249" w:author="Ram, Abhishek" w:date="2025-08-15T17:00:00Z" w16du:dateUtc="2025-08-15T21:00:00Z"/>
+        </w:rPr>
+        <w:pPrChange w:id="250" w:author="Ram, Abhishek" w:date="2025-08-21T19:58:00Z" w16du:dateUtc="2025-08-21T23:58:00Z">
           <w:pPr>
             <w:spacing w:before="0" w:after="0"/>
             <w:ind w:firstLine="0"/>
           </w:pPr>
         </w:pPrChange>
       </w:pPr>
-      <w:bookmarkStart w:id="246" w:name="_Ref187413419"/>
+      <w:bookmarkStart w:id="251" w:name="_Ref187413419"/>
       <w:r>
         <w:t xml:space="preserve">Computational Design </w:t>
       </w:r>
-      <w:ins w:id="247" w:author="Ram, Abhishek" w:date="2025-08-21T20:00:00Z" w16du:dateUtc="2025-08-22T00:00:00Z">
+      <w:ins w:id="252" w:author="Ram, Abhishek" w:date="2025-08-21T20:00:00Z" w16du:dateUtc="2025-08-22T00:00:00Z">
         <w:r>
           <w:t xml:space="preserve">and </w:t>
         </w:r>
@@ -5097,7 +4999,7 @@
       <w:r>
         <w:t>Analysis</w:t>
       </w:r>
-      <w:ins w:id="248" w:author="Ram, Abhishek" w:date="2025-08-21T20:00:00Z" w16du:dateUtc="2025-08-22T00:00:00Z">
+      <w:ins w:id="253" w:author="Ram, Abhishek" w:date="2025-08-21T20:00:00Z" w16du:dateUtc="2025-08-22T00:00:00Z">
         <w:r>
           <w:t xml:space="preserve"> (CoDA)</w:t>
         </w:r>
@@ -5105,191 +5007,191 @@
       <w:r>
         <w:t xml:space="preserve"> Framework Development</w:t>
       </w:r>
-      <w:bookmarkEnd w:id="246"/>
-      <w:ins w:id="249" w:author="Ram, Abhishek" w:date="2025-09-08T10:17:00Z" w16du:dateUtc="2025-09-08T14:17:00Z">
+      <w:bookmarkEnd w:id="251"/>
+      <w:ins w:id="254" w:author="Ram, Abhishek" w:date="2025-09-08T10:17:00Z" w16du:dateUtc="2025-09-08T14:17:00Z">
         <w:r>
           <w:t xml:space="preserve"> (Alicia and Alex)</w:t>
         </w:r>
       </w:ins>
     </w:p>
-    <w:customXmlInsRangeStart w:id="250" w:author="Ram, Abhishek" w:date="2025-08-15T17:00:00Z"/>
+    <w:customXmlInsRangeStart w:id="255" w:author="Ram, Abhishek" w:date="2025-08-15T17:00:00Z"/>
     <w:sdt>
       <w:sdtPr>
         <w:tag w:val="goog_rdk_61"/>
         <w:id w:val="875973102"/>
       </w:sdtPr>
       <w:sdtContent>
-        <w:customXmlInsRangeEnd w:id="250"/>
+        <w:customXmlInsRangeEnd w:id="255"/>
         <w:p>
           <w:pPr>
             <w:rPr>
-              <w:ins w:id="251" w:author="Ram, Abhishek" w:date="2025-08-15T17:00:00Z" w16du:dateUtc="2025-08-15T21:00:00Z"/>
+              <w:ins w:id="256" w:author="Ram, Abhishek" w:date="2025-08-15T17:00:00Z" w16du:dateUtc="2025-08-15T21:00:00Z"/>
             </w:rPr>
-            <w:pPrChange w:id="252" w:author="Ram, Abhishek" w:date="2025-08-21T19:55:00Z" w16du:dateUtc="2025-08-21T23:55:00Z">
+            <w:pPrChange w:id="257" w:author="Ram, Abhishek" w:date="2025-08-21T19:55:00Z" w16du:dateUtc="2025-08-21T23:55:00Z">
               <w:pPr>
                 <w:spacing w:before="0" w:after="0"/>
                 <w:ind w:firstLine="0"/>
               </w:pPr>
             </w:pPrChange>
           </w:pPr>
-          <w:ins w:id="253" w:author="Ram, Abhishek" w:date="2025-08-15T17:00:00Z" w16du:dateUtc="2025-08-15T21:00:00Z">
+          <w:ins w:id="258" w:author="Ram, Abhishek" w:date="2025-08-15T17:00:00Z" w16du:dateUtc="2025-08-15T21:00:00Z">
             <w:r>
               <w:t>Computational methods and tools have been extensively developed and utilized in aerospace engineering and across major disciplines of engineering, which has enabled the era of digital engineering.  Ever since the birth of the Turing machine, computing power has been exploited to conduct calculations more quickly and more accurately. The modern-day computing technology enabled numerical methods to solve a discretized system of previously unsolvable problems, taking advantage of (much) faster-than-human computing capabilities.</w:t>
             </w:r>
           </w:ins>
-          <w:customXmlInsRangeStart w:id="254" w:author="Ram, Abhishek" w:date="2025-08-15T17:00:00Z"/>
+          <w:customXmlInsRangeStart w:id="259" w:author="Ram, Abhishek" w:date="2025-08-15T17:00:00Z"/>
           <w:sdt>
             <w:sdtPr>
               <w:tag w:val="goog_rdk_59"/>
               <w:id w:val="151108428"/>
             </w:sdtPr>
             <w:sdtContent>
-              <w:customXmlInsRangeEnd w:id="254"/>
-              <w:ins w:id="255" w:author="Ram, Abhishek" w:date="2025-08-15T17:00:00Z" w16du:dateUtc="2025-08-15T21:00:00Z">
+              <w:customXmlInsRangeEnd w:id="259"/>
+              <w:ins w:id="260" w:author="Ram, Abhishek" w:date="2025-08-15T17:00:00Z" w16du:dateUtc="2025-08-15T21:00:00Z">
                 <w:r>
-                  <w:t xml:space="preserve"> The increase in processing </w:t>
-                </w:r>
-                <w:r>
-                  <w:lastRenderedPageBreak/>
-                  <w:t>speed, memory, and storage has paralleled a corresponding leap in the scale and fidelity of problems engineers can solve.</w:t>
+                  <w:t xml:space="preserve"> The increase in processing speed, memory, and storage has paralleled a corresponding leap in the scale and fidelity of problems engineers can solve.</w:t>
                 </w:r>
               </w:ins>
-              <w:customXmlInsRangeStart w:id="256" w:author="Ram, Abhishek" w:date="2025-08-15T17:00:00Z"/>
+              <w:customXmlInsRangeStart w:id="261" w:author="Ram, Abhishek" w:date="2025-08-15T17:00:00Z"/>
             </w:sdtContent>
           </w:sdt>
-          <w:customXmlInsRangeEnd w:id="256"/>
-          <w:ins w:id="257" w:author="Ram, Abhishek" w:date="2025-08-15T17:00:00Z" w16du:dateUtc="2025-08-15T21:00:00Z">
+          <w:customXmlInsRangeEnd w:id="261"/>
+          <w:ins w:id="262" w:author="Ram, Abhishek" w:date="2025-08-15T17:00:00Z" w16du:dateUtc="2025-08-15T21:00:00Z">
             <w:r>
               <w:t xml:space="preserve"> </w:t>
             </w:r>
           </w:ins>
-          <w:customXmlInsRangeStart w:id="258" w:author="Ram, Abhishek" w:date="2025-08-15T17:00:00Z"/>
+          <w:customXmlInsRangeStart w:id="263" w:author="Ram, Abhishek" w:date="2025-08-15T17:00:00Z"/>
           <w:sdt>
             <w:sdtPr>
               <w:tag w:val="goog_rdk_60"/>
               <w:id w:val="-1370898231"/>
             </w:sdtPr>
             <w:sdtContent>
-              <w:customXmlInsRangeEnd w:id="258"/>
-              <w:customXmlInsRangeStart w:id="259" w:author="Ram, Abhishek" w:date="2025-08-15T17:00:00Z"/>
+              <w:customXmlInsRangeEnd w:id="263"/>
+              <w:customXmlInsRangeStart w:id="264" w:author="Ram, Abhishek" w:date="2025-08-15T17:00:00Z"/>
             </w:sdtContent>
           </w:sdt>
-          <w:customXmlInsRangeEnd w:id="259"/>
+          <w:customXmlInsRangeEnd w:id="264"/>
         </w:p>
-        <w:customXmlInsRangeStart w:id="260" w:author="Ram, Abhishek" w:date="2025-08-15T17:00:00Z"/>
+        <w:customXmlInsRangeStart w:id="265" w:author="Ram, Abhishek" w:date="2025-08-15T17:00:00Z"/>
       </w:sdtContent>
     </w:sdt>
-    <w:customXmlInsRangeEnd w:id="260"/>
-    <w:p>
-      <w:pPr>
-        <w:rPr>
-          <w:ins w:id="261" w:author="Ram, Abhishek" w:date="2025-08-15T17:00:00Z" w16du:dateUtc="2025-08-15T21:00:00Z"/>
-        </w:rPr>
-        <w:pPrChange w:id="262" w:author="Ram, Abhishek" w:date="2025-08-21T19:55:00Z" w16du:dateUtc="2025-08-21T23:55:00Z">
+    <w:customXmlInsRangeEnd w:id="265"/>
+    <w:p>
+      <w:pPr>
+        <w:rPr>
+          <w:ins w:id="266" w:author="Ram, Abhishek" w:date="2025-08-15T17:00:00Z" w16du:dateUtc="2025-08-15T21:00:00Z"/>
+        </w:rPr>
+        <w:pPrChange w:id="267" w:author="Ram, Abhishek" w:date="2025-08-21T19:55:00Z" w16du:dateUtc="2025-08-21T23:55:00Z">
           <w:pPr>
             <w:spacing w:before="0" w:after="0"/>
             <w:ind w:firstLine="0"/>
           </w:pPr>
         </w:pPrChange>
       </w:pPr>
-      <w:ins w:id="263" w:author="Ram, Abhishek" w:date="2025-08-15T17:00:00Z" w16du:dateUtc="2025-08-15T21:00:00Z">
-        <w:r>
-          <w:t>These approaches are a long series of equations that would be considered too long to be solved by a human, and given the number of times these equations need to be solved, considered unsolvable. The examples include the Monte Carlo method for uncertainty quantification and the finite element method for mechanics. Computers also provided the means to store a lot of information which can then be organized and manipulated via the numerical methods. Over the several decades of computer technology development, a vast range of numerical and computational methods have emerged to assist engineering, e.g. drawing and manipulating 3D geometry, simulating the behavior of a well-defined system, a range of fidelity models and surrogate models for forward simulation, management and analysis of large amount</w:t>
-        </w:r>
-      </w:ins>
-      <w:ins w:id="264" w:author="Ram, Abhishek" w:date="2025-08-21T19:53:00Z" w16du:dateUtc="2025-08-21T23:53:00Z">
+      <w:ins w:id="268" w:author="Ram, Abhishek" w:date="2025-08-15T17:00:00Z" w16du:dateUtc="2025-08-15T21:00:00Z">
+        <w:r>
+          <w:t xml:space="preserve">These approaches are a long series of equations that would be considered too long to be solved by a human, and given the number of times these equations need to be solved, considered unsolvable. The examples include the Monte Carlo method for uncertainty quantification and the finite element method for mechanics. Computers also provided the means to store a lot of information which can then be organized and manipulated via the numerical methods. Over the several decades of computer technology development, a vast range of numerical and computational methods have emerged to assist engineering, e.g. drawing and manipulating 3D geometry, </w:t>
+        </w:r>
+        <w:r>
+          <w:lastRenderedPageBreak/>
+          <w:t>simulating the behavior of a well-defined system, a range of fidelity models and surrogate models for forward simulation, management and analysis of large amount</w:t>
+        </w:r>
+      </w:ins>
+      <w:ins w:id="269" w:author="Ram, Abhishek" w:date="2025-08-21T19:53:00Z" w16du:dateUtc="2025-08-21T23:53:00Z">
         <w:r>
           <w:t>s</w:t>
         </w:r>
       </w:ins>
-      <w:ins w:id="265" w:author="Ram, Abhishek" w:date="2025-08-15T17:00:00Z" w16du:dateUtc="2025-08-15T21:00:00Z">
+      <w:ins w:id="270" w:author="Ram, Abhishek" w:date="2025-08-15T17:00:00Z" w16du:dateUtc="2025-08-15T21:00:00Z">
         <w:r>
           <w:t xml:space="preserve"> of data, and inverse optimization to generate the optimum system or configurations which can be considered as an inverse problem of a simulation model. </w:t>
         </w:r>
       </w:ins>
-      <w:customXmlInsRangeStart w:id="266" w:author="Ram, Abhishek" w:date="2025-08-15T17:00:00Z"/>
+      <w:customXmlInsRangeStart w:id="271" w:author="Ram, Abhishek" w:date="2025-08-15T17:00:00Z"/>
       <w:sdt>
         <w:sdtPr>
           <w:tag w:val="goog_rdk_64"/>
           <w:id w:val="1333286455"/>
         </w:sdtPr>
         <w:sdtContent>
-          <w:customXmlInsRangeEnd w:id="266"/>
-          <w:ins w:id="267" w:author="Ram, Abhishek" w:date="2025-08-15T17:00:00Z" w16du:dateUtc="2025-08-15T21:00:00Z">
+          <w:customXmlInsRangeEnd w:id="271"/>
+          <w:ins w:id="272" w:author="Ram, Abhishek" w:date="2025-08-15T17:00:00Z" w16du:dateUtc="2025-08-15T21:00:00Z">
             <w:r>
               <w:t xml:space="preserve">Alongside the methods themselves, </w:t>
             </w:r>
           </w:ins>
-          <w:ins w:id="268" w:author="Ram, Abhishek" w:date="2025-08-21T19:53:00Z" w16du:dateUtc="2025-08-21T23:53:00Z">
+          <w:ins w:id="273" w:author="Ram, Abhishek" w:date="2025-08-21T19:53:00Z" w16du:dateUtc="2025-08-21T23:53:00Z">
             <w:r>
               <w:t>advances</w:t>
             </w:r>
           </w:ins>
-          <w:ins w:id="269" w:author="Ram, Abhishek" w:date="2025-08-21T19:54:00Z" w16du:dateUtc="2025-08-21T23:54:00Z">
+          <w:ins w:id="274" w:author="Ram, Abhishek" w:date="2025-08-21T19:54:00Z" w16du:dateUtc="2025-08-21T23:54:00Z">
             <w:r>
               <w:t xml:space="preserve"> in numerical and computational fluency</w:t>
             </w:r>
           </w:ins>
-          <w:ins w:id="270" w:author="Ram, Abhishek" w:date="2025-08-21T19:53:00Z" w16du:dateUtc="2025-08-21T23:53:00Z">
+          <w:ins w:id="275" w:author="Ram, Abhishek" w:date="2025-08-21T19:53:00Z" w16du:dateUtc="2025-08-21T23:53:00Z">
             <w:r>
               <w:t xml:space="preserve"> have brought</w:t>
             </w:r>
           </w:ins>
-          <w:ins w:id="271" w:author="Ram, Abhishek" w:date="2025-08-15T17:00:00Z" w16du:dateUtc="2025-08-15T21:00:00Z">
+          <w:ins w:id="276" w:author="Ram, Abhishek" w:date="2025-08-15T17:00:00Z" w16du:dateUtc="2025-08-15T21:00:00Z">
             <w:r>
               <w:t xml:space="preserve"> workflow</w:t>
             </w:r>
           </w:ins>
-          <w:ins w:id="272" w:author="Ram, Abhishek" w:date="2025-08-21T19:53:00Z" w16du:dateUtc="2025-08-21T23:53:00Z">
+          <w:ins w:id="277" w:author="Ram, Abhishek" w:date="2025-08-21T19:53:00Z" w16du:dateUtc="2025-08-21T23:53:00Z">
             <w:r>
               <w:t>s</w:t>
             </w:r>
           </w:ins>
-          <w:ins w:id="273" w:author="Ram, Abhishek" w:date="2025-08-15T17:00:00Z" w16du:dateUtc="2025-08-15T21:00:00Z">
+          <w:ins w:id="278" w:author="Ram, Abhishek" w:date="2025-08-15T17:00:00Z" w16du:dateUtc="2025-08-15T21:00:00Z">
             <w:r>
               <w:t xml:space="preserve"> and tools to track how geometry, mesh, analyses, and results flow through long-running studies using enterprise resource planning systems. Automation of these processes has dramatically shortened design cycles and enabled rapid iteration, which is critical in competitive industries such as aerospace.</w:t>
             </w:r>
           </w:ins>
-          <w:customXmlInsRangeStart w:id="274" w:author="Ram, Abhishek" w:date="2025-08-15T17:00:00Z"/>
+          <w:customXmlInsRangeStart w:id="279" w:author="Ram, Abhishek" w:date="2025-08-15T17:00:00Z"/>
         </w:sdtContent>
       </w:sdt>
-      <w:customXmlInsRangeEnd w:id="274"/>
-    </w:p>
-    <w:p>
-      <w:pPr>
-        <w:rPr>
-          <w:ins w:id="275" w:author="Ram, Abhishek" w:date="2025-08-15T17:00:00Z" w16du:dateUtc="2025-08-15T21:00:00Z"/>
-        </w:rPr>
-        <w:pPrChange w:id="276" w:author="Ram, Abhishek" w:date="2025-08-21T19:55:00Z" w16du:dateUtc="2025-08-21T23:55:00Z">
+      <w:customXmlInsRangeEnd w:id="279"/>
+    </w:p>
+    <w:p>
+      <w:pPr>
+        <w:rPr>
+          <w:ins w:id="280" w:author="Ram, Abhishek" w:date="2025-08-15T17:00:00Z" w16du:dateUtc="2025-08-15T21:00:00Z"/>
+        </w:rPr>
+        <w:pPrChange w:id="281" w:author="Ram, Abhishek" w:date="2025-08-21T19:55:00Z" w16du:dateUtc="2025-08-21T23:55:00Z">
           <w:pPr>
             <w:spacing w:before="0" w:after="0"/>
             <w:ind w:firstLine="0"/>
           </w:pPr>
         </w:pPrChange>
       </w:pPr>
-      <w:ins w:id="277" w:author="Ram, Abhishek" w:date="2025-08-15T17:00:00Z" w16du:dateUtc="2025-08-15T21:00:00Z">
+      <w:ins w:id="282" w:author="Ram, Abhishek" w:date="2025-08-15T17:00:00Z" w16du:dateUtc="2025-08-15T21:00:00Z">
         <w:r>
           <w:t xml:space="preserve">As complexity of engineering systems increased, efforts increased in integrating these </w:t>
         </w:r>
       </w:ins>
-      <w:commentRangeStart w:id="278"/>
-      <w:customXmlInsRangeStart w:id="279" w:author="Ram, Abhishek" w:date="2025-08-15T17:00:00Z"/>
+      <w:commentRangeStart w:id="283"/>
+      <w:customXmlInsRangeStart w:id="284" w:author="Ram, Abhishek" w:date="2025-08-15T17:00:00Z"/>
       <w:sdt>
         <w:sdtPr>
           <w:tag w:val="goog_rdk_65"/>
           <w:id w:val="461248228"/>
         </w:sdtPr>
         <w:sdtContent>
-          <w:customXmlInsRangeEnd w:id="279"/>
-          <w:customXmlInsRangeStart w:id="280" w:author="Ram, Abhishek" w:date="2025-08-15T17:00:00Z"/>
+          <w:customXmlInsRangeEnd w:id="284"/>
+          <w:customXmlInsRangeStart w:id="285" w:author="Ram, Abhishek" w:date="2025-08-15T17:00:00Z"/>
         </w:sdtContent>
       </w:sdt>
-      <w:customXmlInsRangeEnd w:id="280"/>
-      <w:ins w:id="281" w:author="Ram, Abhishek" w:date="2025-08-15T17:00:00Z" w16du:dateUtc="2025-08-15T21:00:00Z">
+      <w:customXmlInsRangeEnd w:id="285"/>
+      <w:ins w:id="286" w:author="Ram, Abhishek" w:date="2025-08-15T17:00:00Z" w16du:dateUtc="2025-08-15T21:00:00Z">
         <w:r>
           <w:t>numerical methods</w:t>
         </w:r>
-        <w:commentRangeEnd w:id="278"/>
+        <w:commentRangeEnd w:id="283"/>
         <w:r>
           <w:rPr>
             <w:rStyle w:val="CommentReference"/>
@@ -5297,7 +5199,7 @@
             <w:szCs w:val="24"/>
             <w:lang w:val="en"/>
           </w:rPr>
-          <w:commentReference w:id="278"/>
+          <w:commentReference w:id="283"/>
         </w:r>
         <w:r>
           <w:t xml:space="preserve"> to predict and design ever more challenging systems which can no longer be engineered by one or a few engineers, exemplified in modern aerospace structures amongst numerous examples. The primary challenge here being that the effects of changing one design feature on the entire system are not fully understood </w:t>
@@ -5312,24 +5214,24 @@
           <w:t xml:space="preserve">. Disciplines such as systems engineering and multidisciplinary design optimization have emerged to incorporate numerical and computational methods to predict the effects of a design change on the whole system and balance the conflicting criteria. While these system-level or top-down approaches have long been adopted in engineering, they were initially composed of lower fidelity models and the efforts are continuing to enable the adoption of multiple higher fidelity models earlier in the design process. There have been many case studies where the design optimization has generated novel designs that had been unknown or discovered new ways to manage the trade-offs, leading to more competitive engineering design. In recent years, </w:t>
         </w:r>
       </w:ins>
-      <w:commentRangeStart w:id="282"/>
-      <w:customXmlInsRangeStart w:id="283" w:author="Ram, Abhishek" w:date="2025-08-15T17:00:00Z"/>
+      <w:commentRangeStart w:id="287"/>
+      <w:customXmlInsRangeStart w:id="288" w:author="Ram, Abhishek" w:date="2025-08-15T17:00:00Z"/>
       <w:sdt>
         <w:sdtPr>
           <w:tag w:val="goog_rdk_66"/>
           <w:id w:val="-1305520560"/>
         </w:sdtPr>
         <w:sdtContent>
-          <w:customXmlInsRangeEnd w:id="283"/>
-          <w:customXmlInsRangeStart w:id="284" w:author="Ram, Abhishek" w:date="2025-08-15T17:00:00Z"/>
+          <w:customXmlInsRangeEnd w:id="288"/>
+          <w:customXmlInsRangeStart w:id="289" w:author="Ram, Abhishek" w:date="2025-08-15T17:00:00Z"/>
         </w:sdtContent>
       </w:sdt>
-      <w:customXmlInsRangeEnd w:id="284"/>
-      <w:ins w:id="285" w:author="Ram, Abhishek" w:date="2025-08-15T17:00:00Z" w16du:dateUtc="2025-08-15T21:00:00Z">
+      <w:customXmlInsRangeEnd w:id="289"/>
+      <w:ins w:id="290" w:author="Ram, Abhishek" w:date="2025-08-15T17:00:00Z" w16du:dateUtc="2025-08-15T21:00:00Z">
         <w:r>
           <w:t>machine learning and artificial intelligence (ML/AI) have become increasingly popular in the family of computational methods.</w:t>
         </w:r>
-        <w:commentRangeEnd w:id="282"/>
+        <w:commentRangeEnd w:id="287"/>
         <w:r>
           <w:rPr>
             <w:rStyle w:val="CommentReference"/>
@@ -5337,7 +5239,7 @@
             <w:szCs w:val="24"/>
             <w:lang w:val="en"/>
           </w:rPr>
-          <w:commentReference w:id="282"/>
+          <w:commentReference w:id="287"/>
         </w:r>
         <w:r>
           <w:t xml:space="preserve"> Another parallel development is the advances in hardware design together with software development, either tailoring software to a given hardware (e.g. GPU vs. CPU parallelization) or tailoring hardware architecture optimized for a series of calculations that are needed - sometimes referred to as codesign, although the word is also commonly used for non-computational design approaches, i.e. collaborative or team approach or design which simultaneously consider multiple disciplines.</w:t>
@@ -5347,42 +5249,42 @@
     <w:p>
       <w:pPr>
         <w:rPr>
-          <w:ins w:id="286" w:author="Ram, Abhishek" w:date="2025-08-21T19:57:00Z" w16du:dateUtc="2025-08-21T23:57:00Z"/>
-        </w:rPr>
-      </w:pPr>
-      <w:ins w:id="287" w:author="Ram, Abhishek" w:date="2025-08-15T17:00:00Z" w16du:dateUtc="2025-08-15T21:00:00Z">
+          <w:ins w:id="291" w:author="Ram, Abhishek" w:date="2025-08-21T19:57:00Z" w16du:dateUtc="2025-08-21T23:57:00Z"/>
+        </w:rPr>
+      </w:pPr>
+      <w:ins w:id="292" w:author="Ram, Abhishek" w:date="2025-08-15T17:00:00Z" w16du:dateUtc="2025-08-15T21:00:00Z">
         <w:r>
           <w:t>The vision of digital engineering is an ultimate integration of all computational models beyond design - it spans the entire life-cycle of an asset. The initial model that behaves like a designed system is critical in enabling sensors to accurately update and predict its operational and aging behavior. Therefore, the computational methods used in the design process would form the fundamental model and data for digital engineering.</w:t>
         </w:r>
       </w:ins>
-      <w:customXmlInsRangeStart w:id="288" w:author="Ram, Abhishek" w:date="2025-08-15T17:00:00Z"/>
+      <w:customXmlInsRangeStart w:id="293" w:author="Ram, Abhishek" w:date="2025-08-15T17:00:00Z"/>
       <w:sdt>
         <w:sdtPr>
           <w:tag w:val="goog_rdk_67"/>
           <w:id w:val="-1218173238"/>
         </w:sdtPr>
         <w:sdtContent>
-          <w:customXmlInsRangeEnd w:id="288"/>
-          <w:ins w:id="289" w:author="Ram, Abhishek" w:date="2025-08-15T17:00:00Z" w16du:dateUtc="2025-08-15T21:00:00Z">
+          <w:customXmlInsRangeEnd w:id="293"/>
+          <w:ins w:id="294" w:author="Ram, Abhishek" w:date="2025-08-15T17:00:00Z" w16du:dateUtc="2025-08-15T21:00:00Z">
             <w:r>
               <w:t xml:space="preserve"> This integration enables the realization of true digital twins, where physical assets and their virtual counterparts co-evolve throughout the lifecycle.</w:t>
             </w:r>
           </w:ins>
-          <w:customXmlInsRangeStart w:id="290" w:author="Ram, Abhishek" w:date="2025-08-15T17:00:00Z"/>
+          <w:customXmlInsRangeStart w:id="295" w:author="Ram, Abhishek" w:date="2025-08-15T17:00:00Z"/>
         </w:sdtContent>
       </w:sdt>
-      <w:customXmlInsRangeEnd w:id="290"/>
-      <w:ins w:id="291" w:author="Ram, Abhishek" w:date="2025-08-15T17:00:00Z" w16du:dateUtc="2025-08-15T21:00:00Z">
+      <w:customXmlInsRangeEnd w:id="295"/>
+      <w:ins w:id="296" w:author="Ram, Abhishek" w:date="2025-08-15T17:00:00Z" w16du:dateUtc="2025-08-15T21:00:00Z">
         <w:r>
           <w:t xml:space="preserve"> This </w:t>
         </w:r>
       </w:ins>
-      <w:ins w:id="292" w:author="Ram, Abhishek" w:date="2025-08-21T19:56:00Z" w16du:dateUtc="2025-08-21T23:56:00Z">
+      <w:ins w:id="297" w:author="Ram, Abhishek" w:date="2025-08-21T19:56:00Z" w16du:dateUtc="2025-08-21T23:56:00Z">
         <w:r>
           <w:t xml:space="preserve">position </w:t>
         </w:r>
       </w:ins>
-      <w:ins w:id="293" w:author="Ram, Abhishek" w:date="2025-08-15T17:00:00Z" w16du:dateUtc="2025-08-15T21:00:00Z">
+      <w:ins w:id="298" w:author="Ram, Abhishek" w:date="2025-08-15T17:00:00Z" w16du:dateUtc="2025-08-15T21:00:00Z">
         <w:r>
           <w:t>paper aims to reflect on the computational methods that enable modeling and design, hence to provide a perspective on the state of the art computational methods in engineering, their challenges and the future.</w:t>
         </w:r>
@@ -5392,27 +5294,26 @@
       <w:pPr>
         <w:pStyle w:val="Heading2"/>
         <w:rPr>
-          <w:ins w:id="294" w:author="Ram, Abhishek" w:date="2025-08-15T17:00:00Z" w16du:dateUtc="2025-08-15T21:00:00Z"/>
-        </w:rPr>
-        <w:pPrChange w:id="295" w:author="Ram, Abhishek" w:date="2025-08-21T19:57:00Z" w16du:dateUtc="2025-08-21T23:57:00Z">
+          <w:ins w:id="299" w:author="Ram, Abhishek" w:date="2025-08-15T17:00:00Z" w16du:dateUtc="2025-08-15T21:00:00Z"/>
+        </w:rPr>
+        <w:pPrChange w:id="300" w:author="Ram, Abhishek" w:date="2025-08-21T19:57:00Z" w16du:dateUtc="2025-08-21T23:57:00Z">
           <w:pPr>
             <w:spacing w:before="0" w:after="0"/>
             <w:ind w:firstLine="0"/>
           </w:pPr>
         </w:pPrChange>
       </w:pPr>
-      <w:ins w:id="296" w:author="Ram, Abhishek" w:date="2025-08-21T19:58:00Z" w16du:dateUtc="2025-08-21T23:58:00Z">
-        <w:r>
-          <w:lastRenderedPageBreak/>
+      <w:ins w:id="301" w:author="Ram, Abhishek" w:date="2025-08-21T19:58:00Z" w16du:dateUtc="2025-08-21T23:58:00Z">
+        <w:r>
           <w:t xml:space="preserve">Role of </w:t>
         </w:r>
       </w:ins>
-      <w:ins w:id="297" w:author="Ram, Abhishek" w:date="2025-08-21T19:59:00Z" w16du:dateUtc="2025-08-21T23:59:00Z">
+      <w:ins w:id="302" w:author="Ram, Abhishek" w:date="2025-08-21T19:59:00Z" w16du:dateUtc="2025-08-21T23:59:00Z">
         <w:r>
           <w:t>Co</w:t>
         </w:r>
       </w:ins>
-      <w:ins w:id="298" w:author="Ram, Abhishek" w:date="2025-08-21T20:00:00Z" w16du:dateUtc="2025-08-22T00:00:00Z">
+      <w:ins w:id="303" w:author="Ram, Abhishek" w:date="2025-08-21T20:00:00Z" w16du:dateUtc="2025-08-22T00:00:00Z">
         <w:r>
           <w:t>DA in Digital Engineering</w:t>
         </w:r>
@@ -5421,16 +5322,16 @@
     <w:p>
       <w:pPr>
         <w:rPr>
-          <w:ins w:id="299" w:author="Ram, Abhishek" w:date="2025-08-15T17:00:00Z" w16du:dateUtc="2025-08-15T21:00:00Z"/>
-        </w:rPr>
-        <w:pPrChange w:id="300" w:author="Ram, Abhishek" w:date="2025-08-21T19:54:00Z" w16du:dateUtc="2025-08-21T23:54:00Z">
+          <w:ins w:id="304" w:author="Ram, Abhishek" w:date="2025-08-15T17:00:00Z" w16du:dateUtc="2025-08-15T21:00:00Z"/>
+        </w:rPr>
+        <w:pPrChange w:id="305" w:author="Ram, Abhishek" w:date="2025-08-21T19:54:00Z" w16du:dateUtc="2025-08-21T23:54:00Z">
           <w:pPr>
             <w:spacing w:before="0" w:after="0"/>
             <w:ind w:firstLine="0"/>
           </w:pPr>
         </w:pPrChange>
       </w:pPr>
-      <w:ins w:id="301" w:author="Ram, Abhishek" w:date="2025-08-15T17:00:00Z" w16du:dateUtc="2025-08-15T21:00:00Z">
+      <w:ins w:id="306" w:author="Ram, Abhishek" w:date="2025-08-15T17:00:00Z" w16du:dateUtc="2025-08-15T21:00:00Z">
         <w:r>
           <w:t xml:space="preserve">Before reviewing the landscape of computational models for digital engineering, </w:t>
         </w:r>
@@ -5441,48 +5342,52 @@
           <w:t>digital twin</w:t>
         </w:r>
         <w:r>
-          <w:t xml:space="preserve"> is being considered across all sectors, from engineering to climate to life sciences and many others. We note that many of the computational models share the same fundamentals across disciplines although we choose to focus on the methods common in engineering in this paper. For further reading on high level perspective on future direction for digital twins, the readers are referred to the National Academies consensus report on Foundational Research Gaps and Future Directions for Digital Twins (2024). When the digital twin concept is applied to materials and structural engineering, it becomes what the field of Integrated Computational Materials and Engineering (ICME) has been striving for a few decades. The NASA Vision 2040 paper on a Roadmap for Integrated Multiscale Modeling and Simulation of Materials and Systems (2024) identifies nine key enabling elements, eight of which relate also to digital engineering: modeling; optimization; uncertainty quantification and management; verification and validation; data informatics and visualization; workflows; training; and computational infrastructure. We will base our discussions on these key elements.</w:t>
-        </w:r>
-      </w:ins>
-      <w:customXmlInsRangeStart w:id="302" w:author="Ram, Abhishek" w:date="2025-08-15T17:00:00Z"/>
+          <w:t xml:space="preserve"> is being considered across all sectors, from engineering to climate to life sciences and many others. We note that many of the computational models share the same fundamentals across disciplines although we choose to focus on the methods common in engineering in this paper. For further reading on high level perspective on future direction for digital twins, the readers are referred to the National Academies consensus report on Foundational Research Gaps and Future Directions for Digital Twins (2024). When the digital twin concept is applied to materials and structural engineering, it becomes what the field of Integrated Computational Materials and Engineering </w:t>
+        </w:r>
+        <w:r>
+          <w:lastRenderedPageBreak/>
+          <w:t>(ICME) has been striving for a few decades. The NASA Vision 2040 paper on a Roadmap for Integrated Multiscale Modeling and Simulation of Materials and Systems (2024) identifies nine key enabling elements, eight of which relate also to digital engineering: modeling; optimization; uncertainty quantification and management; verification and validation; data informatics and visualization; workflows; training; and computational infrastructure. We will base our discussions on these key elements.</w:t>
+        </w:r>
+      </w:ins>
+      <w:customXmlInsRangeStart w:id="307" w:author="Ram, Abhishek" w:date="2025-08-15T17:00:00Z"/>
       <w:sdt>
         <w:sdtPr>
           <w:tag w:val="goog_rdk_68"/>
           <w:id w:val="1092001943"/>
         </w:sdtPr>
         <w:sdtContent>
-          <w:customXmlInsRangeEnd w:id="302"/>
-          <w:ins w:id="303" w:author="Ram, Abhishek" w:date="2025-08-15T17:00:00Z" w16du:dateUtc="2025-08-15T21:00:00Z">
+          <w:customXmlInsRangeEnd w:id="307"/>
+          <w:ins w:id="308" w:author="Ram, Abhishek" w:date="2025-08-15T17:00:00Z" w16du:dateUtc="2025-08-15T21:00:00Z">
             <w:r>
               <w:t xml:space="preserve"> By doing so, we aim to provide a structured framework for analyzing the maturity, challenges, and opportunities of computational methods in digital engineering.</w:t>
             </w:r>
           </w:ins>
-          <w:customXmlInsRangeStart w:id="304" w:author="Ram, Abhishek" w:date="2025-08-15T17:00:00Z"/>
+          <w:customXmlInsRangeStart w:id="309" w:author="Ram, Abhishek" w:date="2025-08-15T17:00:00Z"/>
         </w:sdtContent>
       </w:sdt>
-      <w:customXmlInsRangeEnd w:id="304"/>
+      <w:customXmlInsRangeEnd w:id="309"/>
     </w:p>
     <w:p>
       <w:pPr>
         <w:pStyle w:val="Heading3"/>
         <w:rPr>
-          <w:ins w:id="305" w:author="Ram, Abhishek" w:date="2025-08-21T19:59:00Z" w16du:dateUtc="2025-08-21T23:59:00Z"/>
-        </w:rPr>
-        <w:pPrChange w:id="306" w:author="Ram, Abhishek" w:date="2025-08-21T19:59:00Z" w16du:dateUtc="2025-08-21T23:59:00Z">
+          <w:ins w:id="310" w:author="Ram, Abhishek" w:date="2025-08-21T19:59:00Z" w16du:dateUtc="2025-08-21T23:59:00Z"/>
+        </w:rPr>
+        <w:pPrChange w:id="311" w:author="Ram, Abhishek" w:date="2025-08-21T19:59:00Z" w16du:dateUtc="2025-08-21T23:59:00Z">
           <w:pPr/>
         </w:pPrChange>
       </w:pPr>
-      <w:ins w:id="307" w:author="Ram, Abhishek" w:date="2025-08-21T19:59:00Z" w16du:dateUtc="2025-08-21T23:59:00Z">
+      <w:ins w:id="312" w:author="Ram, Abhishek" w:date="2025-08-21T19:59:00Z" w16du:dateUtc="2025-08-21T23:59:00Z">
         <w:r>
           <w:t xml:space="preserve">Role of Modeling in CoDA </w:t>
         </w:r>
       </w:ins>
-      <w:ins w:id="308" w:author="Ram, Abhishek" w:date="2025-08-21T20:00:00Z" w16du:dateUtc="2025-08-22T00:00:00Z">
+      <w:ins w:id="313" w:author="Ram, Abhishek" w:date="2025-08-21T20:00:00Z" w16du:dateUtc="2025-08-22T00:00:00Z">
         <w:r>
           <w:t>in</w:t>
         </w:r>
       </w:ins>
-      <w:ins w:id="309" w:author="Ram, Abhishek" w:date="2025-08-21T19:59:00Z" w16du:dateUtc="2025-08-21T23:59:00Z">
+      <w:ins w:id="314" w:author="Ram, Abhishek" w:date="2025-08-21T19:59:00Z" w16du:dateUtc="2025-08-21T23:59:00Z">
         <w:r>
           <w:t xml:space="preserve"> Digital Engineering</w:t>
         </w:r>
@@ -5491,16 +5396,16 @@
     <w:p>
       <w:pPr>
         <w:rPr>
-          <w:ins w:id="310" w:author="Ram, Abhishek" w:date="2025-08-15T17:00:00Z" w16du:dateUtc="2025-08-15T21:00:00Z"/>
-        </w:rPr>
-        <w:pPrChange w:id="311" w:author="Ram, Abhishek" w:date="2025-08-21T19:54:00Z" w16du:dateUtc="2025-08-21T23:54:00Z">
+          <w:ins w:id="315" w:author="Ram, Abhishek" w:date="2025-08-15T17:00:00Z" w16du:dateUtc="2025-08-15T21:00:00Z"/>
+        </w:rPr>
+        <w:pPrChange w:id="316" w:author="Ram, Abhishek" w:date="2025-08-21T19:54:00Z" w16du:dateUtc="2025-08-21T23:54:00Z">
           <w:pPr>
             <w:spacing w:before="0" w:after="0"/>
             <w:ind w:firstLine="0"/>
           </w:pPr>
         </w:pPrChange>
       </w:pPr>
-      <w:ins w:id="312" w:author="Ram, Abhishek" w:date="2025-08-15T17:00:00Z" w16du:dateUtc="2025-08-15T21:00:00Z">
+      <w:ins w:id="317" w:author="Ram, Abhishek" w:date="2025-08-15T17:00:00Z" w16du:dateUtc="2025-08-15T21:00:00Z">
         <w:r>
           <w:t xml:space="preserve">Model here, is the computational models that form the foundation of a digital twin. One representative field of research that advances modeling is </w:t>
         </w:r>
@@ -5523,30 +5428,26 @@
           <w:t>g. They have been serving engineers to (i) to estimate a quantity of interest which can be measured experimentally but saves time and cost by simulation, (ii) enabling an engineer to investigate many what-if scenarios to inform unique insights of system behavior, or (iii) to compute a quantity which is very difficult or impossible to measure experimentally. One major goal of computational mechanics has been to develop mathematical formulations and solvers to estimate the quantities of interests more accurately, while balancing with computational resources.</w:t>
         </w:r>
       </w:ins>
-      <w:customXmlInsRangeStart w:id="313" w:author="Ram, Abhishek" w:date="2025-08-15T17:00:00Z"/>
+      <w:customXmlInsRangeStart w:id="318" w:author="Ram, Abhishek" w:date="2025-08-15T17:00:00Z"/>
       <w:sdt>
         <w:sdtPr>
           <w:tag w:val="goog_rdk_69"/>
           <w:id w:val="1377162139"/>
         </w:sdtPr>
         <w:sdtContent>
-          <w:customXmlInsRangeEnd w:id="313"/>
-          <w:ins w:id="314" w:author="Ram, Abhishek" w:date="2025-08-15T17:00:00Z" w16du:dateUtc="2025-08-15T21:00:00Z">
+          <w:customXmlInsRangeEnd w:id="318"/>
+          <w:ins w:id="319" w:author="Ram, Abhishek" w:date="2025-08-15T17:00:00Z" w16du:dateUtc="2025-08-15T21:00:00Z">
             <w:r>
               <w:t xml:space="preserve"> Surrogate models, in particular, have become indispensable for enabling real-time or many-query analyses, such as uncertainty quantification, optimization, and control. The increasing integration of data-driven techniques, such as neural networks, is complementing traditional physics-based modeling approaches and offering new capabilities for handling highly nonlinear and/or multiscale problems.</w:t>
             </w:r>
           </w:ins>
-          <w:customXmlInsRangeStart w:id="315" w:author="Ram, Abhishek" w:date="2025-08-15T17:00:00Z"/>
+          <w:customXmlInsRangeStart w:id="320" w:author="Ram, Abhishek" w:date="2025-08-15T17:00:00Z"/>
         </w:sdtContent>
       </w:sdt>
-      <w:customXmlInsRangeEnd w:id="315"/>
-      <w:ins w:id="316" w:author="Ram, Abhishek" w:date="2025-08-15T17:00:00Z" w16du:dateUtc="2025-08-15T21:00:00Z">
-        <w:r>
-          <w:t xml:space="preserve"> Reviewing NASA’s CFD Vision 2030 Roadmap (2020) offers a good insight in typical model development strategy: To enable physics-based modeling of 3D unsteady maneuvering flight and combustion by 2030. In addition to the physics-based modeling, they identify 5 key enabling domains which also require advances, (i) high performance computing (HPC); (ii) algorithms; (iii) geometry and grid generation; (iv) knowledge extraction and visualization; and (v) multidisciplinary design analysis and optimization (MDAO) with uncertainty quantification (UQ). The recent trends in computational mechanics are to exploit neural networks (NNs) and data-driven approaches to improve accuracy and/or add complexity without a substantial increase in computational resources.  The overall goal remains to model complex flow that cannot currently be analyzed. Here, the complexity arises within a single discipline, which may require limited input from one other discipline (chemistry kinetics for combustion in the case of CFD).  This means many of the numerical specifics of the computational models and algorithms are tailored to the specific quantities within a single discipline, and cannot easily be generalized. In other words, the computational models rely on a trained engineer with experience to construct and utilize for their use of the quantities (thus the accuracy need is defined by the engineer). This knowledge and insights are not easily generalized nor abstracted. Hence </w:t>
-        </w:r>
-        <w:r>
-          <w:lastRenderedPageBreak/>
-          <w:t xml:space="preserve">there are substantial challenges in constructing a single model for general purpose. (i.e. the quantity of interests are unknown </w:t>
+      <w:customXmlInsRangeEnd w:id="320"/>
+      <w:ins w:id="321" w:author="Ram, Abhishek" w:date="2025-08-15T17:00:00Z" w16du:dateUtc="2025-08-15T21:00:00Z">
+        <w:r>
+          <w:t xml:space="preserve"> Reviewing NASA’s CFD Vision 2030 Roadmap (2020) offers a good insight in typical model development strategy: To enable physics-based modeling of 3D unsteady maneuvering flight and combustion by 2030. In addition to the physics-based modeling, they identify 5 key enabling domains which also require advances, (i) high performance computing (HPC); (ii) algorithms; (iii) geometry and grid generation; (iv) knowledge extraction and visualization; and (v) multidisciplinary design analysis and optimization (MDAO) with uncertainty quantification (UQ). The recent trends in computational mechanics are to exploit neural networks (NNs) and data-driven approaches to improve accuracy and/or add complexity without a substantial increase in computational resources.  The overall goal remains to model complex flow that cannot currently be analyzed. Here, the complexity arises within a single discipline, which may require limited input from one other discipline (chemistry kinetics for combustion in the case of CFD).  This means many of the numerical specifics of the computational models and algorithms are tailored to the specific quantities within a single discipline, and cannot easily be generalized. In other words, the computational models rely on a trained engineer with experience to construct and utilize for their use of the quantities (thus the accuracy need is defined by the engineer). This knowledge and insights are not easily generalized nor abstracted. Hence there are substantial challenges in constructing a single model for general purpose. (i.e. the quantity of interests are unknown </w:t>
         </w:r>
         <w:r>
           <w:rPr>
@@ -5563,14 +5464,15 @@
       <w:pPr>
         <w:pStyle w:val="Heading3"/>
         <w:rPr>
-          <w:ins w:id="317" w:author="Ram, Abhishek" w:date="2025-08-21T20:02:00Z" w16du:dateUtc="2025-08-22T00:02:00Z"/>
-        </w:rPr>
-        <w:pPrChange w:id="318" w:author="Ram, Abhishek" w:date="2025-08-21T20:02:00Z" w16du:dateUtc="2025-08-22T00:02:00Z">
+          <w:ins w:id="322" w:author="Ram, Abhishek" w:date="2025-08-21T20:02:00Z" w16du:dateUtc="2025-08-22T00:02:00Z"/>
+        </w:rPr>
+        <w:pPrChange w:id="323" w:author="Ram, Abhishek" w:date="2025-08-21T20:02:00Z" w16du:dateUtc="2025-08-22T00:02:00Z">
           <w:pPr/>
         </w:pPrChange>
       </w:pPr>
-      <w:ins w:id="319" w:author="Ram, Abhishek" w:date="2025-08-21T20:02:00Z" w16du:dateUtc="2025-08-22T00:02:00Z">
-        <w:r>
+      <w:ins w:id="324" w:author="Ram, Abhishek" w:date="2025-08-21T20:02:00Z" w16du:dateUtc="2025-08-22T00:02:00Z">
+        <w:r>
+          <w:lastRenderedPageBreak/>
           <w:t>Role of Optimization in CoDA in Digital Engineering</w:t>
         </w:r>
       </w:ins>
@@ -5578,16 +5480,16 @@
     <w:p>
       <w:pPr>
         <w:rPr>
-          <w:ins w:id="320" w:author="Ram, Abhishek" w:date="2025-08-15T17:00:00Z" w16du:dateUtc="2025-08-15T21:00:00Z"/>
-        </w:rPr>
-        <w:pPrChange w:id="321" w:author="Ram, Abhishek" w:date="2025-08-21T19:54:00Z" w16du:dateUtc="2025-08-21T23:54:00Z">
+          <w:ins w:id="325" w:author="Ram, Abhishek" w:date="2025-08-15T17:00:00Z" w16du:dateUtc="2025-08-15T21:00:00Z"/>
+        </w:rPr>
+        <w:pPrChange w:id="326" w:author="Ram, Abhishek" w:date="2025-08-21T19:54:00Z" w16du:dateUtc="2025-08-21T23:54:00Z">
           <w:pPr>
             <w:spacing w:before="0" w:after="0"/>
             <w:ind w:firstLine="0"/>
           </w:pPr>
         </w:pPrChange>
       </w:pPr>
-      <w:ins w:id="322" w:author="Ram, Abhishek" w:date="2025-08-15T17:00:00Z" w16du:dateUtc="2025-08-15T21:00:00Z">
+      <w:ins w:id="327" w:author="Ram, Abhishek" w:date="2025-08-15T17:00:00Z" w16du:dateUtc="2025-08-15T21:00:00Z">
         <w:r>
           <w:t xml:space="preserve">Mathematical optimization has widely been in use for many complex decision makings, from preliminary aircraft design to financial investments. </w:t>
         </w:r>
@@ -5605,10 +5507,10 @@
     <w:p>
       <w:pPr>
         <w:rPr>
-          <w:ins w:id="323" w:author="Ram, Abhishek" w:date="2025-08-21T20:02:00Z" w16du:dateUtc="2025-08-22T00:02:00Z"/>
-        </w:rPr>
-      </w:pPr>
-      <w:ins w:id="324" w:author="Ram, Abhishek" w:date="2025-08-15T17:00:00Z" w16du:dateUtc="2025-08-15T21:00:00Z">
+          <w:ins w:id="328" w:author="Ram, Abhishek" w:date="2025-08-21T20:02:00Z" w16du:dateUtc="2025-08-22T00:02:00Z"/>
+        </w:rPr>
+      </w:pPr>
+      <w:ins w:id="329" w:author="Ram, Abhishek" w:date="2025-08-15T17:00:00Z" w16du:dateUtc="2025-08-15T21:00:00Z">
         <w:r>
           <w:t xml:space="preserve">However, an important limitation here is that mathematical optimization finds an optimum solution to a given problem statement, which is usually unknown </w:t>
         </w:r>
@@ -5654,26 +5556,26 @@
       <w:pPr>
         <w:pStyle w:val="Heading3"/>
         <w:rPr>
-          <w:ins w:id="325" w:author="Ram, Abhishek" w:date="2025-08-15T17:00:00Z" w16du:dateUtc="2025-08-15T21:00:00Z"/>
-        </w:rPr>
-        <w:pPrChange w:id="326" w:author="Ram, Abhishek" w:date="2025-08-21T20:02:00Z" w16du:dateUtc="2025-08-22T00:02:00Z">
+          <w:ins w:id="330" w:author="Ram, Abhishek" w:date="2025-08-15T17:00:00Z" w16du:dateUtc="2025-08-15T21:00:00Z"/>
+        </w:rPr>
+        <w:pPrChange w:id="331" w:author="Ram, Abhishek" w:date="2025-08-21T20:02:00Z" w16du:dateUtc="2025-08-22T00:02:00Z">
           <w:pPr>
             <w:spacing w:before="0" w:after="0"/>
             <w:ind w:firstLine="0"/>
           </w:pPr>
         </w:pPrChange>
       </w:pPr>
-      <w:ins w:id="327" w:author="Ram, Abhishek" w:date="2025-08-21T20:02:00Z">
+      <w:ins w:id="332" w:author="Ram, Abhishek" w:date="2025-08-21T20:02:00Z">
         <w:r>
           <w:t>Verification, Validation, and Uncertainty Quantification</w:t>
         </w:r>
       </w:ins>
-      <w:ins w:id="328" w:author="Ram, Abhishek" w:date="2025-08-21T20:02:00Z" w16du:dateUtc="2025-08-22T00:02:00Z">
+      <w:ins w:id="333" w:author="Ram, Abhishek" w:date="2025-08-21T20:02:00Z" w16du:dateUtc="2025-08-22T00:02:00Z">
         <w:r>
           <w:t xml:space="preserve"> </w:t>
         </w:r>
       </w:ins>
-      <w:ins w:id="329" w:author="Ram, Abhishek" w:date="2025-08-21T20:03:00Z" w16du:dateUtc="2025-08-22T00:03:00Z">
+      <w:ins w:id="334" w:author="Ram, Abhishek" w:date="2025-08-21T20:03:00Z" w16du:dateUtc="2025-08-22T00:03:00Z">
         <w:r>
           <w:t>in CoDA for Digital Engineering</w:t>
         </w:r>
@@ -5682,22 +5584,18 @@
     <w:p>
       <w:pPr>
         <w:rPr>
-          <w:ins w:id="330" w:author="Ram, Abhishek" w:date="2025-08-15T17:00:00Z" w16du:dateUtc="2025-08-15T21:00:00Z"/>
-        </w:rPr>
-        <w:pPrChange w:id="331" w:author="Ram, Abhishek" w:date="2025-08-21T19:54:00Z" w16du:dateUtc="2025-08-21T23:54:00Z">
+          <w:ins w:id="335" w:author="Ram, Abhishek" w:date="2025-08-15T17:00:00Z" w16du:dateUtc="2025-08-15T21:00:00Z"/>
+        </w:rPr>
+        <w:pPrChange w:id="336" w:author="Ram, Abhishek" w:date="2025-08-21T19:54:00Z" w16du:dateUtc="2025-08-21T23:54:00Z">
           <w:pPr>
             <w:spacing w:before="0" w:after="0"/>
             <w:ind w:firstLine="0"/>
           </w:pPr>
         </w:pPrChange>
       </w:pPr>
-      <w:ins w:id="332" w:author="Ram, Abhishek" w:date="2025-08-15T17:00:00Z" w16du:dateUtc="2025-08-15T21:00:00Z">
-        <w:r>
-          <w:t xml:space="preserve">Verification, Validation, and Uncertainty Quantification (VVUQ) is another important class of computational methods in digital engineering. As alluded in the previous paragraph, verification and validation is critical in a complex system, which is not a straightforward task. The challenge is further exacerbated by the inherent uncertainties in a digital system. By the virtue of computational methods, they are discrete and the solution accuracy is a function of discretization, </w:t>
-        </w:r>
-        <w:r>
-          <w:lastRenderedPageBreak/>
-          <w:t xml:space="preserve">parameterization, mesh density, numerical parameters, and hyperparameters.  They are subject to precision errors, which can be difficult to minimize when a range of quantities in a system can vary many orders of magnitude. Solvers are usually iterative, hence their accuracy is defined by the solver tolerances.  When a system contains quantities across many orders of magnitude, the system matrix can be ill-conditioned leading to an inaccurate solution or divergence. Again, a generalized solver that is sufficiently fast and insensitive to these numerous factors has long been studied but not been found. In addition, for a general purpose digital twin, it is unknown </w:t>
+      <w:ins w:id="337" w:author="Ram, Abhishek" w:date="2025-08-15T17:00:00Z" w16du:dateUtc="2025-08-15T21:00:00Z">
+        <w:r>
+          <w:t xml:space="preserve">Verification, Validation, and Uncertainty Quantification (VVUQ) is another important class of computational methods in digital engineering. As alluded in the previous paragraph, verification and validation is critical in a complex system, which is not a straightforward task. The challenge is further exacerbated by the inherent uncertainties in a digital system. By the virtue of computational methods, they are discrete and the solution accuracy is a function of discretization, parameterization, mesh density, numerical parameters, and hyperparameters.  They are subject to precision errors, which can be difficult to minimize when a range of quantities in a system can vary many orders of magnitude. Solvers are usually iterative, hence their accuracy is defined by the solver tolerances.  When a system contains quantities across many orders of magnitude, the system matrix can be ill-conditioned leading to an inaccurate solution or divergence. Again, a generalized solver that is sufficiently fast and insensitive to these numerous factors has long been studied but not been found. In addition, for a general purpose digital twin, it is unknown </w:t>
         </w:r>
         <w:r>
           <w:rPr>
@@ -5706,39 +5604,43 @@
           <w:t>a priori</w:t>
         </w:r>
         <w:r>
-          <w:t xml:space="preserve"> how a result would be interpreted. The only option therefore, is to store the highest precision possible, which can drastically increase the data storage requirements, much of which may be wasteful. </w:t>
-        </w:r>
-      </w:ins>
-    </w:p>
-    <w:p>
-      <w:pPr>
-        <w:rPr>
-          <w:ins w:id="333" w:author="Ram, Abhishek" w:date="2025-08-21T20:04:00Z" w16du:dateUtc="2025-08-22T00:04:00Z"/>
-        </w:rPr>
-      </w:pPr>
-      <w:ins w:id="334" w:author="Ram, Abhishek" w:date="2025-08-15T17:00:00Z" w16du:dateUtc="2025-08-15T21:00:00Z">
+          <w:t xml:space="preserve"> </w:t>
+        </w:r>
+        <w:r>
+          <w:lastRenderedPageBreak/>
+          <w:t xml:space="preserve">how a result would be interpreted. The only option therefore, is to store the highest precision possible, which can drastically increase the data storage requirements, much of which may be wasteful. </w:t>
+        </w:r>
+      </w:ins>
+    </w:p>
+    <w:p>
+      <w:pPr>
+        <w:rPr>
+          <w:ins w:id="338" w:author="Ram, Abhishek" w:date="2025-08-21T20:04:00Z" w16du:dateUtc="2025-08-22T00:04:00Z"/>
+        </w:rPr>
+      </w:pPr>
+      <w:ins w:id="339" w:author="Ram, Abhishek" w:date="2025-08-15T17:00:00Z" w16du:dateUtc="2025-08-15T21:00:00Z">
         <w:r>
           <w:t xml:space="preserve">There are many sources of uncertainties in practice. The operating and environment conditions are uncertain. Material properties are stochastic at their low scales and experimental validations contain unknowns throughout the scales. Processing and manufacturing introduce uncertainties. Edge cases and human interaction with a physical twin are also uncertain. With so many sources of uncertainties and their effects unexpected in a typical complex system, it is critical that these are properly propagated and managed in verification and validation, before they can be used in decision-making.  There has been a consistent and strong level of research activities over many years to address the challenge of reducing the prohibitive computational resources in computing for all possible uncertain cases by minimizing the number of samples required. The range of approaches include stochastic and probabilistic methods and surrogate modeling.  The quality of sampling and accuracy of uncertainty calculation are again determined by an engineer based on how they intend to use the results.  </w:t>
         </w:r>
       </w:ins>
-      <w:commentRangeStart w:id="335"/>
-      <w:customXmlInsRangeStart w:id="336" w:author="Ram, Abhishek" w:date="2025-08-15T17:00:00Z"/>
+      <w:commentRangeStart w:id="340"/>
+      <w:customXmlInsRangeStart w:id="341" w:author="Ram, Abhishek" w:date="2025-08-15T17:00:00Z"/>
       <w:sdt>
         <w:sdtPr>
           <w:tag w:val="goog_rdk_70"/>
           <w:id w:val="-1124375861"/>
         </w:sdtPr>
         <w:sdtContent>
-          <w:customXmlInsRangeEnd w:id="336"/>
-          <w:customXmlInsRangeStart w:id="337" w:author="Ram, Abhishek" w:date="2025-08-15T17:00:00Z"/>
+          <w:customXmlInsRangeEnd w:id="341"/>
+          <w:customXmlInsRangeStart w:id="342" w:author="Ram, Abhishek" w:date="2025-08-15T17:00:00Z"/>
         </w:sdtContent>
       </w:sdt>
-      <w:customXmlInsRangeEnd w:id="337"/>
-      <w:ins w:id="338" w:author="Ram, Abhishek" w:date="2025-08-15T17:00:00Z" w16du:dateUtc="2025-08-15T21:00:00Z">
+      <w:customXmlInsRangeEnd w:id="342"/>
+      <w:ins w:id="343" w:author="Ram, Abhishek" w:date="2025-08-15T17:00:00Z" w16du:dateUtc="2025-08-15T21:00:00Z">
         <w:r>
           <w:t>Again, this presents a fundamental challenge in generalization. Many VVUQ methods are specific to the characteristics of problem classes with a view to embed in modeling and optimization.</w:t>
         </w:r>
-        <w:commentRangeEnd w:id="335"/>
+        <w:commentRangeEnd w:id="340"/>
         <w:r>
           <w:rPr>
             <w:rStyle w:val="CommentReference"/>
@@ -5746,7 +5648,7 @@
             <w:szCs w:val="24"/>
             <w:lang w:val="en"/>
           </w:rPr>
-          <w:commentReference w:id="335"/>
+          <w:commentReference w:id="340"/>
         </w:r>
       </w:ins>
     </w:p>
@@ -5754,15 +5656,15 @@
       <w:pPr>
         <w:pStyle w:val="Heading2"/>
         <w:rPr>
-          <w:ins w:id="339" w:author="Ram, Abhishek" w:date="2025-08-21T20:04:00Z" w16du:dateUtc="2025-08-22T00:04:00Z"/>
-        </w:rPr>
-      </w:pPr>
-      <w:ins w:id="340" w:author="Ram, Abhishek" w:date="2025-08-21T20:04:00Z" w16du:dateUtc="2025-08-22T00:04:00Z">
+          <w:ins w:id="344" w:author="Ram, Abhishek" w:date="2025-08-21T20:04:00Z" w16du:dateUtc="2025-08-22T00:04:00Z"/>
+        </w:rPr>
+      </w:pPr>
+      <w:ins w:id="345" w:author="Ram, Abhishek" w:date="2025-08-21T20:04:00Z" w16du:dateUtc="2025-08-22T00:04:00Z">
         <w:r>
           <w:t>Role of ML/AI in CoDA for Digital Engineering</w:t>
         </w:r>
       </w:ins>
-      <w:ins w:id="341" w:author="Ram, Abhishek" w:date="2025-09-08T10:17:00Z" w16du:dateUtc="2025-09-08T14:17:00Z">
+      <w:ins w:id="346" w:author="Ram, Abhishek" w:date="2025-09-08T10:17:00Z" w16du:dateUtc="2025-09-08T14:17:00Z">
         <w:r>
           <w:t xml:space="preserve"> (Rekha)</w:t>
         </w:r>
@@ -5771,20 +5673,20 @@
     <w:p>
       <w:pPr>
         <w:rPr>
-          <w:ins w:id="342" w:author="Ram, Abhishek" w:date="2025-08-21T20:04:00Z"/>
-        </w:rPr>
-      </w:pPr>
-      <w:ins w:id="343" w:author="Ram, Abhishek" w:date="2025-08-21T20:04:00Z">
+          <w:ins w:id="347" w:author="Ram, Abhishek" w:date="2025-08-21T20:04:00Z"/>
+        </w:rPr>
+      </w:pPr>
+      <w:ins w:id="348" w:author="Ram, Abhishek" w:date="2025-08-21T20:04:00Z">
         <w:r>
           <w:t>Digital engineering represents a major shift from traditional engineering</w:t>
         </w:r>
       </w:ins>
-      <w:ins w:id="344" w:author="Ram, Abhishek" w:date="2025-08-21T20:05:00Z" w16du:dateUtc="2025-08-22T00:05:00Z">
+      <w:ins w:id="349" w:author="Ram, Abhishek" w:date="2025-08-21T20:05:00Z" w16du:dateUtc="2025-08-22T00:05:00Z">
         <w:r>
           <w:t xml:space="preserve"> and computational design and analysis</w:t>
         </w:r>
       </w:ins>
-      <w:ins w:id="345" w:author="Ram, Abhishek" w:date="2025-08-21T20:04:00Z">
+      <w:ins w:id="350" w:author="Ram, Abhishek" w:date="2025-08-21T20:04:00Z">
         <w:r>
           <w:t xml:space="preserve"> by embedding advanced digital technologies—such as AI, data analytics, simulation models, and digital twins—into every stage of the engineering process. This transformation has important implications for the relationship between AI-driven insights and human expectations in engineering projects.</w:t>
         </w:r>
@@ -5794,15 +5696,15 @@
       <w:pPr>
         <w:pStyle w:val="Heading3"/>
         <w:rPr>
-          <w:ins w:id="346" w:author="Ram, Abhishek" w:date="2025-08-21T20:05:00Z" w16du:dateUtc="2025-08-22T00:05:00Z"/>
-        </w:rPr>
-      </w:pPr>
-      <w:ins w:id="347" w:author="Ram, Abhishek" w:date="2025-08-21T20:10:00Z" w16du:dateUtc="2025-08-22T00:10:00Z">
+          <w:ins w:id="351" w:author="Ram, Abhishek" w:date="2025-08-21T20:05:00Z" w16du:dateUtc="2025-08-22T00:05:00Z"/>
+        </w:rPr>
+      </w:pPr>
+      <w:ins w:id="352" w:author="Ram, Abhishek" w:date="2025-08-21T20:10:00Z" w16du:dateUtc="2025-08-22T00:10:00Z">
         <w:r>
           <w:t xml:space="preserve">Role of ML/AI in </w:t>
         </w:r>
       </w:ins>
-      <w:ins w:id="348" w:author="Ram, Abhishek" w:date="2025-08-21T20:04:00Z">
+      <w:ins w:id="353" w:author="Ram, Abhishek" w:date="2025-08-21T20:04:00Z">
         <w:r>
           <w:t>Data-Driven Decision-Making</w:t>
         </w:r>
@@ -5811,10 +5713,10 @@
     <w:p>
       <w:pPr>
         <w:rPr>
-          <w:ins w:id="349" w:author="Ram, Abhishek" w:date="2025-08-21T20:10:00Z" w16du:dateUtc="2025-08-22T00:10:00Z"/>
-        </w:rPr>
-      </w:pPr>
-      <w:ins w:id="350" w:author="Ram, Abhishek" w:date="2025-08-21T20:04:00Z">
+          <w:ins w:id="354" w:author="Ram, Abhishek" w:date="2025-08-21T20:10:00Z" w16du:dateUtc="2025-08-22T00:10:00Z"/>
+        </w:rPr>
+      </w:pPr>
+      <w:ins w:id="355" w:author="Ram, Abhishek" w:date="2025-08-21T20:04:00Z">
         <w:r>
           <w:t>Digital engineering enables real-time analysis and simulation of designs before they are physically built. AI-powered models can rapidly process massive data sets, identify optimal solutions, and predict potential issues much earlier than traditional manual methods would allow. This leads to more informed, evidence-based decisions throughout the engineering lifecycle.</w:t>
         </w:r>
@@ -5835,12 +5737,12 @@
           <w:t>[1]</w:t>
         </w:r>
       </w:ins>
-      <w:ins w:id="351" w:author="Ram, Abhishek" w:date="2025-08-21T20:04:00Z" w16du:dateUtc="2025-08-22T00:04:00Z">
+      <w:ins w:id="356" w:author="Ram, Abhishek" w:date="2025-08-21T20:04:00Z" w16du:dateUtc="2025-08-22T00:04:00Z">
         <w:r>
           <w:fldChar w:fldCharType="end"/>
         </w:r>
       </w:ins>
-      <w:ins w:id="352" w:author="Ram, Abhishek" w:date="2025-08-21T20:04:00Z">
+      <w:ins w:id="357" w:author="Ram, Abhishek" w:date="2025-08-21T20:04:00Z">
         <w:r>
           <w:fldChar w:fldCharType="begin"/>
         </w:r>
@@ -5858,37 +5760,37 @@
           <w:t>[2]</w:t>
         </w:r>
       </w:ins>
-      <w:ins w:id="353" w:author="Ram, Abhishek" w:date="2025-08-21T20:04:00Z" w16du:dateUtc="2025-08-22T00:04:00Z">
+      <w:ins w:id="358" w:author="Ram, Abhishek" w:date="2025-08-21T20:04:00Z" w16du:dateUtc="2025-08-22T00:04:00Z">
         <w:r>
           <w:fldChar w:fldCharType="end"/>
         </w:r>
       </w:ins>
-      <w:ins w:id="354" w:author="Ram, Abhishek" w:date="2025-08-21T20:06:00Z" w16du:dateUtc="2025-08-22T00:06:00Z">
+      <w:ins w:id="359" w:author="Ram, Abhishek" w:date="2025-08-21T20:06:00Z" w16du:dateUtc="2025-08-22T00:06:00Z">
         <w:r>
           <w:t xml:space="preserve"> </w:t>
         </w:r>
       </w:ins>
-      <w:ins w:id="355" w:author="Ram, Abhishek" w:date="2025-08-21T20:04:00Z">
+      <w:ins w:id="360" w:author="Ram, Abhishek" w:date="2025-08-21T20:04:00Z">
         <w:r>
           <w:t xml:space="preserve">By modeling entire systems virtually, teams </w:t>
         </w:r>
       </w:ins>
-      <w:ins w:id="356" w:author="Ram, Abhishek" w:date="2025-08-21T20:06:00Z" w16du:dateUtc="2025-08-22T00:06:00Z">
+      <w:ins w:id="361" w:author="Ram, Abhishek" w:date="2025-08-21T20:06:00Z" w16du:dateUtc="2025-08-22T00:06:00Z">
         <w:r>
           <w:t xml:space="preserve">also </w:t>
         </w:r>
       </w:ins>
-      <w:ins w:id="357" w:author="Ram, Abhishek" w:date="2025-08-21T20:04:00Z">
+      <w:ins w:id="362" w:author="Ram, Abhishek" w:date="2025-08-21T20:04:00Z">
         <w:r>
           <w:t xml:space="preserve">gain insight into complex interactions. AI can </w:t>
         </w:r>
       </w:ins>
-      <w:ins w:id="358" w:author="Ram, Abhishek" w:date="2025-08-21T20:06:00Z" w16du:dateUtc="2025-08-22T00:06:00Z">
+      <w:ins w:id="363" w:author="Ram, Abhishek" w:date="2025-08-21T20:06:00Z" w16du:dateUtc="2025-08-22T00:06:00Z">
         <w:r>
           <w:t xml:space="preserve">also </w:t>
         </w:r>
       </w:ins>
-      <w:ins w:id="359" w:author="Ram, Abhishek" w:date="2025-08-21T20:04:00Z">
+      <w:ins w:id="364" w:author="Ram, Abhishek" w:date="2025-08-21T20:04:00Z">
         <w:r>
           <w:t>uncover patterns, and outlier risks that humans might overlook, facilitating proactive mitigation and enabling faster innovation.</w:t>
         </w:r>
@@ -5909,12 +5811,12 @@
           <w:t>[2]</w:t>
         </w:r>
       </w:ins>
-      <w:ins w:id="360" w:author="Ram, Abhishek" w:date="2025-08-21T20:04:00Z" w16du:dateUtc="2025-08-22T00:04:00Z">
+      <w:ins w:id="365" w:author="Ram, Abhishek" w:date="2025-08-21T20:04:00Z" w16du:dateUtc="2025-08-22T00:04:00Z">
         <w:r>
           <w:fldChar w:fldCharType="end"/>
         </w:r>
       </w:ins>
-      <w:ins w:id="361" w:author="Ram, Abhishek" w:date="2025-08-21T20:04:00Z">
+      <w:ins w:id="366" w:author="Ram, Abhishek" w:date="2025-08-21T20:04:00Z">
         <w:r>
           <w:fldChar w:fldCharType="begin"/>
         </w:r>
@@ -5932,22 +5834,22 @@
           <w:t>[3]</w:t>
         </w:r>
       </w:ins>
-      <w:ins w:id="362" w:author="Ram, Abhishek" w:date="2025-08-21T20:04:00Z" w16du:dateUtc="2025-08-22T00:04:00Z">
+      <w:ins w:id="367" w:author="Ram, Abhishek" w:date="2025-08-21T20:04:00Z" w16du:dateUtc="2025-08-22T00:04:00Z">
         <w:r>
           <w:fldChar w:fldCharType="end"/>
         </w:r>
       </w:ins>
-      <w:ins w:id="363" w:author="Ram, Abhishek" w:date="2025-08-21T20:06:00Z" w16du:dateUtc="2025-08-22T00:06:00Z">
+      <w:ins w:id="368" w:author="Ram, Abhishek" w:date="2025-08-21T20:06:00Z" w16du:dateUtc="2025-08-22T00:06:00Z">
         <w:r>
           <w:t xml:space="preserve"> </w:t>
         </w:r>
       </w:ins>
-      <w:ins w:id="364" w:author="Ram, Abhishek" w:date="2025-08-21T20:07:00Z" w16du:dateUtc="2025-08-22T00:07:00Z">
+      <w:ins w:id="369" w:author="Ram, Abhishek" w:date="2025-08-21T20:07:00Z" w16du:dateUtc="2025-08-22T00:07:00Z">
         <w:r>
           <w:t>Additionally, a</w:t>
         </w:r>
       </w:ins>
-      <w:ins w:id="365" w:author="Ram, Abhishek" w:date="2025-08-21T20:04:00Z">
+      <w:ins w:id="370" w:author="Ram, Abhishek" w:date="2025-08-21T20:04:00Z">
         <w:r>
           <w:t>utomated processes, AI-driven optimizations, and virtual testing reduce the need for costly physical prototypes and lengthy manual adjustments. Collaboration is enhanced because all stakeholders work with centralized, up-to-date models, streamlining workflows and minimizing rework.</w:t>
         </w:r>
@@ -5968,12 +5870,12 @@
           <w:t>[3]</w:t>
         </w:r>
       </w:ins>
-      <w:ins w:id="366" w:author="Ram, Abhishek" w:date="2025-08-21T20:04:00Z" w16du:dateUtc="2025-08-22T00:04:00Z">
+      <w:ins w:id="371" w:author="Ram, Abhishek" w:date="2025-08-21T20:04:00Z" w16du:dateUtc="2025-08-22T00:04:00Z">
         <w:r>
           <w:fldChar w:fldCharType="end"/>
         </w:r>
       </w:ins>
-      <w:ins w:id="367" w:author="Ram, Abhishek" w:date="2025-08-21T20:04:00Z">
+      <w:ins w:id="372" w:author="Ram, Abhishek" w:date="2025-08-21T20:04:00Z">
         <w:r>
           <w:fldChar w:fldCharType="begin"/>
         </w:r>
@@ -5991,12 +5893,12 @@
           <w:t>[1]</w:t>
         </w:r>
       </w:ins>
-      <w:ins w:id="368" w:author="Ram, Abhishek" w:date="2025-08-21T20:04:00Z" w16du:dateUtc="2025-08-22T00:04:00Z">
+      <w:ins w:id="373" w:author="Ram, Abhishek" w:date="2025-08-21T20:04:00Z" w16du:dateUtc="2025-08-22T00:04:00Z">
         <w:r>
           <w:fldChar w:fldCharType="end"/>
         </w:r>
       </w:ins>
-      <w:ins w:id="369" w:author="Ram, Abhishek" w:date="2025-08-21T20:04:00Z">
+      <w:ins w:id="374" w:author="Ram, Abhishek" w:date="2025-08-21T20:04:00Z">
         <w:r>
           <w:fldChar w:fldCharType="begin"/>
         </w:r>
@@ -6014,17 +5916,17 @@
           <w:t>[2]</w:t>
         </w:r>
       </w:ins>
-      <w:ins w:id="370" w:author="Ram, Abhishek" w:date="2025-08-21T20:04:00Z" w16du:dateUtc="2025-08-22T00:04:00Z">
+      <w:ins w:id="375" w:author="Ram, Abhishek" w:date="2025-08-21T20:04:00Z" w16du:dateUtc="2025-08-22T00:04:00Z">
         <w:r>
           <w:fldChar w:fldCharType="end"/>
         </w:r>
       </w:ins>
-      <w:ins w:id="371" w:author="Ram, Abhishek" w:date="2025-08-21T20:07:00Z" w16du:dateUtc="2025-08-22T00:07:00Z">
+      <w:ins w:id="376" w:author="Ram, Abhishek" w:date="2025-08-21T20:07:00Z" w16du:dateUtc="2025-08-22T00:07:00Z">
         <w:r>
           <w:t xml:space="preserve"> </w:t>
         </w:r>
       </w:ins>
-      <w:ins w:id="372" w:author="Ram, Abhishek" w:date="2025-08-21T20:04:00Z">
+      <w:ins w:id="377" w:author="Ram, Abhishek" w:date="2025-08-21T20:04:00Z">
         <w:r>
           <w:t>Digital engineering connects all phases—design, testing, manufacturing, operation—through digital “threads” that unify data, support traceability, and enable interdisciplinary teams to act on AI-generated insights in real time.</w:t>
         </w:r>
@@ -6045,7 +5947,7 @@
           <w:t>[2]</w:t>
         </w:r>
       </w:ins>
-      <w:ins w:id="373" w:author="Ram, Abhishek" w:date="2025-08-21T20:04:00Z" w16du:dateUtc="2025-08-22T00:04:00Z">
+      <w:ins w:id="378" w:author="Ram, Abhishek" w:date="2025-08-21T20:04:00Z" w16du:dateUtc="2025-08-22T00:04:00Z">
         <w:r>
           <w:fldChar w:fldCharType="end"/>
         </w:r>
@@ -6055,9 +5957,9 @@
       <w:pPr>
         <w:pStyle w:val="Heading3"/>
         <w:rPr>
-          <w:ins w:id="374" w:author="Ram, Abhishek" w:date="2025-08-21T20:04:00Z"/>
-        </w:rPr>
-        <w:pPrChange w:id="375" w:author="Ram, Abhishek" w:date="2025-08-21T20:10:00Z" w16du:dateUtc="2025-08-22T00:10:00Z">
+          <w:ins w:id="379" w:author="Ram, Abhishek" w:date="2025-08-21T20:04:00Z"/>
+        </w:rPr>
+        <w:pPrChange w:id="380" w:author="Ram, Abhishek" w:date="2025-08-21T20:10:00Z" w16du:dateUtc="2025-08-22T00:10:00Z">
           <w:pPr>
             <w:numPr>
               <w:numId w:val="46"/>
@@ -6069,61 +5971,64 @@
           </w:pPr>
         </w:pPrChange>
       </w:pPr>
-      <w:ins w:id="376" w:author="Ram, Abhishek" w:date="2025-08-21T20:10:00Z" w16du:dateUtc="2025-08-22T00:10:00Z">
+      <w:ins w:id="381" w:author="Ram, Abhishek" w:date="2025-08-21T20:10:00Z" w16du:dateUtc="2025-08-22T00:10:00Z">
+        <w:r>
+          <w:t>Comparing AI Insights to Human Expectations for CoDA</w:t>
+        </w:r>
+      </w:ins>
+    </w:p>
+    <w:p>
+      <w:pPr>
+        <w:rPr>
+          <w:ins w:id="382" w:author="Ram, Abhishek" w:date="2025-08-21T20:11:00Z" w16du:dateUtc="2025-08-22T00:11:00Z"/>
+        </w:rPr>
+      </w:pPr>
+      <w:ins w:id="383" w:author="Ram, Abhishek" w:date="2025-08-21T20:04:00Z">
+        <w:r>
+          <w:t>AI excels at pattern recognition, anomaly detection, rapid simulation, and optimization within vast, complex datasets. It offers predictive insights, scenario analysis, and automated design suggestions.</w:t>
+        </w:r>
+      </w:ins>
+      <w:ins w:id="384" w:author="Ram, Abhishek" w:date="2025-08-21T20:11:00Z" w16du:dateUtc="2025-08-22T00:11:00Z">
+        <w:r>
+          <w:t xml:space="preserve"> </w:t>
+        </w:r>
+      </w:ins>
+      <w:ins w:id="385" w:author="Ram, Abhishek" w:date="2025-08-21T20:04:00Z">
+        <w:r>
+          <w:t xml:space="preserve">AI can </w:t>
+        </w:r>
+      </w:ins>
+      <w:ins w:id="386" w:author="Ram, Abhishek" w:date="2025-08-21T20:11:00Z" w16du:dateUtc="2025-08-22T00:11:00Z">
+        <w:r>
+          <w:t xml:space="preserve">also </w:t>
+        </w:r>
+      </w:ins>
+      <w:ins w:id="387" w:author="Ram, Abhishek" w:date="2025-08-21T20:04:00Z">
+        <w:r>
+          <w:t>reveal unexpected vulnerabilities or optimization opportunities, supporting adaptive design and rapid iteration.</w:t>
+        </w:r>
+      </w:ins>
+      <w:ins w:id="388" w:author="Ram, Abhishek" w:date="2025-08-21T20:11:00Z" w16du:dateUtc="2025-08-22T00:11:00Z">
+        <w:r>
+          <w:t xml:space="preserve"> </w:t>
+        </w:r>
+      </w:ins>
+      <w:ins w:id="389" w:author="Ram, Abhishek" w:date="2025-08-21T20:04:00Z">
+        <w:r>
+          <w:t xml:space="preserve">ML tools automate schema matching, error </w:t>
+        </w:r>
         <w:r>
           <w:lastRenderedPageBreak/>
-          <w:t>Comparing AI Insights to Human Expectations for CoDA</w:t>
-        </w:r>
-      </w:ins>
-    </w:p>
-    <w:p>
-      <w:pPr>
-        <w:rPr>
-          <w:ins w:id="377" w:author="Ram, Abhishek" w:date="2025-08-21T20:11:00Z" w16du:dateUtc="2025-08-22T00:11:00Z"/>
-        </w:rPr>
-      </w:pPr>
-      <w:ins w:id="378" w:author="Ram, Abhishek" w:date="2025-08-21T20:04:00Z">
-        <w:r>
-          <w:t>AI excels at pattern recognition, anomaly detection, rapid simulation, and optimization within vast, complex datasets. It offers predictive insights, scenario analysis, and automated design suggestions.</w:t>
-        </w:r>
-      </w:ins>
-      <w:ins w:id="379" w:author="Ram, Abhishek" w:date="2025-08-21T20:11:00Z" w16du:dateUtc="2025-08-22T00:11:00Z">
-        <w:r>
-          <w:t xml:space="preserve"> </w:t>
-        </w:r>
-      </w:ins>
-      <w:ins w:id="380" w:author="Ram, Abhishek" w:date="2025-08-21T20:04:00Z">
-        <w:r>
-          <w:t xml:space="preserve">AI can </w:t>
-        </w:r>
-      </w:ins>
-      <w:ins w:id="381" w:author="Ram, Abhishek" w:date="2025-08-21T20:11:00Z" w16du:dateUtc="2025-08-22T00:11:00Z">
-        <w:r>
-          <w:t xml:space="preserve">also </w:t>
-        </w:r>
-      </w:ins>
-      <w:ins w:id="382" w:author="Ram, Abhishek" w:date="2025-08-21T20:04:00Z">
-        <w:r>
-          <w:t>reveal unexpected vulnerabilities or optimization opportunities, supporting adaptive design and rapid iteration.</w:t>
-        </w:r>
-      </w:ins>
-      <w:ins w:id="383" w:author="Ram, Abhishek" w:date="2025-08-21T20:11:00Z" w16du:dateUtc="2025-08-22T00:11:00Z">
-        <w:r>
-          <w:t xml:space="preserve"> </w:t>
-        </w:r>
-      </w:ins>
-      <w:ins w:id="384" w:author="Ram, Abhishek" w:date="2025-08-21T20:04:00Z">
-        <w:r>
-          <w:t>ML tools automate schema matching, error detection, and even adaptive aggregation, making integration and decision-making more robust and less error prone.</w:t>
-        </w:r>
-      </w:ins>
-    </w:p>
-    <w:p>
-      <w:pPr>
-        <w:rPr>
-          <w:ins w:id="385" w:author="Ram, Abhishek" w:date="2025-08-21T20:04:00Z"/>
-        </w:rPr>
-        <w:pPrChange w:id="386" w:author="Ram, Abhishek" w:date="2025-08-21T20:11:00Z" w16du:dateUtc="2025-08-22T00:11:00Z">
+          <w:t>detection, and even adaptive aggregation, making integration and decision-making more robust and less error prone.</w:t>
+        </w:r>
+      </w:ins>
+    </w:p>
+    <w:p>
+      <w:pPr>
+        <w:rPr>
+          <w:ins w:id="390" w:author="Ram, Abhishek" w:date="2025-08-21T20:04:00Z"/>
+        </w:rPr>
+        <w:pPrChange w:id="391" w:author="Ram, Abhishek" w:date="2025-08-21T20:11:00Z" w16du:dateUtc="2025-08-22T00:11:00Z">
           <w:pPr>
             <w:numPr>
               <w:numId w:val="48"/>
@@ -6135,32 +6040,32 @@
           </w:pPr>
         </w:pPrChange>
       </w:pPr>
-      <w:ins w:id="387" w:author="Ram, Abhishek" w:date="2025-08-21T20:11:00Z" w16du:dateUtc="2025-08-22T00:11:00Z">
+      <w:ins w:id="392" w:author="Ram, Abhishek" w:date="2025-08-21T20:11:00Z" w16du:dateUtc="2025-08-22T00:11:00Z">
         <w:r>
           <w:t>In contrast, h</w:t>
         </w:r>
       </w:ins>
-      <w:ins w:id="388" w:author="Ram, Abhishek" w:date="2025-08-21T20:04:00Z">
+      <w:ins w:id="393" w:author="Ram, Abhishek" w:date="2025-08-21T20:04:00Z">
         <w:r>
           <w:t>umans often expect engineering results to align with intuition, past experience, or incremental improvements relative to established norms.</w:t>
         </w:r>
       </w:ins>
-      <w:ins w:id="389" w:author="Ram, Abhishek" w:date="2025-08-21T20:11:00Z" w16du:dateUtc="2025-08-22T00:11:00Z">
+      <w:ins w:id="394" w:author="Ram, Abhishek" w:date="2025-08-21T20:11:00Z" w16du:dateUtc="2025-08-22T00:11:00Z">
         <w:r>
           <w:t xml:space="preserve"> </w:t>
         </w:r>
       </w:ins>
-      <w:ins w:id="390" w:author="Ram, Abhishek" w:date="2025-08-21T20:04:00Z">
+      <w:ins w:id="395" w:author="Ram, Abhishek" w:date="2025-08-21T20:04:00Z">
         <w:r>
           <w:t>Human decision-makers can misinterpret AI-derived “unexpected” recommendations or optimizations as counterintuitive or risky, especially if transparency is lacking.</w:t>
         </w:r>
       </w:ins>
-      <w:ins w:id="391" w:author="Ram, Abhishek" w:date="2025-08-21T20:11:00Z" w16du:dateUtc="2025-08-22T00:11:00Z">
+      <w:ins w:id="396" w:author="Ram, Abhishek" w:date="2025-08-21T20:11:00Z" w16du:dateUtc="2025-08-22T00:11:00Z">
         <w:r>
           <w:t xml:space="preserve"> </w:t>
         </w:r>
       </w:ins>
-      <w:ins w:id="392" w:author="Ram, Abhishek" w:date="2025-08-21T20:04:00Z">
+      <w:ins w:id="397" w:author="Ram, Abhishek" w:date="2025-08-21T20:04:00Z">
         <w:r>
           <w:t>Trust and understanding must be cultivated—effective collaboration relies on engineers being able to interpret, challenge, and validate AI insights with their practical knowledge and ethical judgment.</w:t>
         </w:r>
@@ -6169,9 +6074,9 @@
     <w:p>
       <w:pPr>
         <w:rPr>
-          <w:ins w:id="393" w:author="Ram, Abhishek" w:date="2025-08-21T20:04:00Z"/>
-        </w:rPr>
-        <w:pPrChange w:id="394" w:author="Ram, Abhishek" w:date="2025-08-21T20:12:00Z" w16du:dateUtc="2025-08-22T00:12:00Z">
+          <w:ins w:id="398" w:author="Ram, Abhishek" w:date="2025-08-21T20:04:00Z"/>
+        </w:rPr>
+        <w:pPrChange w:id="399" w:author="Ram, Abhishek" w:date="2025-08-21T20:12:00Z" w16du:dateUtc="2025-08-22T00:12:00Z">
           <w:pPr>
             <w:numPr>
               <w:numId w:val="49"/>
@@ -6183,7 +6088,7 @@
           </w:pPr>
         </w:pPrChange>
       </w:pPr>
-      <w:ins w:id="395" w:author="Ram, Abhishek" w:date="2025-08-21T20:04:00Z">
+      <w:ins w:id="400" w:author="Ram, Abhishek" w:date="2025-08-21T20:04:00Z">
         <w:r>
           <w:t>The visual, model-based nature of digital engineering improves clarity and fosters consensus, helping teams align on AI-enabled design choices and outcomes. Ensuring AI insights are interpretable and explainable to human stakeholders is crucial for adoption, confidence, and accountability. Digital engineering succeeds when AI augments (not replaces) human expertise—managing computational speed and holistic system views, while humans set objectives, constraints, and exercise critical oversight.</w:t>
         </w:r>
@@ -6192,10 +6097,10 @@
     <w:p>
       <w:pPr>
         <w:rPr>
-          <w:ins w:id="396" w:author="Ram, Abhishek" w:date="2025-08-21T20:04:00Z"/>
-        </w:rPr>
-      </w:pPr>
-      <w:ins w:id="397" w:author="Ram, Abhishek" w:date="2025-08-21T20:04:00Z">
+          <w:ins w:id="401" w:author="Ram, Abhishek" w:date="2025-08-21T20:04:00Z"/>
+        </w:rPr>
+      </w:pPr>
+      <w:ins w:id="402" w:author="Ram, Abhishek" w:date="2025-08-21T20:04:00Z">
         <w:r>
           <w:t>In summary, digital engineering empowers organizations to merge the speed, depth, and adaptability of AI-powered analysis with the creativity, context, and judgment of human engineers. Achieving synergy between AI insights and human expectations is pivotal for unlocking the full potential of digital transformation in engineering.</w:t>
         </w:r>
@@ -6216,12 +6121,12 @@
           <w:t>[1]</w:t>
         </w:r>
       </w:ins>
-      <w:ins w:id="398" w:author="Ram, Abhishek" w:date="2025-08-21T20:04:00Z" w16du:dateUtc="2025-08-22T00:04:00Z">
+      <w:ins w:id="403" w:author="Ram, Abhishek" w:date="2025-08-21T20:04:00Z" w16du:dateUtc="2025-08-22T00:04:00Z">
         <w:r>
           <w:fldChar w:fldCharType="end"/>
         </w:r>
       </w:ins>
-      <w:ins w:id="399" w:author="Ram, Abhishek" w:date="2025-08-21T20:04:00Z">
+      <w:ins w:id="404" w:author="Ram, Abhishek" w:date="2025-08-21T20:04:00Z">
         <w:r>
           <w:fldChar w:fldCharType="begin"/>
         </w:r>
@@ -6239,12 +6144,12 @@
           <w:t>[3]</w:t>
         </w:r>
       </w:ins>
-      <w:ins w:id="400" w:author="Ram, Abhishek" w:date="2025-08-21T20:04:00Z" w16du:dateUtc="2025-08-22T00:04:00Z">
+      <w:ins w:id="405" w:author="Ram, Abhishek" w:date="2025-08-21T20:04:00Z" w16du:dateUtc="2025-08-22T00:04:00Z">
         <w:r>
           <w:fldChar w:fldCharType="end"/>
         </w:r>
       </w:ins>
-      <w:ins w:id="401" w:author="Ram, Abhishek" w:date="2025-08-21T20:04:00Z">
+      <w:ins w:id="406" w:author="Ram, Abhishek" w:date="2025-08-21T20:04:00Z">
         <w:r>
           <w:fldChar w:fldCharType="begin"/>
         </w:r>
@@ -6262,7 +6167,7 @@
           <w:t>[2]</w:t>
         </w:r>
       </w:ins>
-      <w:ins w:id="402" w:author="Ram, Abhishek" w:date="2025-08-21T20:04:00Z" w16du:dateUtc="2025-08-22T00:04:00Z">
+      <w:ins w:id="407" w:author="Ram, Abhishek" w:date="2025-08-21T20:04:00Z" w16du:dateUtc="2025-08-22T00:04:00Z">
         <w:r>
           <w:fldChar w:fldCharType="end"/>
         </w:r>
@@ -6271,11 +6176,14 @@
     <w:p>
       <w:pPr>
         <w:rPr>
-          <w:ins w:id="403" w:author="Ram, Abhishek" w:date="2025-08-21T20:04:00Z"/>
-        </w:rPr>
-      </w:pPr>
-      <w:ins w:id="404" w:author="Ram, Abhishek" w:date="2025-08-21T20:04:00Z">
-        <w:r>
+          <w:ins w:id="408" w:author="Ram, Abhishek" w:date="2025-08-21T20:04:00Z"/>
+        </w:rPr>
+      </w:pPr>
+      <w:ins w:id="409" w:author="Ram, Abhishek" w:date="2025-08-21T20:04:00Z">
+        <w:r>
+          <w:rPr>
+            <w:noProof/>
+          </w:rPr>
           <mc:AlternateContent>
             <mc:Choice Requires="wps">
               <w:drawing>
@@ -6342,10 +6250,10 @@
           <w:numId w:val="50"/>
         </w:numPr>
         <w:rPr>
-          <w:ins w:id="405" w:author="Ram, Abhishek" w:date="2025-08-21T20:04:00Z"/>
-        </w:rPr>
-      </w:pPr>
-      <w:ins w:id="406" w:author="Ram, Abhishek" w:date="2025-08-21T20:04:00Z">
+          <w:ins w:id="410" w:author="Ram, Abhishek" w:date="2025-08-21T20:04:00Z"/>
+        </w:rPr>
+      </w:pPr>
+      <w:ins w:id="411" w:author="Ram, Abhishek" w:date="2025-08-21T20:04:00Z">
         <w:r>
           <w:fldChar w:fldCharType="begin"/>
         </w:r>
@@ -6362,12 +6270,12 @@
           <w:t>https://avian.com/avian-media-network/post?How-Digital-Engineering-Transforms-Traditional-Engineering-Practices-76</w:t>
         </w:r>
       </w:ins>
-      <w:ins w:id="407" w:author="Ram, Abhishek" w:date="2025-08-21T20:04:00Z" w16du:dateUtc="2025-08-22T00:04:00Z">
+      <w:ins w:id="412" w:author="Ram, Abhishek" w:date="2025-08-21T20:04:00Z" w16du:dateUtc="2025-08-22T00:04:00Z">
         <w:r>
           <w:fldChar w:fldCharType="end"/>
         </w:r>
       </w:ins>
-      <w:ins w:id="408" w:author="Ram, Abhishek" w:date="2025-08-21T20:04:00Z">
+      <w:ins w:id="413" w:author="Ram, Abhishek" w:date="2025-08-21T20:04:00Z">
         <w:r>
           <w:t xml:space="preserve">   </w:t>
         </w:r>
@@ -6380,10 +6288,10 @@
           <w:numId w:val="50"/>
         </w:numPr>
         <w:rPr>
-          <w:ins w:id="409" w:author="Ram, Abhishek" w:date="2025-08-21T20:04:00Z"/>
-        </w:rPr>
-      </w:pPr>
-      <w:ins w:id="410" w:author="Ram, Abhishek" w:date="2025-08-21T20:04:00Z">
+          <w:ins w:id="414" w:author="Ram, Abhishek" w:date="2025-08-21T20:04:00Z"/>
+        </w:rPr>
+      </w:pPr>
+      <w:ins w:id="415" w:author="Ram, Abhishek" w:date="2025-08-21T20:04:00Z">
         <w:r>
           <w:fldChar w:fldCharType="begin"/>
         </w:r>
@@ -6400,12 +6308,12 @@
           <w:t>https://www.sodiuswillert.com/en/blog/mastering-the-complexity-of-systems-with-digital-engineering</w:t>
         </w:r>
       </w:ins>
-      <w:ins w:id="411" w:author="Ram, Abhishek" w:date="2025-08-21T20:04:00Z" w16du:dateUtc="2025-08-22T00:04:00Z">
+      <w:ins w:id="416" w:author="Ram, Abhishek" w:date="2025-08-21T20:04:00Z" w16du:dateUtc="2025-08-22T00:04:00Z">
         <w:r>
           <w:fldChar w:fldCharType="end"/>
         </w:r>
       </w:ins>
-      <w:ins w:id="412" w:author="Ram, Abhishek" w:date="2025-08-21T20:04:00Z">
+      <w:ins w:id="417" w:author="Ram, Abhishek" w:date="2025-08-21T20:04:00Z">
         <w:r>
           <w:t xml:space="preserve">     </w:t>
         </w:r>
@@ -6414,16 +6322,16 @@
     <w:p>
       <w:pPr>
         <w:rPr>
-          <w:ins w:id="413" w:author="Ram, Abhishek" w:date="2025-08-15T17:00:00Z" w16du:dateUtc="2025-08-15T21:00:00Z"/>
-        </w:rPr>
-        <w:pPrChange w:id="414" w:author="Ram, Abhishek" w:date="2025-08-21T20:04:00Z" w16du:dateUtc="2025-08-22T00:04:00Z">
+          <w:ins w:id="418" w:author="Ram, Abhishek" w:date="2025-08-15T17:00:00Z" w16du:dateUtc="2025-08-15T21:00:00Z"/>
+        </w:rPr>
+        <w:pPrChange w:id="419" w:author="Ram, Abhishek" w:date="2025-08-21T20:04:00Z" w16du:dateUtc="2025-08-22T00:04:00Z">
           <w:pPr>
             <w:spacing w:before="0" w:after="0"/>
             <w:ind w:firstLine="0"/>
           </w:pPr>
         </w:pPrChange>
       </w:pPr>
-      <w:ins w:id="415" w:author="Ram, Abhishek" w:date="2025-08-21T20:04:00Z">
+      <w:ins w:id="420" w:author="Ram, Abhishek" w:date="2025-08-21T20:04:00Z">
         <w:r>
           <w:rPr>
             <w:u w:val="single"/>
@@ -6454,7 +6362,7 @@
           <w:t>http://noblis.org/digitalengineering-trhodes/</w:t>
         </w:r>
       </w:ins>
-      <w:ins w:id="416" w:author="Ram, Abhishek" w:date="2025-08-21T20:04:00Z" w16du:dateUtc="2025-08-22T00:04:00Z">
+      <w:ins w:id="421" w:author="Ram, Abhishek" w:date="2025-08-21T20:04:00Z" w16du:dateUtc="2025-08-22T00:04:00Z">
         <w:r>
           <w:fldChar w:fldCharType="end"/>
         </w:r>
@@ -6465,7 +6373,7 @@
         <w:spacing w:before="0" w:after="0"/>
         <w:ind w:firstLine="0"/>
         <w:rPr>
-          <w:ins w:id="417" w:author="Ram, Abhishek" w:date="2025-08-15T17:00:00Z" w16du:dateUtc="2025-08-15T21:00:00Z"/>
+          <w:ins w:id="422" w:author="Ram, Abhishek" w:date="2025-08-15T17:00:00Z" w16du:dateUtc="2025-08-15T21:00:00Z"/>
         </w:rPr>
       </w:pPr>
     </w:p>
@@ -6474,12 +6382,12 @@
         <w:spacing w:before="0" w:after="0"/>
         <w:ind w:firstLine="0"/>
         <w:rPr>
-          <w:ins w:id="418" w:author="Ram, Abhishek" w:date="2025-08-15T17:00:00Z" w16du:dateUtc="2025-08-15T21:00:00Z"/>
+          <w:ins w:id="423" w:author="Ram, Abhishek" w:date="2025-08-15T17:00:00Z" w16du:dateUtc="2025-08-15T21:00:00Z"/>
           <w:b/>
           <w:color w:val="9900FF"/>
         </w:rPr>
       </w:pPr>
-      <w:ins w:id="419" w:author="Ram, Abhishek" w:date="2025-08-15T17:00:00Z" w16du:dateUtc="2025-08-15T21:00:00Z">
+      <w:ins w:id="424" w:author="Ram, Abhishek" w:date="2025-08-15T17:00:00Z" w16du:dateUtc="2025-08-15T21:00:00Z">
         <w:r>
           <w:rPr>
             <w:b/>
@@ -6494,7 +6402,7 @@
         <w:spacing w:before="0" w:after="0"/>
         <w:ind w:firstLine="0"/>
         <w:rPr>
-          <w:ins w:id="420" w:author="Ram, Abhishek" w:date="2025-08-15T17:00:00Z" w16du:dateUtc="2025-08-15T21:00:00Z"/>
+          <w:ins w:id="425" w:author="Ram, Abhishek" w:date="2025-08-15T17:00:00Z" w16du:dateUtc="2025-08-15T21:00:00Z"/>
         </w:rPr>
       </w:pPr>
     </w:p>
@@ -6503,10 +6411,10 @@
         <w:spacing w:before="0" w:after="0"/>
         <w:ind w:firstLine="0"/>
         <w:rPr>
-          <w:ins w:id="421" w:author="Ram, Abhishek" w:date="2025-08-15T17:00:00Z" w16du:dateUtc="2025-08-15T21:00:00Z"/>
-        </w:rPr>
-      </w:pPr>
-      <w:ins w:id="422" w:author="Ram, Abhishek" w:date="2025-08-15T17:00:00Z" w16du:dateUtc="2025-08-15T21:00:00Z">
+          <w:ins w:id="426" w:author="Ram, Abhishek" w:date="2025-08-15T17:00:00Z" w16du:dateUtc="2025-08-15T21:00:00Z"/>
+        </w:rPr>
+      </w:pPr>
+      <w:ins w:id="427" w:author="Ram, Abhishek" w:date="2025-08-15T17:00:00Z" w16du:dateUtc="2025-08-15T21:00:00Z">
         <w:r>
           <w:t>For connecting and coupling models and methods, it can be useful to remark on the following classification of approaches based on their intrusiveness.  There is active research in all approaches below and it is anticipated that they will all be utilized in digital engineering.</w:t>
         </w:r>
@@ -6517,7 +6425,7 @@
         <w:spacing w:before="0" w:after="0"/>
         <w:ind w:firstLine="0"/>
         <w:rPr>
-          <w:ins w:id="423" w:author="Ram, Abhishek" w:date="2025-08-15T17:00:00Z" w16du:dateUtc="2025-08-15T21:00:00Z"/>
+          <w:ins w:id="428" w:author="Ram, Abhishek" w:date="2025-08-15T17:00:00Z" w16du:dateUtc="2025-08-15T21:00:00Z"/>
         </w:rPr>
       </w:pPr>
     </w:p>
@@ -6526,10 +6434,10 @@
         <w:spacing w:before="0" w:after="0"/>
         <w:ind w:firstLine="0"/>
         <w:rPr>
-          <w:ins w:id="424" w:author="Ram, Abhishek" w:date="2025-08-15T17:00:00Z" w16du:dateUtc="2025-08-15T21:00:00Z"/>
-        </w:rPr>
-      </w:pPr>
-      <w:ins w:id="425" w:author="Ram, Abhishek" w:date="2025-08-15T17:00:00Z" w16du:dateUtc="2025-08-15T21:00:00Z">
+          <w:ins w:id="429" w:author="Ram, Abhishek" w:date="2025-08-15T17:00:00Z" w16du:dateUtc="2025-08-15T21:00:00Z"/>
+        </w:rPr>
+      </w:pPr>
+      <w:ins w:id="430" w:author="Ram, Abhishek" w:date="2025-08-15T17:00:00Z" w16du:dateUtc="2025-08-15T21:00:00Z">
         <w:r>
           <w:rPr>
             <w:b/>
@@ -6537,11 +6445,11 @@
           <w:t>Codesign</w:t>
         </w:r>
         <w:r>
-          <w:t xml:space="preserve"> [add the DOE report that defines this word] is the most intrusive approach where hardware and/or software are at least tailored to their specifics or designed together. In other words, software performance is highly dependent on hardware design. The economic viability of this approach in today’s business model of mass-producing computing devices, mostly agnostic to software limits its applications to problems where the potential is substantial, e.g. the model cannot </w:t>
+          <w:t xml:space="preserve"> [add the DOE report that defines this word] is the most intrusive approach where hardware and/or software are at least tailored to their specifics or designed together. In other words, software performance is highly dependent on hardware design. The economic viability of this approach in today’s business model of mass-producing computing devices, mostly agnostic to software limits its applications to problems where the potential is substantial, e.g. the model cannot be solved or fast enough with commonly available hardware.  Technologies such as FPGA (Field Programmable Gate Array) can also be included here, providing a means of configuring the hardware after manufacturing and improving accessibility to hardware codesign. It is not uncommon to see efforts in developing alternative algebra and/or algorithms to tailor to a class or configuration of hardware, e.g. specialized large-scale parallel computing on GPU. In addition to large-scale computing, another useful application would be edge device computing, where real-</w:t>
         </w:r>
         <w:r>
           <w:lastRenderedPageBreak/>
-          <w:t>be solved or fast enough with commonly available hardware.  Technologies such as FPGA (Field Programmable Gate Array) can also be included here, providing a means of configuring the hardware after manufacturing and improving accessibility to hardware codesign. It is not uncommon to see efforts in developing alternative algebra and/or algorithms to tailor to a class or configuration of hardware, e.g. specialized large-scale parallel computing on GPU. In addition to large-scale computing, another useful application would be edge device computing, where real-time analysis is needed or where it directly connects physical and digital twins in a localized way for fast response. This may present a new market opportunity.</w:t>
+          <w:t>time analysis is needed or where it directly connects physical and digital twins in a localized way for fast response. This may present a new market opportunity.</w:t>
         </w:r>
       </w:ins>
     </w:p>
@@ -6550,7 +6458,7 @@
         <w:spacing w:before="0" w:after="0"/>
         <w:ind w:firstLine="0"/>
         <w:rPr>
-          <w:ins w:id="426" w:author="Ram, Abhishek" w:date="2025-08-15T17:00:00Z" w16du:dateUtc="2025-08-15T21:00:00Z"/>
+          <w:ins w:id="431" w:author="Ram, Abhishek" w:date="2025-08-15T17:00:00Z" w16du:dateUtc="2025-08-15T21:00:00Z"/>
         </w:rPr>
       </w:pPr>
     </w:p>
@@ -6559,10 +6467,10 @@
         <w:spacing w:before="0" w:after="0"/>
         <w:ind w:firstLine="0"/>
         <w:rPr>
-          <w:ins w:id="427" w:author="Ram, Abhishek" w:date="2025-08-15T17:00:00Z" w16du:dateUtc="2025-08-15T21:00:00Z"/>
-        </w:rPr>
-      </w:pPr>
-      <w:ins w:id="428" w:author="Ram, Abhishek" w:date="2025-08-15T17:00:00Z" w16du:dateUtc="2025-08-15T21:00:00Z">
+          <w:ins w:id="432" w:author="Ram, Abhishek" w:date="2025-08-15T17:00:00Z" w16du:dateUtc="2025-08-15T21:00:00Z"/>
+        </w:rPr>
+      </w:pPr>
+      <w:ins w:id="433" w:author="Ram, Abhishek" w:date="2025-08-15T17:00:00Z" w16du:dateUtc="2025-08-15T21:00:00Z">
         <w:r>
           <w:rPr>
             <w:b/>
@@ -6579,7 +6487,7 @@
         <w:spacing w:before="0" w:after="0"/>
         <w:ind w:firstLine="0"/>
         <w:rPr>
-          <w:ins w:id="429" w:author="Ram, Abhishek" w:date="2025-08-15T17:00:00Z" w16du:dateUtc="2025-08-15T21:00:00Z"/>
+          <w:ins w:id="434" w:author="Ram, Abhishek" w:date="2025-08-15T17:00:00Z" w16du:dateUtc="2025-08-15T21:00:00Z"/>
         </w:rPr>
       </w:pPr>
     </w:p>
@@ -6588,10 +6496,10 @@
         <w:spacing w:before="0" w:after="0"/>
         <w:ind w:firstLine="0"/>
         <w:rPr>
-          <w:ins w:id="430" w:author="Ram, Abhishek" w:date="2025-08-15T17:00:00Z" w16du:dateUtc="2025-08-15T21:00:00Z"/>
-        </w:rPr>
-      </w:pPr>
-      <w:ins w:id="431" w:author="Ram, Abhishek" w:date="2025-08-15T17:00:00Z" w16du:dateUtc="2025-08-15T21:00:00Z">
+          <w:ins w:id="435" w:author="Ram, Abhishek" w:date="2025-08-15T17:00:00Z" w16du:dateUtc="2025-08-15T21:00:00Z"/>
+        </w:rPr>
+      </w:pPr>
+      <w:ins w:id="436" w:author="Ram, Abhishek" w:date="2025-08-15T17:00:00Z" w16du:dateUtc="2025-08-15T21:00:00Z">
         <w:r>
           <w:rPr>
             <w:b/>
@@ -6608,7 +6516,7 @@
         <w:spacing w:before="0" w:after="0"/>
         <w:ind w:firstLine="0"/>
         <w:rPr>
-          <w:ins w:id="432" w:author="Ram, Abhishek" w:date="2025-08-15T17:00:00Z" w16du:dateUtc="2025-08-15T21:00:00Z"/>
+          <w:ins w:id="437" w:author="Ram, Abhishek" w:date="2025-08-15T17:00:00Z" w16du:dateUtc="2025-08-15T21:00:00Z"/>
         </w:rPr>
       </w:pPr>
     </w:p>
@@ -6617,23 +6525,23 @@
         <w:spacing w:before="0" w:after="0"/>
         <w:ind w:firstLine="0"/>
         <w:rPr>
-          <w:ins w:id="433" w:author="Ram, Abhishek" w:date="2025-08-15T17:11:00Z" w16du:dateUtc="2025-08-15T21:11:00Z"/>
-          <w:rPrChange w:id="434" w:author="Ram, Abhishek" w:date="2025-09-08T10:17:00Z" w16du:dateUtc="2025-09-08T14:17:00Z">
+          <w:ins w:id="438" w:author="Ram, Abhishek" w:date="2025-08-15T17:11:00Z" w16du:dateUtc="2025-08-15T21:11:00Z"/>
+          <w:rPrChange w:id="439" w:author="Ram, Abhishek" w:date="2025-09-08T10:17:00Z" w16du:dateUtc="2025-09-08T14:17:00Z">
             <w:rPr>
-              <w:ins w:id="435" w:author="Ram, Abhishek" w:date="2025-08-15T17:11:00Z" w16du:dateUtc="2025-08-15T21:11:00Z"/>
+              <w:ins w:id="440" w:author="Ram, Abhishek" w:date="2025-08-15T17:11:00Z" w16du:dateUtc="2025-08-15T21:11:00Z"/>
               <w:rFonts w:cs="Times New Roman"/>
               <w:sz w:val="28"/>
               <w:szCs w:val="28"/>
             </w:rPr>
           </w:rPrChange>
         </w:rPr>
-        <w:pPrChange w:id="436" w:author="Ram, Abhishek" w:date="2025-09-08T10:17:00Z" w16du:dateUtc="2025-09-08T14:17:00Z">
+        <w:pPrChange w:id="441" w:author="Ram, Abhishek" w:date="2025-09-08T10:17:00Z" w16du:dateUtc="2025-09-08T14:17:00Z">
           <w:pPr>
             <w:spacing w:before="210" w:after="0" w:line="360" w:lineRule="auto"/>
           </w:pPr>
         </w:pPrChange>
       </w:pPr>
-      <w:ins w:id="437" w:author="Ram, Abhishek" w:date="2025-08-15T17:00:00Z" w16du:dateUtc="2025-08-15T21:00:00Z">
+      <w:ins w:id="442" w:author="Ram, Abhishek" w:date="2025-08-15T17:00:00Z" w16du:dateUtc="2025-08-15T21:00:00Z">
         <w:r>
           <w:rPr>
             <w:b/>
@@ -6643,39 +6551,39 @@
         <w:r>
           <w:t xml:space="preserve"> approaches refer to software that enables the creation of a workflow by putting together a series of models. They come under several classifications, such as process integration and design automation platform (PIDA), workflow automation, systems engineering, computer-aided engineering (CAE). In addition to those classifying themselves as digital engineering solutions, there are many existing examples such as ModelCenter, OpenMDAO, and MATLAB simulink. These software have different sets of functionalities and the associated pros/cons. Many believe an appropriate workflow tool/platform for the vision of digital engineering is yet to come.  As the common philosophy of software is black-box defined by input/output parameters, the existing platform relies heavily on robust output from each model or softwar</w:t>
         </w:r>
-        <w:bookmarkStart w:id="438" w:name="fnref1"/>
-        <w:bookmarkStart w:id="439" w:name="fnref2"/>
-        <w:bookmarkStart w:id="440" w:name="fnref2:1"/>
-        <w:bookmarkStart w:id="441" w:name="fnref3"/>
-        <w:bookmarkStart w:id="442" w:name="fnref3:1"/>
-        <w:bookmarkStart w:id="443" w:name="fnref1:1"/>
-        <w:bookmarkStart w:id="444" w:name="fnref2:2"/>
-        <w:bookmarkStart w:id="445" w:name="fnref2:3"/>
-        <w:bookmarkStart w:id="446" w:name="fnref1:2"/>
-        <w:bookmarkStart w:id="447" w:name="fnref3:2"/>
-        <w:bookmarkStart w:id="448" w:name="fnref2:4"/>
-        <w:bookmarkEnd w:id="438"/>
-        <w:bookmarkEnd w:id="439"/>
-        <w:bookmarkEnd w:id="440"/>
-        <w:bookmarkEnd w:id="441"/>
-        <w:bookmarkEnd w:id="442"/>
+        <w:bookmarkStart w:id="443" w:name="fnref1"/>
+        <w:bookmarkStart w:id="444" w:name="fnref2"/>
+        <w:bookmarkStart w:id="445" w:name="fnref2:1"/>
+        <w:bookmarkStart w:id="446" w:name="fnref3"/>
+        <w:bookmarkStart w:id="447" w:name="fnref3:1"/>
+        <w:bookmarkStart w:id="448" w:name="fnref1:1"/>
+        <w:bookmarkStart w:id="449" w:name="fnref2:2"/>
+        <w:bookmarkStart w:id="450" w:name="fnref2:3"/>
+        <w:bookmarkStart w:id="451" w:name="fnref1:2"/>
+        <w:bookmarkStart w:id="452" w:name="fnref3:2"/>
+        <w:bookmarkStart w:id="453" w:name="fnref2:4"/>
         <w:bookmarkEnd w:id="443"/>
         <w:bookmarkEnd w:id="444"/>
         <w:bookmarkEnd w:id="445"/>
         <w:bookmarkEnd w:id="446"/>
         <w:bookmarkEnd w:id="447"/>
         <w:bookmarkEnd w:id="448"/>
+        <w:bookmarkEnd w:id="449"/>
+        <w:bookmarkEnd w:id="450"/>
+        <w:bookmarkEnd w:id="451"/>
+        <w:bookmarkEnd w:id="452"/>
+        <w:bookmarkEnd w:id="453"/>
         <w:r>
           <w:t>e.</w:t>
         </w:r>
       </w:ins>
-      <w:ins w:id="449" w:author="Ram, Abhishek" w:date="2025-08-15T17:11:00Z" w16du:dateUtc="2025-08-15T21:11:00Z">
+      <w:ins w:id="454" w:author="Ram, Abhishek" w:date="2025-08-15T17:11:00Z" w16du:dateUtc="2025-08-15T21:11:00Z">
         <w:r>
           <w:rPr>
             <w:rFonts w:cs="Times New Roman"/>
             <w:noProof/>
             <w:szCs w:val="24"/>
-            <w:rPrChange w:id="450" w:author="Ram, Abhishek" w:date="2025-08-15T17:11:00Z" w16du:dateUtc="2025-08-15T21:11:00Z">
+            <w:rPrChange w:id="455" w:author="Ram, Abhishek" w:date="2025-08-15T17:11:00Z" w16du:dateUtc="2025-08-15T21:11:00Z">
               <w:rPr>
                 <w:rFonts w:cs="Times New Roman"/>
                 <w:noProof/>
@@ -6752,22 +6660,22 @@
         <w:spacing w:before="0" w:after="210" w:line="360" w:lineRule="auto"/>
         <w:jc w:val="left"/>
         <w:rPr>
-          <w:del w:id="451" w:author="Ram, Abhishek" w:date="2025-08-21T20:15:00Z" w16du:dateUtc="2025-08-22T00:15:00Z"/>
+          <w:del w:id="456" w:author="Ram, Abhishek" w:date="2025-08-21T20:15:00Z" w16du:dateUtc="2025-08-22T00:15:00Z"/>
           <w:rFonts w:cs="Times New Roman"/>
           <w:szCs w:val="24"/>
         </w:rPr>
-        <w:pPrChange w:id="452" w:author="Ram, Abhishek" w:date="2025-08-15T17:11:00Z" w16du:dateUtc="2025-08-15T21:11:00Z">
+        <w:pPrChange w:id="457" w:author="Ram, Abhishek" w:date="2025-08-15T17:11:00Z" w16du:dateUtc="2025-08-15T21:11:00Z">
           <w:pPr>
             <w:pStyle w:val="Heading1"/>
           </w:pPr>
         </w:pPrChange>
       </w:pPr>
-      <w:bookmarkStart w:id="453" w:name="fn1"/>
-      <w:bookmarkStart w:id="454" w:name="fn2"/>
-      <w:bookmarkStart w:id="455" w:name="fn3"/>
-      <w:bookmarkEnd w:id="453"/>
-      <w:bookmarkEnd w:id="454"/>
-      <w:bookmarkEnd w:id="455"/>
+      <w:bookmarkStart w:id="458" w:name="fn1"/>
+      <w:bookmarkStart w:id="459" w:name="fn2"/>
+      <w:bookmarkStart w:id="460" w:name="fn3"/>
+      <w:bookmarkEnd w:id="458"/>
+      <w:bookmarkEnd w:id="459"/>
+      <w:bookmarkEnd w:id="460"/>
     </w:p>
     <w:p>
       <w:pPr>
@@ -6782,9 +6690,9 @@
         <w:pStyle w:val="Heading1"/>
         <w:jc w:val="left"/>
         <w:rPr>
-          <w:ins w:id="456" w:author="Arthur, Richard B (GE Aerospace, US)" w:date="2025-06-06T12:06:00Z"/>
-        </w:rPr>
-        <w:pPrChange w:id="457" w:author="Arthur, Richard B (GE Aerospace, US)" w:date="2025-06-06T12:14:00Z">
+          <w:ins w:id="461" w:author="Arthur, Richard B (GE Aerospace, US)" w:date="2025-06-06T12:06:00Z"/>
+        </w:rPr>
+        <w:pPrChange w:id="462" w:author="Arthur, Richard B (GE Aerospace, US)" w:date="2025-06-06T12:14:00Z">
           <w:pPr>
             <w:pStyle w:val="Heading1"/>
           </w:pPr>
@@ -6803,10 +6711,10 @@
         </w:numPr>
         <w:jc w:val="left"/>
         <w:rPr>
-          <w:ins w:id="458" w:author="Arthur, Richard B (GE Aerospace, US)" w:date="2025-06-06T12:16:00Z"/>
-        </w:rPr>
-      </w:pPr>
-      <w:ins w:id="459" w:author="Arthur, Richard B (GE Aerospace, US)" w:date="2025-06-06T12:16:00Z">
+          <w:ins w:id="463" w:author="Arthur, Richard B (GE Aerospace, US)" w:date="2025-06-06T12:16:00Z"/>
+        </w:rPr>
+      </w:pPr>
+      <w:ins w:id="464" w:author="Arthur, Richard B (GE Aerospace, US)" w:date="2025-06-06T12:16:00Z">
         <w:r>
           <w:rPr>
             <w:noProof/>
@@ -6858,9 +6766,9 @@
         </w:numPr>
         <w:jc w:val="left"/>
         <w:rPr>
-          <w:ins w:id="460" w:author="Arthur, Richard B (GE Aerospace, US)" w:date="2025-06-06T12:16:00Z"/>
-        </w:rPr>
-        <w:pPrChange w:id="461" w:author="Arthur, Richard B (GE Aerospace, US)" w:date="2025-06-06T12:16:00Z">
+          <w:ins w:id="465" w:author="Arthur, Richard B (GE Aerospace, US)" w:date="2025-06-06T12:16:00Z"/>
+        </w:rPr>
+        <w:pPrChange w:id="466" w:author="Arthur, Richard B (GE Aerospace, US)" w:date="2025-06-06T12:16:00Z">
           <w:pPr>
             <w:pStyle w:val="ListParagraph"/>
             <w:numPr>
@@ -6871,7 +6779,7 @@
           </w:pPr>
         </w:pPrChange>
       </w:pPr>
-      <w:ins w:id="462" w:author="Arthur, Richard B (GE Aerospace, US)" w:date="2025-06-06T12:16:00Z">
+      <w:ins w:id="467" w:author="Arthur, Richard B (GE Aerospace, US)" w:date="2025-06-06T12:16:00Z">
         <w:r>
           <w:rPr>
             <w:b/>
@@ -6890,9 +6798,9 @@
         </w:numPr>
         <w:jc w:val="left"/>
         <w:rPr>
-          <w:ins w:id="463" w:author="Arthur, Richard B (GE Aerospace, US)" w:date="2025-06-06T12:16:00Z"/>
-        </w:rPr>
-        <w:pPrChange w:id="464" w:author="Arthur, Richard B (GE Aerospace, US)" w:date="2025-06-06T12:16:00Z">
+          <w:ins w:id="468" w:author="Arthur, Richard B (GE Aerospace, US)" w:date="2025-06-06T12:16:00Z"/>
+        </w:rPr>
+        <w:pPrChange w:id="469" w:author="Arthur, Richard B (GE Aerospace, US)" w:date="2025-06-06T12:16:00Z">
           <w:pPr>
             <w:pStyle w:val="ListParagraph"/>
             <w:numPr>
@@ -6903,7 +6811,7 @@
           </w:pPr>
         </w:pPrChange>
       </w:pPr>
-      <w:ins w:id="465" w:author="Arthur, Richard B (GE Aerospace, US)" w:date="2025-06-06T12:16:00Z">
+      <w:ins w:id="470" w:author="Arthur, Richard B (GE Aerospace, US)" w:date="2025-06-06T12:16:00Z">
         <w:r>
           <w:t>More geometry, more system</w:t>
         </w:r>
@@ -6918,9 +6826,9 @@
         </w:numPr>
         <w:jc w:val="left"/>
         <w:rPr>
-          <w:ins w:id="466" w:author="Arthur, Richard B (GE Aerospace, US)" w:date="2025-06-06T12:16:00Z"/>
-        </w:rPr>
-        <w:pPrChange w:id="467" w:author="Arthur, Richard B (GE Aerospace, US)" w:date="2025-06-06T12:16:00Z">
+          <w:ins w:id="471" w:author="Arthur, Richard B (GE Aerospace, US)" w:date="2025-06-06T12:16:00Z"/>
+        </w:rPr>
+        <w:pPrChange w:id="472" w:author="Arthur, Richard B (GE Aerospace, US)" w:date="2025-06-06T12:16:00Z">
           <w:pPr>
             <w:pStyle w:val="ListParagraph"/>
             <w:numPr>
@@ -6931,7 +6839,7 @@
           </w:pPr>
         </w:pPrChange>
       </w:pPr>
-      <w:ins w:id="468" w:author="Arthur, Richard B (GE Aerospace, US)" w:date="2025-06-06T12:16:00Z">
+      <w:ins w:id="473" w:author="Arthur, Richard B (GE Aerospace, US)" w:date="2025-06-06T12:16:00Z">
         <w:r>
           <w:t>More fidelity, more physics</w:t>
         </w:r>
@@ -6946,9 +6854,9 @@
         </w:numPr>
         <w:jc w:val="left"/>
         <w:rPr>
-          <w:ins w:id="469" w:author="Arthur, Richard B (GE Aerospace, US)" w:date="2025-06-06T12:16:00Z"/>
-        </w:rPr>
-        <w:pPrChange w:id="470" w:author="Arthur, Richard B (GE Aerospace, US)" w:date="2025-06-06T12:16:00Z">
+          <w:ins w:id="474" w:author="Arthur, Richard B (GE Aerospace, US)" w:date="2025-06-06T12:16:00Z"/>
+        </w:rPr>
+        <w:pPrChange w:id="475" w:author="Arthur, Richard B (GE Aerospace, US)" w:date="2025-06-06T12:16:00Z">
           <w:pPr>
             <w:pStyle w:val="ListParagraph"/>
             <w:numPr>
@@ -6959,7 +6867,7 @@
           </w:pPr>
         </w:pPrChange>
       </w:pPr>
-      <w:ins w:id="471" w:author="Arthur, Richard B (GE Aerospace, US)" w:date="2025-06-06T12:16:00Z">
+      <w:ins w:id="476" w:author="Arthur, Richard B (GE Aerospace, US)" w:date="2025-06-06T12:16:00Z">
         <w:r>
           <w:t>Wider parametric exploration</w:t>
         </w:r>
@@ -6974,9 +6882,9 @@
         </w:numPr>
         <w:jc w:val="left"/>
         <w:rPr>
-          <w:ins w:id="472" w:author="Arthur, Richard B (GE Aerospace, US)" w:date="2025-06-06T12:16:00Z"/>
-        </w:rPr>
-        <w:pPrChange w:id="473" w:author="Arthur, Richard B (GE Aerospace, US)" w:date="2025-06-06T12:16:00Z">
+          <w:ins w:id="477" w:author="Arthur, Richard B (GE Aerospace, US)" w:date="2025-06-06T12:16:00Z"/>
+        </w:rPr>
+        <w:pPrChange w:id="478" w:author="Arthur, Richard B (GE Aerospace, US)" w:date="2025-06-06T12:16:00Z">
           <w:pPr>
             <w:pStyle w:val="ListParagraph"/>
             <w:numPr>
@@ -6987,7 +6895,7 @@
           </w:pPr>
         </w:pPrChange>
       </w:pPr>
-      <w:ins w:id="474" w:author="Arthur, Richard B (GE Aerospace, US)" w:date="2025-06-06T12:16:00Z">
+      <w:ins w:id="479" w:author="Arthur, Richard B (GE Aerospace, US)" w:date="2025-06-06T12:16:00Z">
         <w:r>
           <w:t>Statistical Convergence</w:t>
         </w:r>
@@ -7002,9 +6910,9 @@
         </w:numPr>
         <w:jc w:val="left"/>
         <w:rPr>
-          <w:ins w:id="475" w:author="Arthur, Richard B (GE Aerospace, US)" w:date="2025-06-06T12:16:00Z"/>
-        </w:rPr>
-        <w:pPrChange w:id="476" w:author="Arthur, Richard B (GE Aerospace, US)" w:date="2025-06-06T12:16:00Z">
+          <w:ins w:id="480" w:author="Arthur, Richard B (GE Aerospace, US)" w:date="2025-06-06T12:16:00Z"/>
+        </w:rPr>
+        <w:pPrChange w:id="481" w:author="Arthur, Richard B (GE Aerospace, US)" w:date="2025-06-06T12:16:00Z">
           <w:pPr>
             <w:pStyle w:val="ListParagraph"/>
             <w:numPr>
@@ -7015,7 +6923,7 @@
           </w:pPr>
         </w:pPrChange>
       </w:pPr>
-      <w:ins w:id="477" w:author="Arthur, Richard B (GE Aerospace, US)" w:date="2025-06-06T12:16:00Z">
+      <w:ins w:id="482" w:author="Arthur, Richard B (GE Aerospace, US)" w:date="2025-06-06T12:16:00Z">
         <w:r>
           <w:rPr>
             <w:b/>
@@ -7034,9 +6942,9 @@
         </w:numPr>
         <w:jc w:val="left"/>
         <w:rPr>
-          <w:ins w:id="478" w:author="Arthur, Richard B (GE Aerospace, US)" w:date="2025-06-06T12:16:00Z"/>
-        </w:rPr>
-        <w:pPrChange w:id="479" w:author="Arthur, Richard B (GE Aerospace, US)" w:date="2025-06-06T12:16:00Z">
+          <w:ins w:id="483" w:author="Arthur, Richard B (GE Aerospace, US)" w:date="2025-06-06T12:16:00Z"/>
+        </w:rPr>
+        <w:pPrChange w:id="484" w:author="Arthur, Richard B (GE Aerospace, US)" w:date="2025-06-06T12:16:00Z">
           <w:pPr>
             <w:pStyle w:val="ListParagraph"/>
             <w:numPr>
@@ -7047,7 +6955,7 @@
           </w:pPr>
         </w:pPrChange>
       </w:pPr>
-      <w:ins w:id="480" w:author="Arthur, Richard B (GE Aerospace, US)" w:date="2025-06-06T12:16:00Z">
+      <w:ins w:id="485" w:author="Arthur, Richard B (GE Aerospace, US)" w:date="2025-06-06T12:16:00Z">
         <w:r>
           <w:t>Algorithms, Libraries &amp; Runtimes</w:t>
         </w:r>
@@ -7062,9 +6970,9 @@
         </w:numPr>
         <w:jc w:val="left"/>
         <w:rPr>
-          <w:ins w:id="481" w:author="Arthur, Richard B (GE Aerospace, US)" w:date="2025-06-06T12:16:00Z"/>
-        </w:rPr>
-        <w:pPrChange w:id="482" w:author="Arthur, Richard B (GE Aerospace, US)" w:date="2025-06-06T12:16:00Z">
+          <w:ins w:id="486" w:author="Arthur, Richard B (GE Aerospace, US)" w:date="2025-06-06T12:16:00Z"/>
+        </w:rPr>
+        <w:pPrChange w:id="487" w:author="Arthur, Richard B (GE Aerospace, US)" w:date="2025-06-06T12:16:00Z">
           <w:pPr>
             <w:pStyle w:val="ListParagraph"/>
             <w:numPr>
@@ -7075,7 +6983,7 @@
           </w:pPr>
         </w:pPrChange>
       </w:pPr>
-      <w:ins w:id="483" w:author="Arthur, Richard B (GE Aerospace, US)" w:date="2025-06-06T12:16:00Z">
+      <w:ins w:id="488" w:author="Arthur, Richard B (GE Aerospace, US)" w:date="2025-06-06T12:16:00Z">
         <w:r>
           <w:t>Data Management, Visualization, Machine Learning &amp; Automation</w:t>
         </w:r>
@@ -7090,9 +6998,9 @@
         </w:numPr>
         <w:jc w:val="left"/>
         <w:rPr>
-          <w:ins w:id="484" w:author="Arthur, Richard B (GE Aerospace, US)" w:date="2025-06-06T12:16:00Z"/>
-        </w:rPr>
-        <w:pPrChange w:id="485" w:author="Arthur, Richard B (GE Aerospace, US)" w:date="2025-06-06T12:16:00Z">
+          <w:ins w:id="489" w:author="Arthur, Richard B (GE Aerospace, US)" w:date="2025-06-06T12:16:00Z"/>
+        </w:rPr>
+        <w:pPrChange w:id="490" w:author="Arthur, Richard B (GE Aerospace, US)" w:date="2025-06-06T12:16:00Z">
           <w:pPr>
             <w:pStyle w:val="ListParagraph"/>
             <w:numPr>
@@ -7103,7 +7011,7 @@
           </w:pPr>
         </w:pPrChange>
       </w:pPr>
-      <w:ins w:id="486" w:author="Arthur, Richard B (GE Aerospace, US)" w:date="2025-06-06T12:16:00Z">
+      <w:ins w:id="491" w:author="Arthur, Richard B (GE Aerospace, US)" w:date="2025-06-06T12:16:00Z">
         <w:r>
           <w:rPr>
             <w:b/>
@@ -7122,9 +7030,9 @@
         </w:numPr>
         <w:jc w:val="left"/>
         <w:rPr>
-          <w:ins w:id="487" w:author="Arthur, Richard B (GE Aerospace, US)" w:date="2025-06-06T12:16:00Z"/>
-        </w:rPr>
-        <w:pPrChange w:id="488" w:author="Arthur, Richard B (GE Aerospace, US)" w:date="2025-06-06T12:17:00Z">
+          <w:ins w:id="492" w:author="Arthur, Richard B (GE Aerospace, US)" w:date="2025-06-06T12:16:00Z"/>
+        </w:rPr>
+        <w:pPrChange w:id="493" w:author="Arthur, Richard B (GE Aerospace, US)" w:date="2025-06-06T12:17:00Z">
           <w:pPr>
             <w:pStyle w:val="ListParagraph"/>
             <w:numPr>
@@ -7135,7 +7043,7 @@
           </w:pPr>
         </w:pPrChange>
       </w:pPr>
-      <w:ins w:id="489" w:author="Arthur, Richard B (GE Aerospace, US)" w:date="2025-06-06T12:16:00Z">
+      <w:ins w:id="494" w:author="Arthur, Richard B (GE Aerospace, US)" w:date="2025-06-06T12:16:00Z">
         <w:r>
           <w:t>Cost-effective Capacity &amp; Capability (Computation and Storage)</w:t>
         </w:r>
@@ -7150,9 +7058,9 @@
         </w:numPr>
         <w:jc w:val="left"/>
         <w:rPr>
-          <w:ins w:id="490" w:author="Arthur, Richard B (GE Aerospace, US)" w:date="2025-06-06T12:16:00Z"/>
-        </w:rPr>
-        <w:pPrChange w:id="491" w:author="Arthur, Richard B (GE Aerospace, US)" w:date="2025-06-06T12:17:00Z">
+          <w:ins w:id="495" w:author="Arthur, Richard B (GE Aerospace, US)" w:date="2025-06-06T12:16:00Z"/>
+        </w:rPr>
+        <w:pPrChange w:id="496" w:author="Arthur, Richard B (GE Aerospace, US)" w:date="2025-06-06T12:17:00Z">
           <w:pPr>
             <w:pStyle w:val="ListParagraph"/>
             <w:numPr>
@@ -7163,7 +7071,7 @@
           </w:pPr>
         </w:pPrChange>
       </w:pPr>
-      <w:ins w:id="492" w:author="Arthur, Richard B (GE Aerospace, US)" w:date="2025-06-06T12:16:00Z">
+      <w:ins w:id="497" w:author="Arthur, Richard B (GE Aerospace, US)" w:date="2025-06-06T12:16:00Z">
         <w:r>
           <w:t>High-Performance Bandwidth, Latency, Concurrency &amp; Acceleration</w:t>
         </w:r>
@@ -7177,10 +7085,10 @@
           <w:numId w:val="30"/>
         </w:numPr>
         <w:rPr>
-          <w:ins w:id="493" w:author="Arthur, Richard B (GE Aerospace, US)" w:date="2025-06-06T12:17:00Z"/>
-        </w:rPr>
-      </w:pPr>
-      <w:ins w:id="494" w:author="Arthur, Richard B (GE Aerospace, US)" w:date="2025-06-06T12:17:00Z">
+          <w:ins w:id="498" w:author="Arthur, Richard B (GE Aerospace, US)" w:date="2025-06-06T12:17:00Z"/>
+        </w:rPr>
+      </w:pPr>
+      <w:ins w:id="499" w:author="Arthur, Richard B (GE Aerospace, US)" w:date="2025-06-06T12:17:00Z">
         <w:r>
           <w:rPr>
             <w:b/>
@@ -7198,9 +7106,9 @@
           <w:numId w:val="30"/>
         </w:numPr>
         <w:rPr>
-          <w:ins w:id="495" w:author="Arthur, Richard B (GE Aerospace, US)" w:date="2025-06-06T12:17:00Z"/>
-        </w:rPr>
-        <w:pPrChange w:id="496" w:author="Arthur, Richard B (GE Aerospace, US)" w:date="2025-06-06T12:17:00Z">
+          <w:ins w:id="500" w:author="Arthur, Richard B (GE Aerospace, US)" w:date="2025-06-06T12:17:00Z"/>
+        </w:rPr>
+        <w:pPrChange w:id="501" w:author="Arthur, Richard B (GE Aerospace, US)" w:date="2025-06-06T12:17:00Z">
           <w:pPr>
             <w:pStyle w:val="ListParagraph"/>
             <w:numPr>
@@ -7210,7 +7118,7 @@
           </w:pPr>
         </w:pPrChange>
       </w:pPr>
-      <w:ins w:id="497" w:author="Arthur, Richard B (GE Aerospace, US)" w:date="2025-06-06T12:17:00Z">
+      <w:ins w:id="502" w:author="Arthur, Richard B (GE Aerospace, US)" w:date="2025-06-06T12:17:00Z">
         <w:r>
           <w:t>Compose representation and application (model, simulation, analytics)</w:t>
         </w:r>
@@ -7224,9 +7132,9 @@
           <w:numId w:val="30"/>
         </w:numPr>
         <w:rPr>
-          <w:ins w:id="498" w:author="Arthur, Richard B (GE Aerospace, US)" w:date="2025-06-06T12:17:00Z"/>
-        </w:rPr>
-        <w:pPrChange w:id="499" w:author="Arthur, Richard B (GE Aerospace, US)" w:date="2025-06-06T12:17:00Z">
+          <w:ins w:id="503" w:author="Arthur, Richard B (GE Aerospace, US)" w:date="2025-06-06T12:17:00Z"/>
+        </w:rPr>
+        <w:pPrChange w:id="504" w:author="Arthur, Richard B (GE Aerospace, US)" w:date="2025-06-06T12:17:00Z">
           <w:pPr>
             <w:pStyle w:val="ListParagraph"/>
             <w:numPr>
@@ -7236,56 +7144,9 @@
           </w:pPr>
         </w:pPrChange>
       </w:pPr>
-      <w:ins w:id="500" w:author="Arthur, Richard B (GE Aerospace, US)" w:date="2025-06-06T12:17:00Z">
+      <w:ins w:id="505" w:author="Arthur, Richard B (GE Aerospace, US)" w:date="2025-06-06T12:17:00Z">
         <w:r>
           <w:t>Determine threshold fidelity and confidence required for impact</w:t>
-        </w:r>
-      </w:ins>
-    </w:p>
-    <w:p>
-      <w:pPr>
-        <w:pStyle w:val="ListParagraph"/>
-        <w:numPr>
-          <w:ilvl w:val="1"/>
-          <w:numId w:val="30"/>
-        </w:numPr>
-        <w:rPr>
-          <w:ins w:id="501" w:author="Arthur, Richard B (GE Aerospace, US)" w:date="2025-06-06T12:17:00Z"/>
-        </w:rPr>
-        <w:pPrChange w:id="502" w:author="Arthur, Richard B (GE Aerospace, US)" w:date="2025-06-06T12:17:00Z">
-          <w:pPr>
-            <w:pStyle w:val="ListParagraph"/>
-            <w:numPr>
-              <w:numId w:val="30"/>
-            </w:numPr>
-            <w:ind w:left="1152" w:hanging="360"/>
-          </w:pPr>
-        </w:pPrChange>
-      </w:pPr>
-      <w:ins w:id="503" w:author="Arthur, Richard B (GE Aerospace, US)" w:date="2025-06-06T12:17:00Z">
-        <w:r>
-          <w:t>Comprehend solution space (visualization, parametric trade-off space)</w:t>
-        </w:r>
-      </w:ins>
-    </w:p>
-    <w:p>
-      <w:pPr>
-        <w:pStyle w:val="ListParagraph"/>
-        <w:numPr>
-          <w:ilvl w:val="0"/>
-          <w:numId w:val="30"/>
-        </w:numPr>
-        <w:rPr>
-          <w:ins w:id="504" w:author="Arthur, Richard B (GE Aerospace, US)" w:date="2025-06-06T12:17:00Z"/>
-        </w:rPr>
-      </w:pPr>
-      <w:ins w:id="505" w:author="Arthur, Richard B (GE Aerospace, US)" w:date="2025-06-06T12:17:00Z">
-        <w:r>
-          <w:rPr>
-            <w:b/>
-            <w:bCs/>
-          </w:rPr>
-          <w:t>Computational Science Software Expertise</w:t>
         </w:r>
       </w:ins>
     </w:p>
@@ -7311,7 +7172,28 @@
       </w:pPr>
       <w:ins w:id="508" w:author="Arthur, Richard B (GE Aerospace, US)" w:date="2025-06-06T12:17:00Z">
         <w:r>
-          <w:t>Performance-portable programming model and tuning toolchain</w:t>
+          <w:t>Comprehend solution space (visualization, parametric trade-off space)</w:t>
+        </w:r>
+      </w:ins>
+    </w:p>
+    <w:p>
+      <w:pPr>
+        <w:pStyle w:val="ListParagraph"/>
+        <w:numPr>
+          <w:ilvl w:val="0"/>
+          <w:numId w:val="30"/>
+        </w:numPr>
+        <w:rPr>
+          <w:ins w:id="509" w:author="Arthur, Richard B (GE Aerospace, US)" w:date="2025-06-06T12:17:00Z"/>
+        </w:rPr>
+      </w:pPr>
+      <w:ins w:id="510" w:author="Arthur, Richard B (GE Aerospace, US)" w:date="2025-06-06T12:17:00Z">
+        <w:r>
+          <w:rPr>
+            <w:b/>
+            <w:bCs/>
+          </w:rPr>
+          <w:t>Computational Science Software Expertise</w:t>
         </w:r>
       </w:ins>
     </w:p>
@@ -7323,9 +7205,9 @@
           <w:numId w:val="30"/>
         </w:numPr>
         <w:rPr>
-          <w:ins w:id="509" w:author="Arthur, Richard B (GE Aerospace, US)" w:date="2025-06-06T12:17:00Z"/>
-        </w:rPr>
-        <w:pPrChange w:id="510" w:author="Arthur, Richard B (GE Aerospace, US)" w:date="2025-06-06T12:17:00Z">
+          <w:ins w:id="511" w:author="Arthur, Richard B (GE Aerospace, US)" w:date="2025-06-06T12:17:00Z"/>
+        </w:rPr>
+        <w:pPrChange w:id="512" w:author="Arthur, Richard B (GE Aerospace, US)" w:date="2025-06-06T12:17:00Z">
           <w:pPr>
             <w:pStyle w:val="ListParagraph"/>
             <w:numPr>
@@ -7335,9 +7217,9 @@
           </w:pPr>
         </w:pPrChange>
       </w:pPr>
-      <w:ins w:id="511" w:author="Arthur, Richard B (GE Aerospace, US)" w:date="2025-06-06T12:17:00Z">
-        <w:r>
-          <w:t>Processing and I/O optimization via algorithm, data structure, numeric methods</w:t>
+      <w:ins w:id="513" w:author="Arthur, Richard B (GE Aerospace, US)" w:date="2025-06-06T12:17:00Z">
+        <w:r>
+          <w:t>Performance-portable programming model and tuning toolchain</w:t>
         </w:r>
       </w:ins>
     </w:p>
@@ -7349,9 +7231,9 @@
           <w:numId w:val="30"/>
         </w:numPr>
         <w:rPr>
-          <w:ins w:id="512" w:author="Arthur, Richard B (GE Aerospace, US)" w:date="2025-06-06T12:17:00Z"/>
-        </w:rPr>
-        <w:pPrChange w:id="513" w:author="Arthur, Richard B (GE Aerospace, US)" w:date="2025-06-06T12:17:00Z">
+          <w:ins w:id="514" w:author="Arthur, Richard B (GE Aerospace, US)" w:date="2025-06-06T12:17:00Z"/>
+        </w:rPr>
+        <w:pPrChange w:id="515" w:author="Arthur, Richard B (GE Aerospace, US)" w:date="2025-06-06T12:17:00Z">
           <w:pPr>
             <w:pStyle w:val="ListParagraph"/>
             <w:numPr>
@@ -7361,30 +7243,9 @@
           </w:pPr>
         </w:pPrChange>
       </w:pPr>
-      <w:ins w:id="514" w:author="Arthur, Richard B (GE Aerospace, US)" w:date="2025-06-06T12:17:00Z">
-        <w:r>
-          <w:t>Reuse and productivity workflow, automation, provisioning, libraries and tools</w:t>
-        </w:r>
-      </w:ins>
-    </w:p>
-    <w:p>
-      <w:pPr>
-        <w:pStyle w:val="ListParagraph"/>
-        <w:numPr>
-          <w:ilvl w:val="0"/>
-          <w:numId w:val="30"/>
-        </w:numPr>
-        <w:rPr>
-          <w:ins w:id="515" w:author="Arthur, Richard B (GE Aerospace, US)" w:date="2025-06-06T12:17:00Z"/>
-        </w:rPr>
-      </w:pPr>
       <w:ins w:id="516" w:author="Arthur, Richard B (GE Aerospace, US)" w:date="2025-06-06T12:17:00Z">
         <w:r>
-          <w:rPr>
-            <w:b/>
-            <w:bCs/>
-          </w:rPr>
-          <w:t>Hardware Systems Architecture Expertise</w:t>
+          <w:t>Processing and I/O optimization via algorithm, data structure, numeric methods</w:t>
         </w:r>
       </w:ins>
     </w:p>
@@ -7410,7 +7271,28 @@
       </w:pPr>
       <w:ins w:id="519" w:author="Arthur, Richard B (GE Aerospace, US)" w:date="2025-06-06T12:17:00Z">
         <w:r>
-          <w:t>Influence and adapt technology roadmaps through vendor partnerships</w:t>
+          <w:t>Reuse and productivity workflow, automation, provisioning, libraries and tools</w:t>
+        </w:r>
+      </w:ins>
+    </w:p>
+    <w:p>
+      <w:pPr>
+        <w:pStyle w:val="ListParagraph"/>
+        <w:numPr>
+          <w:ilvl w:val="0"/>
+          <w:numId w:val="30"/>
+        </w:numPr>
+        <w:rPr>
+          <w:ins w:id="520" w:author="Arthur, Richard B (GE Aerospace, US)" w:date="2025-06-06T12:17:00Z"/>
+        </w:rPr>
+      </w:pPr>
+      <w:ins w:id="521" w:author="Arthur, Richard B (GE Aerospace, US)" w:date="2025-06-06T12:17:00Z">
+        <w:r>
+          <w:rPr>
+            <w:b/>
+            <w:bCs/>
+          </w:rPr>
+          <w:t>Hardware Systems Architecture Expertise</w:t>
         </w:r>
       </w:ins>
     </w:p>
@@ -7422,9 +7304,9 @@
           <w:numId w:val="30"/>
         </w:numPr>
         <w:rPr>
-          <w:ins w:id="520" w:author="Arthur, Richard B (GE Aerospace, US)" w:date="2025-06-06T12:17:00Z"/>
-        </w:rPr>
-        <w:pPrChange w:id="521" w:author="Arthur, Richard B (GE Aerospace, US)" w:date="2025-06-06T12:17:00Z">
+          <w:ins w:id="522" w:author="Arthur, Richard B (GE Aerospace, US)" w:date="2025-06-06T12:17:00Z"/>
+        </w:rPr>
+        <w:pPrChange w:id="523" w:author="Arthur, Richard B (GE Aerospace, US)" w:date="2025-06-06T12:17:00Z">
           <w:pPr>
             <w:pStyle w:val="ListParagraph"/>
             <w:numPr>
@@ -7434,9 +7316,9 @@
           </w:pPr>
         </w:pPrChange>
       </w:pPr>
-      <w:ins w:id="522" w:author="Arthur, Richard B (GE Aerospace, US)" w:date="2025-06-06T12:17:00Z">
-        <w:r>
-          <w:t>Prototypes/hardware emulators, hardware-targeted toolchain readiness</w:t>
+      <w:ins w:id="524" w:author="Arthur, Richard B (GE Aerospace, US)" w:date="2025-06-06T12:17:00Z">
+        <w:r>
+          <w:t>Influence and adapt technology roadmaps through vendor partnerships</w:t>
         </w:r>
       </w:ins>
     </w:p>
@@ -7448,9 +7330,9 @@
           <w:numId w:val="30"/>
         </w:numPr>
         <w:rPr>
-          <w:ins w:id="523" w:author="Arthur, Richard B (GE Aerospace, US)" w:date="2025-06-06T12:17:00Z"/>
-        </w:rPr>
-        <w:pPrChange w:id="524" w:author="Arthur, Richard B (GE Aerospace, US)" w:date="2025-06-06T12:17:00Z">
+          <w:ins w:id="525" w:author="Arthur, Richard B (GE Aerospace, US)" w:date="2025-06-06T12:17:00Z"/>
+        </w:rPr>
+        <w:pPrChange w:id="526" w:author="Arthur, Richard B (GE Aerospace, US)" w:date="2025-06-06T12:17:00Z">
           <w:pPr>
             <w:pStyle w:val="ListParagraph"/>
             <w:numPr>
@@ -7460,27 +7342,9 @@
           </w:pPr>
         </w:pPrChange>
       </w:pPr>
-      <w:ins w:id="525" w:author="Arthur, Richard B (GE Aerospace, US)" w:date="2025-06-06T12:17:00Z">
-        <w:r>
-          <w:lastRenderedPageBreak/>
-          <w:t xml:space="preserve">Procurement specification and capability/cost trade-off assessment </w:t>
-        </w:r>
-      </w:ins>
-    </w:p>
-    <w:p>
-      <w:pPr>
-        <w:pStyle w:val="ListParagraph"/>
-        <w:numPr>
-          <w:ilvl w:val="0"/>
-          <w:numId w:val="30"/>
-        </w:numPr>
-        <w:rPr>
-          <w:ins w:id="526" w:author="Arthur, Richard B (GE Aerospace, US)" w:date="2025-06-06T12:18:00Z"/>
-        </w:rPr>
-      </w:pPr>
-      <w:ins w:id="527" w:author="Arthur, Richard B (GE Aerospace, US)" w:date="2025-06-06T12:18:00Z">
-        <w:r>
-          <w:t>Key points:</w:t>
+      <w:ins w:id="527" w:author="Arthur, Richard B (GE Aerospace, US)" w:date="2025-06-06T12:17:00Z">
+        <w:r>
+          <w:t>Prototypes/hardware emulators, hardware-targeted toolchain readiness</w:t>
         </w:r>
       </w:ins>
     </w:p>
@@ -7491,11 +7355,10 @@
           <w:ilvl w:val="1"/>
           <w:numId w:val="30"/>
         </w:numPr>
-        <w:jc w:val="left"/>
-        <w:rPr>
-          <w:ins w:id="528" w:author="Arthur, Richard B (GE Aerospace, US)" w:date="2025-06-06T12:18:00Z"/>
-        </w:rPr>
-        <w:pPrChange w:id="529" w:author="Arthur, Richard B (GE Aerospace, US)" w:date="2025-06-06T12:19:00Z">
+        <w:rPr>
+          <w:ins w:id="528" w:author="Arthur, Richard B (GE Aerospace, US)" w:date="2025-06-06T12:17:00Z"/>
+        </w:rPr>
+        <w:pPrChange w:id="529" w:author="Arthur, Richard B (GE Aerospace, US)" w:date="2025-06-06T12:17:00Z">
           <w:pPr>
             <w:pStyle w:val="ListParagraph"/>
             <w:numPr>
@@ -7505,9 +7368,27 @@
           </w:pPr>
         </w:pPrChange>
       </w:pPr>
-      <w:ins w:id="530" w:author="Arthur, Richard B (GE Aerospace, US)" w:date="2025-06-06T12:18:00Z">
-        <w:r>
-          <w:t>Co-design is a practice through which applications can break through perceived limitations of their present implementation.</w:t>
+      <w:ins w:id="530" w:author="Arthur, Richard B (GE Aerospace, US)" w:date="2025-06-06T12:17:00Z">
+        <w:r>
+          <w:lastRenderedPageBreak/>
+          <w:t xml:space="preserve">Procurement specification and capability/cost trade-off assessment </w:t>
+        </w:r>
+      </w:ins>
+    </w:p>
+    <w:p>
+      <w:pPr>
+        <w:pStyle w:val="ListParagraph"/>
+        <w:numPr>
+          <w:ilvl w:val="0"/>
+          <w:numId w:val="30"/>
+        </w:numPr>
+        <w:rPr>
+          <w:ins w:id="531" w:author="Arthur, Richard B (GE Aerospace, US)" w:date="2025-06-06T12:18:00Z"/>
+        </w:rPr>
+      </w:pPr>
+      <w:ins w:id="532" w:author="Arthur, Richard B (GE Aerospace, US)" w:date="2025-06-06T12:18:00Z">
+        <w:r>
+          <w:t>Key points:</w:t>
         </w:r>
       </w:ins>
     </w:p>
@@ -7520,9 +7401,9 @@
         </w:numPr>
         <w:jc w:val="left"/>
         <w:rPr>
-          <w:ins w:id="531" w:author="Arthur, Richard B (GE Aerospace, US)" w:date="2025-06-06T12:18:00Z"/>
-        </w:rPr>
-        <w:pPrChange w:id="532" w:author="Arthur, Richard B (GE Aerospace, US)" w:date="2025-06-06T12:19:00Z">
+          <w:ins w:id="533" w:author="Arthur, Richard B (GE Aerospace, US)" w:date="2025-06-06T12:18:00Z"/>
+        </w:rPr>
+        <w:pPrChange w:id="534" w:author="Arthur, Richard B (GE Aerospace, US)" w:date="2025-06-06T12:19:00Z">
           <w:pPr>
             <w:pStyle w:val="ListParagraph"/>
             <w:numPr>
@@ -7532,24 +7413,24 @@
           </w:pPr>
         </w:pPrChange>
       </w:pPr>
-      <w:ins w:id="533" w:author="Arthur, Richard B (GE Aerospace, US)" w:date="2025-06-06T12:18:00Z">
-        <w:r>
-          <w:t>The problem solvers are domain experts who</w:t>
-        </w:r>
-      </w:ins>
-    </w:p>
-    <w:p>
-      <w:pPr>
-        <w:pStyle w:val="ListParagraph"/>
-        <w:numPr>
-          <w:ilvl w:val="2"/>
+      <w:ins w:id="535" w:author="Arthur, Richard B (GE Aerospace, US)" w:date="2025-06-06T12:18:00Z">
+        <w:r>
+          <w:t>Co-design is a practice through which applications can break through perceived limitations of their present implementation.</w:t>
+        </w:r>
+      </w:ins>
+    </w:p>
+    <w:p>
+      <w:pPr>
+        <w:pStyle w:val="ListParagraph"/>
+        <w:numPr>
+          <w:ilvl w:val="1"/>
           <w:numId w:val="30"/>
         </w:numPr>
         <w:jc w:val="left"/>
         <w:rPr>
-          <w:ins w:id="534" w:author="Arthur, Richard B (GE Aerospace, US)" w:date="2025-06-06T12:18:00Z"/>
-        </w:rPr>
-        <w:pPrChange w:id="535" w:author="Arthur, Richard B (GE Aerospace, US)" w:date="2025-06-06T12:19:00Z">
+          <w:ins w:id="536" w:author="Arthur, Richard B (GE Aerospace, US)" w:date="2025-06-06T12:18:00Z"/>
+        </w:rPr>
+        <w:pPrChange w:id="537" w:author="Arthur, Richard B (GE Aerospace, US)" w:date="2025-06-06T12:19:00Z">
           <w:pPr>
             <w:pStyle w:val="ListParagraph"/>
             <w:numPr>
@@ -7559,9 +7440,9 @@
           </w:pPr>
         </w:pPrChange>
       </w:pPr>
-      <w:ins w:id="536" w:author="Arthur, Richard B (GE Aerospace, US)" w:date="2025-06-06T12:18:00Z">
-        <w:r>
-          <w:t>compose the problem statement,</w:t>
+      <w:ins w:id="538" w:author="Arthur, Richard B (GE Aerospace, US)" w:date="2025-06-06T12:18:00Z">
+        <w:r>
+          <w:t>The problem solvers are domain experts who</w:t>
         </w:r>
       </w:ins>
     </w:p>
@@ -7574,9 +7455,9 @@
         </w:numPr>
         <w:jc w:val="left"/>
         <w:rPr>
-          <w:ins w:id="537" w:author="Arthur, Richard B (GE Aerospace, US)" w:date="2025-06-06T12:18:00Z"/>
-        </w:rPr>
-        <w:pPrChange w:id="538" w:author="Arthur, Richard B (GE Aerospace, US)" w:date="2025-06-06T12:19:00Z">
+          <w:ins w:id="539" w:author="Arthur, Richard B (GE Aerospace, US)" w:date="2025-06-06T12:18:00Z"/>
+        </w:rPr>
+        <w:pPrChange w:id="540" w:author="Arthur, Richard B (GE Aerospace, US)" w:date="2025-06-06T12:19:00Z">
           <w:pPr>
             <w:pStyle w:val="ListParagraph"/>
             <w:numPr>
@@ -7586,9 +7467,9 @@
           </w:pPr>
         </w:pPrChange>
       </w:pPr>
-      <w:ins w:id="539" w:author="Arthur, Richard B (GE Aerospace, US)" w:date="2025-06-06T12:18:00Z">
-        <w:r>
-          <w:t>specify needed fidelity and confidence in the solution, and</w:t>
+      <w:ins w:id="541" w:author="Arthur, Richard B (GE Aerospace, US)" w:date="2025-06-06T12:18:00Z">
+        <w:r>
+          <w:t>compose the problem statement,</w:t>
         </w:r>
       </w:ins>
     </w:p>
@@ -7601,9 +7482,9 @@
         </w:numPr>
         <w:jc w:val="left"/>
         <w:rPr>
-          <w:ins w:id="540" w:author="Arthur, Richard B (GE Aerospace, US)" w:date="2025-06-06T12:18:00Z"/>
-        </w:rPr>
-        <w:pPrChange w:id="541" w:author="Arthur, Richard B (GE Aerospace, US)" w:date="2025-06-06T12:19:00Z">
+          <w:ins w:id="542" w:author="Arthur, Richard B (GE Aerospace, US)" w:date="2025-06-06T12:18:00Z"/>
+        </w:rPr>
+        <w:pPrChange w:id="543" w:author="Arthur, Richard B (GE Aerospace, US)" w:date="2025-06-06T12:19:00Z">
           <w:pPr>
             <w:pStyle w:val="ListParagraph"/>
             <w:numPr>
@@ -7613,24 +7494,24 @@
           </w:pPr>
         </w:pPrChange>
       </w:pPr>
-      <w:ins w:id="542" w:author="Arthur, Richard B (GE Aerospace, US)" w:date="2025-06-06T12:18:00Z">
-        <w:r>
-          <w:t>what is critical to comprehend from the solution to communicate to decision-makers.</w:t>
-        </w:r>
-      </w:ins>
-    </w:p>
-    <w:p>
-      <w:pPr>
-        <w:pStyle w:val="ListParagraph"/>
-        <w:numPr>
-          <w:ilvl w:val="1"/>
+      <w:ins w:id="544" w:author="Arthur, Richard B (GE Aerospace, US)" w:date="2025-06-06T12:18:00Z">
+        <w:r>
+          <w:t>specify needed fidelity and confidence in the solution, and</w:t>
+        </w:r>
+      </w:ins>
+    </w:p>
+    <w:p>
+      <w:pPr>
+        <w:pStyle w:val="ListParagraph"/>
+        <w:numPr>
+          <w:ilvl w:val="2"/>
           <w:numId w:val="30"/>
         </w:numPr>
         <w:jc w:val="left"/>
         <w:rPr>
-          <w:ins w:id="543" w:author="Arthur, Richard B (GE Aerospace, US)" w:date="2025-06-06T12:18:00Z"/>
-        </w:rPr>
-        <w:pPrChange w:id="544" w:author="Arthur, Richard B (GE Aerospace, US)" w:date="2025-06-06T12:19:00Z">
+          <w:ins w:id="545" w:author="Arthur, Richard B (GE Aerospace, US)" w:date="2025-06-06T12:18:00Z"/>
+        </w:rPr>
+        <w:pPrChange w:id="546" w:author="Arthur, Richard B (GE Aerospace, US)" w:date="2025-06-06T12:19:00Z">
           <w:pPr>
             <w:pStyle w:val="ListParagraph"/>
             <w:numPr>
@@ -7640,9 +7521,9 @@
           </w:pPr>
         </w:pPrChange>
       </w:pPr>
-      <w:ins w:id="545" w:author="Arthur, Richard B (GE Aerospace, US)" w:date="2025-06-06T12:18:00Z">
-        <w:r>
-          <w:t>The hardware architects continually procure and invest in infrastructure matching the value-to-cost opportunities based on the evolving workloads run across systems.</w:t>
+      <w:ins w:id="547" w:author="Arthur, Richard B (GE Aerospace, US)" w:date="2025-06-06T12:18:00Z">
+        <w:r>
+          <w:t>what is critical to comprehend from the solution to communicate to decision-makers.</w:t>
         </w:r>
       </w:ins>
     </w:p>
@@ -7655,9 +7536,9 @@
         </w:numPr>
         <w:jc w:val="left"/>
         <w:rPr>
-          <w:ins w:id="546" w:author="Arthur, Richard B (GE Aerospace, US)" w:date="2025-06-06T12:18:00Z"/>
-        </w:rPr>
-        <w:pPrChange w:id="547" w:author="Arthur, Richard B (GE Aerospace, US)" w:date="2025-06-06T12:19:00Z">
+          <w:ins w:id="548" w:author="Arthur, Richard B (GE Aerospace, US)" w:date="2025-06-06T12:18:00Z"/>
+        </w:rPr>
+        <w:pPrChange w:id="549" w:author="Arthur, Richard B (GE Aerospace, US)" w:date="2025-06-06T12:19:00Z">
           <w:pPr>
             <w:pStyle w:val="ListParagraph"/>
             <w:numPr>
@@ -7667,24 +7548,24 @@
           </w:pPr>
         </w:pPrChange>
       </w:pPr>
-      <w:ins w:id="548" w:author="Arthur, Richard B (GE Aerospace, US)" w:date="2025-06-06T12:18:00Z">
-        <w:r>
-          <w:t>The computational scientists</w:t>
-        </w:r>
-      </w:ins>
-    </w:p>
-    <w:p>
-      <w:pPr>
-        <w:pStyle w:val="ListParagraph"/>
-        <w:numPr>
-          <w:ilvl w:val="2"/>
+      <w:ins w:id="550" w:author="Arthur, Richard B (GE Aerospace, US)" w:date="2025-06-06T12:18:00Z">
+        <w:r>
+          <w:t>The hardware architects continually procure and invest in infrastructure matching the value-to-cost opportunities based on the evolving workloads run across systems.</w:t>
+        </w:r>
+      </w:ins>
+    </w:p>
+    <w:p>
+      <w:pPr>
+        <w:pStyle w:val="ListParagraph"/>
+        <w:numPr>
+          <w:ilvl w:val="1"/>
           <w:numId w:val="30"/>
         </w:numPr>
         <w:jc w:val="left"/>
         <w:rPr>
-          <w:ins w:id="549" w:author="Arthur, Richard B (GE Aerospace, US)" w:date="2025-06-06T12:18:00Z"/>
-        </w:rPr>
-        <w:pPrChange w:id="550" w:author="Arthur, Richard B (GE Aerospace, US)" w:date="2025-06-06T12:19:00Z">
+          <w:ins w:id="551" w:author="Arthur, Richard B (GE Aerospace, US)" w:date="2025-06-06T12:18:00Z"/>
+        </w:rPr>
+        <w:pPrChange w:id="552" w:author="Arthur, Richard B (GE Aerospace, US)" w:date="2025-06-06T12:19:00Z">
           <w:pPr>
             <w:pStyle w:val="ListParagraph"/>
             <w:numPr>
@@ -7694,9 +7575,9 @@
           </w:pPr>
         </w:pPrChange>
       </w:pPr>
-      <w:ins w:id="551" w:author="Arthur, Richard B (GE Aerospace, US)" w:date="2025-06-06T12:18:00Z">
-        <w:r>
-          <w:t>apply numerical methods in algorithms and data structures,</w:t>
+      <w:ins w:id="553" w:author="Arthur, Richard B (GE Aerospace, US)" w:date="2025-06-06T12:18:00Z">
+        <w:r>
+          <w:t>The computational scientists</w:t>
         </w:r>
       </w:ins>
     </w:p>
@@ -7709,9 +7590,9 @@
         </w:numPr>
         <w:jc w:val="left"/>
         <w:rPr>
-          <w:ins w:id="552" w:author="Arthur, Richard B (GE Aerospace, US)" w:date="2025-06-06T12:18:00Z"/>
-        </w:rPr>
-        <w:pPrChange w:id="553" w:author="Arthur, Richard B (GE Aerospace, US)" w:date="2025-06-06T12:19:00Z">
+          <w:ins w:id="554" w:author="Arthur, Richard B (GE Aerospace, US)" w:date="2025-06-06T12:18:00Z"/>
+        </w:rPr>
+        <w:pPrChange w:id="555" w:author="Arthur, Richard B (GE Aerospace, US)" w:date="2025-06-06T12:19:00Z">
           <w:pPr>
             <w:pStyle w:val="ListParagraph"/>
             <w:numPr>
@@ -7721,9 +7602,9 @@
           </w:pPr>
         </w:pPrChange>
       </w:pPr>
-      <w:ins w:id="554" w:author="Arthur, Richard B (GE Aerospace, US)" w:date="2025-06-06T12:18:00Z">
-        <w:r>
-          <w:t>implemented in software to optimize performance, and</w:t>
+      <w:ins w:id="556" w:author="Arthur, Richard B (GE Aerospace, US)" w:date="2025-06-06T12:18:00Z">
+        <w:r>
+          <w:t>apply numerical methods in algorithms and data structures,</w:t>
         </w:r>
       </w:ins>
     </w:p>
@@ -7736,9 +7617,9 @@
         </w:numPr>
         <w:jc w:val="left"/>
         <w:rPr>
-          <w:ins w:id="555" w:author="Arthur, Richard B (GE Aerospace, US)" w:date="2025-06-06T12:18:00Z"/>
-        </w:rPr>
-        <w:pPrChange w:id="556" w:author="Arthur, Richard B (GE Aerospace, US)" w:date="2025-06-06T12:19:00Z">
+          <w:ins w:id="557" w:author="Arthur, Richard B (GE Aerospace, US)" w:date="2025-06-06T12:18:00Z"/>
+        </w:rPr>
+        <w:pPrChange w:id="558" w:author="Arthur, Richard B (GE Aerospace, US)" w:date="2025-06-06T12:19:00Z">
           <w:pPr>
             <w:pStyle w:val="ListParagraph"/>
             <w:numPr>
@@ -7748,24 +7629,24 @@
           </w:pPr>
         </w:pPrChange>
       </w:pPr>
-      <w:ins w:id="557" w:author="Arthur, Richard B (GE Aerospace, US)" w:date="2025-06-06T12:18:00Z">
-        <w:r>
-          <w:t>packaged to improve the productivity of users.</w:t>
-        </w:r>
-      </w:ins>
-    </w:p>
-    <w:p>
-      <w:pPr>
-        <w:pStyle w:val="ListParagraph"/>
-        <w:numPr>
-          <w:ilvl w:val="1"/>
+      <w:ins w:id="559" w:author="Arthur, Richard B (GE Aerospace, US)" w:date="2025-06-06T12:18:00Z">
+        <w:r>
+          <w:t>implemented in software to optimize performance, and</w:t>
+        </w:r>
+      </w:ins>
+    </w:p>
+    <w:p>
+      <w:pPr>
+        <w:pStyle w:val="ListParagraph"/>
+        <w:numPr>
+          <w:ilvl w:val="2"/>
           <w:numId w:val="30"/>
         </w:numPr>
         <w:jc w:val="left"/>
         <w:rPr>
-          <w:ins w:id="558" w:author="Arthur, Richard B (GE Aerospace, US)" w:date="2025-06-06T12:18:00Z"/>
-        </w:rPr>
-        <w:pPrChange w:id="559" w:author="Arthur, Richard B (GE Aerospace, US)" w:date="2025-06-06T12:19:00Z">
+          <w:ins w:id="560" w:author="Arthur, Richard B (GE Aerospace, US)" w:date="2025-06-06T12:18:00Z"/>
+        </w:rPr>
+        <w:pPrChange w:id="561" w:author="Arthur, Richard B (GE Aerospace, US)" w:date="2025-06-06T12:19:00Z">
           <w:pPr>
             <w:pStyle w:val="ListParagraph"/>
             <w:numPr>
@@ -7775,9 +7656,9 @@
           </w:pPr>
         </w:pPrChange>
       </w:pPr>
-      <w:ins w:id="560" w:author="Arthur, Richard B (GE Aerospace, US)" w:date="2025-06-06T12:18:00Z">
-        <w:r>
-          <w:t>Each field of expertise advances on its own and it can be difficult for one to opportunistically harness innovations in the others.</w:t>
+      <w:ins w:id="562" w:author="Arthur, Richard B (GE Aerospace, US)" w:date="2025-06-06T12:18:00Z">
+        <w:r>
+          <w:t>packaged to improve the productivity of users.</w:t>
         </w:r>
       </w:ins>
     </w:p>
@@ -7790,9 +7671,9 @@
         </w:numPr>
         <w:jc w:val="left"/>
         <w:rPr>
-          <w:ins w:id="561" w:author="Arthur, Richard B (GE Aerospace, US)" w:date="2025-06-06T12:18:00Z"/>
-        </w:rPr>
-        <w:pPrChange w:id="562" w:author="Arthur, Richard B (GE Aerospace, US)" w:date="2025-06-06T12:19:00Z">
+          <w:ins w:id="563" w:author="Arthur, Richard B (GE Aerospace, US)" w:date="2025-06-06T12:18:00Z"/>
+        </w:rPr>
+        <w:pPrChange w:id="564" w:author="Arthur, Richard B (GE Aerospace, US)" w:date="2025-06-06T12:19:00Z">
           <w:pPr>
             <w:pStyle w:val="ListParagraph"/>
             <w:numPr>
@@ -7802,24 +7683,24 @@
           </w:pPr>
         </w:pPrChange>
       </w:pPr>
-      <w:ins w:id="563" w:author="Arthur, Richard B (GE Aerospace, US)" w:date="2025-06-06T12:18:00Z">
-        <w:r>
-          <w:t>Rather than over-conservatively pre-supposing the limitations or requirements of the other fields, co-design unifies these stakeholders into a collaborative effort.</w:t>
-        </w:r>
-      </w:ins>
-    </w:p>
-    <w:p>
-      <w:pPr>
-        <w:pStyle w:val="ListParagraph"/>
-        <w:numPr>
-          <w:ilvl w:val="2"/>
+      <w:ins w:id="565" w:author="Arthur, Richard B (GE Aerospace, US)" w:date="2025-06-06T12:18:00Z">
+        <w:r>
+          <w:t>Each field of expertise advances on its own and it can be difficult for one to opportunistically harness innovations in the others.</w:t>
+        </w:r>
+      </w:ins>
+    </w:p>
+    <w:p>
+      <w:pPr>
+        <w:pStyle w:val="ListParagraph"/>
+        <w:numPr>
+          <w:ilvl w:val="1"/>
           <w:numId w:val="30"/>
         </w:numPr>
         <w:jc w:val="left"/>
         <w:rPr>
-          <w:ins w:id="564" w:author="Arthur, Richard B (GE Aerospace, US)" w:date="2025-06-06T12:18:00Z"/>
-        </w:rPr>
-        <w:pPrChange w:id="565" w:author="Arthur, Richard B (GE Aerospace, US)" w:date="2025-06-06T12:19:00Z">
+          <w:ins w:id="566" w:author="Arthur, Richard B (GE Aerospace, US)" w:date="2025-06-06T12:18:00Z"/>
+        </w:rPr>
+        <w:pPrChange w:id="567" w:author="Arthur, Richard B (GE Aerospace, US)" w:date="2025-06-06T12:19:00Z">
           <w:pPr>
             <w:pStyle w:val="ListParagraph"/>
             <w:numPr>
@@ -7829,9 +7710,9 @@
           </w:pPr>
         </w:pPrChange>
       </w:pPr>
-      <w:ins w:id="566" w:author="Arthur, Richard B (GE Aerospace, US)" w:date="2025-06-06T12:18:00Z">
-        <w:r>
-          <w:t>Problem solvers can advise on acceptable and valuable trade-offs between scale, fidelity, confidence and turnaround time.</w:t>
+      <w:ins w:id="568" w:author="Arthur, Richard B (GE Aerospace, US)" w:date="2025-06-06T12:18:00Z">
+        <w:r>
+          <w:t>Rather than over-conservatively pre-supposing the limitations or requirements of the other fields, co-design unifies these stakeholders into a collaborative effort.</w:t>
         </w:r>
       </w:ins>
     </w:p>
@@ -7844,9 +7725,9 @@
         </w:numPr>
         <w:jc w:val="left"/>
         <w:rPr>
-          <w:ins w:id="567" w:author="Arthur, Richard B (GE Aerospace, US)" w:date="2025-06-06T12:18:00Z"/>
-        </w:rPr>
-        <w:pPrChange w:id="568" w:author="Arthur, Richard B (GE Aerospace, US)" w:date="2025-06-06T12:19:00Z">
+          <w:ins w:id="569" w:author="Arthur, Richard B (GE Aerospace, US)" w:date="2025-06-06T12:18:00Z"/>
+        </w:rPr>
+        <w:pPrChange w:id="570" w:author="Arthur, Richard B (GE Aerospace, US)" w:date="2025-06-06T12:19:00Z">
           <w:pPr>
             <w:pStyle w:val="ListParagraph"/>
             <w:numPr>
@@ -7856,9 +7737,9 @@
           </w:pPr>
         </w:pPrChange>
       </w:pPr>
-      <w:ins w:id="569" w:author="Arthur, Richard B (GE Aerospace, US)" w:date="2025-06-06T12:18:00Z">
-        <w:r>
-          <w:t>Computational scientists can then explore a wider set of alternatives for implementation, with improved clarity of value.</w:t>
+      <w:ins w:id="571" w:author="Arthur, Richard B (GE Aerospace, US)" w:date="2025-06-06T12:18:00Z">
+        <w:r>
+          <w:t>Problem solvers can advise on acceptable and valuable trade-offs between scale, fidelity, confidence and turnaround time.</w:t>
         </w:r>
       </w:ins>
     </w:p>
@@ -7871,9 +7752,9 @@
         </w:numPr>
         <w:jc w:val="left"/>
         <w:rPr>
-          <w:ins w:id="570" w:author="Arthur, Richard B (GE Aerospace, US)" w:date="2025-06-06T12:18:00Z"/>
-        </w:rPr>
-        <w:pPrChange w:id="571" w:author="Arthur, Richard B (GE Aerospace, US)" w:date="2025-06-06T12:19:00Z">
+          <w:ins w:id="572" w:author="Arthur, Richard B (GE Aerospace, US)" w:date="2025-06-06T12:18:00Z"/>
+        </w:rPr>
+        <w:pPrChange w:id="573" w:author="Arthur, Richard B (GE Aerospace, US)" w:date="2025-06-06T12:19:00Z">
           <w:pPr>
             <w:pStyle w:val="ListParagraph"/>
             <w:numPr>
@@ -7883,24 +7764,24 @@
           </w:pPr>
         </w:pPrChange>
       </w:pPr>
-      <w:ins w:id="572" w:author="Arthur, Richard B (GE Aerospace, US)" w:date="2025-06-06T12:18:00Z">
-        <w:r>
-          <w:t>Hardware architects can similarly offer trade-offs and guide implementations and vendor roadmaps toward overcoming performance bottlenecks and resource constraints.</w:t>
-        </w:r>
-      </w:ins>
-    </w:p>
-    <w:p>
-      <w:pPr>
-        <w:pStyle w:val="ListParagraph"/>
-        <w:numPr>
-          <w:ilvl w:val="1"/>
+      <w:ins w:id="574" w:author="Arthur, Richard B (GE Aerospace, US)" w:date="2025-06-06T12:18:00Z">
+        <w:r>
+          <w:t>Computational scientists can then explore a wider set of alternatives for implementation, with improved clarity of value.</w:t>
+        </w:r>
+      </w:ins>
+    </w:p>
+    <w:p>
+      <w:pPr>
+        <w:pStyle w:val="ListParagraph"/>
+        <w:numPr>
+          <w:ilvl w:val="2"/>
           <w:numId w:val="30"/>
         </w:numPr>
         <w:jc w:val="left"/>
         <w:rPr>
-          <w:ins w:id="573" w:author="Arthur, Richard B (GE Aerospace, US)" w:date="2025-06-06T12:18:00Z"/>
-        </w:rPr>
-        <w:pPrChange w:id="574" w:author="Arthur, Richard B (GE Aerospace, US)" w:date="2025-06-06T12:19:00Z">
+          <w:ins w:id="575" w:author="Arthur, Richard B (GE Aerospace, US)" w:date="2025-06-06T12:18:00Z"/>
+        </w:rPr>
+        <w:pPrChange w:id="576" w:author="Arthur, Richard B (GE Aerospace, US)" w:date="2025-06-06T12:19:00Z">
           <w:pPr>
             <w:pStyle w:val="ListParagraph"/>
             <w:numPr>
@@ -7910,126 +7791,9 @@
           </w:pPr>
         </w:pPrChange>
       </w:pPr>
-      <w:ins w:id="575" w:author="Arthur, Richard B (GE Aerospace, US)" w:date="2025-06-06T12:18:00Z">
-        <w:r>
-          <w:t>Continually mutually challenging each others’ assumptions, co-design strategically aligns innovation with valuable opportunities.</w:t>
-        </w:r>
-      </w:ins>
-    </w:p>
-    <w:p>
-      <w:pPr>
-        <w:pStyle w:val="ListParagraph"/>
-        <w:numPr>
-          <w:ilvl w:val="0"/>
-          <w:numId w:val="30"/>
-        </w:numPr>
-        <w:jc w:val="left"/>
-        <w:rPr>
-          <w:ins w:id="576" w:author="Arthur, Richard B (GE Aerospace, US)" w:date="2025-06-06T12:19:00Z"/>
-        </w:rPr>
-      </w:pPr>
-      <w:ins w:id="577" w:author="Arthur, Richard B (GE Aerospace, US)" w:date="2025-06-06T12:19:00Z">
-        <w:r>
-          <w:t xml:space="preserve">See also: </w:t>
-        </w:r>
-        <w:r>
-          <w:fldChar w:fldCharType="begin"/>
-        </w:r>
-        <w:r>
-          <w:instrText>HYPERLINK "https://drive.google.com/file/d/19URWTkIOJ01j62dqnNjIQrlQv_pnEX0J/view?usp=drive_link"</w:instrText>
-        </w:r>
-        <w:r>
-          <w:fldChar w:fldCharType="separate"/>
-        </w:r>
-        <w:r>
-          <w:rPr>
-            <w:rStyle w:val="Hyperlink"/>
-          </w:rPr>
-          <w:t>Co-Design Web</w:t>
-        </w:r>
-        <w:r>
-          <w:fldChar w:fldCharType="end"/>
-        </w:r>
-        <w:r>
-          <w:t xml:space="preserve"> (maturity evaluation tool)</w:t>
-        </w:r>
-        <w:r>
-          <w:br/>
-        </w:r>
-        <w:r>
-          <w:fldChar w:fldCharType="begin"/>
-        </w:r>
-        <w:r>
-          <w:instrText>HYPERLINK "https://drive.google.com/file/d/1DhkTct_4D5AElMoDeSOXsmBUISNtxdu1/view?usp=drive_link"</w:instrText>
-        </w:r>
-        <w:r>
-          <w:fldChar w:fldCharType="separate"/>
-        </w:r>
-        <w:r>
-          <w:rPr>
-            <w:rStyle w:val="Hyperlink"/>
-          </w:rPr>
-          <w:t xml:space="preserve">Modeling Literacy &amp; Engineer of the Future </w:t>
-        </w:r>
-        <w:r>
-          <w:fldChar w:fldCharType="end"/>
-        </w:r>
-        <w:r>
-          <w:t>(e.g., learning rubric)</w:t>
-        </w:r>
-      </w:ins>
-    </w:p>
-    <w:p>
-      <w:pPr>
-        <w:pStyle w:val="ListParagraph"/>
-        <w:numPr>
-          <w:ilvl w:val="0"/>
-          <w:numId w:val="30"/>
-        </w:numPr>
-        <w:jc w:val="left"/>
-        <w:rPr>
-          <w:ins w:id="578" w:author="Arthur, Richard B (GE Aerospace, US)" w:date="2025-06-06T12:15:00Z"/>
-        </w:rPr>
-      </w:pPr>
-      <w:ins w:id="579" w:author="Arthur, Richard B (GE Aerospace, US)" w:date="2025-06-06T12:15:00Z">
-        <w:r>
-          <w:fldChar w:fldCharType="begin"/>
-        </w:r>
-        <w:r>
-          <w:instrText>HYPERLINK "</w:instrText>
-        </w:r>
-      </w:ins>
-      <w:ins w:id="580" w:author="Arthur, Richard B (GE Aerospace, US)" w:date="2025-06-06T12:06:00Z">
-        <w:r>
-          <w:rPr>
-            <w:rPrChange w:id="581" w:author="Arthur, Richard B (GE Aerospace, US)" w:date="2025-06-06T12:15:00Z">
-              <w:rPr>
-                <w:rStyle w:val="Hyperlink"/>
-              </w:rPr>
-            </w:rPrChange>
-          </w:rPr>
-          <w:instrText>https://asc.llnl.gov/sites/asc/files/2020-06/ASC_Co-design.pdf</w:instrText>
-        </w:r>
-      </w:ins>
-      <w:ins w:id="582" w:author="Arthur, Richard B (GE Aerospace, US)" w:date="2025-06-06T12:15:00Z">
-        <w:r>
-          <w:instrText>"</w:instrText>
-        </w:r>
-        <w:r>
-          <w:fldChar w:fldCharType="separate"/>
-        </w:r>
-      </w:ins>
-      <w:ins w:id="583" w:author="Arthur, Richard B (GE Aerospace, US)" w:date="2025-06-06T12:06:00Z">
-        <w:r>
-          <w:rPr>
-            <w:rStyle w:val="Hyperlink"/>
-          </w:rPr>
-          <w:t>https://asc.llnl.gov/sites/asc/files/2020-06/ASC_Co-design.pdf</w:t>
-        </w:r>
-      </w:ins>
-      <w:ins w:id="584" w:author="Arthur, Richard B (GE Aerospace, US)" w:date="2025-06-06T12:15:00Z">
-        <w:r>
-          <w:fldChar w:fldCharType="end"/>
+      <w:ins w:id="577" w:author="Arthur, Richard B (GE Aerospace, US)" w:date="2025-06-06T12:18:00Z">
+        <w:r>
+          <w:t>Hardware architects can similarly offer trade-offs and guide implementations and vendor roadmaps toward overcoming performance bottlenecks and resource constraints.</w:t>
         </w:r>
       </w:ins>
     </w:p>
@@ -8042,9 +7806,9 @@
         </w:numPr>
         <w:jc w:val="left"/>
         <w:rPr>
-          <w:ins w:id="585" w:author="Arthur, Richard B (GE Aerospace, US)" w:date="2025-06-06T12:06:00Z"/>
-        </w:rPr>
-        <w:pPrChange w:id="586" w:author="Arthur, Richard B (GE Aerospace, US)" w:date="2025-06-06T12:16:00Z">
+          <w:ins w:id="578" w:author="Arthur, Richard B (GE Aerospace, US)" w:date="2025-06-06T12:18:00Z"/>
+        </w:rPr>
+        <w:pPrChange w:id="579" w:author="Arthur, Richard B (GE Aerospace, US)" w:date="2025-06-06T12:19:00Z">
           <w:pPr>
             <w:pStyle w:val="ListParagraph"/>
             <w:numPr>
@@ -8054,7 +7818,151 @@
           </w:pPr>
         </w:pPrChange>
       </w:pPr>
-      <w:ins w:id="587" w:author="Arthur, Richard B (GE Aerospace, US)" w:date="2025-06-06T12:16:00Z">
+      <w:ins w:id="580" w:author="Arthur, Richard B (GE Aerospace, US)" w:date="2025-06-06T12:18:00Z">
+        <w:r>
+          <w:t>Continually mutually challenging each others’ assumptions, co-design strategically aligns innovation with valuable opportunities.</w:t>
+        </w:r>
+      </w:ins>
+    </w:p>
+    <w:p>
+      <w:pPr>
+        <w:pStyle w:val="ListParagraph"/>
+        <w:numPr>
+          <w:ilvl w:val="0"/>
+          <w:numId w:val="30"/>
+        </w:numPr>
+        <w:jc w:val="left"/>
+        <w:rPr>
+          <w:ins w:id="581" w:author="Arthur, Richard B (GE Aerospace, US)" w:date="2025-06-06T12:19:00Z"/>
+        </w:rPr>
+      </w:pPr>
+      <w:ins w:id="582" w:author="Arthur, Richard B (GE Aerospace, US)" w:date="2025-06-06T12:19:00Z">
+        <w:r>
+          <w:t xml:space="preserve">See also: </w:t>
+        </w:r>
+        <w:r>
+          <w:fldChar w:fldCharType="begin"/>
+        </w:r>
+        <w:r>
+          <w:instrText>HYPERLINK "https://drive.google.com/file/d/19URWTkIOJ01j62dqnNjIQrlQv_pnEX0J/view?usp=drive_link"</w:instrText>
+        </w:r>
+        <w:r>
+          <w:fldChar w:fldCharType="separate"/>
+        </w:r>
+        <w:r>
+          <w:rPr>
+            <w:rStyle w:val="Hyperlink"/>
+          </w:rPr>
+          <w:t>Co-Design Web</w:t>
+        </w:r>
+        <w:r>
+          <w:fldChar w:fldCharType="end"/>
+        </w:r>
+        <w:r>
+          <w:t xml:space="preserve"> (maturity evaluation tool)</w:t>
+        </w:r>
+        <w:r>
+          <w:br/>
+        </w:r>
+        <w:r>
+          <w:fldChar w:fldCharType="begin"/>
+        </w:r>
+        <w:r>
+          <w:instrText>HYPERLINK "https://drive.google.com/file/d/1DhkTct_4D5AElMoDeSOXsmBUISNtxdu1/view?usp=drive_link"</w:instrText>
+        </w:r>
+        <w:r>
+          <w:fldChar w:fldCharType="separate"/>
+        </w:r>
+        <w:r>
+          <w:rPr>
+            <w:rStyle w:val="Hyperlink"/>
+          </w:rPr>
+          <w:t xml:space="preserve">Modeling Literacy &amp; Engineer of the Future </w:t>
+        </w:r>
+        <w:r>
+          <w:fldChar w:fldCharType="end"/>
+        </w:r>
+        <w:r>
+          <w:t>(e.g., learning rubric)</w:t>
+        </w:r>
+      </w:ins>
+    </w:p>
+    <w:p>
+      <w:pPr>
+        <w:pStyle w:val="ListParagraph"/>
+        <w:numPr>
+          <w:ilvl w:val="0"/>
+          <w:numId w:val="30"/>
+        </w:numPr>
+        <w:jc w:val="left"/>
+        <w:rPr>
+          <w:ins w:id="583" w:author="Arthur, Richard B (GE Aerospace, US)" w:date="2025-06-06T12:15:00Z"/>
+        </w:rPr>
+      </w:pPr>
+      <w:ins w:id="584" w:author="Arthur, Richard B (GE Aerospace, US)" w:date="2025-06-06T12:15:00Z">
+        <w:r>
+          <w:fldChar w:fldCharType="begin"/>
+        </w:r>
+        <w:r>
+          <w:instrText>HYPERLINK "</w:instrText>
+        </w:r>
+      </w:ins>
+      <w:ins w:id="585" w:author="Arthur, Richard B (GE Aerospace, US)" w:date="2025-06-06T12:06:00Z">
+        <w:r>
+          <w:rPr>
+            <w:rPrChange w:id="586" w:author="Arthur, Richard B (GE Aerospace, US)" w:date="2025-06-06T12:15:00Z">
+              <w:rPr>
+                <w:rStyle w:val="Hyperlink"/>
+              </w:rPr>
+            </w:rPrChange>
+          </w:rPr>
+          <w:instrText>https://asc.llnl.gov/sites/asc/files/2020-06/ASC_Co-design.pdf</w:instrText>
+        </w:r>
+      </w:ins>
+      <w:ins w:id="587" w:author="Arthur, Richard B (GE Aerospace, US)" w:date="2025-06-06T12:15:00Z">
+        <w:r>
+          <w:instrText>"</w:instrText>
+        </w:r>
+        <w:r>
+          <w:fldChar w:fldCharType="separate"/>
+        </w:r>
+      </w:ins>
+      <w:ins w:id="588" w:author="Arthur, Richard B (GE Aerospace, US)" w:date="2025-06-06T12:06:00Z">
+        <w:r>
+          <w:rPr>
+            <w:rStyle w:val="Hyperlink"/>
+          </w:rPr>
+          <w:t>https://asc.llnl.gov/sites/asc/files/2020-06/ASC_Co-design.pdf</w:t>
+        </w:r>
+      </w:ins>
+      <w:ins w:id="589" w:author="Arthur, Richard B (GE Aerospace, US)" w:date="2025-06-06T12:15:00Z">
+        <w:r>
+          <w:fldChar w:fldCharType="end"/>
+        </w:r>
+      </w:ins>
+    </w:p>
+    <w:p>
+      <w:pPr>
+        <w:pStyle w:val="ListParagraph"/>
+        <w:numPr>
+          <w:ilvl w:val="1"/>
+          <w:numId w:val="30"/>
+        </w:numPr>
+        <w:jc w:val="left"/>
+        <w:rPr>
+          <w:ins w:id="590" w:author="Arthur, Richard B (GE Aerospace, US)" w:date="2025-06-06T12:06:00Z"/>
+        </w:rPr>
+        <w:pPrChange w:id="591" w:author="Arthur, Richard B (GE Aerospace, US)" w:date="2025-06-06T12:16:00Z">
+          <w:pPr>
+            <w:pStyle w:val="ListParagraph"/>
+            <w:numPr>
+              <w:numId w:val="30"/>
+            </w:numPr>
+            <w:ind w:left="1152" w:hanging="360"/>
+          </w:pPr>
+        </w:pPrChange>
+      </w:pPr>
+      <w:ins w:id="592" w:author="Arthur, Richard B (GE Aerospace, US)" w:date="2025-06-06T12:16:00Z">
         <w:r>
           <w:rPr>
             <w:noProof/>
@@ -8121,9 +8029,9 @@
         </w:numPr>
         <w:jc w:val="left"/>
         <w:rPr>
-          <w:del w:id="588" w:author="Arthur, Richard B (GE Aerospace, US)" w:date="2025-06-06T12:09:00Z"/>
-        </w:rPr>
-        <w:pPrChange w:id="589" w:author="Arthur, Richard B (GE Aerospace, US)" w:date="2025-06-06T12:14:00Z">
+          <w:del w:id="593" w:author="Arthur, Richard B (GE Aerospace, US)" w:date="2025-06-06T12:09:00Z"/>
+        </w:rPr>
+        <w:pPrChange w:id="594" w:author="Arthur, Richard B (GE Aerospace, US)" w:date="2025-06-06T12:14:00Z">
           <w:pPr>
             <w:pStyle w:val="ListParagraph"/>
             <w:numPr>
@@ -8133,7 +8041,7 @@
           </w:pPr>
         </w:pPrChange>
       </w:pPr>
-      <w:ins w:id="590" w:author="Arthur, Richard B (GE Aerospace, US)" w:date="2025-06-06T12:09:00Z">
+      <w:ins w:id="595" w:author="Arthur, Richard B (GE Aerospace, US)" w:date="2025-06-06T12:09:00Z">
         <w:r>
           <w:fldChar w:fldCharType="begin"/>
         </w:r>
@@ -8162,7 +8070,7 @@
           <w:t xml:space="preserve"> (Reimagining Codesig</w:t>
         </w:r>
       </w:ins>
-      <w:ins w:id="591" w:author="Arthur, Richard B (GE Aerospace, US)" w:date="2025-06-06T12:10:00Z">
+      <w:ins w:id="596" w:author="Arthur, Richard B (GE Aerospace, US)" w:date="2025-06-06T12:10:00Z">
         <w:r>
           <w:t>n for Adv Scientific Comp)</w:t>
         </w:r>
@@ -8177,9 +8085,9 @@
         </w:numPr>
         <w:jc w:val="left"/>
         <w:rPr>
-          <w:ins w:id="592" w:author="Arthur, Richard B (GE Aerospace, US)" w:date="2025-06-06T12:13:00Z"/>
-        </w:rPr>
-        <w:pPrChange w:id="593" w:author="Arthur, Richard B (GE Aerospace, US)" w:date="2025-06-06T12:14:00Z">
+          <w:ins w:id="597" w:author="Arthur, Richard B (GE Aerospace, US)" w:date="2025-06-06T12:13:00Z"/>
+        </w:rPr>
+        <w:pPrChange w:id="598" w:author="Arthur, Richard B (GE Aerospace, US)" w:date="2025-06-06T12:14:00Z">
           <w:pPr>
             <w:pStyle w:val="ListParagraph"/>
             <w:numPr>
@@ -8189,7 +8097,7 @@
           </w:pPr>
         </w:pPrChange>
       </w:pPr>
-      <w:ins w:id="594" w:author="Arthur, Richard B (GE Aerospace, US)" w:date="2025-06-06T12:10:00Z">
+      <w:ins w:id="599" w:author="Arthur, Richard B (GE Aerospace, US)" w:date="2025-06-06T12:10:00Z">
         <w:r>
           <w:fldChar w:fldCharType="begin"/>
         </w:r>
@@ -8225,9 +8133,9 @@
         </w:numPr>
         <w:jc w:val="left"/>
         <w:rPr>
-          <w:ins w:id="595" w:author="Arthur, Richard B (GE Aerospace, US)" w:date="2025-06-06T12:14:00Z"/>
-        </w:rPr>
-        <w:pPrChange w:id="596" w:author="Arthur, Richard B (GE Aerospace, US)" w:date="2025-06-06T12:14:00Z">
+          <w:ins w:id="600" w:author="Arthur, Richard B (GE Aerospace, US)" w:date="2025-06-06T12:14:00Z"/>
+        </w:rPr>
+        <w:pPrChange w:id="601" w:author="Arthur, Richard B (GE Aerospace, US)" w:date="2025-06-06T12:14:00Z">
           <w:pPr>
             <w:pStyle w:val="ListParagraph"/>
             <w:numPr>
@@ -8238,7 +8146,7 @@
           </w:pPr>
         </w:pPrChange>
       </w:pPr>
-      <w:ins w:id="597" w:author="Arthur, Richard B (GE Aerospace, US)" w:date="2025-06-06T12:14:00Z">
+      <w:ins w:id="602" w:author="Arthur, Richard B (GE Aerospace, US)" w:date="2025-06-06T12:14:00Z">
         <w:r>
           <w:rPr>
             <w:i/>
@@ -8257,9 +8165,9 @@
         </w:numPr>
         <w:jc w:val="left"/>
         <w:rPr>
-          <w:ins w:id="598" w:author="Arthur, Richard B (GE Aerospace, US)" w:date="2025-06-06T12:14:00Z"/>
-        </w:rPr>
-        <w:pPrChange w:id="599" w:author="Arthur, Richard B (GE Aerospace, US)" w:date="2025-06-06T12:14:00Z">
+          <w:ins w:id="603" w:author="Arthur, Richard B (GE Aerospace, US)" w:date="2025-06-06T12:14:00Z"/>
+        </w:rPr>
+        <w:pPrChange w:id="604" w:author="Arthur, Richard B (GE Aerospace, US)" w:date="2025-06-06T12:14:00Z">
           <w:pPr>
             <w:pStyle w:val="ListParagraph"/>
             <w:numPr>
@@ -8270,7 +8178,7 @@
           </w:pPr>
         </w:pPrChange>
       </w:pPr>
-      <w:ins w:id="600" w:author="Arthur, Richard B (GE Aerospace, US)" w:date="2025-06-06T12:14:00Z">
+      <w:ins w:id="605" w:author="Arthur, Richard B (GE Aerospace, US)" w:date="2025-06-06T12:14:00Z">
         <w:r>
           <w:rPr>
             <w:i/>
@@ -8289,9 +8197,9 @@
         </w:numPr>
         <w:jc w:val="left"/>
         <w:rPr>
-          <w:ins w:id="601" w:author="Arthur, Richard B (GE Aerospace, US)" w:date="2025-06-06T12:14:00Z"/>
-        </w:rPr>
-        <w:pPrChange w:id="602" w:author="Arthur, Richard B (GE Aerospace, US)" w:date="2025-06-06T12:14:00Z">
+          <w:ins w:id="606" w:author="Arthur, Richard B (GE Aerospace, US)" w:date="2025-06-06T12:14:00Z"/>
+        </w:rPr>
+        <w:pPrChange w:id="607" w:author="Arthur, Richard B (GE Aerospace, US)" w:date="2025-06-06T12:14:00Z">
           <w:pPr>
             <w:pStyle w:val="ListParagraph"/>
             <w:numPr>
@@ -8302,7 +8210,7 @@
           </w:pPr>
         </w:pPrChange>
       </w:pPr>
-      <w:ins w:id="603" w:author="Arthur, Richard B (GE Aerospace, US)" w:date="2025-06-06T12:14:00Z">
+      <w:ins w:id="608" w:author="Arthur, Richard B (GE Aerospace, US)" w:date="2025-06-06T12:14:00Z">
         <w:r>
           <w:rPr>
             <w:i/>
@@ -8321,9 +8229,9 @@
         </w:numPr>
         <w:jc w:val="left"/>
         <w:rPr>
-          <w:ins w:id="604" w:author="Arthur, Richard B (GE Aerospace, US)" w:date="2025-06-06T12:14:00Z"/>
-        </w:rPr>
-        <w:pPrChange w:id="605" w:author="Arthur, Richard B (GE Aerospace, US)" w:date="2025-06-06T12:14:00Z">
+          <w:ins w:id="609" w:author="Arthur, Richard B (GE Aerospace, US)" w:date="2025-06-06T12:14:00Z"/>
+        </w:rPr>
+        <w:pPrChange w:id="610" w:author="Arthur, Richard B (GE Aerospace, US)" w:date="2025-06-06T12:14:00Z">
           <w:pPr>
             <w:pStyle w:val="ListParagraph"/>
             <w:numPr>
@@ -8334,7 +8242,7 @@
           </w:pPr>
         </w:pPrChange>
       </w:pPr>
-      <w:ins w:id="606" w:author="Arthur, Richard B (GE Aerospace, US)" w:date="2025-06-06T12:14:00Z">
+      <w:ins w:id="611" w:author="Arthur, Richard B (GE Aerospace, US)" w:date="2025-06-06T12:14:00Z">
         <w:r>
           <w:rPr>
             <w:i/>
@@ -8353,9 +8261,9 @@
         </w:numPr>
         <w:jc w:val="left"/>
         <w:rPr>
-          <w:ins w:id="607" w:author="Arthur, Richard B (GE Aerospace, US)" w:date="2025-06-06T12:14:00Z"/>
-        </w:rPr>
-        <w:pPrChange w:id="608" w:author="Arthur, Richard B (GE Aerospace, US)" w:date="2025-06-06T12:14:00Z">
+          <w:ins w:id="612" w:author="Arthur, Richard B (GE Aerospace, US)" w:date="2025-06-06T12:14:00Z"/>
+        </w:rPr>
+        <w:pPrChange w:id="613" w:author="Arthur, Richard B (GE Aerospace, US)" w:date="2025-06-06T12:14:00Z">
           <w:pPr>
             <w:pStyle w:val="ListParagraph"/>
             <w:numPr>
@@ -8366,7 +8274,7 @@
           </w:pPr>
         </w:pPrChange>
       </w:pPr>
-      <w:ins w:id="609" w:author="Arthur, Richard B (GE Aerospace, US)" w:date="2025-06-06T12:14:00Z">
+      <w:ins w:id="614" w:author="Arthur, Richard B (GE Aerospace, US)" w:date="2025-06-06T12:14:00Z">
         <w:r>
           <w:rPr>
             <w:i/>
@@ -8385,9 +8293,9 @@
         </w:numPr>
         <w:jc w:val="left"/>
         <w:rPr>
-          <w:ins w:id="610" w:author="Arthur, Richard B (GE Aerospace, US)" w:date="2025-06-06T12:14:00Z"/>
-        </w:rPr>
-        <w:pPrChange w:id="611" w:author="Arthur, Richard B (GE Aerospace, US)" w:date="2025-06-06T12:14:00Z">
+          <w:ins w:id="615" w:author="Arthur, Richard B (GE Aerospace, US)" w:date="2025-06-06T12:14:00Z"/>
+        </w:rPr>
+        <w:pPrChange w:id="616" w:author="Arthur, Richard B (GE Aerospace, US)" w:date="2025-06-06T12:14:00Z">
           <w:pPr>
             <w:pStyle w:val="ListParagraph"/>
             <w:numPr>
@@ -8398,7 +8306,7 @@
           </w:pPr>
         </w:pPrChange>
       </w:pPr>
-      <w:ins w:id="612" w:author="Arthur, Richard B (GE Aerospace, US)" w:date="2025-06-06T12:14:00Z">
+      <w:ins w:id="617" w:author="Arthur, Richard B (GE Aerospace, US)" w:date="2025-06-06T12:14:00Z">
         <w:r>
           <w:rPr>
             <w:i/>
@@ -8417,9 +8325,9 @@
         </w:numPr>
         <w:jc w:val="left"/>
         <w:rPr>
-          <w:ins w:id="613" w:author="Arthur, Richard B (GE Aerospace, US)" w:date="2025-06-06T12:14:00Z"/>
-        </w:rPr>
-        <w:pPrChange w:id="614" w:author="Arthur, Richard B (GE Aerospace, US)" w:date="2025-06-06T12:14:00Z">
+          <w:ins w:id="618" w:author="Arthur, Richard B (GE Aerospace, US)" w:date="2025-06-06T12:14:00Z"/>
+        </w:rPr>
+        <w:pPrChange w:id="619" w:author="Arthur, Richard B (GE Aerospace, US)" w:date="2025-06-06T12:14:00Z">
           <w:pPr>
             <w:pStyle w:val="ListParagraph"/>
             <w:numPr>
@@ -8430,7 +8338,7 @@
           </w:pPr>
         </w:pPrChange>
       </w:pPr>
-      <w:ins w:id="615" w:author="Arthur, Richard B (GE Aerospace, US)" w:date="2025-06-06T12:14:00Z">
+      <w:ins w:id="620" w:author="Arthur, Richard B (GE Aerospace, US)" w:date="2025-06-06T12:14:00Z">
         <w:r>
           <w:rPr>
             <w:i/>
@@ -8504,10 +8412,10 @@
         </w:numPr>
         <w:jc w:val="left"/>
         <w:rPr>
-          <w:ins w:id="616" w:author="Arthur, Richard B (GE Aerospace, US)" w:date="2025-06-06T12:15:00Z"/>
-        </w:rPr>
-      </w:pPr>
-      <w:ins w:id="617" w:author="Arthur, Richard B (GE Aerospace, US)" w:date="2025-06-06T12:14:00Z">
+          <w:ins w:id="621" w:author="Arthur, Richard B (GE Aerospace, US)" w:date="2025-06-06T12:15:00Z"/>
+        </w:rPr>
+      </w:pPr>
+      <w:ins w:id="622" w:author="Arthur, Richard B (GE Aerospace, US)" w:date="2025-06-06T12:14:00Z">
         <w:r>
           <w:rPr>
             <w:noProof/>
@@ -8576,10 +8484,10 @@
         </w:numPr>
         <w:jc w:val="left"/>
         <w:rPr>
-          <w:ins w:id="618" w:author="Arthur, Richard B (GE Aerospace, US)" w:date="2025-06-06T12:15:00Z"/>
-        </w:rPr>
-      </w:pPr>
-      <w:ins w:id="619" w:author="Arthur, Richard B (GE Aerospace, US)" w:date="2025-06-06T12:15:00Z">
+          <w:ins w:id="623" w:author="Arthur, Richard B (GE Aerospace, US)" w:date="2025-06-06T12:15:00Z"/>
+        </w:rPr>
+      </w:pPr>
+      <w:ins w:id="624" w:author="Arthur, Richard B (GE Aerospace, US)" w:date="2025-06-06T12:15:00Z">
         <w:r>
           <w:rPr>
             <w:noProof/>
@@ -8652,9 +8560,9 @@
         </w:numPr>
         <w:jc w:val="left"/>
         <w:rPr>
-          <w:ins w:id="620" w:author="Arthur, Richard B (GE Aerospace, US)" w:date="2025-06-06T12:10:00Z"/>
-        </w:rPr>
-        <w:pPrChange w:id="621" w:author="Arthur, Richard B (GE Aerospace, US)" w:date="2025-06-06T12:15:00Z">
+          <w:ins w:id="625" w:author="Arthur, Richard B (GE Aerospace, US)" w:date="2025-06-06T12:10:00Z"/>
+        </w:rPr>
+        <w:pPrChange w:id="626" w:author="Arthur, Richard B (GE Aerospace, US)" w:date="2025-06-06T12:15:00Z">
           <w:pPr>
             <w:pStyle w:val="ListParagraph"/>
             <w:numPr>
@@ -8670,9 +8578,9 @@
         <w:pStyle w:val="ListParagraph"/>
         <w:ind w:left="1152" w:firstLine="0"/>
         <w:rPr>
-          <w:ins w:id="622" w:author="Arthur, Richard B (GE Aerospace, US)" w:date="2025-06-06T12:09:00Z"/>
-        </w:rPr>
-        <w:pPrChange w:id="623" w:author="Arthur, Richard B (GE Aerospace, US)" w:date="2025-06-06T12:13:00Z">
+          <w:ins w:id="627" w:author="Arthur, Richard B (GE Aerospace, US)" w:date="2025-06-06T12:09:00Z"/>
+        </w:rPr>
+        <w:pPrChange w:id="628" w:author="Arthur, Richard B (GE Aerospace, US)" w:date="2025-06-06T12:13:00Z">
           <w:pPr>
             <w:pStyle w:val="Heading1"/>
           </w:pPr>
@@ -8702,30 +8610,30 @@
       <w:r>
         <w:t xml:space="preserve">defined </w:t>
       </w:r>
-      <w:commentRangeStart w:id="624"/>
+      <w:commentRangeStart w:id="629"/>
       <w:r>
         <w:t>by</w:t>
       </w:r>
-      <w:commentRangeEnd w:id="624"/>
+      <w:commentRangeEnd w:id="629"/>
       <w:r>
         <w:rPr>
           <w:rStyle w:val="CommentReference"/>
         </w:rPr>
-        <w:commentReference w:id="624"/>
+        <w:commentReference w:id="629"/>
       </w:r>
       <w:r>
         <w:t xml:space="preserve">…. To further elucidate what is enabled by conducting digital transformation, consider what would happen by supporting the exact opposite: analog </w:t>
       </w:r>
-      <w:commentRangeStart w:id="625"/>
+      <w:commentRangeStart w:id="630"/>
       <w:r>
         <w:t>preservation</w:t>
       </w:r>
-      <w:commentRangeEnd w:id="625"/>
+      <w:commentRangeEnd w:id="630"/>
       <w:r>
         <w:rPr>
           <w:rStyle w:val="CommentReference"/>
         </w:rPr>
-        <w:commentReference w:id="625"/>
+        <w:commentReference w:id="630"/>
       </w:r>
       <w:r>
         <w:t>.</w:t>
@@ -8742,7 +8650,7 @@
       <w:r>
         <w:t xml:space="preserve">In principle, a digital culture would inhabit many, if not all, of the aspects of operation that analog preservation would not. </w:t>
       </w:r>
-      <w:commentRangeStart w:id="626"/>
+      <w:commentRangeStart w:id="631"/>
       <w:r>
         <w:t>As a re</w:t>
       </w:r>
@@ -8770,18 +8678,18 @@
       <w:r>
         <w:t xml:space="preserve"> </w:t>
       </w:r>
-      <w:commentRangeEnd w:id="626"/>
+      <w:commentRangeEnd w:id="631"/>
       <w:r>
         <w:rPr>
           <w:rStyle w:val="CommentReference"/>
         </w:rPr>
-        <w:commentReference w:id="626"/>
-      </w:r>
-    </w:p>
-    <w:p>
-      <w:pPr>
-        <w:rPr>
-          <w:ins w:id="627" w:author="Ram, Abhishek" w:date="2025-07-22T11:29:00Z" w16du:dateUtc="2025-07-22T15:29:00Z"/>
+        <w:commentReference w:id="631"/>
+      </w:r>
+    </w:p>
+    <w:p>
+      <w:pPr>
+        <w:rPr>
+          <w:ins w:id="632" w:author="Ram, Abhishek" w:date="2025-07-22T11:29:00Z" w16du:dateUtc="2025-07-22T15:29:00Z"/>
         </w:rPr>
       </w:pPr>
       <w:r>
@@ -8810,25 +8718,25 @@
       <w:pPr>
         <w:pStyle w:val="Heading2"/>
         <w:rPr>
-          <w:ins w:id="628" w:author="Ram, Abhishek" w:date="2025-07-22T11:33:00Z" w16du:dateUtc="2025-07-22T15:33:00Z"/>
-        </w:rPr>
-      </w:pPr>
-      <w:ins w:id="629" w:author="Ram, Abhishek" w:date="2025-07-22T11:30:00Z" w16du:dateUtc="2025-07-22T15:30:00Z">
+          <w:ins w:id="633" w:author="Ram, Abhishek" w:date="2025-07-22T11:33:00Z" w16du:dateUtc="2025-07-22T15:33:00Z"/>
+        </w:rPr>
+      </w:pPr>
+      <w:ins w:id="634" w:author="Ram, Abhishek" w:date="2025-07-22T11:30:00Z" w16du:dateUtc="2025-07-22T15:30:00Z">
         <w:r>
           <w:t>A Future Engineering Singularity</w:t>
         </w:r>
       </w:ins>
-      <w:ins w:id="630" w:author="Ram, Abhishek" w:date="2025-07-22T11:34:00Z" w16du:dateUtc="2025-07-22T15:34:00Z">
+      <w:ins w:id="635" w:author="Ram, Abhishek" w:date="2025-07-22T11:34:00Z" w16du:dateUtc="2025-07-22T15:34:00Z">
         <w:r>
           <w:t xml:space="preserve"> (or Asymptote)</w:t>
         </w:r>
       </w:ins>
-      <w:ins w:id="631" w:author="Ram, Abhishek" w:date="2025-07-22T11:30:00Z" w16du:dateUtc="2025-07-22T15:30:00Z">
+      <w:ins w:id="636" w:author="Ram, Abhishek" w:date="2025-07-22T11:30:00Z" w16du:dateUtc="2025-07-22T15:30:00Z">
         <w:r>
           <w:t xml:space="preserve"> Driven By Your Digital Culture</w:t>
         </w:r>
       </w:ins>
-      <w:ins w:id="632" w:author="Ram, Abhishek" w:date="2025-07-22T11:41:00Z" w16du:dateUtc="2025-07-22T15:41:00Z">
+      <w:ins w:id="637" w:author="Ram, Abhishek" w:date="2025-07-22T11:41:00Z" w16du:dateUtc="2025-07-22T15:41:00Z">
         <w:r>
           <w:t xml:space="preserve"> </w:t>
         </w:r>
@@ -8848,20 +8756,20 @@
           <w:numId w:val="40"/>
         </w:numPr>
         <w:rPr>
-          <w:ins w:id="633" w:author="Ram, Abhishek" w:date="2025-07-22T11:35:00Z" w16du:dateUtc="2025-07-22T15:35:00Z"/>
-        </w:rPr>
-      </w:pPr>
-      <w:ins w:id="634" w:author="Ram, Abhishek" w:date="2025-07-22T11:33:00Z" w16du:dateUtc="2025-07-22T15:33:00Z">
+          <w:ins w:id="638" w:author="Ram, Abhishek" w:date="2025-07-22T11:35:00Z" w16du:dateUtc="2025-07-22T15:35:00Z"/>
+        </w:rPr>
+      </w:pPr>
+      <w:ins w:id="639" w:author="Ram, Abhishek" w:date="2025-07-22T11:33:00Z" w16du:dateUtc="2025-07-22T15:33:00Z">
         <w:r>
           <w:t>Machines can handle much</w:t>
         </w:r>
       </w:ins>
-      <w:ins w:id="635" w:author="Ram, Abhishek" w:date="2025-07-22T11:34:00Z" w16du:dateUtc="2025-07-22T15:34:00Z">
+      <w:ins w:id="640" w:author="Ram, Abhishek" w:date="2025-07-22T11:34:00Z" w16du:dateUtc="2025-07-22T15:34:00Z">
         <w:r>
           <w:t xml:space="preserve"> higher levels of complexity than human beings – how will this teaming relationship impact </w:t>
         </w:r>
       </w:ins>
-      <w:ins w:id="636" w:author="Ram, Abhishek" w:date="2025-07-22T11:35:00Z" w16du:dateUtc="2025-07-22T15:35:00Z">
+      <w:ins w:id="641" w:author="Ram, Abhishek" w:date="2025-07-22T11:35:00Z" w16du:dateUtc="2025-07-22T15:35:00Z">
         <w:r>
           <w:t>intellectual debt and human agency?</w:t>
         </w:r>
@@ -8875,10 +8783,10 @@
           <w:numId w:val="40"/>
         </w:numPr>
         <w:rPr>
-          <w:ins w:id="637" w:author="Ram, Abhishek" w:date="2025-07-22T11:36:00Z" w16du:dateUtc="2025-07-22T15:36:00Z"/>
-        </w:rPr>
-      </w:pPr>
-      <w:ins w:id="638" w:author="Ram, Abhishek" w:date="2025-07-22T11:35:00Z" w16du:dateUtc="2025-07-22T15:35:00Z">
+          <w:ins w:id="642" w:author="Ram, Abhishek" w:date="2025-07-22T11:36:00Z" w16du:dateUtc="2025-07-22T15:36:00Z"/>
+        </w:rPr>
+      </w:pPr>
+      <w:ins w:id="643" w:author="Ram, Abhishek" w:date="2025-07-22T11:35:00Z" w16du:dateUtc="2025-07-22T15:35:00Z">
         <w:r>
           <w:t>What to be mindful of to avoid</w:t>
         </w:r>
@@ -8886,7 +8794,7 @@
           <w:t xml:space="preserve"> becoming overly reliant/complacent</w:t>
         </w:r>
       </w:ins>
-      <w:ins w:id="639" w:author="Ram, Abhishek" w:date="2025-07-22T11:36:00Z" w16du:dateUtc="2025-07-22T15:36:00Z">
+      <w:ins w:id="644" w:author="Ram, Abhishek" w:date="2025-07-22T11:36:00Z" w16du:dateUtc="2025-07-22T15:36:00Z">
         <w:r>
           <w:t>? Best practices for human-machine teaming</w:t>
         </w:r>
@@ -8900,10 +8808,10 @@
           <w:numId w:val="40"/>
         </w:numPr>
         <w:rPr>
-          <w:ins w:id="640" w:author="Ram, Abhishek" w:date="2025-07-22T11:36:00Z" w16du:dateUtc="2025-07-22T15:36:00Z"/>
-        </w:rPr>
-      </w:pPr>
-      <w:ins w:id="641" w:author="Ram, Abhishek" w:date="2025-07-22T11:36:00Z" w16du:dateUtc="2025-07-22T15:36:00Z">
+          <w:ins w:id="645" w:author="Ram, Abhishek" w:date="2025-07-22T11:36:00Z" w16du:dateUtc="2025-07-22T15:36:00Z"/>
+        </w:rPr>
+      </w:pPr>
+      <w:ins w:id="646" w:author="Ram, Abhishek" w:date="2025-07-22T11:36:00Z" w16du:dateUtc="2025-07-22T15:36:00Z">
         <w:r>
           <w:t xml:space="preserve">How much AI is too much AI? </w:t>
         </w:r>
@@ -8917,10 +8825,10 @@
           <w:numId w:val="40"/>
         </w:numPr>
         <w:rPr>
-          <w:ins w:id="642" w:author="Ram, Abhishek" w:date="2025-07-22T11:37:00Z" w16du:dateUtc="2025-07-22T15:37:00Z"/>
-        </w:rPr>
-      </w:pPr>
-      <w:ins w:id="643" w:author="Ram, Abhishek" w:date="2025-07-22T11:36:00Z" w16du:dateUtc="2025-07-22T15:36:00Z">
+          <w:ins w:id="647" w:author="Ram, Abhishek" w:date="2025-07-22T11:37:00Z" w16du:dateUtc="2025-07-22T15:37:00Z"/>
+        </w:rPr>
+      </w:pPr>
+      <w:ins w:id="648" w:author="Ram, Abhishek" w:date="2025-07-22T11:36:00Z" w16du:dateUtc="2025-07-22T15:36:00Z">
         <w:r>
           <w:t>Impacts on safety-critical, highly-reliable systems?</w:t>
         </w:r>
@@ -8934,10 +8842,10 @@
           <w:numId w:val="40"/>
         </w:numPr>
         <w:rPr>
-          <w:ins w:id="644" w:author="Ram, Abhishek" w:date="2025-09-08T10:18:00Z" w16du:dateUtc="2025-09-08T14:18:00Z"/>
-        </w:rPr>
-      </w:pPr>
-      <w:ins w:id="645" w:author="Ram, Abhishek" w:date="2025-07-22T11:37:00Z" w16du:dateUtc="2025-07-22T15:37:00Z">
+          <w:ins w:id="649" w:author="Ram, Abhishek" w:date="2025-09-08T10:18:00Z" w16du:dateUtc="2025-09-08T14:18:00Z"/>
+        </w:rPr>
+      </w:pPr>
+      <w:ins w:id="650" w:author="Ram, Abhishek" w:date="2025-07-22T11:37:00Z" w16du:dateUtc="2025-07-22T15:37:00Z">
         <w:r>
           <w:t>Consider pessimistic/optimistic scenarios and pitfalls and considerations of both</w:t>
         </w:r>
@@ -8947,7 +8855,7 @@
       <w:pPr>
         <w:ind w:firstLine="0"/>
         <w:rPr>
-          <w:ins w:id="646" w:author="Ram, Abhishek" w:date="2025-09-08T10:18:00Z" w16du:dateUtc="2025-09-08T14:18:00Z"/>
+          <w:ins w:id="651" w:author="Ram, Abhishek" w:date="2025-09-08T10:18:00Z" w16du:dateUtc="2025-09-08T14:18:00Z"/>
         </w:rPr>
       </w:pPr>
     </w:p>
@@ -8955,10 +8863,10 @@
       <w:pPr>
         <w:pStyle w:val="Heading2"/>
         <w:rPr>
-          <w:ins w:id="647" w:author="Ram, Abhishek" w:date="2025-09-08T10:19:00Z" w16du:dateUtc="2025-09-08T14:19:00Z"/>
-        </w:rPr>
-      </w:pPr>
-      <w:ins w:id="648" w:author="Ram, Abhishek" w:date="2025-09-08T10:19:00Z" w16du:dateUtc="2025-09-08T14:19:00Z">
+          <w:ins w:id="652" w:author="Ram, Abhishek" w:date="2025-09-08T10:19:00Z" w16du:dateUtc="2025-09-08T14:19:00Z"/>
+        </w:rPr>
+      </w:pPr>
+      <w:ins w:id="653" w:author="Ram, Abhishek" w:date="2025-09-08T10:19:00Z" w16du:dateUtc="2025-09-08T14:19:00Z">
         <w:r>
           <w:t>Aligning UI/UX with Business Goals</w:t>
         </w:r>
@@ -8967,10 +8875,10 @@
     <w:p>
       <w:pPr>
         <w:rPr>
-          <w:ins w:id="649" w:author="Ram, Abhishek" w:date="2025-09-08T10:20:00Z" w16du:dateUtc="2025-09-08T14:20:00Z"/>
-        </w:rPr>
-      </w:pPr>
-      <w:ins w:id="650" w:author="Ram, Abhishek" w:date="2025-09-08T10:19:00Z" w16du:dateUtc="2025-09-08T14:19:00Z">
+          <w:ins w:id="654" w:author="Ram, Abhishek" w:date="2025-09-08T10:20:00Z" w16du:dateUtc="2025-09-08T14:20:00Z"/>
+        </w:rPr>
+      </w:pPr>
+      <w:ins w:id="655" w:author="Ram, Abhishek" w:date="2025-09-08T10:19:00Z" w16du:dateUtc="2025-09-08T14:19:00Z">
         <w:r>
           <w:t>Bala, Chad, Ian, Marlon, Abhi</w:t>
         </w:r>
@@ -8979,10 +8887,10 @@
     <w:p>
       <w:pPr>
         <w:rPr>
-          <w:ins w:id="651" w:author="Ram, Abhishek" w:date="2025-09-08T10:19:00Z" w16du:dateUtc="2025-09-08T14:19:00Z"/>
-        </w:rPr>
-      </w:pPr>
-      <w:ins w:id="652" w:author="Ram, Abhishek" w:date="2025-09-08T10:20:00Z" w16du:dateUtc="2025-09-08T14:20:00Z">
+          <w:ins w:id="656" w:author="Ram, Abhishek" w:date="2025-09-08T10:19:00Z" w16du:dateUtc="2025-09-08T14:19:00Z"/>
+        </w:rPr>
+      </w:pPr>
+      <w:ins w:id="657" w:author="Ram, Abhishek" w:date="2025-09-08T10:20:00Z" w16du:dateUtc="2025-09-08T14:20:00Z">
         <w:r>
           <w:t>Chad</w:t>
         </w:r>
@@ -8996,10 +8904,10 @@
           <w:numId w:val="51"/>
         </w:numPr>
         <w:rPr>
-          <w:ins w:id="653" w:author="Ram, Abhishek" w:date="2025-09-08T10:20:00Z" w16du:dateUtc="2025-09-08T14:20:00Z"/>
-        </w:rPr>
-      </w:pPr>
-      <w:ins w:id="654" w:author="Ram, Abhishek" w:date="2025-09-08T10:20:00Z" w16du:dateUtc="2025-09-08T14:20:00Z">
+          <w:ins w:id="658" w:author="Ram, Abhishek" w:date="2025-09-08T10:20:00Z" w16du:dateUtc="2025-09-08T14:20:00Z"/>
+        </w:rPr>
+      </w:pPr>
+      <w:ins w:id="659" w:author="Ram, Abhishek" w:date="2025-09-08T10:20:00Z" w16du:dateUtc="2025-09-08T14:20:00Z">
         <w:r>
           <w:t>Business strategies, top three imperatives</w:t>
         </w:r>
@@ -9013,10 +8921,10 @@
           <w:numId w:val="51"/>
         </w:numPr>
         <w:rPr>
-          <w:ins w:id="655" w:author="Ram, Abhishek" w:date="2025-09-08T10:20:00Z" w16du:dateUtc="2025-09-08T14:20:00Z"/>
-        </w:rPr>
-      </w:pPr>
-      <w:ins w:id="656" w:author="Ram, Abhishek" w:date="2025-09-08T10:20:00Z" w16du:dateUtc="2025-09-08T14:20:00Z">
+          <w:ins w:id="660" w:author="Ram, Abhishek" w:date="2025-09-08T10:20:00Z" w16du:dateUtc="2025-09-08T14:20:00Z"/>
+        </w:rPr>
+      </w:pPr>
+      <w:ins w:id="661" w:author="Ram, Abhishek" w:date="2025-09-08T10:20:00Z" w16du:dateUtc="2025-09-08T14:20:00Z">
         <w:r>
           <w:t>What are the requirements from SMEs and users</w:t>
         </w:r>
@@ -9030,10 +8938,10 @@
           <w:numId w:val="51"/>
         </w:numPr>
         <w:rPr>
-          <w:ins w:id="657" w:author="Ram, Abhishek" w:date="2025-09-08T10:20:00Z" w16du:dateUtc="2025-09-08T14:20:00Z"/>
-        </w:rPr>
-      </w:pPr>
-      <w:ins w:id="658" w:author="Ram, Abhishek" w:date="2025-09-08T10:20:00Z" w16du:dateUtc="2025-09-08T14:20:00Z">
+          <w:ins w:id="662" w:author="Ram, Abhishek" w:date="2025-09-08T10:20:00Z" w16du:dateUtc="2025-09-08T14:20:00Z"/>
+        </w:rPr>
+      </w:pPr>
+      <w:ins w:id="663" w:author="Ram, Abhishek" w:date="2025-09-08T10:20:00Z" w16du:dateUtc="2025-09-08T14:20:00Z">
         <w:r>
           <w:t>Converting requirements to loq fidelity wireframes</w:t>
         </w:r>
@@ -9047,10 +8955,10 @@
           <w:numId w:val="51"/>
         </w:numPr>
         <w:rPr>
-          <w:ins w:id="659" w:author="Ram, Abhishek" w:date="2025-09-08T10:20:00Z" w16du:dateUtc="2025-09-08T14:20:00Z"/>
-        </w:rPr>
-      </w:pPr>
-      <w:ins w:id="660" w:author="Ram, Abhishek" w:date="2025-09-08T10:20:00Z" w16du:dateUtc="2025-09-08T14:20:00Z">
+          <w:ins w:id="664" w:author="Ram, Abhishek" w:date="2025-09-08T10:20:00Z" w16du:dateUtc="2025-09-08T14:20:00Z"/>
+        </w:rPr>
+      </w:pPr>
+      <w:ins w:id="665" w:author="Ram, Abhishek" w:date="2025-09-08T10:20:00Z" w16du:dateUtc="2025-09-08T14:20:00Z">
         <w:r>
           <w:t>Reintegratingwith community to finetune and create a high fidelity wireframe</w:t>
         </w:r>
@@ -9059,10 +8967,10 @@
     <w:p>
       <w:pPr>
         <w:rPr>
-          <w:ins w:id="661" w:author="Ram, Abhishek" w:date="2025-09-08T10:20:00Z" w16du:dateUtc="2025-09-08T14:20:00Z"/>
-        </w:rPr>
-      </w:pPr>
-      <w:ins w:id="662" w:author="Ram, Abhishek" w:date="2025-09-08T10:20:00Z" w16du:dateUtc="2025-09-08T14:20:00Z">
+          <w:ins w:id="666" w:author="Ram, Abhishek" w:date="2025-09-08T10:20:00Z" w16du:dateUtc="2025-09-08T14:20:00Z"/>
+        </w:rPr>
+      </w:pPr>
+      <w:ins w:id="667" w:author="Ram, Abhishek" w:date="2025-09-08T10:20:00Z" w16du:dateUtc="2025-09-08T14:20:00Z">
         <w:r>
           <w:t>Bala</w:t>
         </w:r>
@@ -9076,10 +8984,10 @@
           <w:numId w:val="52"/>
         </w:numPr>
         <w:rPr>
-          <w:ins w:id="663" w:author="Ram, Abhishek" w:date="2025-09-08T10:21:00Z" w16du:dateUtc="2025-09-08T14:21:00Z"/>
-        </w:rPr>
-      </w:pPr>
-      <w:ins w:id="664" w:author="Ram, Abhishek" w:date="2025-09-08T10:21:00Z" w16du:dateUtc="2025-09-08T14:21:00Z">
+          <w:ins w:id="668" w:author="Ram, Abhishek" w:date="2025-09-08T10:21:00Z" w16du:dateUtc="2025-09-08T14:21:00Z"/>
+        </w:rPr>
+      </w:pPr>
+      <w:ins w:id="669" w:author="Ram, Abhishek" w:date="2025-09-08T10:21:00Z" w16du:dateUtc="2025-09-08T14:21:00Z">
         <w:r>
           <w:t xml:space="preserve">Agrees with above, but must consider what several different kinds of stakeholders need </w:t>
         </w:r>
@@ -9099,10 +9007,10 @@
           <w:numId w:val="52"/>
         </w:numPr>
         <w:rPr>
-          <w:ins w:id="665" w:author="Ram, Abhishek" w:date="2025-09-08T10:21:00Z" w16du:dateUtc="2025-09-08T14:21:00Z"/>
-        </w:rPr>
-      </w:pPr>
-      <w:ins w:id="666" w:author="Ram, Abhishek" w:date="2025-09-08T10:21:00Z" w16du:dateUtc="2025-09-08T14:21:00Z">
+          <w:ins w:id="670" w:author="Ram, Abhishek" w:date="2025-09-08T10:21:00Z" w16du:dateUtc="2025-09-08T14:21:00Z"/>
+        </w:rPr>
+      </w:pPr>
+      <w:ins w:id="671" w:author="Ram, Abhishek" w:date="2025-09-08T10:21:00Z" w16du:dateUtc="2025-09-08T14:21:00Z">
         <w:r>
           <w:t>Oriented more around user research and contextual interfaces</w:t>
         </w:r>
@@ -9116,15 +9024,15 @@
           <w:numId w:val="52"/>
         </w:numPr>
         <w:rPr>
-          <w:ins w:id="667" w:author="Ram, Abhishek" w:date="2025-09-08T10:22:00Z" w16du:dateUtc="2025-09-08T14:22:00Z"/>
-        </w:rPr>
-      </w:pPr>
-      <w:ins w:id="668" w:author="Ram, Abhishek" w:date="2025-09-08T10:21:00Z" w16du:dateUtc="2025-09-08T14:21:00Z">
+          <w:ins w:id="672" w:author="Ram, Abhishek" w:date="2025-09-08T10:22:00Z" w16du:dateUtc="2025-09-08T14:22:00Z"/>
+        </w:rPr>
+      </w:pPr>
+      <w:ins w:id="673" w:author="Ram, Abhishek" w:date="2025-09-08T10:21:00Z" w16du:dateUtc="2025-09-08T14:21:00Z">
         <w:r>
           <w:t>Businesschallenge is to make sure everyone is as delighted with what they get as possible in a generic, optimized mann</w:t>
         </w:r>
       </w:ins>
-      <w:ins w:id="669" w:author="Ram, Abhishek" w:date="2025-09-08T10:22:00Z" w16du:dateUtc="2025-09-08T14:22:00Z">
+      <w:ins w:id="674" w:author="Ram, Abhishek" w:date="2025-09-08T10:22:00Z" w16du:dateUtc="2025-09-08T14:22:00Z">
         <w:r>
           <w:t>er</w:t>
         </w:r>
@@ -9133,10 +9041,10 @@
     <w:p>
       <w:pPr>
         <w:rPr>
-          <w:ins w:id="670" w:author="Ram, Abhishek" w:date="2025-09-08T10:22:00Z" w16du:dateUtc="2025-09-08T14:22:00Z"/>
-        </w:rPr>
-      </w:pPr>
-      <w:ins w:id="671" w:author="Ram, Abhishek" w:date="2025-09-08T10:22:00Z" w16du:dateUtc="2025-09-08T14:22:00Z">
+          <w:ins w:id="675" w:author="Ram, Abhishek" w:date="2025-09-08T10:22:00Z" w16du:dateUtc="2025-09-08T14:22:00Z"/>
+        </w:rPr>
+      </w:pPr>
+      <w:ins w:id="676" w:author="Ram, Abhishek" w:date="2025-09-08T10:22:00Z" w16du:dateUtc="2025-09-08T14:22:00Z">
         <w:r>
           <w:lastRenderedPageBreak/>
           <w:t>Marlon</w:t>
@@ -9151,10 +9059,10 @@
           <w:numId w:val="53"/>
         </w:numPr>
         <w:rPr>
-          <w:ins w:id="672" w:author="Ram, Abhishek" w:date="2025-09-08T10:22:00Z" w16du:dateUtc="2025-09-08T14:22:00Z"/>
-        </w:rPr>
-      </w:pPr>
-      <w:ins w:id="673" w:author="Ram, Abhishek" w:date="2025-09-08T10:22:00Z" w16du:dateUtc="2025-09-08T14:22:00Z">
+          <w:ins w:id="677" w:author="Ram, Abhishek" w:date="2025-09-08T10:22:00Z" w16du:dateUtc="2025-09-08T14:22:00Z"/>
+        </w:rPr>
+      </w:pPr>
+      <w:ins w:id="678" w:author="Ram, Abhishek" w:date="2025-09-08T10:22:00Z" w16du:dateUtc="2025-09-08T14:22:00Z">
         <w:r>
           <w:t>UX encompassed within everything</w:t>
         </w:r>
@@ -9168,10 +9076,10 @@
           <w:numId w:val="53"/>
         </w:numPr>
         <w:rPr>
-          <w:ins w:id="674" w:author="Ram, Abhishek" w:date="2025-09-08T10:22:00Z" w16du:dateUtc="2025-09-08T14:22:00Z"/>
-        </w:rPr>
-      </w:pPr>
-      <w:ins w:id="675" w:author="Ram, Abhishek" w:date="2025-09-08T10:22:00Z" w16du:dateUtc="2025-09-08T14:22:00Z">
+          <w:ins w:id="679" w:author="Ram, Abhishek" w:date="2025-09-08T10:22:00Z" w16du:dateUtc="2025-09-08T14:22:00Z"/>
+        </w:rPr>
+      </w:pPr>
+      <w:ins w:id="680" w:author="Ram, Abhishek" w:date="2025-09-08T10:22:00Z" w16du:dateUtc="2025-09-08T14:22:00Z">
         <w:r>
           <w:t>Good to approach from a design thinking, user-centric approach</w:t>
         </w:r>
@@ -9185,10 +9093,10 @@
           <w:numId w:val="53"/>
         </w:numPr>
         <w:rPr>
-          <w:ins w:id="676" w:author="Ram, Abhishek" w:date="2025-09-08T10:22:00Z" w16du:dateUtc="2025-09-08T14:22:00Z"/>
-        </w:rPr>
-      </w:pPr>
-      <w:ins w:id="677" w:author="Ram, Abhishek" w:date="2025-09-08T10:22:00Z" w16du:dateUtc="2025-09-08T14:22:00Z">
+          <w:ins w:id="681" w:author="Ram, Abhishek" w:date="2025-09-08T10:22:00Z" w16du:dateUtc="2025-09-08T14:22:00Z"/>
+        </w:rPr>
+      </w:pPr>
+      <w:ins w:id="682" w:author="Ram, Abhishek" w:date="2025-09-08T10:22:00Z" w16du:dateUtc="2025-09-08T14:22:00Z">
         <w:r>
           <w:t>Everything mustcome back touser needs</w:t>
         </w:r>
@@ -9202,20 +9110,20 @@
           <w:numId w:val="53"/>
         </w:numPr>
         <w:rPr>
-          <w:ins w:id="678" w:author="Ram, Abhishek" w:date="2025-09-08T10:23:00Z" w16du:dateUtc="2025-09-08T14:23:00Z"/>
-        </w:rPr>
-      </w:pPr>
-      <w:ins w:id="679" w:author="Ram, Abhishek" w:date="2025-09-08T10:22:00Z" w16du:dateUtc="2025-09-08T14:22:00Z">
+          <w:ins w:id="683" w:author="Ram, Abhishek" w:date="2025-09-08T10:23:00Z" w16du:dateUtc="2025-09-08T14:23:00Z"/>
+        </w:rPr>
+      </w:pPr>
+      <w:ins w:id="684" w:author="Ram, Abhishek" w:date="2025-09-08T10:22:00Z" w16du:dateUtc="2025-09-08T14:22:00Z">
         <w:r>
           <w:t>Ensure there is</w:t>
         </w:r>
       </w:ins>
-      <w:ins w:id="680" w:author="Ram, Abhishek" w:date="2025-09-08T10:23:00Z" w16du:dateUtc="2025-09-08T14:23:00Z">
+      <w:ins w:id="685" w:author="Ram, Abhishek" w:date="2025-09-08T10:23:00Z" w16du:dateUtc="2025-09-08T14:23:00Z">
         <w:r>
           <w:t xml:space="preserve"> </w:t>
         </w:r>
       </w:ins>
-      <w:ins w:id="681" w:author="Ram, Abhishek" w:date="2025-09-08T10:22:00Z" w16du:dateUtc="2025-09-08T14:22:00Z">
+      <w:ins w:id="686" w:author="Ram, Abhishek" w:date="2025-09-08T10:22:00Z" w16du:dateUtc="2025-09-08T14:22:00Z">
         <w:r>
           <w:t>a clearly defined problem</w:t>
         </w:r>
@@ -9224,10 +9132,10 @@
     <w:p>
       <w:pPr>
         <w:rPr>
-          <w:ins w:id="682" w:author="Ram, Abhishek" w:date="2025-09-08T10:23:00Z" w16du:dateUtc="2025-09-08T14:23:00Z"/>
-        </w:rPr>
-      </w:pPr>
-      <w:ins w:id="683" w:author="Ram, Abhishek" w:date="2025-09-08T10:23:00Z" w16du:dateUtc="2025-09-08T14:23:00Z">
+          <w:ins w:id="687" w:author="Ram, Abhishek" w:date="2025-09-08T10:23:00Z" w16du:dateUtc="2025-09-08T14:23:00Z"/>
+        </w:rPr>
+      </w:pPr>
+      <w:ins w:id="688" w:author="Ram, Abhishek" w:date="2025-09-08T10:23:00Z" w16du:dateUtc="2025-09-08T14:23:00Z">
         <w:r>
           <w:t>Ian</w:t>
         </w:r>
@@ -9241,10 +9149,10 @@
           <w:numId w:val="54"/>
         </w:numPr>
         <w:rPr>
-          <w:ins w:id="684" w:author="Ram, Abhishek" w:date="2025-09-08T10:23:00Z" w16du:dateUtc="2025-09-08T14:23:00Z"/>
-        </w:rPr>
-      </w:pPr>
-      <w:ins w:id="685" w:author="Ram, Abhishek" w:date="2025-09-08T10:23:00Z" w16du:dateUtc="2025-09-08T14:23:00Z">
+          <w:ins w:id="689" w:author="Ram, Abhishek" w:date="2025-09-08T10:23:00Z" w16du:dateUtc="2025-09-08T14:23:00Z"/>
+        </w:rPr>
+      </w:pPr>
+      <w:ins w:id="690" w:author="Ram, Abhishek" w:date="2025-09-08T10:23:00Z" w16du:dateUtc="2025-09-08T14:23:00Z">
         <w:r>
           <w:t>Question is: how to communicate results to inform decisions in a clear, succinctmanner</w:t>
         </w:r>
@@ -9258,10 +9166,10 @@
           <w:numId w:val="54"/>
         </w:numPr>
         <w:rPr>
-          <w:ins w:id="686" w:author="Ram, Abhishek" w:date="2025-09-08T10:24:00Z" w16du:dateUtc="2025-09-08T14:24:00Z"/>
-        </w:rPr>
-      </w:pPr>
-      <w:ins w:id="687" w:author="Ram, Abhishek" w:date="2025-09-08T10:23:00Z" w16du:dateUtc="2025-09-08T14:23:00Z">
+          <w:ins w:id="691" w:author="Ram, Abhishek" w:date="2025-09-08T10:24:00Z" w16du:dateUtc="2025-09-08T14:24:00Z"/>
+        </w:rPr>
+      </w:pPr>
+      <w:ins w:id="692" w:author="Ram, Abhishek" w:date="2025-09-08T10:23:00Z" w16du:dateUtc="2025-09-08T14:23:00Z">
         <w:r>
           <w:t>Explainability of UI</w:t>
         </w:r>
@@ -9270,17 +9178,17 @@
     <w:p>
       <w:pPr>
         <w:rPr>
-          <w:ins w:id="688" w:author="Ram, Abhishek" w:date="2025-09-08T10:24:00Z" w16du:dateUtc="2025-09-08T14:24:00Z"/>
-        </w:rPr>
-      </w:pPr>
-    </w:p>
-    <w:p>
-      <w:pPr>
-        <w:rPr>
-          <w:ins w:id="689" w:author="Ram, Abhishek" w:date="2025-09-08T10:24:00Z" w16du:dateUtc="2025-09-08T14:24:00Z"/>
-        </w:rPr>
-      </w:pPr>
-      <w:ins w:id="690" w:author="Ram, Abhishek" w:date="2025-09-08T10:24:00Z" w16du:dateUtc="2025-09-08T14:24:00Z">
+          <w:ins w:id="693" w:author="Ram, Abhishek" w:date="2025-09-08T10:24:00Z" w16du:dateUtc="2025-09-08T14:24:00Z"/>
+        </w:rPr>
+      </w:pPr>
+    </w:p>
+    <w:p>
+      <w:pPr>
+        <w:rPr>
+          <w:ins w:id="694" w:author="Ram, Abhishek" w:date="2025-09-08T10:24:00Z" w16du:dateUtc="2025-09-08T14:24:00Z"/>
+        </w:rPr>
+      </w:pPr>
+      <w:ins w:id="695" w:author="Ram, Abhishek" w:date="2025-09-08T10:24:00Z" w16du:dateUtc="2025-09-08T14:24:00Z">
         <w:r>
           <w:t>What do we expect of our users?</w:t>
         </w:r>
@@ -9294,10 +9202,10 @@
           <w:numId w:val="55"/>
         </w:numPr>
         <w:rPr>
-          <w:ins w:id="691" w:author="Ram, Abhishek" w:date="2025-09-08T10:24:00Z" w16du:dateUtc="2025-09-08T14:24:00Z"/>
-        </w:rPr>
-      </w:pPr>
-      <w:ins w:id="692" w:author="Ram, Abhishek" w:date="2025-09-08T10:24:00Z" w16du:dateUtc="2025-09-08T14:24:00Z">
+          <w:ins w:id="696" w:author="Ram, Abhishek" w:date="2025-09-08T10:24:00Z" w16du:dateUtc="2025-09-08T14:24:00Z"/>
+        </w:rPr>
+      </w:pPr>
+      <w:ins w:id="697" w:author="Ram, Abhishek" w:date="2025-09-08T10:24:00Z" w16du:dateUtc="2025-09-08T14:24:00Z">
         <w:r>
           <w:t>High levels of engagement</w:t>
         </w:r>
@@ -9311,10 +9219,10 @@
           <w:numId w:val="55"/>
         </w:numPr>
         <w:rPr>
-          <w:ins w:id="693" w:author="Ram, Abhishek" w:date="2025-09-08T10:25:00Z" w16du:dateUtc="2025-09-08T14:25:00Z"/>
-        </w:rPr>
-      </w:pPr>
-      <w:ins w:id="694" w:author="Ram, Abhishek" w:date="2025-09-08T10:24:00Z" w16du:dateUtc="2025-09-08T14:24:00Z">
+          <w:ins w:id="698" w:author="Ram, Abhishek" w:date="2025-09-08T10:25:00Z" w16du:dateUtc="2025-09-08T14:25:00Z"/>
+        </w:rPr>
+      </w:pPr>
+      <w:ins w:id="699" w:author="Ram, Abhishek" w:date="2025-09-08T10:24:00Z" w16du:dateUtc="2025-09-08T14:24:00Z">
         <w:r>
           <w:t>Continuous check-in along life cycle</w:t>
         </w:r>
@@ -9328,10 +9236,10 @@
           <w:numId w:val="55"/>
         </w:numPr>
         <w:rPr>
-          <w:ins w:id="695" w:author="Ram, Abhishek" w:date="2025-09-08T10:25:00Z" w16du:dateUtc="2025-09-08T14:25:00Z"/>
-        </w:rPr>
-      </w:pPr>
-      <w:ins w:id="696" w:author="Ram, Abhishek" w:date="2025-09-08T10:25:00Z" w16du:dateUtc="2025-09-08T14:25:00Z">
+          <w:ins w:id="700" w:author="Ram, Abhishek" w:date="2025-09-08T10:25:00Z" w16du:dateUtc="2025-09-08T14:25:00Z"/>
+        </w:rPr>
+      </w:pPr>
+      <w:ins w:id="701" w:author="Ram, Abhishek" w:date="2025-09-08T10:25:00Z" w16du:dateUtc="2025-09-08T14:25:00Z">
         <w:r>
           <w:t>Aim to identify least-common components and outputs to share between software/hardware systems (optimized transferability again the whole suite of possible outputs)</w:t>
         </w:r>
@@ -9345,10 +9253,10 @@
           <w:numId w:val="55"/>
         </w:numPr>
         <w:rPr>
-          <w:ins w:id="697" w:author="Ram, Abhishek" w:date="2025-09-08T10:26:00Z" w16du:dateUtc="2025-09-08T14:26:00Z"/>
-        </w:rPr>
-      </w:pPr>
-      <w:ins w:id="698" w:author="Ram, Abhishek" w:date="2025-09-08T10:25:00Z" w16du:dateUtc="2025-09-08T14:25:00Z">
+          <w:ins w:id="702" w:author="Ram, Abhishek" w:date="2025-09-08T10:26:00Z" w16du:dateUtc="2025-09-08T14:26:00Z"/>
+        </w:rPr>
+      </w:pPr>
+      <w:ins w:id="703" w:author="Ram, Abhishek" w:date="2025-09-08T10:25:00Z" w16du:dateUtc="2025-09-08T14:25:00Z">
         <w:r>
           <w:t>Further weight against criticality of workflows (consider the 80/20 rle)</w:t>
         </w:r>
@@ -9362,10 +9270,10 @@
           <w:numId w:val="55"/>
         </w:numPr>
         <w:rPr>
-          <w:ins w:id="699" w:author="Ram, Abhishek" w:date="2025-09-08T10:26:00Z" w16du:dateUtc="2025-09-08T14:26:00Z"/>
-        </w:rPr>
-      </w:pPr>
-      <w:ins w:id="700" w:author="Ram, Abhishek" w:date="2025-09-08T10:26:00Z" w16du:dateUtc="2025-09-08T14:26:00Z">
+          <w:ins w:id="704" w:author="Ram, Abhishek" w:date="2025-09-08T10:26:00Z" w16du:dateUtc="2025-09-08T14:26:00Z"/>
+        </w:rPr>
+      </w:pPr>
+      <w:ins w:id="705" w:author="Ram, Abhishek" w:date="2025-09-08T10:26:00Z" w16du:dateUtc="2025-09-08T14:26:00Z">
         <w:r>
           <w:t>Consider Nielsen-Norman, industrial design standards</w:t>
         </w:r>
@@ -9374,10 +9282,10 @@
     <w:p>
       <w:pPr>
         <w:rPr>
-          <w:ins w:id="701" w:author="Ram, Abhishek" w:date="2025-09-08T10:26:00Z" w16du:dateUtc="2025-09-08T14:26:00Z"/>
-        </w:rPr>
-      </w:pPr>
-      <w:ins w:id="702" w:author="Ram, Abhishek" w:date="2025-09-08T10:26:00Z" w16du:dateUtc="2025-09-08T14:26:00Z">
+          <w:ins w:id="706" w:author="Ram, Abhishek" w:date="2025-09-08T10:26:00Z" w16du:dateUtc="2025-09-08T14:26:00Z"/>
+        </w:rPr>
+      </w:pPr>
+      <w:ins w:id="707" w:author="Ram, Abhishek" w:date="2025-09-08T10:26:00Z" w16du:dateUtc="2025-09-08T14:26:00Z">
         <w:r>
           <w:t>What do we expect of our vendors?</w:t>
         </w:r>
@@ -9391,10 +9299,10 @@
           <w:numId w:val="56"/>
         </w:numPr>
         <w:rPr>
-          <w:ins w:id="703" w:author="Ram, Abhishek" w:date="2025-09-08T10:26:00Z" w16du:dateUtc="2025-09-08T14:26:00Z"/>
-        </w:rPr>
-      </w:pPr>
-      <w:ins w:id="704" w:author="Ram, Abhishek" w:date="2025-09-08T10:26:00Z" w16du:dateUtc="2025-09-08T14:26:00Z">
+          <w:ins w:id="708" w:author="Ram, Abhishek" w:date="2025-09-08T10:26:00Z" w16du:dateUtc="2025-09-08T14:26:00Z"/>
+        </w:rPr>
+      </w:pPr>
+      <w:ins w:id="709" w:author="Ram, Abhishek" w:date="2025-09-08T10:26:00Z" w16du:dateUtc="2025-09-08T14:26:00Z">
         <w:r>
           <w:t>Provided technologies should always be operational</w:t>
         </w:r>
@@ -9408,20 +9316,20 @@
           <w:numId w:val="56"/>
         </w:numPr>
         <w:rPr>
-          <w:ins w:id="705" w:author="Ram, Abhishek" w:date="2025-09-08T10:27:00Z" w16du:dateUtc="2025-09-08T14:27:00Z"/>
-        </w:rPr>
-      </w:pPr>
-      <w:ins w:id="706" w:author="Ram, Abhishek" w:date="2025-09-08T10:26:00Z" w16du:dateUtc="2025-09-08T14:26:00Z">
+          <w:ins w:id="710" w:author="Ram, Abhishek" w:date="2025-09-08T10:27:00Z" w16du:dateUtc="2025-09-08T14:27:00Z"/>
+        </w:rPr>
+      </w:pPr>
+      <w:ins w:id="711" w:author="Ram, Abhishek" w:date="2025-09-08T10:26:00Z" w16du:dateUtc="2025-09-08T14:26:00Z">
         <w:r>
           <w:t>Lean towards standardization and traceability of objects as an important element</w:t>
         </w:r>
       </w:ins>
-      <w:ins w:id="707" w:author="Ram, Abhishek" w:date="2025-09-08T10:27:00Z" w16du:dateUtc="2025-09-08T14:27:00Z">
+      <w:ins w:id="712" w:author="Ram, Abhishek" w:date="2025-09-08T10:27:00Z" w16du:dateUtc="2025-09-08T14:27:00Z">
         <w:r>
           <w:t xml:space="preserve"> </w:t>
         </w:r>
       </w:ins>
-      <w:ins w:id="708" w:author="Ram, Abhishek" w:date="2025-09-08T10:26:00Z" w16du:dateUtc="2025-09-08T14:26:00Z">
+      <w:ins w:id="713" w:author="Ram, Abhishek" w:date="2025-09-08T10:26:00Z" w16du:dateUtc="2025-09-08T14:26:00Z">
         <w:r>
           <w:t>of a good UI</w:t>
         </w:r>
@@ -9435,10 +9343,10 @@
           <w:numId w:val="56"/>
         </w:numPr>
         <w:rPr>
-          <w:ins w:id="709" w:author="Ram, Abhishek" w:date="2025-09-08T10:27:00Z" w16du:dateUtc="2025-09-08T14:27:00Z"/>
-        </w:rPr>
-      </w:pPr>
-      <w:ins w:id="710" w:author="Ram, Abhishek" w:date="2025-09-08T10:27:00Z" w16du:dateUtc="2025-09-08T14:27:00Z">
+          <w:ins w:id="714" w:author="Ram, Abhishek" w:date="2025-09-08T10:27:00Z" w16du:dateUtc="2025-09-08T14:27:00Z"/>
+        </w:rPr>
+      </w:pPr>
+      <w:ins w:id="715" w:author="Ram, Abhishek" w:date="2025-09-08T10:27:00Z" w16du:dateUtc="2025-09-08T14:27:00Z">
         <w:r>
           <w:t>Consistency from the vendor with respect to product support, feedback loop for continuous improvement</w:t>
         </w:r>
@@ -9447,10 +9355,10 @@
     <w:p>
       <w:pPr>
         <w:rPr>
-          <w:ins w:id="711" w:author="Ram, Abhishek" w:date="2025-09-08T10:27:00Z" w16du:dateUtc="2025-09-08T14:27:00Z"/>
-        </w:rPr>
-      </w:pPr>
-      <w:ins w:id="712" w:author="Ram, Abhishek" w:date="2025-09-08T10:27:00Z" w16du:dateUtc="2025-09-08T14:27:00Z">
+          <w:ins w:id="716" w:author="Ram, Abhishek" w:date="2025-09-08T10:27:00Z" w16du:dateUtc="2025-09-08T14:27:00Z"/>
+        </w:rPr>
+      </w:pPr>
+      <w:ins w:id="717" w:author="Ram, Abhishek" w:date="2025-09-08T10:27:00Z" w16du:dateUtc="2025-09-08T14:27:00Z">
         <w:r>
           <w:t>UI/UX should be included in the requirements stage, not in the middle or at the end.</w:t>
         </w:r>
@@ -9459,15 +9367,15 @@
     <w:p>
       <w:pPr>
         <w:rPr>
-          <w:ins w:id="713" w:author="Ram, Abhishek" w:date="2025-09-08T10:28:00Z" w16du:dateUtc="2025-09-08T14:28:00Z"/>
-        </w:rPr>
-      </w:pPr>
-      <w:ins w:id="714" w:author="Ram, Abhishek" w:date="2025-09-08T10:27:00Z" w16du:dateUtc="2025-09-08T14:27:00Z">
+          <w:ins w:id="718" w:author="Ram, Abhishek" w:date="2025-09-08T10:28:00Z" w16du:dateUtc="2025-09-08T14:28:00Z"/>
+        </w:rPr>
+      </w:pPr>
+      <w:ins w:id="719" w:author="Ram, Abhishek" w:date="2025-09-08T10:27:00Z" w16du:dateUtc="2025-09-08T14:27:00Z">
         <w:r>
           <w:t xml:space="preserve">What </w:t>
         </w:r>
       </w:ins>
-      <w:ins w:id="715" w:author="Ram, Abhishek" w:date="2025-09-08T10:28:00Z" w16du:dateUtc="2025-09-08T14:28:00Z">
+      <w:ins w:id="720" w:author="Ram, Abhishek" w:date="2025-09-08T10:28:00Z" w16du:dateUtc="2025-09-08T14:28:00Z">
         <w:r>
           <w:t>is a sample cutset of requirements for a good UI/UX?</w:t>
         </w:r>
@@ -9481,10 +9389,10 @@
           <w:numId w:val="57"/>
         </w:numPr>
         <w:rPr>
-          <w:ins w:id="716" w:author="Ram, Abhishek" w:date="2025-09-08T10:28:00Z" w16du:dateUtc="2025-09-08T14:28:00Z"/>
-        </w:rPr>
-      </w:pPr>
-      <w:ins w:id="717" w:author="Ram, Abhishek" w:date="2025-09-08T10:28:00Z" w16du:dateUtc="2025-09-08T14:28:00Z">
+          <w:ins w:id="721" w:author="Ram, Abhishek" w:date="2025-09-08T10:28:00Z" w16du:dateUtc="2025-09-08T14:28:00Z"/>
+        </w:rPr>
+      </w:pPr>
+      <w:ins w:id="722" w:author="Ram, Abhishek" w:date="2025-09-08T10:28:00Z" w16du:dateUtc="2025-09-08T14:28:00Z">
         <w:r>
           <w:t>Flexibility to scale</w:t>
         </w:r>
@@ -9498,10 +9406,10 @@
           <w:numId w:val="57"/>
         </w:numPr>
         <w:rPr>
-          <w:ins w:id="718" w:author="Ram, Abhishek" w:date="2025-09-08T10:28:00Z" w16du:dateUtc="2025-09-08T14:28:00Z"/>
-        </w:rPr>
-      </w:pPr>
-      <w:ins w:id="719" w:author="Ram, Abhishek" w:date="2025-09-08T10:28:00Z" w16du:dateUtc="2025-09-08T14:28:00Z">
+          <w:ins w:id="723" w:author="Ram, Abhishek" w:date="2025-09-08T10:28:00Z" w16du:dateUtc="2025-09-08T14:28:00Z"/>
+        </w:rPr>
+      </w:pPr>
+      <w:ins w:id="724" w:author="Ram, Abhishek" w:date="2025-09-08T10:28:00Z" w16du:dateUtc="2025-09-08T14:28:00Z">
         <w:r>
           <w:t>Modularity</w:t>
         </w:r>
@@ -9515,10 +9423,10 @@
           <w:numId w:val="57"/>
         </w:numPr>
         <w:rPr>
-          <w:ins w:id="720" w:author="Ram, Abhishek" w:date="2025-09-08T10:28:00Z" w16du:dateUtc="2025-09-08T14:28:00Z"/>
-        </w:rPr>
-      </w:pPr>
-      <w:ins w:id="721" w:author="Ram, Abhishek" w:date="2025-09-08T10:28:00Z" w16du:dateUtc="2025-09-08T14:28:00Z">
+          <w:ins w:id="725" w:author="Ram, Abhishek" w:date="2025-09-08T10:28:00Z" w16du:dateUtc="2025-09-08T14:28:00Z"/>
+        </w:rPr>
+      </w:pPr>
+      <w:ins w:id="726" w:author="Ram, Abhishek" w:date="2025-09-08T10:28:00Z" w16du:dateUtc="2025-09-08T14:28:00Z">
         <w:r>
           <w:t>Reusability</w:t>
         </w:r>
@@ -9532,10 +9440,10 @@
           <w:numId w:val="57"/>
         </w:numPr>
         <w:rPr>
-          <w:ins w:id="722" w:author="Ram, Abhishek" w:date="2025-09-08T10:28:00Z" w16du:dateUtc="2025-09-08T14:28:00Z"/>
-        </w:rPr>
-      </w:pPr>
-      <w:ins w:id="723" w:author="Ram, Abhishek" w:date="2025-09-08T10:28:00Z" w16du:dateUtc="2025-09-08T14:28:00Z">
+          <w:ins w:id="727" w:author="Ram, Abhishek" w:date="2025-09-08T10:28:00Z" w16du:dateUtc="2025-09-08T14:28:00Z"/>
+        </w:rPr>
+      </w:pPr>
+      <w:ins w:id="728" w:author="Ram, Abhishek" w:date="2025-09-08T10:28:00Z" w16du:dateUtc="2025-09-08T14:28:00Z">
         <w:r>
           <w:t>Traceability</w:t>
         </w:r>
@@ -9549,10 +9457,10 @@
           <w:numId w:val="57"/>
         </w:numPr>
         <w:rPr>
-          <w:ins w:id="724" w:author="Ram, Abhishek" w:date="2025-09-08T10:28:00Z" w16du:dateUtc="2025-09-08T14:28:00Z"/>
-        </w:rPr>
-      </w:pPr>
-      <w:ins w:id="725" w:author="Ram, Abhishek" w:date="2025-09-08T10:28:00Z" w16du:dateUtc="2025-09-08T14:28:00Z">
+          <w:ins w:id="729" w:author="Ram, Abhishek" w:date="2025-09-08T10:28:00Z" w16du:dateUtc="2025-09-08T14:28:00Z"/>
+        </w:rPr>
+      </w:pPr>
+      <w:ins w:id="730" w:author="Ram, Abhishek" w:date="2025-09-08T10:28:00Z" w16du:dateUtc="2025-09-08T14:28:00Z">
         <w:r>
           <w:t>Usability</w:t>
         </w:r>
@@ -9566,15 +9474,15 @@
           <w:numId w:val="57"/>
         </w:numPr>
         <w:rPr>
-          <w:ins w:id="726" w:author="Ram, Abhishek" w:date="2025-09-08T10:29:00Z" w16du:dateUtc="2025-09-08T14:29:00Z"/>
-        </w:rPr>
-      </w:pPr>
-      <w:ins w:id="727" w:author="Ram, Abhishek" w:date="2025-09-08T10:28:00Z" w16du:dateUtc="2025-09-08T14:28:00Z">
+          <w:ins w:id="731" w:author="Ram, Abhishek" w:date="2025-09-08T10:29:00Z" w16du:dateUtc="2025-09-08T14:29:00Z"/>
+        </w:rPr>
+      </w:pPr>
+      <w:ins w:id="732" w:author="Ram, Abhishek" w:date="2025-09-08T10:28:00Z" w16du:dateUtc="2025-09-08T14:28:00Z">
         <w:r>
           <w:t>Accessibility (with respect to people’s disabilities, e.g., color, font, typography, three-click ru</w:t>
         </w:r>
       </w:ins>
-      <w:ins w:id="728" w:author="Ram, Abhishek" w:date="2025-09-08T10:29:00Z" w16du:dateUtc="2025-09-08T14:29:00Z">
+      <w:ins w:id="733" w:author="Ram, Abhishek" w:date="2025-09-08T10:29:00Z" w16du:dateUtc="2025-09-08T14:29:00Z">
         <w:r>
           <w:t>le)</w:t>
         </w:r>
@@ -9588,10 +9496,10 @@
           <w:numId w:val="57"/>
         </w:numPr>
         <w:rPr>
-          <w:ins w:id="729" w:author="Ram, Abhishek" w:date="2025-09-08T10:29:00Z" w16du:dateUtc="2025-09-08T14:29:00Z"/>
-        </w:rPr>
-      </w:pPr>
-      <w:ins w:id="730" w:author="Ram, Abhishek" w:date="2025-09-08T10:29:00Z" w16du:dateUtc="2025-09-08T14:29:00Z">
+          <w:ins w:id="734" w:author="Ram, Abhishek" w:date="2025-09-08T10:29:00Z" w16du:dateUtc="2025-09-08T14:29:00Z"/>
+        </w:rPr>
+      </w:pPr>
+      <w:ins w:id="735" w:author="Ram, Abhishek" w:date="2025-09-08T10:29:00Z" w16du:dateUtc="2025-09-08T14:29:00Z">
         <w:r>
           <w:t>Determine what canbe fixed by good UI/UX vs. what can be avoided?</w:t>
         </w:r>
@@ -9605,10 +9513,10 @@
           <w:numId w:val="57"/>
         </w:numPr>
         <w:rPr>
-          <w:ins w:id="731" w:author="Ram, Abhishek" w:date="2025-09-08T10:29:00Z" w16du:dateUtc="2025-09-08T14:29:00Z"/>
-        </w:rPr>
-      </w:pPr>
-      <w:ins w:id="732" w:author="Ram, Abhishek" w:date="2025-09-08T10:29:00Z" w16du:dateUtc="2025-09-08T14:29:00Z">
+          <w:ins w:id="736" w:author="Ram, Abhishek" w:date="2025-09-08T10:29:00Z" w16du:dateUtc="2025-09-08T14:29:00Z"/>
+        </w:rPr>
+      </w:pPr>
+      <w:ins w:id="737" w:author="Ram, Abhishek" w:date="2025-09-08T10:29:00Z" w16du:dateUtc="2025-09-08T14:29:00Z">
         <w:r>
           <w:t>Interaction design for users</w:t>
         </w:r>
@@ -9622,10 +9530,10 @@
           <w:numId w:val="57"/>
         </w:numPr>
         <w:rPr>
-          <w:ins w:id="733" w:author="Ram, Abhishek" w:date="2025-09-08T10:29:00Z" w16du:dateUtc="2025-09-08T14:29:00Z"/>
-        </w:rPr>
-      </w:pPr>
-      <w:ins w:id="734" w:author="Ram, Abhishek" w:date="2025-09-08T10:29:00Z" w16du:dateUtc="2025-09-08T14:29:00Z">
+          <w:ins w:id="738" w:author="Ram, Abhishek" w:date="2025-09-08T10:29:00Z" w16du:dateUtc="2025-09-08T14:29:00Z"/>
+        </w:rPr>
+      </w:pPr>
+      <w:ins w:id="739" w:author="Ram, Abhishek" w:date="2025-09-08T10:29:00Z" w16du:dateUtc="2025-09-08T14:29:00Z">
         <w:r>
           <w:t>Highlight requirements driven by user needs</w:t>
         </w:r>
@@ -9638,11 +9546,11 @@
           <w:ilvl w:val="0"/>
           <w:numId w:val="57"/>
         </w:numPr>
-        <w:pPrChange w:id="735" w:author="Ram, Abhishek" w:date="2025-09-08T10:28:00Z" w16du:dateUtc="2025-09-08T14:28:00Z">
+        <w:pPrChange w:id="740" w:author="Ram, Abhishek" w:date="2025-09-08T10:28:00Z" w16du:dateUtc="2025-09-08T14:28:00Z">
           <w:pPr/>
         </w:pPrChange>
       </w:pPr>
-      <w:ins w:id="736" w:author="Ram, Abhishek" w:date="2025-09-08T10:29:00Z" w16du:dateUtc="2025-09-08T14:29:00Z">
+      <w:ins w:id="741" w:author="Ram, Abhishek" w:date="2025-09-08T10:29:00Z" w16du:dateUtc="2025-09-08T14:29:00Z">
         <w:r>
           <w:t>Consistency</w:t>
         </w:r>
@@ -9777,7 +9685,7 @@
       </w:r>
     </w:p>
   </w:comment>
-  <w:comment w:id="278" w:author="H Alicia Kim" w:date="2025-08-05T04:46:00Z" w:initials="">
+  <w:comment w:id="283" w:author="H Alicia Kim" w:date="2025-08-05T04:46:00Z" w:initials="">
     <w:p>
       <w:pPr>
         <w:widowControl w:val="0"/>
@@ -9800,7 +9708,7 @@
       </w:r>
     </w:p>
   </w:comment>
-  <w:comment w:id="282" w:author="H Alicia Kim" w:date="2025-08-05T04:47:00Z" w:initials="">
+  <w:comment w:id="287" w:author="H Alicia Kim" w:date="2025-08-05T04:47:00Z" w:initials="">
     <w:p>
       <w:pPr>
         <w:widowControl w:val="0"/>
@@ -9823,7 +9731,7 @@
       </w:r>
     </w:p>
   </w:comment>
-  <w:comment w:id="335" w:author="H Alicia Kim" w:date="2025-08-06T04:11:00Z" w:initials="">
+  <w:comment w:id="340" w:author="H Alicia Kim" w:date="2025-08-06T04:11:00Z" w:initials="">
     <w:p>
       <w:pPr>
         <w:widowControl w:val="0"/>
@@ -9846,7 +9754,7 @@
       </w:r>
     </w:p>
   </w:comment>
-  <w:comment w:id="624" w:author="Ram, Abhishek" w:date="2025-04-14T08:47:00Z" w:initials="AR">
+  <w:comment w:id="629" w:author="Ram, Abhishek" w:date="2025-04-14T08:47:00Z" w:initials="AR">
     <w:p>
       <w:pPr>
         <w:pStyle w:val="CommentText"/>
@@ -9864,7 +9772,7 @@
       </w:r>
     </w:p>
   </w:comment>
-  <w:comment w:id="625" w:author="Ram, Abhishek" w:date="2025-04-14T08:51:00Z" w:initials="AR">
+  <w:comment w:id="630" w:author="Ram, Abhishek" w:date="2025-04-14T08:51:00Z" w:initials="AR">
     <w:p>
       <w:pPr>
         <w:pStyle w:val="CommentText"/>
@@ -9893,7 +9801,7 @@
       </w:r>
     </w:p>
   </w:comment>
-  <w:comment w:id="626" w:author="Ram, Abhishek" w:date="2025-04-14T09:02:00Z" w:initials="AR">
+  <w:comment w:id="631" w:author="Ram, Abhishek" w:date="2025-04-14T09:02:00Z" w:initials="AR">
     <w:p>
       <w:pPr>
         <w:pStyle w:val="CommentText"/>
@@ -9994,7 +9902,7 @@
       <w:pStyle w:val="Footer"/>
       <w:jc w:val="center"/>
     </w:pPr>
-    <w:bookmarkStart w:id="738" w:name="Titus1FooterPrimary"/>
+    <w:bookmarkStart w:id="743" w:name="Titus1FooterPrimary"/>
     <w:r>
       <w:rPr>
         <w:b/>
@@ -10002,7 +9910,7 @@
       </w:rPr>
       <w:t>  </w:t>
     </w:r>
-    <w:bookmarkEnd w:id="738"/>
+    <w:bookmarkEnd w:id="743"/>
   </w:p>
 </w:ftr>
 </file>
@@ -10018,8 +9926,8 @@
         <w:sz w:val="22"/>
       </w:rPr>
     </w:pPr>
-    <w:bookmarkStart w:id="740" w:name="Titus1FooterFirstPage"/>
-    <w:bookmarkStart w:id="741" w:name="Titus21FooterFirstPage"/>
+    <w:bookmarkStart w:id="745" w:name="Titus1FooterFirstPage"/>
+    <w:bookmarkStart w:id="746" w:name="Titus21FooterFirstPage"/>
     <w:r>
       <w:rPr>
         <w:b/>
@@ -10027,7 +9935,7 @@
       </w:rPr>
       <w:t>  </w:t>
     </w:r>
-    <w:bookmarkEnd w:id="740"/>
+    <w:bookmarkEnd w:id="745"/>
   </w:p>
   <w:p>
     <w:pPr>
@@ -10041,7 +9949,7 @@
       </w:rPr>
       <w:t>  </w:t>
     </w:r>
-    <w:bookmarkEnd w:id="741"/>
+    <w:bookmarkEnd w:id="746"/>
   </w:p>
 </w:ftr>
 </file>
@@ -10078,7 +9986,7 @@
       <w:pStyle w:val="Header"/>
       <w:jc w:val="center"/>
     </w:pPr>
-    <w:bookmarkStart w:id="737" w:name="Titus1HeaderPrimary"/>
+    <w:bookmarkStart w:id="742" w:name="Titus1HeaderPrimary"/>
     <w:r>
       <w:rPr>
         <w:b/>
@@ -10086,7 +9994,7 @@
       </w:rPr>
       <w:t>  </w:t>
     </w:r>
-    <w:bookmarkEnd w:id="737"/>
+    <w:bookmarkEnd w:id="742"/>
   </w:p>
 </w:hdr>
 </file>
@@ -10098,7 +10006,7 @@
       <w:pStyle w:val="Header"/>
       <w:jc w:val="center"/>
     </w:pPr>
-    <w:bookmarkStart w:id="739" w:name="Titus1HeaderFirstPage"/>
+    <w:bookmarkStart w:id="744" w:name="Titus1HeaderFirstPage"/>
     <w:r>
       <w:rPr>
         <w:b/>
@@ -10106,7 +10014,7 @@
       </w:rPr>
       <w:t>  </w:t>
     </w:r>
-    <w:bookmarkEnd w:id="739"/>
+    <w:bookmarkEnd w:id="744"/>
   </w:p>
 </w:hdr>
 </file>
@@ -15209,51 +15117,15 @@
   </w:num>
   <w:num w:numId="46" w16cid:durableId="569657915">
     <w:abstractNumId w:val="19"/>
-    <w:lvlOverride w:ilvl="0"/>
-    <w:lvlOverride w:ilvl="1"/>
-    <w:lvlOverride w:ilvl="2"/>
-    <w:lvlOverride w:ilvl="3"/>
-    <w:lvlOverride w:ilvl="4"/>
-    <w:lvlOverride w:ilvl="5"/>
-    <w:lvlOverride w:ilvl="6"/>
-    <w:lvlOverride w:ilvl="7"/>
-    <w:lvlOverride w:ilvl="8"/>
   </w:num>
   <w:num w:numId="47" w16cid:durableId="1999574953">
     <w:abstractNumId w:val="44"/>
-    <w:lvlOverride w:ilvl="0"/>
-    <w:lvlOverride w:ilvl="1"/>
-    <w:lvlOverride w:ilvl="2"/>
-    <w:lvlOverride w:ilvl="3"/>
-    <w:lvlOverride w:ilvl="4"/>
-    <w:lvlOverride w:ilvl="5"/>
-    <w:lvlOverride w:ilvl="6"/>
-    <w:lvlOverride w:ilvl="7"/>
-    <w:lvlOverride w:ilvl="8"/>
   </w:num>
   <w:num w:numId="48" w16cid:durableId="1503664272">
     <w:abstractNumId w:val="36"/>
-    <w:lvlOverride w:ilvl="0"/>
-    <w:lvlOverride w:ilvl="1"/>
-    <w:lvlOverride w:ilvl="2"/>
-    <w:lvlOverride w:ilvl="3"/>
-    <w:lvlOverride w:ilvl="4"/>
-    <w:lvlOverride w:ilvl="5"/>
-    <w:lvlOverride w:ilvl="6"/>
-    <w:lvlOverride w:ilvl="7"/>
-    <w:lvlOverride w:ilvl="8"/>
   </w:num>
   <w:num w:numId="49" w16cid:durableId="796146759">
     <w:abstractNumId w:val="11"/>
-    <w:lvlOverride w:ilvl="0"/>
-    <w:lvlOverride w:ilvl="1"/>
-    <w:lvlOverride w:ilvl="2"/>
-    <w:lvlOverride w:ilvl="3"/>
-    <w:lvlOverride w:ilvl="4"/>
-    <w:lvlOverride w:ilvl="5"/>
-    <w:lvlOverride w:ilvl="6"/>
-    <w:lvlOverride w:ilvl="7"/>
-    <w:lvlOverride w:ilvl="8"/>
   </w:num>
   <w:num w:numId="50" w16cid:durableId="1200320401">
     <w:abstractNumId w:val="31"/>
@@ -15289,6 +15161,18 @@
   </w:num>
   <w:num w:numId="57" w16cid:durableId="230123363">
     <w:abstractNumId w:val="9"/>
+  </w:num>
+  <w:num w:numId="58" w16cid:durableId="1794209015">
+    <w:abstractNumId w:val="41"/>
+    <w:lvlOverride w:ilvl="0"/>
+    <w:lvlOverride w:ilvl="1"/>
+    <w:lvlOverride w:ilvl="2"/>
+    <w:lvlOverride w:ilvl="3"/>
+    <w:lvlOverride w:ilvl="4"/>
+    <w:lvlOverride w:ilvl="5"/>
+    <w:lvlOverride w:ilvl="6"/>
+    <w:lvlOverride w:ilvl="7"/>
+    <w:lvlOverride w:ilvl="8"/>
   </w:num>
 </w:numbering>
 </file>
@@ -15949,6 +15833,7 @@
   <w:style w:type="character" w:default="1" w:styleId="DefaultParagraphFont">
     <w:name w:val="Default Paragraph Font"/>
     <w:uiPriority w:val="1"/>
+    <w:semiHidden/>
     <w:unhideWhenUsed/>
   </w:style>
   <w:style w:type="table" w:default="1" w:styleId="TableNormal">
@@ -16767,13 +16652,6 @@
 </file>
 
 <file path=customXml/item1.xml><?xml version="1.0" encoding="utf-8"?>
-<titus xmlns="http://schemas.titus.com/TitusProperties/">
-  <TitusGUID xmlns="">18f9459b-e46e-4b20-9653-446317489475</TitusGUID>
-  <TitusMetadata xmlns="">eyJucyI6Imh0dHA6XC9cL3d3dy50aXR1cy5jb21cL25zXC9EcmFwZXIgTGFib3JhdG9yeSIsInByb3BzIjpbeyJuIjoiQ2xhc3NpZmljYXRpb24iLCJ2YWxzIjpbeyJ2YWx1ZSI6Ik5vbmUifV19LHsibiI6IkNVSU1hcmtpbmdUeXBlIiwidmFscyI6W119LHsibiI6IkZpbHRlckNhdGVnb3J5IiwidmFscyI6W119LHsibiI6IkNVSUNhdGVnb3J5IiwidmFscyI6W119LHsibiI6IkRpc3NlbWluYXRpb24iLCJ2YWxzIjpbXX0seyJuIjoiRUNJSnVyaXMiLCJ2YWxzIjpbXX0seyJuIjoiUHJvcHJpZXRhcnlUeXBlIiwidmFscyI6W119LHsibiI6IlByb3BTdGF0ZW1lbnQiLCJ2YWxzIjpbXX1dfQ==</TitusMetadata>
-</titus>
-</file>
-
-<file path=customXml/item2.xml><?xml version="1.0" encoding="utf-8"?>
 <b:Sources xmlns:b="http://schemas.openxmlformats.org/officeDocument/2006/bibliography" xmlns="http://schemas.openxmlformats.org/officeDocument/2006/bibliography" SelectedStyle="\IEEE2006OfficeOnline.xsl" StyleName="IEEE" Version="2006">
   <b:Source>
     <b:Tag>Arn19</b:Tag>
@@ -17184,19 +17062,26 @@
 </b:Sources>
 </file>
 
+<file path=customXml/item2.xml><?xml version="1.0" encoding="utf-8"?>
+<titus xmlns="http://schemas.titus.com/TitusProperties/">
+  <TitusGUID xmlns="">9d3ee040-82b4-401d-89ab-d48a62619884</TitusGUID>
+  <TitusMetadata xmlns="">eyJucyI6Imh0dHA6XC9cL3d3dy50aXR1cy5jb21cL25zXC9EcmFwZXIgTGFib3JhdG9yeSIsInByb3BzIjpbeyJuIjoiQ2xhc3NpZmljYXRpb24iLCJ2YWxzIjpbeyJ2YWx1ZSI6Ik5vbmUifV19LHsibiI6IkNVSU1hcmtpbmdUeXBlIiwidmFscyI6W119LHsibiI6IkZpbHRlckNhdGVnb3J5IiwidmFscyI6W119LHsibiI6IkNVSUNhdGVnb3J5IiwidmFscyI6W119LHsibiI6IkRpc3NlbWluYXRpb24iLCJ2YWxzIjpbXX0seyJuIjoiRUNJSnVyaXMiLCJ2YWxzIjpbXX0seyJuIjoiUHJvcHJpZXRhcnlUeXBlIiwidmFscyI6W119LHsibiI6IlByb3BTdGF0ZW1lbnQiLCJ2YWxzIjpbXX1dfQ==</TitusMetadata>
+</titus>
+</file>
+
 <file path=customXml/itemProps1.xml><?xml version="1.0" encoding="utf-8"?>
+<ds:datastoreItem xmlns:ds="http://schemas.openxmlformats.org/officeDocument/2006/customXml" ds:itemID="{7050E1A1-E0E6-49A3-B68A-83F9725FEB08}">
+  <ds:schemaRefs>
+    <ds:schemaRef ds:uri="http://schemas.openxmlformats.org/officeDocument/2006/bibliography"/>
+  </ds:schemaRefs>
+</ds:datastoreItem>
+</file>
+
+<file path=customXml/itemProps2.xml><?xml version="1.0" encoding="utf-8"?>
 <ds:datastoreItem xmlns:ds="http://schemas.openxmlformats.org/officeDocument/2006/customXml" ds:itemID="{516F1F10-02B9-42D3-B941-5B6DE44FE9EC}">
   <ds:schemaRefs>
     <ds:schemaRef ds:uri="http://schemas.titus.com/TitusProperties/"/>
     <ds:schemaRef ds:uri=""/>
   </ds:schemaRefs>
 </ds:datastoreItem>
-</file>
-
-<file path=customXml/itemProps2.xml><?xml version="1.0" encoding="utf-8"?>
-<ds:datastoreItem xmlns:ds="http://schemas.openxmlformats.org/officeDocument/2006/customXml" ds:itemID="{7050E1A1-E0E6-49A3-B68A-83F9725FEB08}">
-  <ds:schemaRefs>
-    <ds:schemaRef ds:uri="http://schemas.openxmlformats.org/officeDocument/2006/bibliography"/>
-  </ds:schemaRefs>
-</ds:datastoreItem>
 </file>